--- a/tests/fixtures/rtl_quality.docx
+++ b/tests/fixtures/rtl_quality.docx
@@ -7,6 +7,7 @@
         <w:tblW w:type="dxa" w:w="9638"/>
         <w:tblLayout w:type="fixed"/>
         <w:tblLook w:firstColumn="1" w:firstRow="1" w:lastColumn="0" w:lastRow="0" w:noHBand="0" w:noVBand="1" w:val="04A0"/>
+        <w:tblDescription w:val="heading_badge"/>
         <w:bidiVisual/>
       </w:tblPr>
       <w:tblGrid>
@@ -14,6 +15,9 @@
         <w:gridCol w:w="8438"/>
       </w:tblGrid>
       <w:tr>
+        <w:trPr>
+          <w:cantSplit/>
+        </w:trPr>
         <w:tc>
           <w:tcPr>
             <w:tcW w:type="dxa" w:w="1200"/>
@@ -71,10 +75,12 @@
           <w:p>
             <w:pPr>
               <w:bidi w:val="1"/>
-              <w:jc w:val="start"/>
+              <w:jc w:val="right"/>
               <w:keepNext/>
               <w:keepLines/>
+              <w:outlineLvl w:val="0"/>
             </w:pPr>
+            <w:bookmarkStart w:id="1" w:name="md___________________________sy_8c3c707c"/>
             <w:r>
               <w:rPr>
                 <w:rFonts w:ascii="Vazirmatn" w:hAnsi="Vazirmatn" w:cs="Vazirmatn"/>
@@ -85,7 +91,103 @@
                 <w:color w:val="2D2D2D"/>
                 <w:lang w:val="en-US" w:bidi="fa-IR"/>
               </w:rPr>
-              <w:t xml:space="preserve">راهنمای جامع معماری سیستم </w:t>
+              <w:t>راهنمای</w:t>
+            </w:r>
+            <w:r>
+              <w:rPr>
+                <w:rFonts w:ascii="Vazirmatn" w:hAnsi="Vazirmatn" w:cs="Vazirmatn"/>
+                <w:sz w:val="32"/>
+                <w:szCs w:val="32"/>
+                <w:b/>
+                <w:bCs/>
+                <w:color w:val="2D2D2D"/>
+                <w:lang w:val="en-US" w:bidi="fa-IR"/>
+              </w:rPr>
+              <w:t xml:space="preserve"> </w:t>
+            </w:r>
+            <w:r>
+              <w:rPr>
+                <w:rFonts w:ascii="Vazirmatn" w:hAnsi="Vazirmatn" w:cs="Vazirmatn"/>
+                <w:sz w:val="32"/>
+                <w:szCs w:val="32"/>
+                <w:b/>
+                <w:bCs/>
+                <w:color w:val="2D2D2D"/>
+                <w:lang w:val="en-US" w:bidi="fa-IR"/>
+              </w:rPr>
+              <w:t>جامع</w:t>
+            </w:r>
+            <w:r>
+              <w:rPr>
+                <w:rFonts w:ascii="Vazirmatn" w:hAnsi="Vazirmatn" w:cs="Vazirmatn"/>
+                <w:sz w:val="32"/>
+                <w:szCs w:val="32"/>
+                <w:b/>
+                <w:bCs/>
+                <w:color w:val="2D2D2D"/>
+                <w:lang w:val="en-US" w:bidi="fa-IR"/>
+              </w:rPr>
+              <w:t xml:space="preserve"> </w:t>
+            </w:r>
+            <w:r>
+              <w:rPr>
+                <w:rFonts w:ascii="Vazirmatn" w:hAnsi="Vazirmatn" w:cs="Vazirmatn"/>
+                <w:sz w:val="32"/>
+                <w:szCs w:val="32"/>
+                <w:b/>
+                <w:bCs/>
+                <w:color w:val="2D2D2D"/>
+                <w:lang w:val="en-US" w:bidi="fa-IR"/>
+              </w:rPr>
+              <w:t>معماری</w:t>
+            </w:r>
+            <w:r>
+              <w:rPr>
+                <w:rFonts w:ascii="Vazirmatn" w:hAnsi="Vazirmatn" w:cs="Vazirmatn"/>
+                <w:sz w:val="32"/>
+                <w:szCs w:val="32"/>
+                <w:b/>
+                <w:bCs/>
+                <w:color w:val="2D2D2D"/>
+                <w:lang w:val="en-US" w:bidi="fa-IR"/>
+              </w:rPr>
+              <w:t xml:space="preserve"> </w:t>
+            </w:r>
+            <w:r>
+              <w:rPr>
+                <w:rFonts w:ascii="Vazirmatn" w:hAnsi="Vazirmatn" w:cs="Vazirmatn"/>
+                <w:sz w:val="32"/>
+                <w:szCs w:val="32"/>
+                <w:b/>
+                <w:bCs/>
+                <w:color w:val="2D2D2D"/>
+                <w:lang w:val="en-US" w:bidi="fa-IR"/>
+              </w:rPr>
+              <w:t>سیستم</w:t>
+            </w:r>
+            <w:r>
+              <w:rPr>
+                <w:rFonts w:ascii="Vazirmatn" w:hAnsi="Vazirmatn" w:cs="Vazirmatn"/>
+                <w:sz w:val="32"/>
+                <w:szCs w:val="32"/>
+                <w:b/>
+                <w:bCs/>
+                <w:color w:val="2D2D2D"/>
+                <w:lang w:val="en-US" w:bidi="fa-IR"/>
+              </w:rPr>
+              <w:t xml:space="preserve"> </w:t>
+            </w:r>
+            <w:r>
+              <w:rPr>
+                <w:rFonts w:ascii="Vazirmatn" w:hAnsi="Vazirmatn" w:cs="Vazirmatn"/>
+                <w:sz w:val="32"/>
+                <w:szCs w:val="32"/>
+                <w:b/>
+                <w:bCs/>
+                <w:color w:val="2D2D2D"/>
+                <w:lang w:val="en-US" w:bidi="fa-IR"/>
+              </w:rPr>
+              <w:t>(</w:t>
             </w:r>
             <w:r>
               <w:rPr>
@@ -98,8 +200,71 @@
                 <w:lang w:val="en-US" w:bidi="fa-IR"/>
                 <w:rtl w:val="0"/>
               </w:rPr>
-              <w:t>(System Architecture Guide)</w:t>
+              <w:t>System</w:t>
             </w:r>
+            <w:r>
+              <w:rPr>
+                <w:rFonts w:ascii="Vazirmatn" w:hAnsi="Vazirmatn" w:cs="Vazirmatn"/>
+                <w:sz w:val="32"/>
+                <w:szCs w:val="32"/>
+                <w:b/>
+                <w:bCs/>
+                <w:color w:val="2D2D2D"/>
+                <w:lang w:val="en-US" w:bidi="fa-IR"/>
+              </w:rPr>
+              <w:t xml:space="preserve"> </w:t>
+            </w:r>
+            <w:r>
+              <w:rPr>
+                <w:rFonts w:ascii="Segoe UI" w:hAnsi="Segoe UI" w:cs="Vazirmatn"/>
+                <w:sz w:val="32"/>
+                <w:szCs w:val="32"/>
+                <w:b/>
+                <w:bCs/>
+                <w:color w:val="2D2D2D"/>
+                <w:lang w:val="en-US" w:bidi="fa-IR"/>
+                <w:rtl w:val="0"/>
+              </w:rPr>
+              <w:t>Architecture</w:t>
+            </w:r>
+            <w:r>
+              <w:rPr>
+                <w:rFonts w:ascii="Vazirmatn" w:hAnsi="Vazirmatn" w:cs="Vazirmatn"/>
+                <w:sz w:val="32"/>
+                <w:szCs w:val="32"/>
+                <w:b/>
+                <w:bCs/>
+                <w:color w:val="2D2D2D"/>
+                <w:lang w:val="en-US" w:bidi="fa-IR"/>
+              </w:rPr>
+              <w:t xml:space="preserve"> </w:t>
+            </w:r>
+            <w:r>
+              <w:rPr>
+                <w:rFonts w:ascii="Segoe UI" w:hAnsi="Segoe UI" w:cs="Vazirmatn"/>
+                <w:sz w:val="32"/>
+                <w:szCs w:val="32"/>
+                <w:b/>
+                <w:bCs/>
+                <w:color w:val="2D2D2D"/>
+                <w:lang w:val="en-US" w:bidi="fa-IR"/>
+                <w:rtl w:val="0"/>
+              </w:rPr>
+              <w:t>Guide</w:t>
+            </w:r>
+            <w:r>
+              <w:rPr>
+                <w:rFonts w:ascii="Vazirmatn" w:hAnsi="Vazirmatn" w:cs="Vazirmatn"/>
+                <w:sz w:val="32"/>
+                <w:szCs w:val="32"/>
+                <w:b/>
+                <w:bCs/>
+                <w:color w:val="2D2D2D"/>
+                <w:lang w:val="en-US" w:bidi="fa-IR"/>
+              </w:rPr>
+              <w:t>)</w:t>
+            </w:r>
+            <w:bookmarkEnd w:id="1"/>
           </w:p>
         </w:tc>
       </w:tr>
@@ -575,6 +740,7 @@
         <w:tblW w:type="dxa" w:w="9638"/>
         <w:tblLayout w:type="fixed"/>
         <w:tblLook w:firstColumn="1" w:firstRow="1" w:lastColumn="0" w:lastRow="0" w:noHBand="0" w:noVBand="1" w:val="04A0"/>
+        <w:tblDescription w:val="heading_badge"/>
         <w:bidiVisual/>
       </w:tblPr>
       <w:tblGrid>
@@ -582,6 +748,9 @@
         <w:gridCol w:w="8438"/>
       </w:tblGrid>
       <w:tr>
+        <w:trPr>
+          <w:cantSplit/>
+        </w:trPr>
         <w:tc>
           <w:tcPr>
             <w:tcW w:type="dxa" w:w="1200"/>
@@ -639,10 +808,12 @@
           <w:p>
             <w:pPr>
               <w:bidi w:val="1"/>
-              <w:jc w:val="start"/>
+              <w:jc w:val="right"/>
               <w:keepNext/>
               <w:keepLines/>
+              <w:outlineLvl w:val="1"/>
             </w:pPr>
+            <w:bookmarkStart w:id="2" w:name="md_________________________vers_1a46e577"/>
             <w:r>
               <w:rPr>
                 <w:rFonts w:ascii="Vazirmatn" w:hAnsi="Vazirmatn" w:cs="Vazirmatn"/>
@@ -653,7 +824,103 @@
                 <w:color w:val="2D2D2D"/>
                 <w:lang w:val="en-US" w:bidi="fa-IR"/>
               </w:rPr>
-              <w:t>مدیریت نسخه‌ها و شناسه‌ها (</w:t>
+              <w:t>مدیریت</w:t>
+            </w:r>
+            <w:r>
+              <w:rPr>
+                <w:rFonts w:ascii="Vazirmatn" w:hAnsi="Vazirmatn" w:cs="Vazirmatn"/>
+                <w:sz w:val="28"/>
+                <w:szCs w:val="28"/>
+                <w:b/>
+                <w:bCs/>
+                <w:color w:val="2D2D2D"/>
+                <w:lang w:val="en-US" w:bidi="fa-IR"/>
+              </w:rPr>
+              <w:t xml:space="preserve"> </w:t>
+            </w:r>
+            <w:r>
+              <w:rPr>
+                <w:rFonts w:ascii="Vazirmatn" w:hAnsi="Vazirmatn" w:cs="Vazirmatn"/>
+                <w:sz w:val="28"/>
+                <w:szCs w:val="28"/>
+                <w:b/>
+                <w:bCs/>
+                <w:color w:val="2D2D2D"/>
+                <w:lang w:val="en-US" w:bidi="fa-IR"/>
+              </w:rPr>
+              <w:t>نسخه‌ها</w:t>
+            </w:r>
+            <w:r>
+              <w:rPr>
+                <w:rFonts w:ascii="Vazirmatn" w:hAnsi="Vazirmatn" w:cs="Vazirmatn"/>
+                <w:sz w:val="28"/>
+                <w:szCs w:val="28"/>
+                <w:b/>
+                <w:bCs/>
+                <w:color w:val="2D2D2D"/>
+                <w:lang w:val="en-US" w:bidi="fa-IR"/>
+              </w:rPr>
+              <w:t xml:space="preserve"> </w:t>
+            </w:r>
+            <w:r>
+              <w:rPr>
+                <w:rFonts w:ascii="Vazirmatn" w:hAnsi="Vazirmatn" w:cs="Vazirmatn"/>
+                <w:sz w:val="28"/>
+                <w:szCs w:val="28"/>
+                <w:b/>
+                <w:bCs/>
+                <w:color w:val="2D2D2D"/>
+                <w:lang w:val="en-US" w:bidi="fa-IR"/>
+              </w:rPr>
+              <w:t>و</w:t>
+            </w:r>
+            <w:r>
+              <w:rPr>
+                <w:rFonts w:ascii="Vazirmatn" w:hAnsi="Vazirmatn" w:cs="Vazirmatn"/>
+                <w:sz w:val="28"/>
+                <w:szCs w:val="28"/>
+                <w:b/>
+                <w:bCs/>
+                <w:color w:val="2D2D2D"/>
+                <w:lang w:val="en-US" w:bidi="fa-IR"/>
+              </w:rPr>
+              <w:t xml:space="preserve"> </w:t>
+            </w:r>
+            <w:r>
+              <w:rPr>
+                <w:rFonts w:ascii="Vazirmatn" w:hAnsi="Vazirmatn" w:cs="Vazirmatn"/>
+                <w:sz w:val="28"/>
+                <w:szCs w:val="28"/>
+                <w:b/>
+                <w:bCs/>
+                <w:color w:val="2D2D2D"/>
+                <w:lang w:val="en-US" w:bidi="fa-IR"/>
+              </w:rPr>
+              <w:t>شناسه‌ها</w:t>
+            </w:r>
+            <w:r>
+              <w:rPr>
+                <w:rFonts w:ascii="Vazirmatn" w:hAnsi="Vazirmatn" w:cs="Vazirmatn"/>
+                <w:sz w:val="28"/>
+                <w:szCs w:val="28"/>
+                <w:b/>
+                <w:bCs/>
+                <w:color w:val="2D2D2D"/>
+                <w:lang w:val="en-US" w:bidi="fa-IR"/>
+              </w:rPr>
+              <w:t xml:space="preserve"> </w:t>
+            </w:r>
+            <w:r>
+              <w:rPr>
+                <w:rFonts w:ascii="Vazirmatn" w:hAnsi="Vazirmatn" w:cs="Vazirmatn"/>
+                <w:sz w:val="28"/>
+                <w:szCs w:val="28"/>
+                <w:b/>
+                <w:bCs/>
+                <w:color w:val="2D2D2D"/>
+                <w:lang w:val="en-US" w:bidi="fa-IR"/>
+              </w:rPr>
+              <w:t>(</w:t>
             </w:r>
             <w:r>
               <w:rPr>
@@ -666,7 +933,7 @@
                 <w:lang w:val="en-US" w:bidi="fa-IR"/>
                 <w:rtl w:val="0"/>
               </w:rPr>
-              <w:t>Version Management</w:t>
+              <w:t>Version</w:t>
             </w:r>
             <w:r>
               <w:rPr>
@@ -678,7 +945,56 @@
                 <w:color w:val="2D2D2D"/>
                 <w:lang w:val="en-US" w:bidi="fa-IR"/>
               </w:rPr>
-              <w:t xml:space="preserve"> &amp; </w:t>
+              <w:t xml:space="preserve"> </w:t>
+            </w:r>
+            <w:r>
+              <w:rPr>
+                <w:rFonts w:ascii="Segoe UI" w:hAnsi="Segoe UI" w:cs="Vazirmatn"/>
+                <w:sz w:val="28"/>
+                <w:szCs w:val="28"/>
+                <w:b/>
+                <w:bCs/>
+                <w:color w:val="2D2D2D"/>
+                <w:lang w:val="en-US" w:bidi="fa-IR"/>
+                <w:rtl w:val="0"/>
+              </w:rPr>
+              <w:t>Management</w:t>
+            </w:r>
+            <w:r>
+              <w:rPr>
+                <w:rFonts w:ascii="Vazirmatn" w:hAnsi="Vazirmatn" w:cs="Vazirmatn"/>
+                <w:sz w:val="28"/>
+                <w:szCs w:val="28"/>
+                <w:b/>
+                <w:bCs/>
+                <w:color w:val="2D2D2D"/>
+                <w:lang w:val="en-US" w:bidi="fa-IR"/>
+              </w:rPr>
+              <w:t xml:space="preserve"> </w:t>
+            </w:r>
+            <w:r>
+              <w:rPr>
+                <w:rFonts w:ascii="Vazirmatn" w:hAnsi="Vazirmatn" w:cs="Vazirmatn"/>
+                <w:sz w:val="28"/>
+                <w:szCs w:val="28"/>
+                <w:b/>
+                <w:bCs/>
+                <w:color w:val="2D2D2D"/>
+                <w:lang w:val="en-US" w:bidi="fa-IR"/>
+              </w:rPr>
+              <w:t>&amp;</w:t>
+            </w:r>
+            <w:r>
+              <w:rPr>
+                <w:rFonts w:ascii="Vazirmatn" w:hAnsi="Vazirmatn" w:cs="Vazirmatn"/>
+                <w:sz w:val="28"/>
+                <w:szCs w:val="28"/>
+                <w:b/>
+                <w:bCs/>
+                <w:color w:val="2D2D2D"/>
+                <w:lang w:val="en-US" w:bidi="fa-IR"/>
+              </w:rPr>
+              <w:t xml:space="preserve"> </w:t>
             </w:r>
             <w:r>
               <w:rPr>
@@ -705,6 +1021,7 @@
               </w:rPr>
               <w:t>)</w:t>
             </w:r>
+            <w:bookmarkEnd w:id="2"/>
           </w:p>
         </w:tc>
       </w:tr>
@@ -876,15 +1193,15 @@
     <w:p>
       <w:pPr>
         <w:bidi w:val="1"/>
-        <w:spacing w:after="40"/>
-        <w:ind w:right="360"/>
-        <w:jc w:val="start"/>
+        <w:spacing w:line="336" w:lineRule="auto" w:after="40"/>
+        <w:ind w:right="677" w:hanging="317"/>
+        <w:jc w:val="right"/>
       </w:pPr>
       <w:r>
         <w:rPr>
           <w:rFonts w:ascii="Vazirmatn" w:hAnsi="Vazirmatn" w:cs="Vazirmatn"/>
-          <w:sz w:val="21"/>
-          <w:szCs w:val="21"/>
+          <w:sz w:val="22"/>
+          <w:szCs w:val="22"/>
           <w:lang w:val="en-US" w:bidi="fa-IR"/>
         </w:rPr>
         <w:t xml:space="preserve">- </w:t>
@@ -892,8 +1209,8 @@
       <w:r>
         <w:rPr>
           <w:rFonts w:ascii="Vazirmatn" w:hAnsi="Vazirmatn" w:cs="Vazirmatn"/>
-          <w:sz w:val="21"/>
-          <w:szCs w:val="21"/>
+          <w:sz w:val="22"/>
+          <w:szCs w:val="22"/>
           <w:color w:val="2D2D2D"/>
           <w:lang w:val="en-US" w:bidi="fa-IR"/>
         </w:rPr>
@@ -902,8 +1219,8 @@
       <w:r>
         <w:rPr>
           <w:rFonts w:ascii="Vazirmatn" w:hAnsi="Vazirmatn" w:cs="Vazirmatn"/>
-          <w:sz w:val="21"/>
-          <w:szCs w:val="21"/>
+          <w:sz w:val="22"/>
+          <w:szCs w:val="22"/>
           <w:color w:val="2D2D2D"/>
           <w:lang w:val="en-US" w:bidi="fa-IR"/>
         </w:rPr>
@@ -912,8 +1229,8 @@
       <w:r>
         <w:rPr>
           <w:rFonts w:ascii="Vazirmatn" w:hAnsi="Vazirmatn" w:cs="Vazirmatn"/>
-          <w:sz w:val="21"/>
-          <w:szCs w:val="21"/>
+          <w:sz w:val="22"/>
+          <w:szCs w:val="22"/>
           <w:color w:val="2D2D2D"/>
           <w:lang w:val="en-US" w:bidi="fa-IR"/>
         </w:rPr>
@@ -922,8 +1239,8 @@
       <w:r>
         <w:rPr>
           <w:rFonts w:ascii="Vazirmatn" w:hAnsi="Vazirmatn" w:cs="Vazirmatn"/>
-          <w:sz w:val="21"/>
-          <w:szCs w:val="21"/>
+          <w:sz w:val="22"/>
+          <w:szCs w:val="22"/>
           <w:color w:val="2D2D2D"/>
           <w:lang w:val="en-US" w:bidi="fa-IR"/>
         </w:rPr>
@@ -932,8 +1249,8 @@
       <w:r>
         <w:rPr>
           <w:rFonts w:ascii="Vazirmatn" w:hAnsi="Vazirmatn" w:cs="Vazirmatn"/>
-          <w:sz w:val="21"/>
-          <w:szCs w:val="21"/>
+          <w:sz w:val="22"/>
+          <w:szCs w:val="22"/>
           <w:color w:val="2D2D2D"/>
           <w:lang w:val="en-US" w:bidi="fa-IR"/>
         </w:rPr>
@@ -942,8 +1259,8 @@
       <w:r>
         <w:rPr>
           <w:rFonts w:ascii="Vazirmatn" w:hAnsi="Vazirmatn" w:cs="Vazirmatn"/>
-          <w:sz w:val="21"/>
-          <w:szCs w:val="21"/>
+          <w:sz w:val="22"/>
+          <w:szCs w:val="22"/>
           <w:color w:val="2D2D2D"/>
           <w:lang w:val="en-US" w:bidi="fa-IR"/>
         </w:rPr>
@@ -952,8 +1269,8 @@
       <w:r>
         <w:rPr>
           <w:rFonts w:ascii="Segoe UI" w:hAnsi="Segoe UI" w:cs="Vazirmatn"/>
-          <w:sz w:val="21"/>
-          <w:szCs w:val="21"/>
+          <w:sz w:val="22"/>
+          <w:szCs w:val="22"/>
           <w:color w:val="2D2D2D"/>
           <w:lang w:val="en-US" w:bidi="fa-IR"/>
           <w:rtl w:val="0"/>
@@ -963,8 +1280,8 @@
       <w:r>
         <w:rPr>
           <w:rFonts w:ascii="Vazirmatn" w:hAnsi="Vazirmatn" w:cs="Vazirmatn"/>
-          <w:sz w:val="21"/>
-          <w:szCs w:val="21"/>
+          <w:sz w:val="22"/>
+          <w:szCs w:val="22"/>
           <w:color w:val="2D2D2D"/>
           <w:lang w:val="en-US" w:bidi="fa-IR"/>
         </w:rPr>
@@ -973,8 +1290,8 @@
       <w:r>
         <w:rPr>
           <w:rFonts w:ascii="Vazirmatn" w:hAnsi="Vazirmatn" w:cs="Vazirmatn"/>
-          <w:sz w:val="21"/>
-          <w:szCs w:val="21"/>
+          <w:sz w:val="22"/>
+          <w:szCs w:val="22"/>
           <w:color w:val="2D2D2D"/>
           <w:lang w:val="en-US" w:bidi="fa-IR"/>
         </w:rPr>
@@ -983,8 +1300,8 @@
       <w:r>
         <w:rPr>
           <w:rFonts w:ascii="Vazirmatn" w:hAnsi="Vazirmatn" w:cs="Vazirmatn"/>
-          <w:sz w:val="21"/>
-          <w:szCs w:val="21"/>
+          <w:sz w:val="22"/>
+          <w:szCs w:val="22"/>
           <w:color w:val="2D2D2D"/>
           <w:lang w:val="en-US" w:bidi="fa-IR"/>
         </w:rPr>
@@ -993,8 +1310,8 @@
       <w:r>
         <w:rPr>
           <w:rFonts w:ascii="Vazirmatn" w:hAnsi="Vazirmatn" w:cs="Vazirmatn"/>
-          <w:sz w:val="21"/>
-          <w:szCs w:val="21"/>
+          <w:sz w:val="22"/>
+          <w:szCs w:val="22"/>
           <w:color w:val="2D2D2D"/>
           <w:lang w:val="en-US" w:bidi="fa-IR"/>
         </w:rPr>
@@ -1003,8 +1320,8 @@
       <w:r>
         <w:rPr>
           <w:rFonts w:ascii="Vazirmatn" w:hAnsi="Vazirmatn" w:cs="Vazirmatn"/>
-          <w:sz w:val="21"/>
-          <w:szCs w:val="21"/>
+          <w:sz w:val="22"/>
+          <w:szCs w:val="22"/>
           <w:color w:val="2D2D2D"/>
           <w:lang w:val="en-US" w:bidi="fa-IR"/>
         </w:rPr>
@@ -1013,8 +1330,8 @@
       <w:r>
         <w:rPr>
           <w:rFonts w:ascii="Segoe UI" w:hAnsi="Segoe UI" w:cs="Vazirmatn"/>
-          <w:sz w:val="21"/>
-          <w:szCs w:val="21"/>
+          <w:sz w:val="22"/>
+          <w:szCs w:val="22"/>
           <w:color w:val="2D2D2D"/>
           <w:lang w:val="en-US" w:bidi="fa-IR"/>
           <w:rtl w:val="0"/>
@@ -1025,15 +1342,15 @@
     <w:p>
       <w:pPr>
         <w:bidi w:val="1"/>
-        <w:spacing w:after="40"/>
-        <w:ind w:right="360"/>
-        <w:jc w:val="start"/>
+        <w:spacing w:line="336" w:lineRule="auto" w:after="40"/>
+        <w:ind w:right="677" w:hanging="317"/>
+        <w:jc w:val="right"/>
       </w:pPr>
       <w:r>
         <w:rPr>
           <w:rFonts w:ascii="Vazirmatn" w:hAnsi="Vazirmatn" w:cs="Vazirmatn"/>
-          <w:sz w:val="21"/>
-          <w:szCs w:val="21"/>
+          <w:sz w:val="22"/>
+          <w:szCs w:val="22"/>
           <w:lang w:val="en-US" w:bidi="fa-IR"/>
         </w:rPr>
         <w:t xml:space="preserve">- </w:t>
@@ -1041,8 +1358,8 @@
       <w:r>
         <w:rPr>
           <w:rFonts w:ascii="Vazirmatn" w:hAnsi="Vazirmatn" w:cs="Vazirmatn"/>
-          <w:sz w:val="21"/>
-          <w:szCs w:val="21"/>
+          <w:sz w:val="22"/>
+          <w:szCs w:val="22"/>
           <w:color w:val="2D2D2D"/>
           <w:lang w:val="en-US" w:bidi="fa-IR"/>
         </w:rPr>
@@ -1051,8 +1368,8 @@
       <w:r>
         <w:rPr>
           <w:rFonts w:ascii="Vazirmatn" w:hAnsi="Vazirmatn" w:cs="Vazirmatn"/>
-          <w:sz w:val="21"/>
-          <w:szCs w:val="21"/>
+          <w:sz w:val="22"/>
+          <w:szCs w:val="22"/>
           <w:color w:val="2D2D2D"/>
           <w:lang w:val="en-US" w:bidi="fa-IR"/>
         </w:rPr>
@@ -1061,8 +1378,8 @@
       <w:r>
         <w:rPr>
           <w:rFonts w:ascii="Vazirmatn" w:hAnsi="Vazirmatn" w:cs="Vazirmatn"/>
-          <w:sz w:val="21"/>
-          <w:szCs w:val="21"/>
+          <w:sz w:val="22"/>
+          <w:szCs w:val="22"/>
           <w:color w:val="2D2D2D"/>
           <w:lang w:val="en-US" w:bidi="fa-IR"/>
         </w:rPr>
@@ -1071,8 +1388,8 @@
       <w:r>
         <w:rPr>
           <w:rFonts w:ascii="Vazirmatn" w:hAnsi="Vazirmatn" w:cs="Vazirmatn"/>
-          <w:sz w:val="21"/>
-          <w:szCs w:val="21"/>
+          <w:sz w:val="22"/>
+          <w:szCs w:val="22"/>
           <w:color w:val="2D2D2D"/>
           <w:lang w:val="en-US" w:bidi="fa-IR"/>
         </w:rPr>
@@ -1081,8 +1398,8 @@
       <w:r>
         <w:rPr>
           <w:rFonts w:ascii="Vazirmatn" w:hAnsi="Vazirmatn" w:cs="Vazirmatn"/>
-          <w:sz w:val="21"/>
-          <w:szCs w:val="21"/>
+          <w:sz w:val="22"/>
+          <w:szCs w:val="22"/>
           <w:color w:val="2D2D2D"/>
           <w:lang w:val="en-US" w:bidi="fa-IR"/>
         </w:rPr>
@@ -1091,8 +1408,8 @@
       <w:r>
         <w:rPr>
           <w:rFonts w:ascii="Vazirmatn" w:hAnsi="Vazirmatn" w:cs="Vazirmatn"/>
-          <w:sz w:val="21"/>
-          <w:szCs w:val="21"/>
+          <w:sz w:val="22"/>
+          <w:szCs w:val="22"/>
           <w:color w:val="2D2D2D"/>
           <w:lang w:val="en-US" w:bidi="fa-IR"/>
         </w:rPr>
@@ -1101,8 +1418,8 @@
       <w:r>
         <w:rPr>
           <w:rFonts w:ascii="Vazirmatn" w:hAnsi="Vazirmatn" w:cs="Vazirmatn"/>
-          <w:sz w:val="21"/>
-          <w:szCs w:val="21"/>
+          <w:sz w:val="22"/>
+          <w:szCs w:val="22"/>
           <w:color w:val="2D2D2D"/>
           <w:lang w:val="en-US" w:bidi="fa-IR"/>
         </w:rPr>
@@ -1111,8 +1428,8 @@
       <w:r>
         <w:rPr>
           <w:rFonts w:ascii="Vazirmatn" w:hAnsi="Vazirmatn" w:cs="Vazirmatn"/>
-          <w:sz w:val="21"/>
-          <w:szCs w:val="21"/>
+          <w:sz w:val="22"/>
+          <w:szCs w:val="22"/>
           <w:color w:val="2D2D2D"/>
           <w:lang w:val="en-US" w:bidi="fa-IR"/>
         </w:rPr>
@@ -1121,8 +1438,8 @@
       <w:r>
         <w:rPr>
           <w:rFonts w:ascii="Segoe UI" w:hAnsi="Segoe UI" w:cs="Vazirmatn"/>
-          <w:sz w:val="21"/>
-          <w:szCs w:val="21"/>
+          <w:sz w:val="22"/>
+          <w:szCs w:val="22"/>
           <w:color w:val="2D2D2D"/>
           <w:lang w:val="en-US" w:bidi="fa-IR"/>
           <w:rtl w:val="0"/>
@@ -1132,8 +1449,8 @@
       <w:r>
         <w:rPr>
           <w:rFonts w:ascii="Vazirmatn" w:hAnsi="Vazirmatn" w:cs="Vazirmatn"/>
-          <w:sz w:val="21"/>
-          <w:szCs w:val="21"/>
+          <w:sz w:val="22"/>
+          <w:szCs w:val="22"/>
           <w:color w:val="2D2D2D"/>
           <w:lang w:val="en-US" w:bidi="fa-IR"/>
         </w:rPr>
@@ -1142,8 +1459,8 @@
       <w:r>
         <w:rPr>
           <w:rFonts w:ascii="Vazirmatn" w:hAnsi="Vazirmatn" w:cs="Vazirmatn"/>
-          <w:sz w:val="21"/>
-          <w:szCs w:val="21"/>
+          <w:sz w:val="22"/>
+          <w:szCs w:val="22"/>
           <w:color w:val="2D2D2D"/>
           <w:lang w:val="en-US" w:bidi="fa-IR"/>
         </w:rPr>
@@ -1152,8 +1469,8 @@
       <w:r>
         <w:rPr>
           <w:rFonts w:ascii="Vazirmatn" w:hAnsi="Vazirmatn" w:cs="Vazirmatn"/>
-          <w:sz w:val="21"/>
-          <w:szCs w:val="21"/>
+          <w:sz w:val="22"/>
+          <w:szCs w:val="22"/>
           <w:color w:val="2D2D2D"/>
           <w:lang w:val="en-US" w:bidi="fa-IR"/>
         </w:rPr>
@@ -1162,8 +1479,8 @@
       <w:r>
         <w:rPr>
           <w:rFonts w:ascii="Vazirmatn" w:hAnsi="Vazirmatn" w:cs="Vazirmatn"/>
-          <w:sz w:val="21"/>
-          <w:szCs w:val="21"/>
+          <w:sz w:val="22"/>
+          <w:szCs w:val="22"/>
           <w:color w:val="2D2D2D"/>
           <w:lang w:val="en-US" w:bidi="fa-IR"/>
         </w:rPr>
@@ -1172,8 +1489,8 @@
       <w:r>
         <w:rPr>
           <w:rFonts w:ascii="Vazirmatn" w:hAnsi="Vazirmatn" w:cs="Vazirmatn"/>
-          <w:sz w:val="21"/>
-          <w:szCs w:val="21"/>
+          <w:sz w:val="22"/>
+          <w:szCs w:val="22"/>
           <w:color w:val="2D2D2D"/>
           <w:lang w:val="en-US" w:bidi="fa-IR"/>
         </w:rPr>
@@ -1182,8 +1499,8 @@
       <w:r>
         <w:rPr>
           <w:rFonts w:ascii="Vazirmatn" w:hAnsi="Vazirmatn" w:cs="Vazirmatn"/>
-          <w:sz w:val="21"/>
-          <w:szCs w:val="21"/>
+          <w:sz w:val="22"/>
+          <w:szCs w:val="22"/>
           <w:color w:val="2D2D2D"/>
           <w:lang w:val="en-US" w:bidi="fa-IR"/>
         </w:rPr>
@@ -1192,8 +1509,8 @@
       <w:r>
         <w:rPr>
           <w:rFonts w:ascii="Vazirmatn" w:hAnsi="Vazirmatn" w:cs="Vazirmatn"/>
-          <w:sz w:val="21"/>
-          <w:szCs w:val="21"/>
+          <w:sz w:val="22"/>
+          <w:szCs w:val="22"/>
           <w:color w:val="2D2D2D"/>
           <w:lang w:val="en-US" w:bidi="fa-IR"/>
         </w:rPr>
@@ -1202,8 +1519,8 @@
       <w:r>
         <w:rPr>
           <w:rFonts w:ascii="Segoe UI" w:hAnsi="Segoe UI" w:cs="Vazirmatn"/>
-          <w:sz w:val="21"/>
-          <w:szCs w:val="21"/>
+          <w:sz w:val="22"/>
+          <w:szCs w:val="22"/>
           <w:color w:val="2D2D2D"/>
           <w:lang w:val="en-US" w:bidi="fa-IR"/>
           <w:rtl w:val="0"/>
@@ -1213,8 +1530,8 @@
       <w:r>
         <w:rPr>
           <w:rFonts w:ascii="Vazirmatn" w:hAnsi="Vazirmatn" w:cs="Vazirmatn"/>
-          <w:sz w:val="21"/>
-          <w:szCs w:val="21"/>
+          <w:sz w:val="22"/>
+          <w:szCs w:val="22"/>
           <w:color w:val="2D2D2D"/>
           <w:lang w:val="en-US" w:bidi="fa-IR"/>
         </w:rPr>
@@ -1223,8 +1540,8 @@
       <w:r>
         <w:rPr>
           <w:rFonts w:ascii="Vazirmatn" w:hAnsi="Vazirmatn" w:cs="Vazirmatn"/>
-          <w:sz w:val="21"/>
-          <w:szCs w:val="21"/>
+          <w:sz w:val="22"/>
+          <w:szCs w:val="22"/>
           <w:color w:val="2D2D2D"/>
           <w:lang w:val="en-US" w:bidi="fa-IR"/>
         </w:rPr>
@@ -1233,8 +1550,8 @@
       <w:r>
         <w:rPr>
           <w:rFonts w:ascii="Vazirmatn" w:hAnsi="Vazirmatn" w:cs="Vazirmatn"/>
-          <w:sz w:val="21"/>
-          <w:szCs w:val="21"/>
+          <w:sz w:val="22"/>
+          <w:szCs w:val="22"/>
           <w:color w:val="2D2D2D"/>
           <w:lang w:val="en-US" w:bidi="fa-IR"/>
         </w:rPr>
@@ -1243,8 +1560,8 @@
       <w:r>
         <w:rPr>
           <w:rFonts w:ascii="Vazirmatn" w:hAnsi="Vazirmatn" w:cs="Vazirmatn"/>
-          <w:sz w:val="21"/>
-          <w:szCs w:val="21"/>
+          <w:sz w:val="22"/>
+          <w:szCs w:val="22"/>
           <w:color w:val="2D2D2D"/>
           <w:lang w:val="en-US" w:bidi="fa-IR"/>
         </w:rPr>
@@ -1254,15 +1571,15 @@
     <w:p>
       <w:pPr>
         <w:bidi w:val="1"/>
-        <w:spacing w:after="40"/>
-        <w:ind w:right="360"/>
-        <w:jc w:val="start"/>
+        <w:spacing w:line="336" w:lineRule="auto" w:after="40"/>
+        <w:ind w:right="677" w:hanging="317"/>
+        <w:jc w:val="right"/>
       </w:pPr>
       <w:r>
         <w:rPr>
           <w:rFonts w:ascii="Vazirmatn" w:hAnsi="Vazirmatn" w:cs="Vazirmatn"/>
-          <w:sz w:val="21"/>
-          <w:szCs w:val="21"/>
+          <w:sz w:val="22"/>
+          <w:szCs w:val="22"/>
           <w:lang w:val="en-US" w:bidi="fa-IR"/>
         </w:rPr>
         <w:t xml:space="preserve">- </w:t>
@@ -1270,8 +1587,8 @@
       <w:r>
         <w:rPr>
           <w:rFonts w:ascii="Vazirmatn" w:hAnsi="Vazirmatn" w:cs="Vazirmatn"/>
-          <w:sz w:val="21"/>
-          <w:szCs w:val="21"/>
+          <w:sz w:val="22"/>
+          <w:szCs w:val="22"/>
           <w:color w:val="2D2D2D"/>
           <w:lang w:val="en-US" w:bidi="fa-IR"/>
         </w:rPr>
@@ -1280,8 +1597,8 @@
       <w:r>
         <w:rPr>
           <w:rFonts w:ascii="Vazirmatn" w:hAnsi="Vazirmatn" w:cs="Vazirmatn"/>
-          <w:sz w:val="21"/>
-          <w:szCs w:val="21"/>
+          <w:sz w:val="22"/>
+          <w:szCs w:val="22"/>
           <w:color w:val="2D2D2D"/>
           <w:lang w:val="en-US" w:bidi="fa-IR"/>
         </w:rPr>
@@ -1290,8 +1607,8 @@
       <w:r>
         <w:rPr>
           <w:rFonts w:ascii="Vazirmatn" w:hAnsi="Vazirmatn" w:cs="Vazirmatn"/>
-          <w:sz w:val="21"/>
-          <w:szCs w:val="21"/>
+          <w:sz w:val="22"/>
+          <w:szCs w:val="22"/>
           <w:color w:val="2D2D2D"/>
           <w:lang w:val="en-US" w:bidi="fa-IR"/>
         </w:rPr>
@@ -1300,8 +1617,8 @@
       <w:r>
         <w:rPr>
           <w:rFonts w:ascii="Vazirmatn" w:hAnsi="Vazirmatn" w:cs="Vazirmatn"/>
-          <w:sz w:val="21"/>
-          <w:szCs w:val="21"/>
+          <w:sz w:val="22"/>
+          <w:szCs w:val="22"/>
           <w:color w:val="2D2D2D"/>
           <w:lang w:val="en-US" w:bidi="fa-IR"/>
         </w:rPr>
@@ -1310,8 +1627,8 @@
       <w:r>
         <w:rPr>
           <w:rFonts w:ascii="Segoe UI" w:hAnsi="Segoe UI" w:cs="Vazirmatn"/>
-          <w:sz w:val="21"/>
-          <w:szCs w:val="21"/>
+          <w:sz w:val="22"/>
+          <w:szCs w:val="22"/>
           <w:color w:val="2D2D2D"/>
           <w:lang w:val="en-US" w:bidi="fa-IR"/>
           <w:rtl w:val="0"/>
@@ -1321,8 +1638,8 @@
       <w:r>
         <w:rPr>
           <w:rFonts w:ascii="Vazirmatn" w:hAnsi="Vazirmatn" w:cs="Vazirmatn"/>
-          <w:sz w:val="21"/>
-          <w:szCs w:val="21"/>
+          <w:sz w:val="22"/>
+          <w:szCs w:val="22"/>
           <w:color w:val="2D2D2D"/>
           <w:lang w:val="en-US" w:bidi="fa-IR"/>
         </w:rPr>
@@ -1331,8 +1648,8 @@
       <w:r>
         <w:rPr>
           <w:rFonts w:ascii="Vazirmatn" w:hAnsi="Vazirmatn" w:cs="Vazirmatn"/>
-          <w:sz w:val="21"/>
-          <w:szCs w:val="21"/>
+          <w:sz w:val="22"/>
+          <w:szCs w:val="22"/>
           <w:color w:val="2D2D2D"/>
           <w:lang w:val="en-US" w:bidi="fa-IR"/>
         </w:rPr>
@@ -1341,8 +1658,8 @@
       <w:r>
         <w:rPr>
           <w:rFonts w:ascii="Vazirmatn" w:hAnsi="Vazirmatn" w:cs="Vazirmatn"/>
-          <w:sz w:val="21"/>
-          <w:szCs w:val="21"/>
+          <w:sz w:val="22"/>
+          <w:szCs w:val="22"/>
           <w:color w:val="2D2D2D"/>
           <w:lang w:val="en-US" w:bidi="fa-IR"/>
         </w:rPr>
@@ -1351,8 +1668,8 @@
       <w:r>
         <w:rPr>
           <w:rFonts w:ascii="Vazirmatn" w:hAnsi="Vazirmatn" w:cs="Vazirmatn"/>
-          <w:sz w:val="21"/>
-          <w:szCs w:val="21"/>
+          <w:sz w:val="22"/>
+          <w:szCs w:val="22"/>
           <w:color w:val="2D2D2D"/>
           <w:lang w:val="en-US" w:bidi="fa-IR"/>
         </w:rPr>
@@ -1361,8 +1678,8 @@
       <w:r>
         <w:rPr>
           <w:rFonts w:ascii="Vazirmatn" w:hAnsi="Vazirmatn" w:cs="Vazirmatn"/>
-          <w:sz w:val="21"/>
-          <w:szCs w:val="21"/>
+          <w:sz w:val="22"/>
+          <w:szCs w:val="22"/>
           <w:color w:val="2D2D2D"/>
           <w:lang w:val="en-US" w:bidi="fa-IR"/>
         </w:rPr>
@@ -1371,8 +1688,8 @@
       <w:r>
         <w:rPr>
           <w:rFonts w:ascii="Vazirmatn" w:hAnsi="Vazirmatn" w:cs="Vazirmatn"/>
-          <w:sz w:val="21"/>
-          <w:szCs w:val="21"/>
+          <w:sz w:val="22"/>
+          <w:szCs w:val="22"/>
           <w:color w:val="2D2D2D"/>
           <w:lang w:val="en-US" w:bidi="fa-IR"/>
         </w:rPr>
@@ -1381,8 +1698,8 @@
       <w:r>
         <w:rPr>
           <w:rFonts w:ascii="Vazirmatn" w:hAnsi="Vazirmatn" w:cs="Vazirmatn"/>
-          <w:sz w:val="21"/>
-          <w:szCs w:val="21"/>
+          <w:sz w:val="22"/>
+          <w:szCs w:val="22"/>
           <w:color w:val="2D2D2D"/>
           <w:lang w:val="en-US" w:bidi="fa-IR"/>
         </w:rPr>
@@ -1391,8 +1708,8 @@
       <w:r>
         <w:rPr>
           <w:rFonts w:ascii="Segoe UI" w:hAnsi="Segoe UI" w:cs="Vazirmatn"/>
-          <w:sz w:val="21"/>
-          <w:szCs w:val="21"/>
+          <w:sz w:val="22"/>
+          <w:szCs w:val="22"/>
           <w:color w:val="2D2D2D"/>
           <w:lang w:val="en-US" w:bidi="fa-IR"/>
           <w:rtl w:val="0"/>
@@ -1402,8 +1719,8 @@
       <w:r>
         <w:rPr>
           <w:rFonts w:ascii="Vazirmatn" w:hAnsi="Vazirmatn" w:cs="Vazirmatn"/>
-          <w:sz w:val="21"/>
-          <w:szCs w:val="21"/>
+          <w:sz w:val="22"/>
+          <w:szCs w:val="22"/>
           <w:color w:val="2D2D2D"/>
           <w:lang w:val="en-US" w:bidi="fa-IR"/>
         </w:rPr>
@@ -1412,8 +1729,8 @@
       <w:r>
         <w:rPr>
           <w:rFonts w:ascii="Vazirmatn" w:hAnsi="Vazirmatn" w:cs="Vazirmatn"/>
-          <w:sz w:val="21"/>
-          <w:szCs w:val="21"/>
+          <w:sz w:val="22"/>
+          <w:szCs w:val="22"/>
           <w:color w:val="2D2D2D"/>
           <w:lang w:val="en-US" w:bidi="fa-IR"/>
         </w:rPr>
@@ -1422,8 +1739,8 @@
       <w:r>
         <w:rPr>
           <w:rFonts w:ascii="Vazirmatn" w:hAnsi="Vazirmatn" w:cs="Vazirmatn"/>
-          <w:sz w:val="21"/>
-          <w:szCs w:val="21"/>
+          <w:sz w:val="22"/>
+          <w:szCs w:val="22"/>
           <w:color w:val="2D2D2D"/>
           <w:lang w:val="en-US" w:bidi="fa-IR"/>
         </w:rPr>
@@ -1432,8 +1749,8 @@
       <w:r>
         <w:rPr>
           <w:rFonts w:ascii="Vazirmatn" w:hAnsi="Vazirmatn" w:cs="Vazirmatn"/>
-          <w:sz w:val="21"/>
-          <w:szCs w:val="21"/>
+          <w:sz w:val="22"/>
+          <w:szCs w:val="22"/>
           <w:color w:val="2D2D2D"/>
           <w:lang w:val="en-US" w:bidi="fa-IR"/>
         </w:rPr>
@@ -1443,15 +1760,15 @@
     <w:p>
       <w:pPr>
         <w:bidi w:val="1"/>
-        <w:spacing w:after="40"/>
-        <w:ind w:right="360"/>
-        <w:jc w:val="start"/>
+        <w:spacing w:line="336" w:lineRule="auto" w:after="40"/>
+        <w:ind w:right="677" w:hanging="317"/>
+        <w:jc w:val="right"/>
       </w:pPr>
       <w:r>
         <w:rPr>
           <w:rFonts w:ascii="Vazirmatn" w:hAnsi="Vazirmatn" w:cs="Vazirmatn"/>
-          <w:sz w:val="21"/>
-          <w:szCs w:val="21"/>
+          <w:sz w:val="22"/>
+          <w:szCs w:val="22"/>
           <w:lang w:val="en-US" w:bidi="fa-IR"/>
         </w:rPr>
         <w:t xml:space="preserve">- </w:t>
@@ -1459,8 +1776,8 @@
       <w:r>
         <w:rPr>
           <w:rFonts w:ascii="Vazirmatn" w:hAnsi="Vazirmatn" w:cs="Vazirmatn"/>
-          <w:sz w:val="21"/>
-          <w:szCs w:val="21"/>
+          <w:sz w:val="22"/>
+          <w:szCs w:val="22"/>
           <w:color w:val="2D2D2D"/>
           <w:lang w:val="en-US" w:bidi="fa-IR"/>
         </w:rPr>
@@ -1469,8 +1786,8 @@
       <w:r>
         <w:rPr>
           <w:rFonts w:ascii="Vazirmatn" w:hAnsi="Vazirmatn" w:cs="Vazirmatn"/>
-          <w:sz w:val="21"/>
-          <w:szCs w:val="21"/>
+          <w:sz w:val="22"/>
+          <w:szCs w:val="22"/>
           <w:color w:val="2D2D2D"/>
           <w:lang w:val="en-US" w:bidi="fa-IR"/>
         </w:rPr>
@@ -1479,8 +1796,8 @@
       <w:r>
         <w:rPr>
           <w:rFonts w:ascii="Vazirmatn" w:hAnsi="Vazirmatn" w:cs="Vazirmatn"/>
-          <w:sz w:val="21"/>
-          <w:szCs w:val="21"/>
+          <w:sz w:val="22"/>
+          <w:szCs w:val="22"/>
           <w:color w:val="2D2D2D"/>
           <w:lang w:val="en-US" w:bidi="fa-IR"/>
         </w:rPr>
@@ -1489,8 +1806,8 @@
       <w:r>
         <w:rPr>
           <w:rFonts w:ascii="Vazirmatn" w:hAnsi="Vazirmatn" w:cs="Vazirmatn"/>
-          <w:sz w:val="21"/>
-          <w:szCs w:val="21"/>
+          <w:sz w:val="22"/>
+          <w:szCs w:val="22"/>
           <w:color w:val="2D2D2D"/>
           <w:lang w:val="en-US" w:bidi="fa-IR"/>
         </w:rPr>
@@ -1499,8 +1816,8 @@
       <w:r>
         <w:rPr>
           <w:rFonts w:ascii="Vazirmatn" w:hAnsi="Vazirmatn" w:cs="Vazirmatn"/>
-          <w:sz w:val="21"/>
-          <w:szCs w:val="21"/>
+          <w:sz w:val="22"/>
+          <w:szCs w:val="22"/>
           <w:color w:val="2D2D2D"/>
           <w:lang w:val="en-US" w:bidi="fa-IR"/>
         </w:rPr>
@@ -1509,8 +1826,8 @@
       <w:r>
         <w:rPr>
           <w:rFonts w:ascii="Vazirmatn" w:hAnsi="Vazirmatn" w:cs="Vazirmatn"/>
-          <w:sz w:val="21"/>
-          <w:szCs w:val="21"/>
+          <w:sz w:val="22"/>
+          <w:szCs w:val="22"/>
           <w:color w:val="2D2D2D"/>
           <w:lang w:val="en-US" w:bidi="fa-IR"/>
         </w:rPr>
@@ -1519,8 +1836,8 @@
       <w:r>
         <w:rPr>
           <w:rFonts w:ascii="Vazirmatn" w:hAnsi="Vazirmatn" w:cs="Vazirmatn"/>
-          <w:sz w:val="21"/>
-          <w:szCs w:val="21"/>
+          <w:sz w:val="22"/>
+          <w:szCs w:val="22"/>
           <w:color w:val="2D2D2D"/>
           <w:lang w:val="en-US" w:bidi="fa-IR"/>
         </w:rPr>
@@ -1529,8 +1846,8 @@
       <w:r>
         <w:rPr>
           <w:rFonts w:ascii="Vazirmatn" w:hAnsi="Vazirmatn" w:cs="Vazirmatn"/>
-          <w:sz w:val="21"/>
-          <w:szCs w:val="21"/>
+          <w:sz w:val="22"/>
+          <w:szCs w:val="22"/>
           <w:color w:val="2D2D2D"/>
           <w:lang w:val="en-US" w:bidi="fa-IR"/>
         </w:rPr>
@@ -1539,8 +1856,8 @@
       <w:r>
         <w:rPr>
           <w:rFonts w:ascii="Vazirmatn" w:hAnsi="Vazirmatn" w:cs="Vazirmatn"/>
-          <w:sz w:val="21"/>
-          <w:szCs w:val="21"/>
+          <w:sz w:val="22"/>
+          <w:szCs w:val="22"/>
           <w:color w:val="2D2D2D"/>
           <w:lang w:val="en-US" w:bidi="fa-IR"/>
         </w:rPr>
@@ -1549,8 +1866,8 @@
       <w:r>
         <w:rPr>
           <w:rFonts w:ascii="Vazirmatn" w:hAnsi="Vazirmatn" w:cs="Vazirmatn"/>
-          <w:sz w:val="21"/>
-          <w:szCs w:val="21"/>
+          <w:sz w:val="22"/>
+          <w:szCs w:val="22"/>
           <w:color w:val="2D2D2D"/>
           <w:lang w:val="en-US" w:bidi="fa-IR"/>
         </w:rPr>
@@ -1559,8 +1876,8 @@
       <w:r>
         <w:rPr>
           <w:rFonts w:ascii="Vazirmatn" w:hAnsi="Vazirmatn" w:cs="Vazirmatn"/>
-          <w:sz w:val="21"/>
-          <w:szCs w:val="21"/>
+          <w:sz w:val="22"/>
+          <w:szCs w:val="22"/>
           <w:color w:val="2D2D2D"/>
           <w:lang w:val="en-US" w:bidi="fa-IR"/>
         </w:rPr>
@@ -1569,8 +1886,8 @@
       <w:r>
         <w:rPr>
           <w:rFonts w:ascii="Vazirmatn" w:hAnsi="Vazirmatn" w:cs="Vazirmatn"/>
-          <w:sz w:val="21"/>
-          <w:szCs w:val="21"/>
+          <w:sz w:val="22"/>
+          <w:szCs w:val="22"/>
           <w:color w:val="2D2D2D"/>
           <w:lang w:val="en-US" w:bidi="fa-IR"/>
         </w:rPr>
@@ -1579,8 +1896,8 @@
       <w:r>
         <w:rPr>
           <w:rFonts w:ascii="Vazirmatn" w:hAnsi="Vazirmatn" w:cs="Vazirmatn"/>
-          <w:sz w:val="21"/>
-          <w:szCs w:val="21"/>
+          <w:sz w:val="22"/>
+          <w:szCs w:val="22"/>
           <w:color w:val="2D2D2D"/>
           <w:lang w:val="en-US" w:bidi="fa-IR"/>
         </w:rPr>
@@ -1589,8 +1906,8 @@
       <w:r>
         <w:rPr>
           <w:rFonts w:ascii="Vazirmatn" w:hAnsi="Vazirmatn" w:cs="Vazirmatn"/>
-          <w:sz w:val="21"/>
-          <w:szCs w:val="21"/>
+          <w:sz w:val="22"/>
+          <w:szCs w:val="22"/>
           <w:color w:val="2D2D2D"/>
           <w:lang w:val="en-US" w:bidi="fa-IR"/>
         </w:rPr>
@@ -1599,8 +1916,8 @@
       <w:r>
         <w:rPr>
           <w:rFonts w:ascii="Vazirmatn" w:hAnsi="Vazirmatn" w:cs="Vazirmatn"/>
-          <w:sz w:val="21"/>
-          <w:szCs w:val="21"/>
+          <w:sz w:val="22"/>
+          <w:szCs w:val="22"/>
           <w:color w:val="2D2D2D"/>
           <w:lang w:val="en-US" w:bidi="fa-IR"/>
         </w:rPr>
@@ -1609,8 +1926,8 @@
       <w:r>
         <w:rPr>
           <w:rFonts w:ascii="Vazirmatn" w:hAnsi="Vazirmatn" w:cs="Vazirmatn"/>
-          <w:sz w:val="21"/>
-          <w:szCs w:val="21"/>
+          <w:sz w:val="22"/>
+          <w:szCs w:val="22"/>
           <w:color w:val="2D2D2D"/>
           <w:lang w:val="en-US" w:bidi="fa-IR"/>
         </w:rPr>
@@ -1619,8 +1936,8 @@
       <w:r>
         <w:rPr>
           <w:rFonts w:ascii="Vazirmatn" w:hAnsi="Vazirmatn" w:cs="Vazirmatn"/>
-          <w:sz w:val="21"/>
-          <w:szCs w:val="21"/>
+          <w:sz w:val="22"/>
+          <w:szCs w:val="22"/>
           <w:color w:val="2D2D2D"/>
           <w:lang w:val="en-US" w:bidi="fa-IR"/>
         </w:rPr>
@@ -1629,8 +1946,8 @@
       <w:r>
         <w:rPr>
           <w:rFonts w:ascii="Vazirmatn" w:hAnsi="Vazirmatn" w:cs="Vazirmatn"/>
-          <w:sz w:val="21"/>
-          <w:szCs w:val="21"/>
+          <w:sz w:val="22"/>
+          <w:szCs w:val="22"/>
           <w:color w:val="2D2D2D"/>
           <w:lang w:val="en-US" w:bidi="fa-IR"/>
         </w:rPr>
@@ -1639,8 +1956,8 @@
       <w:r>
         <w:rPr>
           <w:rFonts w:ascii="Vazirmatn" w:hAnsi="Vazirmatn" w:cs="Vazirmatn"/>
-          <w:sz w:val="21"/>
-          <w:szCs w:val="21"/>
+          <w:sz w:val="22"/>
+          <w:szCs w:val="22"/>
           <w:color w:val="2D2D2D"/>
           <w:lang w:val="en-US" w:bidi="fa-IR"/>
         </w:rPr>
@@ -1650,15 +1967,15 @@
     <w:p>
       <w:pPr>
         <w:bidi w:val="1"/>
-        <w:spacing w:after="40"/>
-        <w:ind w:right="360"/>
-        <w:jc w:val="start"/>
+        <w:spacing w:line="336" w:lineRule="auto" w:after="40"/>
+        <w:ind w:right="677" w:hanging="317"/>
+        <w:jc w:val="right"/>
       </w:pPr>
       <w:r>
         <w:rPr>
           <w:rFonts w:ascii="Vazirmatn" w:hAnsi="Vazirmatn" w:cs="Vazirmatn"/>
-          <w:sz w:val="21"/>
-          <w:szCs w:val="21"/>
+          <w:sz w:val="22"/>
+          <w:szCs w:val="22"/>
           <w:lang w:val="en-US" w:bidi="fa-IR"/>
         </w:rPr>
         <w:t xml:space="preserve">- </w:t>
@@ -1666,8 +1983,8 @@
       <w:r>
         <w:rPr>
           <w:rFonts w:ascii="Vazirmatn" w:hAnsi="Vazirmatn" w:cs="Vazirmatn"/>
-          <w:sz w:val="21"/>
-          <w:szCs w:val="21"/>
+          <w:sz w:val="22"/>
+          <w:szCs w:val="22"/>
           <w:color w:val="2D2D2D"/>
           <w:lang w:val="en-US" w:bidi="fa-IR"/>
         </w:rPr>
@@ -1676,8 +1993,8 @@
       <w:r>
         <w:rPr>
           <w:rFonts w:ascii="Vazirmatn" w:hAnsi="Vazirmatn" w:cs="Vazirmatn"/>
-          <w:sz w:val="21"/>
-          <w:szCs w:val="21"/>
+          <w:sz w:val="22"/>
+          <w:szCs w:val="22"/>
           <w:color w:val="2D2D2D"/>
           <w:lang w:val="en-US" w:bidi="fa-IR"/>
         </w:rPr>
@@ -1686,8 +2003,8 @@
       <w:r>
         <w:rPr>
           <w:rFonts w:ascii="Vazirmatn" w:hAnsi="Vazirmatn" w:cs="Vazirmatn"/>
-          <w:sz w:val="21"/>
-          <w:szCs w:val="21"/>
+          <w:sz w:val="22"/>
+          <w:szCs w:val="22"/>
           <w:color w:val="2D2D2D"/>
           <w:lang w:val="en-US" w:bidi="fa-IR"/>
         </w:rPr>
@@ -1696,8 +2013,8 @@
       <w:r>
         <w:rPr>
           <w:rFonts w:ascii="Vazirmatn" w:hAnsi="Vazirmatn" w:cs="Vazirmatn"/>
-          <w:sz w:val="21"/>
-          <w:szCs w:val="21"/>
+          <w:sz w:val="22"/>
+          <w:szCs w:val="22"/>
           <w:color w:val="2D2D2D"/>
           <w:lang w:val="en-US" w:bidi="fa-IR"/>
         </w:rPr>
@@ -1706,8 +2023,8 @@
       <w:r>
         <w:rPr>
           <w:rFonts w:ascii="Vazirmatn" w:hAnsi="Vazirmatn" w:cs="Vazirmatn"/>
-          <w:sz w:val="21"/>
-          <w:szCs w:val="21"/>
+          <w:sz w:val="22"/>
+          <w:szCs w:val="22"/>
           <w:color w:val="2D2D2D"/>
           <w:lang w:val="en-US" w:bidi="fa-IR"/>
         </w:rPr>
@@ -1716,8 +2033,8 @@
       <w:r>
         <w:rPr>
           <w:rFonts w:ascii="Vazirmatn" w:hAnsi="Vazirmatn" w:cs="Vazirmatn"/>
-          <w:sz w:val="21"/>
-          <w:szCs w:val="21"/>
+          <w:sz w:val="22"/>
+          <w:szCs w:val="22"/>
           <w:color w:val="2D2D2D"/>
           <w:lang w:val="en-US" w:bidi="fa-IR"/>
         </w:rPr>
@@ -1726,8 +2043,8 @@
       <w:r>
         <w:rPr>
           <w:rFonts w:ascii="Vazirmatn" w:hAnsi="Vazirmatn" w:cs="Vazirmatn"/>
-          <w:sz w:val="21"/>
-          <w:szCs w:val="21"/>
+          <w:sz w:val="22"/>
+          <w:szCs w:val="22"/>
           <w:color w:val="2D2D2D"/>
           <w:lang w:val="en-US" w:bidi="fa-IR"/>
         </w:rPr>
@@ -1736,8 +2053,8 @@
       <w:r>
         <w:rPr>
           <w:rFonts w:ascii="Vazirmatn" w:hAnsi="Vazirmatn" w:cs="Vazirmatn"/>
-          <w:sz w:val="21"/>
-          <w:szCs w:val="21"/>
+          <w:sz w:val="22"/>
+          <w:szCs w:val="22"/>
           <w:color w:val="2D2D2D"/>
           <w:lang w:val="en-US" w:bidi="fa-IR"/>
         </w:rPr>
@@ -1746,8 +2063,8 @@
       <w:r>
         <w:rPr>
           <w:rFonts w:ascii="Vazirmatn" w:hAnsi="Vazirmatn" w:cs="Vazirmatn"/>
-          <w:sz w:val="21"/>
-          <w:szCs w:val="21"/>
+          <w:sz w:val="22"/>
+          <w:szCs w:val="22"/>
           <w:color w:val="2D2D2D"/>
           <w:lang w:val="en-US" w:bidi="fa-IR"/>
         </w:rPr>
@@ -1756,8 +2073,8 @@
       <w:r>
         <w:rPr>
           <w:rFonts w:ascii="Vazirmatn" w:hAnsi="Vazirmatn" w:cs="Vazirmatn"/>
-          <w:sz w:val="21"/>
-          <w:szCs w:val="21"/>
+          <w:sz w:val="22"/>
+          <w:szCs w:val="22"/>
           <w:color w:val="2D2D2D"/>
           <w:lang w:val="en-US" w:bidi="fa-IR"/>
         </w:rPr>
@@ -1766,8 +2083,8 @@
       <w:r>
         <w:rPr>
           <w:rFonts w:ascii="Vazirmatn" w:hAnsi="Vazirmatn" w:cs="Vazirmatn"/>
-          <w:sz w:val="21"/>
-          <w:szCs w:val="21"/>
+          <w:sz w:val="22"/>
+          <w:szCs w:val="22"/>
           <w:color w:val="2D2D2D"/>
           <w:lang w:val="en-US" w:bidi="fa-IR"/>
         </w:rPr>
@@ -1776,8 +2093,8 @@
       <w:r>
         <w:rPr>
           <w:rFonts w:ascii="Vazirmatn" w:hAnsi="Vazirmatn" w:cs="Vazirmatn"/>
-          <w:sz w:val="21"/>
-          <w:szCs w:val="21"/>
+          <w:sz w:val="22"/>
+          <w:szCs w:val="22"/>
           <w:color w:val="2D2D2D"/>
           <w:lang w:val="en-US" w:bidi="fa-IR"/>
         </w:rPr>
@@ -1786,8 +2103,8 @@
       <w:r>
         <w:rPr>
           <w:rFonts w:ascii="Vazirmatn" w:hAnsi="Vazirmatn" w:cs="Vazirmatn"/>
-          <w:sz w:val="21"/>
-          <w:szCs w:val="21"/>
+          <w:sz w:val="22"/>
+          <w:szCs w:val="22"/>
           <w:color w:val="2D2D2D"/>
           <w:lang w:val="en-US" w:bidi="fa-IR"/>
         </w:rPr>
@@ -1796,8 +2113,8 @@
       <w:r>
         <w:rPr>
           <w:rFonts w:ascii="Vazirmatn" w:hAnsi="Vazirmatn" w:cs="Vazirmatn"/>
-          <w:sz w:val="21"/>
-          <w:szCs w:val="21"/>
+          <w:sz w:val="22"/>
+          <w:szCs w:val="22"/>
           <w:color w:val="2D2D2D"/>
           <w:lang w:val="en-US" w:bidi="fa-IR"/>
         </w:rPr>
@@ -1806,8 +2123,8 @@
       <w:r>
         <w:rPr>
           <w:rFonts w:ascii="Vazirmatn" w:hAnsi="Vazirmatn" w:cs="Vazirmatn"/>
-          <w:sz w:val="21"/>
-          <w:szCs w:val="21"/>
+          <w:sz w:val="22"/>
+          <w:szCs w:val="22"/>
           <w:color w:val="2D2D2D"/>
           <w:lang w:val="en-US" w:bidi="fa-IR"/>
         </w:rPr>
@@ -1816,8 +2133,8 @@
       <w:r>
         <w:rPr>
           <w:rFonts w:ascii="Vazirmatn" w:hAnsi="Vazirmatn" w:cs="Vazirmatn"/>
-          <w:sz w:val="21"/>
-          <w:szCs w:val="21"/>
+          <w:sz w:val="22"/>
+          <w:szCs w:val="22"/>
           <w:color w:val="2D2D2D"/>
           <w:lang w:val="en-US" w:bidi="fa-IR"/>
         </w:rPr>
@@ -1826,8 +2143,8 @@
       <w:r>
         <w:rPr>
           <w:rFonts w:ascii="Vazirmatn" w:hAnsi="Vazirmatn" w:cs="Vazirmatn"/>
-          <w:sz w:val="21"/>
-          <w:szCs w:val="21"/>
+          <w:sz w:val="22"/>
+          <w:szCs w:val="22"/>
           <w:color w:val="2D2D2D"/>
           <w:lang w:val="en-US" w:bidi="fa-IR"/>
         </w:rPr>
@@ -1836,8 +2153,8 @@
       <w:r>
         <w:rPr>
           <w:rFonts w:ascii="Vazirmatn" w:hAnsi="Vazirmatn" w:cs="Vazirmatn"/>
-          <w:sz w:val="21"/>
-          <w:szCs w:val="21"/>
+          <w:sz w:val="22"/>
+          <w:szCs w:val="22"/>
           <w:color w:val="2D2D2D"/>
           <w:lang w:val="en-US" w:bidi="fa-IR"/>
         </w:rPr>
@@ -1846,8 +2163,8 @@
       <w:r>
         <w:rPr>
           <w:rFonts w:ascii="Vazirmatn" w:hAnsi="Vazirmatn" w:cs="Vazirmatn"/>
-          <w:sz w:val="21"/>
-          <w:szCs w:val="21"/>
+          <w:sz w:val="22"/>
+          <w:szCs w:val="22"/>
           <w:color w:val="2D2D2D"/>
           <w:lang w:val="en-US" w:bidi="fa-IR"/>
         </w:rPr>
@@ -1856,8 +2173,8 @@
       <w:r>
         <w:rPr>
           <w:rFonts w:ascii="Vazirmatn" w:hAnsi="Vazirmatn" w:cs="Vazirmatn"/>
-          <w:sz w:val="21"/>
-          <w:szCs w:val="21"/>
+          <w:sz w:val="22"/>
+          <w:szCs w:val="22"/>
           <w:color w:val="2D2D2D"/>
           <w:lang w:val="en-US" w:bidi="fa-IR"/>
         </w:rPr>
@@ -1866,8 +2183,8 @@
       <w:r>
         <w:rPr>
           <w:rFonts w:ascii="Vazirmatn" w:hAnsi="Vazirmatn" w:cs="Vazirmatn"/>
-          <w:sz w:val="21"/>
-          <w:szCs w:val="21"/>
+          <w:sz w:val="22"/>
+          <w:szCs w:val="22"/>
           <w:color w:val="2D2D2D"/>
           <w:lang w:val="en-US" w:bidi="fa-IR"/>
         </w:rPr>
@@ -1876,8 +2193,8 @@
       <w:r>
         <w:rPr>
           <w:rFonts w:ascii="Vazirmatn" w:hAnsi="Vazirmatn" w:cs="Vazirmatn"/>
-          <w:sz w:val="21"/>
-          <w:szCs w:val="21"/>
+          <w:sz w:val="22"/>
+          <w:szCs w:val="22"/>
           <w:color w:val="2D2D2D"/>
           <w:lang w:val="en-US" w:bidi="fa-IR"/>
         </w:rPr>
@@ -1886,8 +2203,8 @@
       <w:r>
         <w:rPr>
           <w:rFonts w:ascii="Vazirmatn" w:hAnsi="Vazirmatn" w:cs="Vazirmatn"/>
-          <w:sz w:val="21"/>
-          <w:szCs w:val="21"/>
+          <w:sz w:val="22"/>
+          <w:szCs w:val="22"/>
           <w:color w:val="2D2D2D"/>
           <w:lang w:val="en-US" w:bidi="fa-IR"/>
         </w:rPr>
@@ -1896,8 +2213,8 @@
       <w:r>
         <w:rPr>
           <w:rFonts w:ascii="Vazirmatn" w:hAnsi="Vazirmatn" w:cs="Vazirmatn"/>
-          <w:sz w:val="21"/>
-          <w:szCs w:val="21"/>
+          <w:sz w:val="22"/>
+          <w:szCs w:val="22"/>
           <w:color w:val="2D2D2D"/>
           <w:lang w:val="en-US" w:bidi="fa-IR"/>
         </w:rPr>
@@ -1906,8 +2223,8 @@
       <w:r>
         <w:rPr>
           <w:rFonts w:ascii="Vazirmatn" w:hAnsi="Vazirmatn" w:cs="Vazirmatn"/>
-          <w:sz w:val="21"/>
-          <w:szCs w:val="21"/>
+          <w:sz w:val="22"/>
+          <w:szCs w:val="22"/>
           <w:color w:val="2D2D2D"/>
           <w:lang w:val="en-US" w:bidi="fa-IR"/>
         </w:rPr>
@@ -1917,15 +2234,15 @@
     <w:p>
       <w:pPr>
         <w:bidi w:val="1"/>
-        <w:spacing w:after="40"/>
-        <w:ind w:right="360"/>
-        <w:jc w:val="start"/>
+        <w:spacing w:line="336" w:lineRule="auto" w:after="40"/>
+        <w:ind w:right="677" w:hanging="317"/>
+        <w:jc w:val="right"/>
       </w:pPr>
       <w:r>
         <w:rPr>
           <w:rFonts w:ascii="Vazirmatn" w:hAnsi="Vazirmatn" w:cs="Vazirmatn"/>
-          <w:sz w:val="21"/>
-          <w:szCs w:val="21"/>
+          <w:sz w:val="22"/>
+          <w:szCs w:val="22"/>
           <w:lang w:val="en-US" w:bidi="fa-IR"/>
         </w:rPr>
         <w:t xml:space="preserve">- </w:t>
@@ -1933,8 +2250,8 @@
       <w:r>
         <w:rPr>
           <w:rFonts w:ascii="Vazirmatn" w:hAnsi="Vazirmatn" w:cs="Vazirmatn"/>
-          <w:sz w:val="21"/>
-          <w:szCs w:val="21"/>
+          <w:sz w:val="22"/>
+          <w:szCs w:val="22"/>
           <w:color w:val="2D2D2D"/>
           <w:lang w:val="en-US" w:bidi="fa-IR"/>
         </w:rPr>
@@ -1943,8 +2260,8 @@
       <w:r>
         <w:rPr>
           <w:rFonts w:ascii="Vazirmatn" w:hAnsi="Vazirmatn" w:cs="Vazirmatn"/>
-          <w:sz w:val="21"/>
-          <w:szCs w:val="21"/>
+          <w:sz w:val="22"/>
+          <w:szCs w:val="22"/>
           <w:color w:val="2D2D2D"/>
           <w:lang w:val="en-US" w:bidi="fa-IR"/>
         </w:rPr>
@@ -1953,8 +2270,8 @@
       <w:r>
         <w:rPr>
           <w:rFonts w:ascii="Vazirmatn" w:hAnsi="Vazirmatn" w:cs="Vazirmatn"/>
-          <w:sz w:val="21"/>
-          <w:szCs w:val="21"/>
+          <w:sz w:val="22"/>
+          <w:szCs w:val="22"/>
           <w:color w:val="2D2D2D"/>
           <w:lang w:val="en-US" w:bidi="fa-IR"/>
         </w:rPr>
@@ -1963,8 +2280,8 @@
       <w:r>
         <w:rPr>
           <w:rFonts w:ascii="Vazirmatn" w:hAnsi="Vazirmatn" w:cs="Vazirmatn"/>
-          <w:sz w:val="21"/>
-          <w:szCs w:val="21"/>
+          <w:sz w:val="22"/>
+          <w:szCs w:val="22"/>
           <w:color w:val="2D2D2D"/>
           <w:lang w:val="en-US" w:bidi="fa-IR"/>
         </w:rPr>
@@ -1973,8 +2290,8 @@
       <w:r>
         <w:rPr>
           <w:rFonts w:ascii="Vazirmatn" w:hAnsi="Vazirmatn" w:cs="Vazirmatn"/>
-          <w:sz w:val="21"/>
-          <w:szCs w:val="21"/>
+          <w:sz w:val="22"/>
+          <w:szCs w:val="22"/>
           <w:color w:val="2D2D2D"/>
           <w:lang w:val="en-US" w:bidi="fa-IR"/>
         </w:rPr>
@@ -1983,8 +2300,8 @@
       <w:r>
         <w:rPr>
           <w:rFonts w:ascii="Vazirmatn" w:hAnsi="Vazirmatn" w:cs="Vazirmatn"/>
-          <w:sz w:val="21"/>
-          <w:szCs w:val="21"/>
+          <w:sz w:val="22"/>
+          <w:szCs w:val="22"/>
           <w:color w:val="2D2D2D"/>
           <w:lang w:val="en-US" w:bidi="fa-IR"/>
         </w:rPr>
@@ -1993,8 +2310,8 @@
       <w:r>
         <w:rPr>
           <w:rFonts w:ascii="Vazirmatn" w:hAnsi="Vazirmatn" w:cs="Vazirmatn"/>
-          <w:sz w:val="21"/>
-          <w:szCs w:val="21"/>
+          <w:sz w:val="22"/>
+          <w:szCs w:val="22"/>
           <w:color w:val="2D2D2D"/>
           <w:lang w:val="en-US" w:bidi="fa-IR"/>
         </w:rPr>
@@ -2003,8 +2320,8 @@
       <w:r>
         <w:rPr>
           <w:rFonts w:ascii="Vazirmatn" w:hAnsi="Vazirmatn" w:cs="Vazirmatn"/>
-          <w:sz w:val="21"/>
-          <w:szCs w:val="21"/>
+          <w:sz w:val="22"/>
+          <w:szCs w:val="22"/>
           <w:color w:val="2D2D2D"/>
           <w:lang w:val="en-US" w:bidi="fa-IR"/>
         </w:rPr>
@@ -2013,8 +2330,8 @@
       <w:r>
         <w:rPr>
           <w:rFonts w:ascii="Vazirmatn" w:hAnsi="Vazirmatn" w:cs="Vazirmatn"/>
-          <w:sz w:val="21"/>
-          <w:szCs w:val="21"/>
+          <w:sz w:val="22"/>
+          <w:szCs w:val="22"/>
           <w:color w:val="2D2D2D"/>
           <w:lang w:val="en-US" w:bidi="fa-IR"/>
         </w:rPr>
@@ -2023,8 +2340,8 @@
       <w:r>
         <w:rPr>
           <w:rFonts w:ascii="Segoe UI" w:hAnsi="Segoe UI" w:cs="Vazirmatn"/>
-          <w:sz w:val="21"/>
-          <w:szCs w:val="21"/>
+          <w:sz w:val="22"/>
+          <w:szCs w:val="22"/>
           <w:color w:val="2D2D2D"/>
           <w:lang w:val="en-US" w:bidi="fa-IR"/>
           <w:rtl w:val="0"/>
@@ -2034,8 +2351,8 @@
       <w:r>
         <w:rPr>
           <w:rFonts w:ascii="Vazirmatn" w:hAnsi="Vazirmatn" w:cs="Vazirmatn"/>
-          <w:sz w:val="21"/>
-          <w:szCs w:val="21"/>
+          <w:sz w:val="22"/>
+          <w:szCs w:val="22"/>
           <w:color w:val="2D2D2D"/>
           <w:lang w:val="en-US" w:bidi="fa-IR"/>
         </w:rPr>
@@ -2044,8 +2361,8 @@
       <w:r>
         <w:rPr>
           <w:rFonts w:ascii="Segoe UI" w:hAnsi="Segoe UI" w:cs="Vazirmatn"/>
-          <w:sz w:val="21"/>
-          <w:szCs w:val="21"/>
+          <w:sz w:val="22"/>
+          <w:szCs w:val="22"/>
           <w:color w:val="2D2D2D"/>
           <w:lang w:val="en-US" w:bidi="fa-IR"/>
           <w:rtl w:val="0"/>
@@ -2055,8 +2372,8 @@
       <w:r>
         <w:rPr>
           <w:rFonts w:ascii="Vazirmatn" w:hAnsi="Vazirmatn" w:cs="Vazirmatn"/>
-          <w:sz w:val="21"/>
-          <w:szCs w:val="21"/>
+          <w:sz w:val="22"/>
+          <w:szCs w:val="22"/>
           <w:color w:val="2D2D2D"/>
           <w:lang w:val="en-US" w:bidi="fa-IR"/>
         </w:rPr>
@@ -2065,8 +2382,8 @@
       <w:r>
         <w:rPr>
           <w:rFonts w:ascii="Segoe UI" w:hAnsi="Segoe UI" w:cs="Vazirmatn"/>
-          <w:sz w:val="21"/>
-          <w:szCs w:val="21"/>
+          <w:sz w:val="22"/>
+          <w:szCs w:val="22"/>
           <w:color w:val="2D2D2D"/>
           <w:lang w:val="en-US" w:bidi="fa-IR"/>
           <w:rtl w:val="0"/>
@@ -2076,8 +2393,8 @@
       <w:r>
         <w:rPr>
           <w:rFonts w:ascii="Vazirmatn" w:hAnsi="Vazirmatn" w:cs="Vazirmatn"/>
-          <w:sz w:val="21"/>
-          <w:szCs w:val="21"/>
+          <w:sz w:val="22"/>
+          <w:szCs w:val="22"/>
           <w:color w:val="2D2D2D"/>
           <w:lang w:val="en-US" w:bidi="fa-IR"/>
         </w:rPr>
@@ -2086,8 +2403,8 @@
       <w:r>
         <w:rPr>
           <w:rFonts w:ascii="Vazirmatn" w:hAnsi="Vazirmatn" w:cs="Vazirmatn"/>
-          <w:sz w:val="21"/>
-          <w:szCs w:val="21"/>
+          <w:sz w:val="22"/>
+          <w:szCs w:val="22"/>
           <w:color w:val="2D2D2D"/>
           <w:lang w:val="en-US" w:bidi="fa-IR"/>
         </w:rPr>
@@ -2096,8 +2413,8 @@
       <w:r>
         <w:rPr>
           <w:rFonts w:ascii="Vazirmatn" w:hAnsi="Vazirmatn" w:cs="Vazirmatn"/>
-          <w:sz w:val="21"/>
-          <w:szCs w:val="21"/>
+          <w:sz w:val="22"/>
+          <w:szCs w:val="22"/>
           <w:color w:val="2D2D2D"/>
           <w:lang w:val="en-US" w:bidi="fa-IR"/>
         </w:rPr>
@@ -2106,8 +2423,8 @@
       <w:r>
         <w:rPr>
           <w:rFonts w:ascii="Vazirmatn" w:hAnsi="Vazirmatn" w:cs="Vazirmatn"/>
-          <w:sz w:val="21"/>
-          <w:szCs w:val="21"/>
+          <w:sz w:val="22"/>
+          <w:szCs w:val="22"/>
           <w:color w:val="2D2D2D"/>
           <w:lang w:val="en-US" w:bidi="fa-IR"/>
         </w:rPr>
@@ -2116,8 +2433,8 @@
       <w:r>
         <w:rPr>
           <w:rFonts w:ascii="Vazirmatn" w:hAnsi="Vazirmatn" w:cs="Vazirmatn"/>
-          <w:sz w:val="21"/>
-          <w:szCs w:val="21"/>
+          <w:sz w:val="22"/>
+          <w:szCs w:val="22"/>
           <w:color w:val="2D2D2D"/>
           <w:lang w:val="en-US" w:bidi="fa-IR"/>
         </w:rPr>
@@ -2126,8 +2443,8 @@
       <w:r>
         <w:rPr>
           <w:rFonts w:ascii="Vazirmatn" w:hAnsi="Vazirmatn" w:cs="Vazirmatn"/>
-          <w:sz w:val="21"/>
-          <w:szCs w:val="21"/>
+          <w:sz w:val="22"/>
+          <w:szCs w:val="22"/>
           <w:color w:val="2D2D2D"/>
           <w:lang w:val="en-US" w:bidi="fa-IR"/>
         </w:rPr>
@@ -2136,8 +2453,8 @@
       <w:r>
         <w:rPr>
           <w:rFonts w:ascii="Vazirmatn" w:hAnsi="Vazirmatn" w:cs="Vazirmatn"/>
-          <w:sz w:val="21"/>
-          <w:szCs w:val="21"/>
+          <w:sz w:val="22"/>
+          <w:szCs w:val="22"/>
           <w:color w:val="2D2D2D"/>
           <w:lang w:val="en-US" w:bidi="fa-IR"/>
         </w:rPr>
@@ -2146,8 +2463,8 @@
       <w:r>
         <w:rPr>
           <w:rFonts w:ascii="Vazirmatn" w:hAnsi="Vazirmatn" w:cs="Vazirmatn"/>
-          <w:sz w:val="21"/>
-          <w:szCs w:val="21"/>
+          <w:sz w:val="22"/>
+          <w:szCs w:val="22"/>
           <w:color w:val="2D2D2D"/>
           <w:lang w:val="en-US" w:bidi="fa-IR"/>
         </w:rPr>
@@ -2156,8 +2473,8 @@
       <w:r>
         <w:rPr>
           <w:rFonts w:ascii="Vazirmatn" w:hAnsi="Vazirmatn" w:cs="Vazirmatn"/>
-          <w:sz w:val="21"/>
-          <w:szCs w:val="21"/>
+          <w:sz w:val="22"/>
+          <w:szCs w:val="22"/>
           <w:color w:val="2D2D2D"/>
           <w:lang w:val="en-US" w:bidi="fa-IR"/>
         </w:rPr>
@@ -2166,8 +2483,8 @@
       <w:r>
         <w:rPr>
           <w:rFonts w:ascii="Segoe UI" w:hAnsi="Segoe UI" w:cs="Vazirmatn"/>
-          <w:sz w:val="21"/>
-          <w:szCs w:val="21"/>
+          <w:sz w:val="22"/>
+          <w:szCs w:val="22"/>
           <w:color w:val="2D2D2D"/>
           <w:lang w:val="en-US" w:bidi="fa-IR"/>
           <w:rtl w:val="0"/>
@@ -2177,8 +2494,8 @@
       <w:r>
         <w:rPr>
           <w:rFonts w:ascii="Vazirmatn" w:hAnsi="Vazirmatn" w:cs="Vazirmatn"/>
-          <w:sz w:val="21"/>
-          <w:szCs w:val="21"/>
+          <w:sz w:val="22"/>
+          <w:szCs w:val="22"/>
           <w:color w:val="2D2D2D"/>
           <w:lang w:val="en-US" w:bidi="fa-IR"/>
         </w:rPr>
@@ -2187,8 +2504,8 @@
       <w:r>
         <w:rPr>
           <w:rFonts w:ascii="Segoe UI" w:hAnsi="Segoe UI" w:cs="Vazirmatn"/>
-          <w:sz w:val="21"/>
-          <w:szCs w:val="21"/>
+          <w:sz w:val="22"/>
+          <w:szCs w:val="22"/>
           <w:color w:val="2D2D2D"/>
           <w:lang w:val="en-US" w:bidi="fa-IR"/>
           <w:rtl w:val="0"/>
@@ -2198,8 +2515,8 @@
       <w:r>
         <w:rPr>
           <w:rFonts w:ascii="Vazirmatn" w:hAnsi="Vazirmatn" w:cs="Vazirmatn"/>
-          <w:sz w:val="21"/>
-          <w:szCs w:val="21"/>
+          <w:sz w:val="22"/>
+          <w:szCs w:val="22"/>
           <w:color w:val="2D2D2D"/>
           <w:lang w:val="en-US" w:bidi="fa-IR"/>
         </w:rPr>
@@ -2208,8 +2525,8 @@
       <w:r>
         <w:rPr>
           <w:rFonts w:ascii="Vazirmatn" w:hAnsi="Vazirmatn" w:cs="Vazirmatn"/>
-          <w:sz w:val="21"/>
-          <w:szCs w:val="21"/>
+          <w:sz w:val="22"/>
+          <w:szCs w:val="22"/>
           <w:color w:val="2D2D2D"/>
           <w:lang w:val="en-US" w:bidi="fa-IR"/>
         </w:rPr>
@@ -2218,8 +2535,8 @@
       <w:r>
         <w:rPr>
           <w:rFonts w:ascii="Vazirmatn" w:hAnsi="Vazirmatn" w:cs="Vazirmatn"/>
-          <w:sz w:val="21"/>
-          <w:szCs w:val="21"/>
+          <w:sz w:val="22"/>
+          <w:szCs w:val="22"/>
           <w:color w:val="2D2D2D"/>
           <w:lang w:val="en-US" w:bidi="fa-IR"/>
         </w:rPr>
@@ -2228,8 +2545,8 @@
       <w:r>
         <w:rPr>
           <w:rFonts w:ascii="Vazirmatn" w:hAnsi="Vazirmatn" w:cs="Vazirmatn"/>
-          <w:sz w:val="21"/>
-          <w:szCs w:val="21"/>
+          <w:sz w:val="22"/>
+          <w:szCs w:val="22"/>
           <w:color w:val="2D2D2D"/>
           <w:lang w:val="en-US" w:bidi="fa-IR"/>
         </w:rPr>
@@ -2238,8 +2555,8 @@
       <w:r>
         <w:rPr>
           <w:rFonts w:ascii="Vazirmatn" w:hAnsi="Vazirmatn" w:cs="Vazirmatn"/>
-          <w:sz w:val="21"/>
-          <w:szCs w:val="21"/>
+          <w:sz w:val="22"/>
+          <w:szCs w:val="22"/>
           <w:color w:val="2D2D2D"/>
           <w:lang w:val="en-US" w:bidi="fa-IR"/>
         </w:rPr>
@@ -2249,15 +2566,15 @@
     <w:p>
       <w:pPr>
         <w:bidi w:val="1"/>
-        <w:spacing w:after="40"/>
-        <w:ind w:right="360"/>
-        <w:jc w:val="start"/>
+        <w:spacing w:line="336" w:lineRule="auto" w:after="40"/>
+        <w:ind w:right="677" w:hanging="317"/>
+        <w:jc w:val="right"/>
       </w:pPr>
       <w:r>
         <w:rPr>
           <w:rFonts w:ascii="Vazirmatn" w:hAnsi="Vazirmatn" w:cs="Vazirmatn"/>
-          <w:sz w:val="21"/>
-          <w:szCs w:val="21"/>
+          <w:sz w:val="22"/>
+          <w:szCs w:val="22"/>
           <w:lang w:val="en-US" w:bidi="fa-IR"/>
         </w:rPr>
         <w:t xml:space="preserve">- </w:t>
@@ -2265,8 +2582,8 @@
       <w:r>
         <w:rPr>
           <w:rFonts w:ascii="Vazirmatn" w:hAnsi="Vazirmatn" w:cs="Vazirmatn"/>
-          <w:sz w:val="21"/>
-          <w:szCs w:val="21"/>
+          <w:sz w:val="22"/>
+          <w:szCs w:val="22"/>
           <w:color w:val="2D2D2D"/>
           <w:lang w:val="en-US" w:bidi="fa-IR"/>
         </w:rPr>
@@ -2275,8 +2592,8 @@
       <w:r>
         <w:rPr>
           <w:rFonts w:ascii="Vazirmatn" w:hAnsi="Vazirmatn" w:cs="Vazirmatn"/>
-          <w:sz w:val="21"/>
-          <w:szCs w:val="21"/>
+          <w:sz w:val="22"/>
+          <w:szCs w:val="22"/>
           <w:color w:val="2D2D2D"/>
           <w:lang w:val="en-US" w:bidi="fa-IR"/>
         </w:rPr>
@@ -2285,8 +2602,8 @@
       <w:r>
         <w:rPr>
           <w:rFonts w:ascii="Vazirmatn" w:hAnsi="Vazirmatn" w:cs="Vazirmatn"/>
-          <w:sz w:val="21"/>
-          <w:szCs w:val="21"/>
+          <w:sz w:val="22"/>
+          <w:szCs w:val="22"/>
           <w:color w:val="2D2D2D"/>
           <w:lang w:val="en-US" w:bidi="fa-IR"/>
         </w:rPr>
@@ -2295,8 +2612,8 @@
       <w:r>
         <w:rPr>
           <w:rFonts w:ascii="Vazirmatn" w:hAnsi="Vazirmatn" w:cs="Vazirmatn"/>
-          <w:sz w:val="21"/>
-          <w:szCs w:val="21"/>
+          <w:sz w:val="22"/>
+          <w:szCs w:val="22"/>
           <w:color w:val="2D2D2D"/>
           <w:lang w:val="en-US" w:bidi="fa-IR"/>
         </w:rPr>
@@ -2305,8 +2622,8 @@
       <w:r>
         <w:rPr>
           <w:rFonts w:ascii="Vazirmatn" w:hAnsi="Vazirmatn" w:cs="Vazirmatn"/>
-          <w:sz w:val="21"/>
-          <w:szCs w:val="21"/>
+          <w:sz w:val="22"/>
+          <w:szCs w:val="22"/>
           <w:color w:val="2D2D2D"/>
           <w:lang w:val="en-US" w:bidi="fa-IR"/>
         </w:rPr>
@@ -2315,8 +2632,8 @@
       <w:r>
         <w:rPr>
           <w:rFonts w:ascii="Vazirmatn" w:hAnsi="Vazirmatn" w:cs="Vazirmatn"/>
-          <w:sz w:val="21"/>
-          <w:szCs w:val="21"/>
+          <w:sz w:val="22"/>
+          <w:szCs w:val="22"/>
           <w:color w:val="2D2D2D"/>
           <w:lang w:val="en-US" w:bidi="fa-IR"/>
         </w:rPr>
@@ -2325,8 +2642,8 @@
       <w:r>
         <w:rPr>
           <w:rFonts w:ascii="Vazirmatn" w:hAnsi="Vazirmatn" w:cs="Vazirmatn"/>
-          <w:sz w:val="21"/>
-          <w:szCs w:val="21"/>
+          <w:sz w:val="22"/>
+          <w:szCs w:val="22"/>
           <w:color w:val="2D2D2D"/>
           <w:lang w:val="en-US" w:bidi="fa-IR"/>
         </w:rPr>
@@ -2335,8 +2652,8 @@
       <w:r>
         <w:rPr>
           <w:rFonts w:ascii="Vazirmatn" w:hAnsi="Vazirmatn" w:cs="Vazirmatn"/>
-          <w:sz w:val="21"/>
-          <w:szCs w:val="21"/>
+          <w:sz w:val="22"/>
+          <w:szCs w:val="22"/>
           <w:color w:val="2D2D2D"/>
           <w:lang w:val="en-US" w:bidi="fa-IR"/>
         </w:rPr>
@@ -2345,8 +2662,8 @@
       <w:r>
         <w:rPr>
           <w:rFonts w:ascii="Vazirmatn" w:hAnsi="Vazirmatn" w:cs="Vazirmatn"/>
-          <w:sz w:val="21"/>
-          <w:szCs w:val="21"/>
+          <w:sz w:val="22"/>
+          <w:szCs w:val="22"/>
           <w:color w:val="2D2D2D"/>
           <w:lang w:val="en-US" w:bidi="fa-IR"/>
         </w:rPr>
@@ -2355,8 +2672,8 @@
       <w:r>
         <w:rPr>
           <w:rFonts w:ascii="Vazirmatn" w:hAnsi="Vazirmatn" w:cs="Vazirmatn"/>
-          <w:sz w:val="21"/>
-          <w:szCs w:val="21"/>
+          <w:sz w:val="22"/>
+          <w:szCs w:val="22"/>
           <w:color w:val="2D2D2D"/>
           <w:lang w:val="en-US" w:bidi="fa-IR"/>
         </w:rPr>
@@ -2365,8 +2682,8 @@
       <w:r>
         <w:rPr>
           <w:rFonts w:ascii="Vazirmatn" w:hAnsi="Vazirmatn" w:cs="Vazirmatn"/>
-          <w:sz w:val="21"/>
-          <w:szCs w:val="21"/>
+          <w:sz w:val="22"/>
+          <w:szCs w:val="22"/>
           <w:color w:val="2D2D2D"/>
           <w:lang w:val="en-US" w:bidi="fa-IR"/>
         </w:rPr>
@@ -2375,8 +2692,8 @@
       <w:r>
         <w:rPr>
           <w:rFonts w:ascii="Vazirmatn" w:hAnsi="Vazirmatn" w:cs="Vazirmatn"/>
-          <w:sz w:val="21"/>
-          <w:szCs w:val="21"/>
+          <w:sz w:val="22"/>
+          <w:szCs w:val="22"/>
           <w:color w:val="2D2D2D"/>
           <w:lang w:val="en-US" w:bidi="fa-IR"/>
         </w:rPr>
@@ -2385,8 +2702,8 @@
       <w:r>
         <w:rPr>
           <w:rFonts w:ascii="Vazirmatn" w:hAnsi="Vazirmatn" w:cs="Vazirmatn"/>
-          <w:sz w:val="21"/>
-          <w:szCs w:val="21"/>
+          <w:sz w:val="22"/>
+          <w:szCs w:val="22"/>
           <w:color w:val="2D2D2D"/>
           <w:lang w:val="en-US" w:bidi="fa-IR"/>
         </w:rPr>
@@ -2395,8 +2712,8 @@
       <w:r>
         <w:rPr>
           <w:rFonts w:ascii="Vazirmatn" w:hAnsi="Vazirmatn" w:cs="Vazirmatn"/>
-          <w:sz w:val="21"/>
-          <w:szCs w:val="21"/>
+          <w:sz w:val="22"/>
+          <w:szCs w:val="22"/>
           <w:color w:val="2D2D2D"/>
           <w:lang w:val="en-US" w:bidi="fa-IR"/>
         </w:rPr>
@@ -2405,8 +2722,8 @@
       <w:r>
         <w:rPr>
           <w:rFonts w:ascii="Vazirmatn" w:hAnsi="Vazirmatn" w:cs="Vazirmatn"/>
-          <w:sz w:val="21"/>
-          <w:szCs w:val="21"/>
+          <w:sz w:val="22"/>
+          <w:szCs w:val="22"/>
           <w:color w:val="2D2D2D"/>
           <w:lang w:val="en-US" w:bidi="fa-IR"/>
         </w:rPr>
@@ -2415,8 +2732,8 @@
       <w:r>
         <w:rPr>
           <w:rFonts w:ascii="Vazirmatn" w:hAnsi="Vazirmatn" w:cs="Vazirmatn"/>
-          <w:sz w:val="21"/>
-          <w:szCs w:val="21"/>
+          <w:sz w:val="22"/>
+          <w:szCs w:val="22"/>
           <w:color w:val="2D2D2D"/>
           <w:lang w:val="en-US" w:bidi="fa-IR"/>
         </w:rPr>
@@ -2425,8 +2742,8 @@
       <w:r>
         <w:rPr>
           <w:rFonts w:ascii="Vazirmatn" w:hAnsi="Vazirmatn" w:cs="Vazirmatn"/>
-          <w:sz w:val="21"/>
-          <w:szCs w:val="21"/>
+          <w:sz w:val="22"/>
+          <w:szCs w:val="22"/>
           <w:color w:val="2D2D2D"/>
           <w:lang w:val="en-US" w:bidi="fa-IR"/>
         </w:rPr>
@@ -2435,8 +2752,8 @@
       <w:r>
         <w:rPr>
           <w:rFonts w:ascii="Vazirmatn" w:hAnsi="Vazirmatn" w:cs="Vazirmatn"/>
-          <w:sz w:val="21"/>
-          <w:szCs w:val="21"/>
+          <w:sz w:val="22"/>
+          <w:szCs w:val="22"/>
           <w:color w:val="2D2D2D"/>
           <w:lang w:val="en-US" w:bidi="fa-IR"/>
         </w:rPr>
@@ -2445,8 +2762,8 @@
       <w:r>
         <w:rPr>
           <w:rFonts w:ascii="Vazirmatn" w:hAnsi="Vazirmatn" w:cs="Vazirmatn"/>
-          <w:sz w:val="21"/>
-          <w:szCs w:val="21"/>
+          <w:sz w:val="22"/>
+          <w:szCs w:val="22"/>
           <w:color w:val="2D2D2D"/>
           <w:lang w:val="en-US" w:bidi="fa-IR"/>
         </w:rPr>
@@ -2455,8 +2772,8 @@
       <w:r>
         <w:rPr>
           <w:rFonts w:ascii="Vazirmatn" w:hAnsi="Vazirmatn" w:cs="Vazirmatn"/>
-          <w:sz w:val="21"/>
-          <w:szCs w:val="21"/>
+          <w:sz w:val="22"/>
+          <w:szCs w:val="22"/>
           <w:color w:val="2D2D2D"/>
           <w:lang w:val="en-US" w:bidi="fa-IR"/>
         </w:rPr>
@@ -2465,8 +2782,8 @@
       <w:r>
         <w:rPr>
           <w:rFonts w:ascii="Vazirmatn" w:hAnsi="Vazirmatn" w:cs="Vazirmatn"/>
-          <w:sz w:val="21"/>
-          <w:szCs w:val="21"/>
+          <w:sz w:val="22"/>
+          <w:szCs w:val="22"/>
           <w:color w:val="2D2D2D"/>
           <w:lang w:val="en-US" w:bidi="fa-IR"/>
         </w:rPr>
@@ -2475,8 +2792,8 @@
       <w:r>
         <w:rPr>
           <w:rFonts w:ascii="Vazirmatn" w:hAnsi="Vazirmatn" w:cs="Vazirmatn"/>
-          <w:sz w:val="21"/>
-          <w:szCs w:val="21"/>
+          <w:sz w:val="22"/>
+          <w:szCs w:val="22"/>
           <w:color w:val="2D2D2D"/>
           <w:lang w:val="en-US" w:bidi="fa-IR"/>
         </w:rPr>
@@ -2485,8 +2802,8 @@
       <w:r>
         <w:rPr>
           <w:rFonts w:ascii="Vazirmatn" w:hAnsi="Vazirmatn" w:cs="Vazirmatn"/>
-          <w:sz w:val="21"/>
-          <w:szCs w:val="21"/>
+          <w:sz w:val="22"/>
+          <w:szCs w:val="22"/>
           <w:color w:val="2D2D2D"/>
           <w:lang w:val="en-US" w:bidi="fa-IR"/>
         </w:rPr>
@@ -2495,8 +2812,8 @@
       <w:r>
         <w:rPr>
           <w:rFonts w:ascii="Vazirmatn" w:hAnsi="Vazirmatn" w:cs="Vazirmatn"/>
-          <w:sz w:val="21"/>
-          <w:szCs w:val="21"/>
+          <w:sz w:val="22"/>
+          <w:szCs w:val="22"/>
           <w:color w:val="2D2D2D"/>
           <w:lang w:val="en-US" w:bidi="fa-IR"/>
         </w:rPr>
@@ -2506,15 +2823,15 @@
     <w:p>
       <w:pPr>
         <w:bidi w:val="1"/>
-        <w:spacing w:after="40"/>
-        <w:ind w:right="360"/>
-        <w:jc w:val="start"/>
+        <w:spacing w:line="336" w:lineRule="auto" w:after="40"/>
+        <w:ind w:right="677" w:hanging="317"/>
+        <w:jc w:val="right"/>
       </w:pPr>
       <w:r>
         <w:rPr>
           <w:rFonts w:ascii="Vazirmatn" w:hAnsi="Vazirmatn" w:cs="Vazirmatn"/>
-          <w:sz w:val="21"/>
-          <w:szCs w:val="21"/>
+          <w:sz w:val="22"/>
+          <w:szCs w:val="22"/>
           <w:lang w:val="en-US" w:bidi="fa-IR"/>
         </w:rPr>
         <w:t xml:space="preserve">- </w:t>
@@ -2522,8 +2839,8 @@
       <w:r>
         <w:rPr>
           <w:rFonts w:ascii="Vazirmatn" w:hAnsi="Vazirmatn" w:cs="Vazirmatn"/>
-          <w:sz w:val="21"/>
-          <w:szCs w:val="21"/>
+          <w:sz w:val="22"/>
+          <w:szCs w:val="22"/>
           <w:color w:val="2D2D2D"/>
           <w:lang w:val="en-US" w:bidi="fa-IR"/>
         </w:rPr>
@@ -2532,8 +2849,8 @@
       <w:r>
         <w:rPr>
           <w:rFonts w:ascii="Vazirmatn" w:hAnsi="Vazirmatn" w:cs="Vazirmatn"/>
-          <w:sz w:val="21"/>
-          <w:szCs w:val="21"/>
+          <w:sz w:val="22"/>
+          <w:szCs w:val="22"/>
           <w:color w:val="2D2D2D"/>
           <w:lang w:val="en-US" w:bidi="fa-IR"/>
         </w:rPr>
@@ -2542,8 +2859,8 @@
       <w:r>
         <w:rPr>
           <w:rFonts w:ascii="Vazirmatn" w:hAnsi="Vazirmatn" w:cs="Vazirmatn"/>
-          <w:sz w:val="21"/>
-          <w:szCs w:val="21"/>
+          <w:sz w:val="22"/>
+          <w:szCs w:val="22"/>
           <w:color w:val="2D2D2D"/>
           <w:lang w:val="en-US" w:bidi="fa-IR"/>
         </w:rPr>
@@ -2552,8 +2869,8 @@
       <w:r>
         <w:rPr>
           <w:rFonts w:ascii="Vazirmatn" w:hAnsi="Vazirmatn" w:cs="Vazirmatn"/>
-          <w:sz w:val="21"/>
-          <w:szCs w:val="21"/>
+          <w:sz w:val="22"/>
+          <w:szCs w:val="22"/>
           <w:color w:val="2D2D2D"/>
           <w:lang w:val="en-US" w:bidi="fa-IR"/>
         </w:rPr>
@@ -2562,8 +2879,8 @@
       <w:r>
         <w:rPr>
           <w:rFonts w:ascii="Segoe UI" w:hAnsi="Segoe UI" w:cs="Vazirmatn"/>
-          <w:sz w:val="21"/>
-          <w:szCs w:val="21"/>
+          <w:sz w:val="22"/>
+          <w:szCs w:val="22"/>
           <w:color w:val="2D2D2D"/>
           <w:lang w:val="en-US" w:bidi="fa-IR"/>
           <w:rtl w:val="0"/>
@@ -2573,8 +2890,8 @@
       <w:r>
         <w:rPr>
           <w:rFonts w:ascii="Vazirmatn" w:hAnsi="Vazirmatn" w:cs="Vazirmatn"/>
-          <w:sz w:val="21"/>
-          <w:szCs w:val="21"/>
+          <w:sz w:val="22"/>
+          <w:szCs w:val="22"/>
           <w:color w:val="2D2D2D"/>
           <w:lang w:val="en-US" w:bidi="fa-IR"/>
         </w:rPr>
@@ -2583,8 +2900,8 @@
       <w:r>
         <w:rPr>
           <w:rFonts w:ascii="Vazirmatn" w:hAnsi="Vazirmatn" w:cs="Vazirmatn"/>
-          <w:sz w:val="21"/>
-          <w:szCs w:val="21"/>
+          <w:sz w:val="22"/>
+          <w:szCs w:val="22"/>
           <w:color w:val="2D2D2D"/>
           <w:lang w:val="en-US" w:bidi="fa-IR"/>
         </w:rPr>
@@ -2593,8 +2910,8 @@
       <w:r>
         <w:rPr>
           <w:rFonts w:ascii="Vazirmatn" w:hAnsi="Vazirmatn" w:cs="Vazirmatn"/>
-          <w:sz w:val="21"/>
-          <w:szCs w:val="21"/>
+          <w:sz w:val="22"/>
+          <w:szCs w:val="22"/>
           <w:color w:val="2D2D2D"/>
           <w:lang w:val="en-US" w:bidi="fa-IR"/>
         </w:rPr>
@@ -2603,8 +2920,8 @@
       <w:r>
         <w:rPr>
           <w:rFonts w:ascii="Vazirmatn" w:hAnsi="Vazirmatn" w:cs="Vazirmatn"/>
-          <w:sz w:val="21"/>
-          <w:szCs w:val="21"/>
+          <w:sz w:val="22"/>
+          <w:szCs w:val="22"/>
           <w:color w:val="2D2D2D"/>
           <w:lang w:val="en-US" w:bidi="fa-IR"/>
         </w:rPr>
@@ -2613,8 +2930,8 @@
       <w:r>
         <w:rPr>
           <w:rFonts w:ascii="Vazirmatn" w:hAnsi="Vazirmatn" w:cs="Vazirmatn"/>
-          <w:sz w:val="21"/>
-          <w:szCs w:val="21"/>
+          <w:sz w:val="22"/>
+          <w:szCs w:val="22"/>
           <w:color w:val="2D2D2D"/>
           <w:lang w:val="en-US" w:bidi="fa-IR"/>
         </w:rPr>
@@ -2623,8 +2940,8 @@
       <w:r>
         <w:rPr>
           <w:rFonts w:ascii="Vazirmatn" w:hAnsi="Vazirmatn" w:cs="Vazirmatn"/>
-          <w:sz w:val="21"/>
-          <w:szCs w:val="21"/>
+          <w:sz w:val="22"/>
+          <w:szCs w:val="22"/>
           <w:color w:val="2D2D2D"/>
           <w:lang w:val="en-US" w:bidi="fa-IR"/>
         </w:rPr>
@@ -2633,8 +2950,8 @@
       <w:r>
         <w:rPr>
           <w:rFonts w:ascii="Vazirmatn" w:hAnsi="Vazirmatn" w:cs="Vazirmatn"/>
-          <w:sz w:val="21"/>
-          <w:szCs w:val="21"/>
+          <w:sz w:val="22"/>
+          <w:szCs w:val="22"/>
           <w:color w:val="2D2D2D"/>
           <w:lang w:val="en-US" w:bidi="fa-IR"/>
         </w:rPr>
@@ -2643,8 +2960,8 @@
       <w:r>
         <w:rPr>
           <w:rFonts w:ascii="Segoe UI" w:hAnsi="Segoe UI" w:cs="Vazirmatn"/>
-          <w:sz w:val="21"/>
-          <w:szCs w:val="21"/>
+          <w:sz w:val="22"/>
+          <w:szCs w:val="22"/>
           <w:color w:val="2D2D2D"/>
           <w:lang w:val="en-US" w:bidi="fa-IR"/>
           <w:rtl w:val="0"/>
@@ -2654,8 +2971,8 @@
       <w:r>
         <w:rPr>
           <w:rFonts w:ascii="Vazirmatn" w:hAnsi="Vazirmatn" w:cs="Vazirmatn"/>
-          <w:sz w:val="21"/>
-          <w:szCs w:val="21"/>
+          <w:sz w:val="22"/>
+          <w:szCs w:val="22"/>
           <w:color w:val="2D2D2D"/>
           <w:lang w:val="en-US" w:bidi="fa-IR"/>
         </w:rPr>
@@ -2664,8 +2981,8 @@
       <w:r>
         <w:rPr>
           <w:rFonts w:ascii="Vazirmatn" w:hAnsi="Vazirmatn" w:cs="Vazirmatn"/>
-          <w:sz w:val="21"/>
-          <w:szCs w:val="21"/>
+          <w:sz w:val="22"/>
+          <w:szCs w:val="22"/>
           <w:color w:val="2D2D2D"/>
           <w:lang w:val="en-US" w:bidi="fa-IR"/>
         </w:rPr>
@@ -2674,8 +2991,8 @@
       <w:r>
         <w:rPr>
           <w:rFonts w:ascii="Vazirmatn" w:hAnsi="Vazirmatn" w:cs="Vazirmatn"/>
-          <w:sz w:val="21"/>
-          <w:szCs w:val="21"/>
+          <w:sz w:val="22"/>
+          <w:szCs w:val="22"/>
           <w:color w:val="2D2D2D"/>
           <w:lang w:val="en-US" w:bidi="fa-IR"/>
         </w:rPr>
@@ -2684,8 +3001,8 @@
       <w:r>
         <w:rPr>
           <w:rFonts w:ascii="Vazirmatn" w:hAnsi="Vazirmatn" w:cs="Vazirmatn"/>
-          <w:sz w:val="21"/>
-          <w:szCs w:val="21"/>
+          <w:sz w:val="22"/>
+          <w:szCs w:val="22"/>
           <w:color w:val="2D2D2D"/>
           <w:lang w:val="en-US" w:bidi="fa-IR"/>
         </w:rPr>
@@ -2695,15 +3012,15 @@
     <w:p>
       <w:pPr>
         <w:bidi w:val="1"/>
-        <w:spacing w:after="40"/>
-        <w:ind w:right="360"/>
-        <w:jc w:val="start"/>
+        <w:spacing w:line="336" w:lineRule="auto" w:after="40"/>
+        <w:ind w:right="677" w:hanging="317"/>
+        <w:jc w:val="right"/>
       </w:pPr>
       <w:r>
         <w:rPr>
           <w:rFonts w:ascii="Vazirmatn" w:hAnsi="Vazirmatn" w:cs="Vazirmatn"/>
-          <w:sz w:val="21"/>
-          <w:szCs w:val="21"/>
+          <w:sz w:val="22"/>
+          <w:szCs w:val="22"/>
           <w:lang w:val="en-US" w:bidi="fa-IR"/>
         </w:rPr>
         <w:t xml:space="preserve">- </w:t>
@@ -2711,8 +3028,8 @@
       <w:r>
         <w:rPr>
           <w:rFonts w:ascii="Vazirmatn" w:hAnsi="Vazirmatn" w:cs="Vazirmatn"/>
-          <w:sz w:val="21"/>
-          <w:szCs w:val="21"/>
+          <w:sz w:val="22"/>
+          <w:szCs w:val="22"/>
           <w:color w:val="2D2D2D"/>
           <w:lang w:val="en-US" w:bidi="fa-IR"/>
         </w:rPr>
@@ -2721,8 +3038,8 @@
       <w:r>
         <w:rPr>
           <w:rFonts w:ascii="Vazirmatn" w:hAnsi="Vazirmatn" w:cs="Vazirmatn"/>
-          <w:sz w:val="21"/>
-          <w:szCs w:val="21"/>
+          <w:sz w:val="22"/>
+          <w:szCs w:val="22"/>
           <w:color w:val="2D2D2D"/>
           <w:lang w:val="en-US" w:bidi="fa-IR"/>
         </w:rPr>
@@ -2731,8 +3048,8 @@
       <w:r>
         <w:rPr>
           <w:rFonts w:ascii="Vazirmatn" w:hAnsi="Vazirmatn" w:cs="Vazirmatn"/>
-          <w:sz w:val="21"/>
-          <w:szCs w:val="21"/>
+          <w:sz w:val="22"/>
+          <w:szCs w:val="22"/>
           <w:color w:val="2D2D2D"/>
           <w:lang w:val="en-US" w:bidi="fa-IR"/>
         </w:rPr>
@@ -2741,8 +3058,8 @@
       <w:r>
         <w:rPr>
           <w:rFonts w:ascii="Vazirmatn" w:hAnsi="Vazirmatn" w:cs="Vazirmatn"/>
-          <w:sz w:val="21"/>
-          <w:szCs w:val="21"/>
+          <w:sz w:val="22"/>
+          <w:szCs w:val="22"/>
           <w:color w:val="2D2D2D"/>
           <w:lang w:val="en-US" w:bidi="fa-IR"/>
         </w:rPr>
@@ -2751,8 +3068,8 @@
       <w:r>
         <w:rPr>
           <w:rFonts w:ascii="Vazirmatn" w:hAnsi="Vazirmatn" w:cs="Vazirmatn"/>
-          <w:sz w:val="21"/>
-          <w:szCs w:val="21"/>
+          <w:sz w:val="22"/>
+          <w:szCs w:val="22"/>
           <w:color w:val="2D2D2D"/>
           <w:lang w:val="en-US" w:bidi="fa-IR"/>
         </w:rPr>
@@ -2761,8 +3078,8 @@
       <w:r>
         <w:rPr>
           <w:rFonts w:ascii="Vazirmatn" w:hAnsi="Vazirmatn" w:cs="Vazirmatn"/>
-          <w:sz w:val="21"/>
-          <w:szCs w:val="21"/>
+          <w:sz w:val="22"/>
+          <w:szCs w:val="22"/>
           <w:color w:val="2D2D2D"/>
           <w:lang w:val="en-US" w:bidi="fa-IR"/>
         </w:rPr>
@@ -2771,8 +3088,8 @@
       <w:r>
         <w:rPr>
           <w:rFonts w:ascii="Vazirmatn" w:hAnsi="Vazirmatn" w:cs="Vazirmatn"/>
-          <w:sz w:val="21"/>
-          <w:szCs w:val="21"/>
+          <w:sz w:val="22"/>
+          <w:szCs w:val="22"/>
           <w:color w:val="2D2D2D"/>
           <w:lang w:val="en-US" w:bidi="fa-IR"/>
         </w:rPr>
@@ -2781,8 +3098,8 @@
       <w:r>
         <w:rPr>
           <w:rFonts w:ascii="Vazirmatn" w:hAnsi="Vazirmatn" w:cs="Vazirmatn"/>
-          <w:sz w:val="21"/>
-          <w:szCs w:val="21"/>
+          <w:sz w:val="22"/>
+          <w:szCs w:val="22"/>
           <w:color w:val="2D2D2D"/>
           <w:lang w:val="en-US" w:bidi="fa-IR"/>
         </w:rPr>
@@ -2791,8 +3108,8 @@
       <w:r>
         <w:rPr>
           <w:rFonts w:ascii="Vazirmatn" w:hAnsi="Vazirmatn" w:cs="Vazirmatn"/>
-          <w:sz w:val="21"/>
-          <w:szCs w:val="21"/>
+          <w:sz w:val="22"/>
+          <w:szCs w:val="22"/>
           <w:color w:val="2D2D2D"/>
           <w:lang w:val="en-US" w:bidi="fa-IR"/>
         </w:rPr>
@@ -2801,8 +3118,8 @@
       <w:r>
         <w:rPr>
           <w:rFonts w:ascii="Vazirmatn" w:hAnsi="Vazirmatn" w:cs="Vazirmatn"/>
-          <w:sz w:val="21"/>
-          <w:szCs w:val="21"/>
+          <w:sz w:val="22"/>
+          <w:szCs w:val="22"/>
           <w:color w:val="2D2D2D"/>
           <w:lang w:val="en-US" w:bidi="fa-IR"/>
         </w:rPr>
@@ -2811,8 +3128,8 @@
       <w:r>
         <w:rPr>
           <w:rFonts w:ascii="Vazirmatn" w:hAnsi="Vazirmatn" w:cs="Vazirmatn"/>
-          <w:sz w:val="21"/>
-          <w:szCs w:val="21"/>
+          <w:sz w:val="22"/>
+          <w:szCs w:val="22"/>
           <w:color w:val="2D2D2D"/>
           <w:lang w:val="en-US" w:bidi="fa-IR"/>
         </w:rPr>
@@ -2821,8 +3138,8 @@
       <w:r>
         <w:rPr>
           <w:rFonts w:ascii="Vazirmatn" w:hAnsi="Vazirmatn" w:cs="Vazirmatn"/>
-          <w:sz w:val="21"/>
-          <w:szCs w:val="21"/>
+          <w:sz w:val="22"/>
+          <w:szCs w:val="22"/>
           <w:color w:val="2D2D2D"/>
           <w:lang w:val="en-US" w:bidi="fa-IR"/>
         </w:rPr>
@@ -2831,8 +3148,8 @@
       <w:r>
         <w:rPr>
           <w:rFonts w:ascii="Vazirmatn" w:hAnsi="Vazirmatn" w:cs="Vazirmatn"/>
-          <w:sz w:val="21"/>
-          <w:szCs w:val="21"/>
+          <w:sz w:val="22"/>
+          <w:szCs w:val="22"/>
           <w:color w:val="2D2D2D"/>
           <w:lang w:val="en-US" w:bidi="fa-IR"/>
         </w:rPr>
@@ -2841,8 +3158,8 @@
       <w:r>
         <w:rPr>
           <w:rFonts w:ascii="Vazirmatn" w:hAnsi="Vazirmatn" w:cs="Vazirmatn"/>
-          <w:sz w:val="21"/>
-          <w:szCs w:val="21"/>
+          <w:sz w:val="22"/>
+          <w:szCs w:val="22"/>
           <w:color w:val="2D2D2D"/>
           <w:lang w:val="en-US" w:bidi="fa-IR"/>
         </w:rPr>
@@ -2851,8 +3168,8 @@
       <w:r>
         <w:rPr>
           <w:rFonts w:ascii="Vazirmatn" w:hAnsi="Vazirmatn" w:cs="Vazirmatn"/>
-          <w:sz w:val="21"/>
-          <w:szCs w:val="21"/>
+          <w:sz w:val="22"/>
+          <w:szCs w:val="22"/>
           <w:color w:val="2D2D2D"/>
           <w:lang w:val="en-US" w:bidi="fa-IR"/>
         </w:rPr>
@@ -2861,8 +3178,8 @@
       <w:r>
         <w:rPr>
           <w:rFonts w:ascii="Vazirmatn" w:hAnsi="Vazirmatn" w:cs="Vazirmatn"/>
-          <w:sz w:val="21"/>
-          <w:szCs w:val="21"/>
+          <w:sz w:val="22"/>
+          <w:szCs w:val="22"/>
           <w:color w:val="2D2D2D"/>
           <w:lang w:val="en-US" w:bidi="fa-IR"/>
         </w:rPr>
@@ -2871,8 +3188,8 @@
       <w:r>
         <w:rPr>
           <w:rFonts w:ascii="Vazirmatn" w:hAnsi="Vazirmatn" w:cs="Vazirmatn"/>
-          <w:sz w:val="21"/>
-          <w:szCs w:val="21"/>
+          <w:sz w:val="22"/>
+          <w:szCs w:val="22"/>
           <w:color w:val="2D2D2D"/>
           <w:lang w:val="en-US" w:bidi="fa-IR"/>
         </w:rPr>
@@ -2881,8 +3198,8 @@
       <w:r>
         <w:rPr>
           <w:rFonts w:ascii="Vazirmatn" w:hAnsi="Vazirmatn" w:cs="Vazirmatn"/>
-          <w:sz w:val="21"/>
-          <w:szCs w:val="21"/>
+          <w:sz w:val="22"/>
+          <w:szCs w:val="22"/>
           <w:color w:val="2D2D2D"/>
           <w:lang w:val="en-US" w:bidi="fa-IR"/>
         </w:rPr>
@@ -2891,8 +3208,8 @@
       <w:r>
         <w:rPr>
           <w:rFonts w:ascii="Vazirmatn" w:hAnsi="Vazirmatn" w:cs="Vazirmatn"/>
-          <w:sz w:val="21"/>
-          <w:szCs w:val="21"/>
+          <w:sz w:val="22"/>
+          <w:szCs w:val="22"/>
           <w:color w:val="2D2D2D"/>
           <w:lang w:val="en-US" w:bidi="fa-IR"/>
         </w:rPr>
@@ -2901,8 +3218,8 @@
       <w:r>
         <w:rPr>
           <w:rFonts w:ascii="Vazirmatn" w:hAnsi="Vazirmatn" w:cs="Vazirmatn"/>
-          <w:sz w:val="21"/>
-          <w:szCs w:val="21"/>
+          <w:sz w:val="22"/>
+          <w:szCs w:val="22"/>
           <w:color w:val="2D2D2D"/>
           <w:lang w:val="en-US" w:bidi="fa-IR"/>
         </w:rPr>
@@ -2911,8 +3228,8 @@
       <w:r>
         <w:rPr>
           <w:rFonts w:ascii="Vazirmatn" w:hAnsi="Vazirmatn" w:cs="Vazirmatn"/>
-          <w:sz w:val="21"/>
-          <w:szCs w:val="21"/>
+          <w:sz w:val="22"/>
+          <w:szCs w:val="22"/>
           <w:color w:val="2D2D2D"/>
           <w:lang w:val="en-US" w:bidi="fa-IR"/>
         </w:rPr>
@@ -2921,8 +3238,8 @@
       <w:r>
         <w:rPr>
           <w:rFonts w:ascii="Vazirmatn" w:hAnsi="Vazirmatn" w:cs="Vazirmatn"/>
-          <w:sz w:val="21"/>
-          <w:szCs w:val="21"/>
+          <w:sz w:val="22"/>
+          <w:szCs w:val="22"/>
           <w:color w:val="2D2D2D"/>
           <w:lang w:val="en-US" w:bidi="fa-IR"/>
         </w:rPr>
@@ -2931,8 +3248,8 @@
       <w:r>
         <w:rPr>
           <w:rFonts w:ascii="Vazirmatn" w:hAnsi="Vazirmatn" w:cs="Vazirmatn"/>
-          <w:sz w:val="21"/>
-          <w:szCs w:val="21"/>
+          <w:sz w:val="22"/>
+          <w:szCs w:val="22"/>
           <w:color w:val="2D2D2D"/>
           <w:lang w:val="en-US" w:bidi="fa-IR"/>
         </w:rPr>
@@ -2941,8 +3258,8 @@
       <w:r>
         <w:rPr>
           <w:rFonts w:ascii="Vazirmatn" w:hAnsi="Vazirmatn" w:cs="Vazirmatn"/>
-          <w:sz w:val="21"/>
-          <w:szCs w:val="21"/>
+          <w:sz w:val="22"/>
+          <w:szCs w:val="22"/>
           <w:color w:val="2D2D2D"/>
           <w:lang w:val="en-US" w:bidi="fa-IR"/>
         </w:rPr>
@@ -2951,8 +3268,8 @@
       <w:r>
         <w:rPr>
           <w:rFonts w:ascii="Vazirmatn" w:hAnsi="Vazirmatn" w:cs="Vazirmatn"/>
-          <w:sz w:val="21"/>
-          <w:szCs w:val="21"/>
+          <w:sz w:val="22"/>
+          <w:szCs w:val="22"/>
           <w:color w:val="2D2D2D"/>
           <w:lang w:val="en-US" w:bidi="fa-IR"/>
         </w:rPr>
@@ -2961,8 +3278,8 @@
       <w:r>
         <w:rPr>
           <w:rFonts w:ascii="Vazirmatn" w:hAnsi="Vazirmatn" w:cs="Vazirmatn"/>
-          <w:sz w:val="21"/>
-          <w:szCs w:val="21"/>
+          <w:sz w:val="22"/>
+          <w:szCs w:val="22"/>
           <w:color w:val="2D2D2D"/>
           <w:lang w:val="en-US" w:bidi="fa-IR"/>
         </w:rPr>
@@ -2971,8 +3288,8 @@
       <w:r>
         <w:rPr>
           <w:rFonts w:ascii="Vazirmatn" w:hAnsi="Vazirmatn" w:cs="Vazirmatn"/>
-          <w:sz w:val="21"/>
-          <w:szCs w:val="21"/>
+          <w:sz w:val="22"/>
+          <w:szCs w:val="22"/>
           <w:color w:val="2D2D2D"/>
           <w:lang w:val="en-US" w:bidi="fa-IR"/>
         </w:rPr>
@@ -2981,8 +3298,8 @@
       <w:r>
         <w:rPr>
           <w:rFonts w:ascii="Vazirmatn" w:hAnsi="Vazirmatn" w:cs="Vazirmatn"/>
-          <w:sz w:val="21"/>
-          <w:szCs w:val="21"/>
+          <w:sz w:val="22"/>
+          <w:szCs w:val="22"/>
           <w:color w:val="2D2D2D"/>
           <w:lang w:val="en-US" w:bidi="fa-IR"/>
         </w:rPr>
@@ -2991,8 +3308,8 @@
       <w:r>
         <w:rPr>
           <w:rFonts w:ascii="Vazirmatn" w:hAnsi="Vazirmatn" w:cs="Vazirmatn"/>
-          <w:sz w:val="21"/>
-          <w:szCs w:val="21"/>
+          <w:sz w:val="22"/>
+          <w:szCs w:val="22"/>
           <w:color w:val="2D2D2D"/>
           <w:lang w:val="en-US" w:bidi="fa-IR"/>
         </w:rPr>
@@ -3001,8 +3318,8 @@
       <w:r>
         <w:rPr>
           <w:rFonts w:ascii="Vazirmatn" w:hAnsi="Vazirmatn" w:cs="Vazirmatn"/>
-          <w:sz w:val="21"/>
-          <w:szCs w:val="21"/>
+          <w:sz w:val="22"/>
+          <w:szCs w:val="22"/>
           <w:color w:val="2D2D2D"/>
           <w:lang w:val="en-US" w:bidi="fa-IR"/>
         </w:rPr>
@@ -3011,15 +3328,19 @@
     </w:p>
     <w:tbl>
       <w:tblPr>
-        <w:tblW w:type="auto" w:w="0"/>
+        <w:tblW w:type="dxa" w:w="9638"/>
         <w:tblLayout w:type="fixed"/>
         <w:tblLook w:firstColumn="1" w:firstRow="1" w:lastColumn="0" w:lastRow="0" w:noHBand="0" w:noVBand="1" w:val="04A0"/>
+        <w:tblDescription w:val="callout"/>
         <w:bidiVisual/>
       </w:tblPr>
       <w:tblGrid>
         <w:gridCol w:w="9638"/>
       </w:tblGrid>
       <w:tr>
+        <w:trPr>
+          <w:cantSplit/>
+        </w:trPr>
         <w:tc>
           <w:tcPr>
             <w:tcW w:type="dxa" w:w="9638"/>
@@ -3040,7 +3361,9 @@
           <w:p>
             <w:pPr>
               <w:bidi w:val="1"/>
-              <w:jc w:val="start"/>
+              <w:jc w:val="right"/>
+              <w:keepNext/>
+              <w:keepLines/>
             </w:pPr>
             <w:r>
               <w:rPr>
@@ -3823,6 +4146,7 @@
         <w:tblW w:type="dxa" w:w="9638"/>
         <w:tblLayout w:type="fixed"/>
         <w:tblLook w:firstColumn="1" w:firstRow="1" w:lastColumn="0" w:lastRow="0" w:noHBand="0" w:noVBand="1" w:val="04A0"/>
+        <w:tblDescription w:val="heading_badge"/>
         <w:bidiVisual/>
       </w:tblPr>
       <w:tblGrid>
@@ -3830,6 +4154,9 @@
         <w:gridCol w:w="8438"/>
       </w:tblGrid>
       <w:tr>
+        <w:trPr>
+          <w:cantSplit/>
+        </w:trPr>
         <w:tc>
           <w:tcPr>
             <w:tcW w:type="dxa" w:w="1200"/>
@@ -3887,10 +4214,12 @@
           <w:p>
             <w:pPr>
               <w:bidi w:val="1"/>
-              <w:jc w:val="start"/>
+              <w:jc w:val="right"/>
               <w:keepNext/>
               <w:keepLines/>
+              <w:outlineLvl w:val="1"/>
             </w:pPr>
+            <w:bookmarkStart w:id="3" w:name="md____________________modules_s_ee37827e"/>
             <w:r>
               <w:rPr>
                 <w:rFonts w:ascii="Vazirmatn" w:hAnsi="Vazirmatn" w:cs="Vazirmatn"/>
@@ -3901,7 +4230,79 @@
                 <w:color w:val="2D2D2D"/>
                 <w:lang w:val="en-US" w:bidi="fa-IR"/>
               </w:rPr>
-              <w:t xml:space="preserve">جدول وضعیت ماژول‌ها </w:t>
+              <w:t>جدول</w:t>
+            </w:r>
+            <w:r>
+              <w:rPr>
+                <w:rFonts w:ascii="Vazirmatn" w:hAnsi="Vazirmatn" w:cs="Vazirmatn"/>
+                <w:sz w:val="28"/>
+                <w:szCs w:val="28"/>
+                <w:b/>
+                <w:bCs/>
+                <w:color w:val="2D2D2D"/>
+                <w:lang w:val="en-US" w:bidi="fa-IR"/>
+              </w:rPr>
+              <w:t xml:space="preserve"> </w:t>
+            </w:r>
+            <w:r>
+              <w:rPr>
+                <w:rFonts w:ascii="Vazirmatn" w:hAnsi="Vazirmatn" w:cs="Vazirmatn"/>
+                <w:sz w:val="28"/>
+                <w:szCs w:val="28"/>
+                <w:b/>
+                <w:bCs/>
+                <w:color w:val="2D2D2D"/>
+                <w:lang w:val="en-US" w:bidi="fa-IR"/>
+              </w:rPr>
+              <w:t>وضعیت</w:t>
+            </w:r>
+            <w:r>
+              <w:rPr>
+                <w:rFonts w:ascii="Vazirmatn" w:hAnsi="Vazirmatn" w:cs="Vazirmatn"/>
+                <w:sz w:val="28"/>
+                <w:szCs w:val="28"/>
+                <w:b/>
+                <w:bCs/>
+                <w:color w:val="2D2D2D"/>
+                <w:lang w:val="en-US" w:bidi="fa-IR"/>
+              </w:rPr>
+              <w:t xml:space="preserve"> </w:t>
+            </w:r>
+            <w:r>
+              <w:rPr>
+                <w:rFonts w:ascii="Vazirmatn" w:hAnsi="Vazirmatn" w:cs="Vazirmatn"/>
+                <w:sz w:val="28"/>
+                <w:szCs w:val="28"/>
+                <w:b/>
+                <w:bCs/>
+                <w:color w:val="2D2D2D"/>
+                <w:lang w:val="en-US" w:bidi="fa-IR"/>
+              </w:rPr>
+              <w:t>ماژول‌ها</w:t>
+            </w:r>
+            <w:r>
+              <w:rPr>
+                <w:rFonts w:ascii="Vazirmatn" w:hAnsi="Vazirmatn" w:cs="Vazirmatn"/>
+                <w:sz w:val="28"/>
+                <w:szCs w:val="28"/>
+                <w:b/>
+                <w:bCs/>
+                <w:color w:val="2D2D2D"/>
+                <w:lang w:val="en-US" w:bidi="fa-IR"/>
+              </w:rPr>
+              <w:t xml:space="preserve"> </w:t>
+            </w:r>
+            <w:r>
+              <w:rPr>
+                <w:rFonts w:ascii="Vazirmatn" w:hAnsi="Vazirmatn" w:cs="Vazirmatn"/>
+                <w:sz w:val="28"/>
+                <w:szCs w:val="28"/>
+                <w:b/>
+                <w:bCs/>
+                <w:color w:val="2D2D2D"/>
+                <w:lang w:val="en-US" w:bidi="fa-IR"/>
+              </w:rPr>
+              <w:t>(</w:t>
             </w:r>
             <w:r>
               <w:rPr>
@@ -3914,8 +4315,71 @@
                 <w:lang w:val="en-US" w:bidi="fa-IR"/>
                 <w:rtl w:val="0"/>
               </w:rPr>
-              <w:t>(Modules Status Matrix)</w:t>
+              <w:t>Modules</w:t>
             </w:r>
+            <w:r>
+              <w:rPr>
+                <w:rFonts w:ascii="Vazirmatn" w:hAnsi="Vazirmatn" w:cs="Vazirmatn"/>
+                <w:sz w:val="28"/>
+                <w:szCs w:val="28"/>
+                <w:b/>
+                <w:bCs/>
+                <w:color w:val="2D2D2D"/>
+                <w:lang w:val="en-US" w:bidi="fa-IR"/>
+              </w:rPr>
+              <w:t xml:space="preserve"> </w:t>
+            </w:r>
+            <w:r>
+              <w:rPr>
+                <w:rFonts w:ascii="Segoe UI" w:hAnsi="Segoe UI" w:cs="Vazirmatn"/>
+                <w:sz w:val="28"/>
+                <w:szCs w:val="28"/>
+                <w:b/>
+                <w:bCs/>
+                <w:color w:val="2D2D2D"/>
+                <w:lang w:val="en-US" w:bidi="fa-IR"/>
+                <w:rtl w:val="0"/>
+              </w:rPr>
+              <w:t>Status</w:t>
+            </w:r>
+            <w:r>
+              <w:rPr>
+                <w:rFonts w:ascii="Vazirmatn" w:hAnsi="Vazirmatn" w:cs="Vazirmatn"/>
+                <w:sz w:val="28"/>
+                <w:szCs w:val="28"/>
+                <w:b/>
+                <w:bCs/>
+                <w:color w:val="2D2D2D"/>
+                <w:lang w:val="en-US" w:bidi="fa-IR"/>
+              </w:rPr>
+              <w:t xml:space="preserve"> </w:t>
+            </w:r>
+            <w:r>
+              <w:rPr>
+                <w:rFonts w:ascii="Segoe UI" w:hAnsi="Segoe UI" w:cs="Vazirmatn"/>
+                <w:sz w:val="28"/>
+                <w:szCs w:val="28"/>
+                <w:b/>
+                <w:bCs/>
+                <w:color w:val="2D2D2D"/>
+                <w:lang w:val="en-US" w:bidi="fa-IR"/>
+                <w:rtl w:val="0"/>
+              </w:rPr>
+              <w:t>Matrix</w:t>
+            </w:r>
+            <w:r>
+              <w:rPr>
+                <w:rFonts w:ascii="Vazirmatn" w:hAnsi="Vazirmatn" w:cs="Vazirmatn"/>
+                <w:sz w:val="28"/>
+                <w:szCs w:val="28"/>
+                <w:b/>
+                <w:bCs/>
+                <w:color w:val="2D2D2D"/>
+                <w:lang w:val="en-US" w:bidi="fa-IR"/>
+              </w:rPr>
+              <w:t>)</w:t>
+            </w:r>
+            <w:bookmarkEnd w:id="3"/>
           </w:p>
         </w:tc>
       </w:tr>
@@ -4249,23 +4713,24 @@
         <w:tblW w:type="dxa" w:w="9638"/>
         <w:tblLayout w:type="fixed"/>
         <w:tblLook w:firstColumn="1" w:firstRow="1" w:lastColumn="0" w:lastRow="0" w:noHBand="0" w:noVBand="1" w:val="04A0"/>
+        <w:tblDescription w:val="data_table"/>
         <w:bidiVisual/>
       </w:tblPr>
       <w:tblGrid>
-        <w:gridCol w:w="1927"/>
-        <w:gridCol w:w="1927"/>
-        <w:gridCol w:w="1927"/>
-        <w:gridCol w:w="1927"/>
-        <w:gridCol w:w="1930"/>
+        <w:gridCol w:w="1752"/>
+        <w:gridCol w:w="2190"/>
+        <w:gridCol w:w="2190"/>
+        <w:gridCol w:w="1752"/>
+        <w:gridCol w:w="1754"/>
       </w:tblGrid>
       <w:tr>
         <w:trPr>
+          <w:tblHeader/>
           <w:cantSplit/>
-          <w:tblHeader/>
         </w:trPr>
         <w:tc>
           <w:tcPr>
-            <w:tcW w:type="dxa" w:w="1927"/>
+            <w:tcW w:type="dxa" w:w="1752"/>
             <w:shd w:val="clear" w:color="auto" w:fill="6B2FA0"/>
             <w:tcMar>
               <w:top w:w="100" w:type="dxa"/>
@@ -4400,7 +4865,7 @@
         </w:tc>
         <w:tc>
           <w:tcPr>
-            <w:tcW w:type="dxa" w:w="1927"/>
+            <w:tcW w:type="dxa" w:w="2190"/>
             <w:shd w:val="clear" w:color="auto" w:fill="6B2FA0"/>
             <w:tcMar>
               <w:top w:w="100" w:type="dxa"/>
@@ -4461,7 +4926,7 @@
         </w:tc>
         <w:tc>
           <w:tcPr>
-            <w:tcW w:type="dxa" w:w="1927"/>
+            <w:tcW w:type="dxa" w:w="2190"/>
             <w:shd w:val="clear" w:color="auto" w:fill="6B2FA0"/>
             <w:tcMar>
               <w:top w:w="100" w:type="dxa"/>
@@ -4522,7 +4987,7 @@
         </w:tc>
         <w:tc>
           <w:tcPr>
-            <w:tcW w:type="dxa" w:w="1927"/>
+            <w:tcW w:type="dxa" w:w="1752"/>
             <w:shd w:val="clear" w:color="auto" w:fill="6B2FA0"/>
             <w:tcMar>
               <w:top w:w="100" w:type="dxa"/>
@@ -4583,7 +5048,7 @@
         </w:tc>
         <w:tc>
           <w:tcPr>
-            <w:tcW w:type="dxa" w:w="1930"/>
+            <w:tcW w:type="dxa" w:w="1754"/>
             <w:shd w:val="clear" w:color="auto" w:fill="6B2FA0"/>
             <w:tcMar>
               <w:top w:w="100" w:type="dxa"/>
@@ -4718,12 +5183,9 @@
         </w:tc>
       </w:tr>
       <w:tr>
-        <w:trPr>
-          <w:cantSplit/>
-        </w:trPr>
         <w:tc>
           <w:tcPr>
-            <w:tcW w:type="dxa" w:w="1927"/>
+            <w:tcW w:type="dxa" w:w="1752"/>
             <w:shd w:val="clear" w:color="auto" w:fill="FFFFFF"/>
             <w:tcMar>
               <w:top w:w="80" w:type="dxa"/>
@@ -4759,7 +5221,7 @@
         </w:tc>
         <w:tc>
           <w:tcPr>
-            <w:tcW w:type="dxa" w:w="1927"/>
+            <w:tcW w:type="dxa" w:w="2190"/>
             <w:shd w:val="clear" w:color="auto" w:fill="FFFFFF"/>
             <w:tcMar>
               <w:top w:w="80" w:type="dxa"/>
@@ -4814,7 +5276,7 @@
         </w:tc>
         <w:tc>
           <w:tcPr>
-            <w:tcW w:type="dxa" w:w="1927"/>
+            <w:tcW w:type="dxa" w:w="2190"/>
             <w:shd w:val="clear" w:color="auto" w:fill="FFFFFF"/>
             <w:tcMar>
               <w:top w:w="80" w:type="dxa"/>
@@ -4849,7 +5311,7 @@
         </w:tc>
         <w:tc>
           <w:tcPr>
-            <w:tcW w:type="dxa" w:w="1927"/>
+            <w:tcW w:type="dxa" w:w="1752"/>
             <w:shd w:val="clear" w:color="auto" w:fill="FFFFFF"/>
             <w:tcMar>
               <w:top w:w="80" w:type="dxa"/>
@@ -4905,7 +5367,7 @@
         </w:tc>
         <w:tc>
           <w:tcPr>
-            <w:tcW w:type="dxa" w:w="1930"/>
+            <w:tcW w:type="dxa" w:w="1754"/>
             <w:shd w:val="clear" w:color="auto" w:fill="FFFFFF"/>
             <w:tcMar>
               <w:top w:w="80" w:type="dxa"/>
@@ -4941,12 +5403,9 @@
         </w:tc>
       </w:tr>
       <w:tr>
-        <w:trPr>
-          <w:cantSplit/>
-        </w:trPr>
         <w:tc>
           <w:tcPr>
-            <w:tcW w:type="dxa" w:w="1927"/>
+            <w:tcW w:type="dxa" w:w="1752"/>
             <w:shd w:val="clear" w:color="auto" w:fill="FFFFFF"/>
             <w:tcMar>
               <w:top w:w="80" w:type="dxa"/>
@@ -4982,7 +5441,7 @@
         </w:tc>
         <w:tc>
           <w:tcPr>
-            <w:tcW w:type="dxa" w:w="1927"/>
+            <w:tcW w:type="dxa" w:w="2190"/>
             <w:shd w:val="clear" w:color="auto" w:fill="FFFFFF"/>
             <w:tcMar>
               <w:top w:w="80" w:type="dxa"/>
@@ -5018,7 +5477,7 @@
         </w:tc>
         <w:tc>
           <w:tcPr>
-            <w:tcW w:type="dxa" w:w="1927"/>
+            <w:tcW w:type="dxa" w:w="2190"/>
             <w:shd w:val="clear" w:color="auto" w:fill="FFFFFF"/>
             <w:tcMar>
               <w:top w:w="80" w:type="dxa"/>
@@ -5053,7 +5512,7 @@
         </w:tc>
         <w:tc>
           <w:tcPr>
-            <w:tcW w:type="dxa" w:w="1927"/>
+            <w:tcW w:type="dxa" w:w="1752"/>
             <w:shd w:val="clear" w:color="auto" w:fill="FFFFFF"/>
             <w:tcMar>
               <w:top w:w="80" w:type="dxa"/>
@@ -5128,7 +5587,7 @@
         </w:tc>
         <w:tc>
           <w:tcPr>
-            <w:tcW w:type="dxa" w:w="1930"/>
+            <w:tcW w:type="dxa" w:w="1754"/>
             <w:shd w:val="clear" w:color="auto" w:fill="FFFFFF"/>
             <w:tcMar>
               <w:top w:w="80" w:type="dxa"/>
@@ -5177,13 +5636,6 @@
       <w:docGrid w:linePitch="360"/>
       <w:bidi w:val="1"/>
     </w:sectPr>
-    <w:bookmarkStart w:id="51714" w:name="راهنمای-جامع-معماری-سیستم-system-archite"/>
-    <w:bookmarkEnd w:id="51714">
-      <w:bookmarkStart w:id="85405" w:name="مدیریت-نسخهها-و-شناسهها-version-manageme"/>
-      <w:bookmarkEnd w:id="85405"/>
-      <w:bookmarkStart w:id="87630" w:name="جدول-وضعیت-ماژولها-modules-status-matrix"/>
-      <w:bookmarkEnd w:id="87630"/>
-    </w:bookmarkEnd>
   </w:body>
 </w:document>
 </file>

--- a/tests/fixtures/rtl_quality.docx
+++ b/tests/fixtures/rtl_quality.docx
@@ -43,7 +43,7 @@
             </w:pPr>
             <w:r>
               <w:rPr>
-                <w:rFonts w:ascii="Vazirmatn" w:hAnsi="Vazirmatn" w:cs="Vazirmatn"/>
+                <w:rFonts w:ascii="Vazirmatn" w:hAnsi="Vazirmatn" w:cs="Vazirmatn" w:eastAsia="Vazirmatn"/>
                 <w:sz w:val="32"/>
                 <w:szCs w:val="32"/>
                 <w:b/>
@@ -83,115 +83,133 @@
             <w:bookmarkStart w:id="1" w:name="md___________________________sy_8c3c707c"/>
             <w:r>
               <w:rPr>
-                <w:rFonts w:ascii="Vazirmatn" w:hAnsi="Vazirmatn" w:cs="Vazirmatn"/>
+                <w:rFonts w:ascii="Vazirmatn" w:hAnsi="Vazirmatn" w:cs="Vazirmatn" w:eastAsia="Vazirmatn"/>
                 <w:sz w:val="32"/>
                 <w:szCs w:val="32"/>
                 <w:b/>
                 <w:bCs/>
                 <w:color w:val="2D2D2D"/>
                 <w:lang w:val="en-US" w:bidi="fa-IR"/>
+                <w:rtl w:val="1"/>
+                <w:cs w:val="1"/>
               </w:rPr>
               <w:t>راهنمای</w:t>
             </w:r>
             <w:r>
               <w:rPr>
-                <w:rFonts w:ascii="Vazirmatn" w:hAnsi="Vazirmatn" w:cs="Vazirmatn"/>
+                <w:rFonts w:ascii="Vazirmatn" w:hAnsi="Vazirmatn" w:cs="Vazirmatn" w:eastAsia="Vazirmatn"/>
                 <w:sz w:val="32"/>
                 <w:szCs w:val="32"/>
                 <w:b/>
                 <w:bCs/>
                 <w:color w:val="2D2D2D"/>
                 <w:lang w:val="en-US" w:bidi="fa-IR"/>
+                <w:rtl w:val="1"/>
+                <w:cs w:val="1"/>
               </w:rPr>
               <w:t xml:space="preserve"> </w:t>
             </w:r>
             <w:r>
               <w:rPr>
-                <w:rFonts w:ascii="Vazirmatn" w:hAnsi="Vazirmatn" w:cs="Vazirmatn"/>
+                <w:rFonts w:ascii="Vazirmatn" w:hAnsi="Vazirmatn" w:cs="Vazirmatn" w:eastAsia="Vazirmatn"/>
                 <w:sz w:val="32"/>
                 <w:szCs w:val="32"/>
                 <w:b/>
                 <w:bCs/>
                 <w:color w:val="2D2D2D"/>
                 <w:lang w:val="en-US" w:bidi="fa-IR"/>
+                <w:rtl w:val="1"/>
+                <w:cs w:val="1"/>
               </w:rPr>
               <w:t>جامع</w:t>
             </w:r>
             <w:r>
               <w:rPr>
-                <w:rFonts w:ascii="Vazirmatn" w:hAnsi="Vazirmatn" w:cs="Vazirmatn"/>
+                <w:rFonts w:ascii="Vazirmatn" w:hAnsi="Vazirmatn" w:cs="Vazirmatn" w:eastAsia="Vazirmatn"/>
                 <w:sz w:val="32"/>
                 <w:szCs w:val="32"/>
                 <w:b/>
                 <w:bCs/>
                 <w:color w:val="2D2D2D"/>
                 <w:lang w:val="en-US" w:bidi="fa-IR"/>
+                <w:rtl w:val="1"/>
+                <w:cs w:val="1"/>
               </w:rPr>
               <w:t xml:space="preserve"> </w:t>
             </w:r>
             <w:r>
               <w:rPr>
-                <w:rFonts w:ascii="Vazirmatn" w:hAnsi="Vazirmatn" w:cs="Vazirmatn"/>
+                <w:rFonts w:ascii="Vazirmatn" w:hAnsi="Vazirmatn" w:cs="Vazirmatn" w:eastAsia="Vazirmatn"/>
                 <w:sz w:val="32"/>
                 <w:szCs w:val="32"/>
                 <w:b/>
                 <w:bCs/>
                 <w:color w:val="2D2D2D"/>
                 <w:lang w:val="en-US" w:bidi="fa-IR"/>
+                <w:rtl w:val="1"/>
+                <w:cs w:val="1"/>
               </w:rPr>
               <w:t>معماری</w:t>
             </w:r>
             <w:r>
               <w:rPr>
-                <w:rFonts w:ascii="Vazirmatn" w:hAnsi="Vazirmatn" w:cs="Vazirmatn"/>
+                <w:rFonts w:ascii="Vazirmatn" w:hAnsi="Vazirmatn" w:cs="Vazirmatn" w:eastAsia="Vazirmatn"/>
                 <w:sz w:val="32"/>
                 <w:szCs w:val="32"/>
                 <w:b/>
                 <w:bCs/>
                 <w:color w:val="2D2D2D"/>
                 <w:lang w:val="en-US" w:bidi="fa-IR"/>
+                <w:rtl w:val="1"/>
+                <w:cs w:val="1"/>
               </w:rPr>
               <w:t xml:space="preserve"> </w:t>
             </w:r>
             <w:r>
               <w:rPr>
-                <w:rFonts w:ascii="Vazirmatn" w:hAnsi="Vazirmatn" w:cs="Vazirmatn"/>
+                <w:rFonts w:ascii="Vazirmatn" w:hAnsi="Vazirmatn" w:cs="Vazirmatn" w:eastAsia="Vazirmatn"/>
                 <w:sz w:val="32"/>
                 <w:szCs w:val="32"/>
                 <w:b/>
                 <w:bCs/>
                 <w:color w:val="2D2D2D"/>
                 <w:lang w:val="en-US" w:bidi="fa-IR"/>
+                <w:rtl w:val="1"/>
+                <w:cs w:val="1"/>
               </w:rPr>
               <w:t>سیستم</w:t>
             </w:r>
             <w:r>
               <w:rPr>
-                <w:rFonts w:ascii="Vazirmatn" w:hAnsi="Vazirmatn" w:cs="Vazirmatn"/>
+                <w:rFonts w:ascii="Vazirmatn" w:hAnsi="Vazirmatn" w:cs="Vazirmatn" w:eastAsia="Vazirmatn"/>
                 <w:sz w:val="32"/>
                 <w:szCs w:val="32"/>
                 <w:b/>
                 <w:bCs/>
                 <w:color w:val="2D2D2D"/>
                 <w:lang w:val="en-US" w:bidi="fa-IR"/>
+                <w:rtl w:val="1"/>
+                <w:cs w:val="1"/>
               </w:rPr>
               <w:t xml:space="preserve"> </w:t>
             </w:r>
             <w:r>
               <w:rPr>
-                <w:rFonts w:ascii="Vazirmatn" w:hAnsi="Vazirmatn" w:cs="Vazirmatn"/>
+                <w:rFonts w:ascii="Vazirmatn" w:hAnsi="Vazirmatn" w:cs="Vazirmatn" w:eastAsia="Vazirmatn"/>
                 <w:sz w:val="32"/>
                 <w:szCs w:val="32"/>
                 <w:b/>
                 <w:bCs/>
                 <w:color w:val="2D2D2D"/>
                 <w:lang w:val="en-US" w:bidi="fa-IR"/>
+                <w:rtl w:val="1"/>
+                <w:cs w:val="1"/>
               </w:rPr>
               <w:t>(</w:t>
             </w:r>
             <w:r>
               <w:rPr>
-                <w:rFonts w:ascii="Segoe UI" w:hAnsi="Segoe UI" w:cs="Vazirmatn"/>
+                <w:rFonts w:ascii="Segoe UI" w:hAnsi="Segoe UI" w:cs="Vazirmatn" w:eastAsia="Vazirmatn"/>
                 <w:sz w:val="32"/>
                 <w:szCs w:val="32"/>
                 <w:b/>
@@ -199,24 +217,27 @@
                 <w:color w:val="2D2D2D"/>
                 <w:lang w:val="en-US" w:bidi="fa-IR"/>
                 <w:rtl w:val="0"/>
+                <w:cs w:val="0"/>
               </w:rPr>
               <w:t>System</w:t>
             </w:r>
             <w:r>
               <w:rPr>
-                <w:rFonts w:ascii="Vazirmatn" w:hAnsi="Vazirmatn" w:cs="Vazirmatn"/>
+                <w:rFonts w:ascii="Vazirmatn" w:hAnsi="Vazirmatn" w:cs="Vazirmatn" w:eastAsia="Vazirmatn"/>
                 <w:sz w:val="32"/>
                 <w:szCs w:val="32"/>
                 <w:b/>
                 <w:bCs/>
                 <w:color w:val="2D2D2D"/>
                 <w:lang w:val="en-US" w:bidi="fa-IR"/>
+                <w:rtl w:val="1"/>
+                <w:cs w:val="1"/>
               </w:rPr>
               <w:t xml:space="preserve"> </w:t>
             </w:r>
             <w:r>
               <w:rPr>
-                <w:rFonts w:ascii="Segoe UI" w:hAnsi="Segoe UI" w:cs="Vazirmatn"/>
+                <w:rFonts w:ascii="Segoe UI" w:hAnsi="Segoe UI" w:cs="Vazirmatn" w:eastAsia="Vazirmatn"/>
                 <w:sz w:val="32"/>
                 <w:szCs w:val="32"/>
                 <w:b/>
@@ -224,24 +245,27 @@
                 <w:color w:val="2D2D2D"/>
                 <w:lang w:val="en-US" w:bidi="fa-IR"/>
                 <w:rtl w:val="0"/>
+                <w:cs w:val="0"/>
               </w:rPr>
               <w:t>Architecture</w:t>
             </w:r>
             <w:r>
               <w:rPr>
-                <w:rFonts w:ascii="Vazirmatn" w:hAnsi="Vazirmatn" w:cs="Vazirmatn"/>
+                <w:rFonts w:ascii="Vazirmatn" w:hAnsi="Vazirmatn" w:cs="Vazirmatn" w:eastAsia="Vazirmatn"/>
                 <w:sz w:val="32"/>
                 <w:szCs w:val="32"/>
                 <w:b/>
                 <w:bCs/>
                 <w:color w:val="2D2D2D"/>
                 <w:lang w:val="en-US" w:bidi="fa-IR"/>
+                <w:rtl w:val="1"/>
+                <w:cs w:val="1"/>
               </w:rPr>
               <w:t xml:space="preserve"> </w:t>
             </w:r>
             <w:r>
               <w:rPr>
-                <w:rFonts w:ascii="Segoe UI" w:hAnsi="Segoe UI" w:cs="Vazirmatn"/>
+                <w:rFonts w:ascii="Segoe UI" w:hAnsi="Segoe UI" w:cs="Vazirmatn" w:eastAsia="Vazirmatn"/>
                 <w:sz w:val="32"/>
                 <w:szCs w:val="32"/>
                 <w:b/>
@@ -249,18 +273,21 @@
                 <w:color w:val="2D2D2D"/>
                 <w:lang w:val="en-US" w:bidi="fa-IR"/>
                 <w:rtl w:val="0"/>
+                <w:cs w:val="0"/>
               </w:rPr>
               <w:t>Guide</w:t>
             </w:r>
             <w:r>
               <w:rPr>
-                <w:rFonts w:ascii="Vazirmatn" w:hAnsi="Vazirmatn" w:cs="Vazirmatn"/>
+                <w:rFonts w:ascii="Vazirmatn" w:hAnsi="Vazirmatn" w:cs="Vazirmatn" w:eastAsia="Vazirmatn"/>
                 <w:sz w:val="32"/>
                 <w:szCs w:val="32"/>
                 <w:b/>
                 <w:bCs/>
                 <w:color w:val="2D2D2D"/>
                 <w:lang w:val="en-US" w:bidi="fa-IR"/>
+                <w:rtl w:val="1"/>
+                <w:cs w:val="1"/>
               </w:rPr>
               <w:t>)</w:t>
             </w:r>
@@ -280,457 +307,545 @@
       <w:pPr>
         <w:bidi w:val="1"/>
         <w:spacing w:line="336" w:lineRule="auto" w:after="120"/>
-        <w:jc w:val="both"/>
+        <w:jc w:val="right"/>
       </w:pPr>
       <w:r>
         <w:rPr>
-          <w:rFonts w:ascii="Vazirmatn" w:hAnsi="Vazirmatn" w:cs="Vazirmatn"/>
+          <w:rFonts w:ascii="Vazirmatn" w:hAnsi="Vazirmatn" w:cs="Vazirmatn" w:eastAsia="Vazirmatn"/>
           <w:sz w:val="22"/>
           <w:szCs w:val="22"/>
           <w:color w:val="2D2D2D"/>
           <w:lang w:val="en-US" w:bidi="fa-IR"/>
+          <w:rtl w:val="1"/>
+          <w:cs w:val="1"/>
         </w:rPr>
         <w:t>این</w:t>
       </w:r>
       <w:r>
         <w:rPr>
-          <w:rFonts w:ascii="Vazirmatn" w:hAnsi="Vazirmatn" w:cs="Vazirmatn"/>
+          <w:rFonts w:ascii="Vazirmatn" w:hAnsi="Vazirmatn" w:cs="Vazirmatn" w:eastAsia="Vazirmatn"/>
           <w:sz w:val="22"/>
           <w:szCs w:val="22"/>
           <w:color w:val="2D2D2D"/>
           <w:lang w:val="en-US" w:bidi="fa-IR"/>
+          <w:rtl w:val="1"/>
+          <w:cs w:val="1"/>
         </w:rPr>
         <w:t xml:space="preserve"> </w:t>
       </w:r>
       <w:r>
         <w:rPr>
-          <w:rFonts w:ascii="Vazirmatn" w:hAnsi="Vazirmatn" w:cs="Vazirmatn"/>
+          <w:rFonts w:ascii="Vazirmatn" w:hAnsi="Vazirmatn" w:cs="Vazirmatn" w:eastAsia="Vazirmatn"/>
           <w:sz w:val="22"/>
           <w:szCs w:val="22"/>
           <w:color w:val="2D2D2D"/>
           <w:lang w:val="en-US" w:bidi="fa-IR"/>
+          <w:rtl w:val="1"/>
+          <w:cs w:val="1"/>
         </w:rPr>
         <w:t>سند</w:t>
       </w:r>
       <w:r>
         <w:rPr>
-          <w:rFonts w:ascii="Vazirmatn" w:hAnsi="Vazirmatn" w:cs="Vazirmatn"/>
+          <w:rFonts w:ascii="Vazirmatn" w:hAnsi="Vazirmatn" w:cs="Vazirmatn" w:eastAsia="Vazirmatn"/>
           <w:sz w:val="22"/>
           <w:szCs w:val="22"/>
           <w:color w:val="2D2D2D"/>
           <w:lang w:val="en-US" w:bidi="fa-IR"/>
+          <w:rtl w:val="1"/>
+          <w:cs w:val="1"/>
         </w:rPr>
         <w:t xml:space="preserve"> </w:t>
       </w:r>
       <w:r>
         <w:rPr>
-          <w:rFonts w:ascii="Vazirmatn" w:hAnsi="Vazirmatn" w:cs="Vazirmatn"/>
+          <w:rFonts w:ascii="Vazirmatn" w:hAnsi="Vazirmatn" w:cs="Vazirmatn" w:eastAsia="Vazirmatn"/>
           <w:sz w:val="22"/>
           <w:szCs w:val="22"/>
           <w:color w:val="2D2D2D"/>
           <w:lang w:val="en-US" w:bidi="fa-IR"/>
+          <w:rtl w:val="1"/>
+          <w:cs w:val="1"/>
         </w:rPr>
         <w:t>برای</w:t>
       </w:r>
       <w:r>
         <w:rPr>
-          <w:rFonts w:ascii="Vazirmatn" w:hAnsi="Vazirmatn" w:cs="Vazirmatn"/>
+          <w:rFonts w:ascii="Vazirmatn" w:hAnsi="Vazirmatn" w:cs="Vazirmatn" w:eastAsia="Vazirmatn"/>
           <w:sz w:val="22"/>
           <w:szCs w:val="22"/>
           <w:color w:val="2D2D2D"/>
           <w:lang w:val="en-US" w:bidi="fa-IR"/>
+          <w:rtl w:val="1"/>
+          <w:cs w:val="1"/>
         </w:rPr>
         <w:t xml:space="preserve"> </w:t>
       </w:r>
       <w:r>
         <w:rPr>
-          <w:rFonts w:ascii="Vazirmatn" w:hAnsi="Vazirmatn" w:cs="Vazirmatn"/>
+          <w:rFonts w:ascii="Vazirmatn" w:hAnsi="Vazirmatn" w:cs="Vazirmatn" w:eastAsia="Vazirmatn"/>
           <w:sz w:val="22"/>
           <w:szCs w:val="22"/>
           <w:color w:val="2D2D2D"/>
           <w:lang w:val="en-US" w:bidi="fa-IR"/>
+          <w:rtl w:val="1"/>
+          <w:cs w:val="1"/>
         </w:rPr>
         <w:t>بررسی</w:t>
       </w:r>
       <w:r>
         <w:rPr>
-          <w:rFonts w:ascii="Vazirmatn" w:hAnsi="Vazirmatn" w:cs="Vazirmatn"/>
+          <w:rFonts w:ascii="Vazirmatn" w:hAnsi="Vazirmatn" w:cs="Vazirmatn" w:eastAsia="Vazirmatn"/>
           <w:sz w:val="22"/>
           <w:szCs w:val="22"/>
           <w:color w:val="2D2D2D"/>
           <w:lang w:val="en-US" w:bidi="fa-IR"/>
+          <w:rtl w:val="1"/>
+          <w:cs w:val="1"/>
         </w:rPr>
         <w:t xml:space="preserve"> </w:t>
       </w:r>
       <w:r>
         <w:rPr>
-          <w:rFonts w:ascii="Vazirmatn" w:hAnsi="Vazirmatn" w:cs="Vazirmatn"/>
+          <w:rFonts w:ascii="Vazirmatn" w:hAnsi="Vazirmatn" w:cs="Vazirmatn" w:eastAsia="Vazirmatn"/>
           <w:sz w:val="22"/>
           <w:szCs w:val="22"/>
           <w:color w:val="2D2D2D"/>
           <w:lang w:val="en-US" w:bidi="fa-IR"/>
+          <w:rtl w:val="1"/>
+          <w:cs w:val="1"/>
         </w:rPr>
         <w:t>کیفیت</w:t>
       </w:r>
       <w:r>
         <w:rPr>
-          <w:rFonts w:ascii="Vazirmatn" w:hAnsi="Vazirmatn" w:cs="Vazirmatn"/>
+          <w:rFonts w:ascii="Vazirmatn" w:hAnsi="Vazirmatn" w:cs="Vazirmatn" w:eastAsia="Vazirmatn"/>
           <w:sz w:val="22"/>
           <w:szCs w:val="22"/>
           <w:color w:val="2D2D2D"/>
           <w:lang w:val="en-US" w:bidi="fa-IR"/>
+          <w:rtl w:val="1"/>
+          <w:cs w:val="1"/>
         </w:rPr>
         <w:t xml:space="preserve"> </w:t>
       </w:r>
       <w:r>
         <w:rPr>
-          <w:rFonts w:ascii="Vazirmatn" w:hAnsi="Vazirmatn" w:cs="Vazirmatn"/>
+          <w:rFonts w:ascii="Vazirmatn" w:hAnsi="Vazirmatn" w:cs="Vazirmatn" w:eastAsia="Vazirmatn"/>
           <w:sz w:val="22"/>
           <w:szCs w:val="22"/>
           <w:color w:val="2D2D2D"/>
           <w:lang w:val="en-US" w:bidi="fa-IR"/>
+          <w:rtl w:val="1"/>
+          <w:cs w:val="1"/>
         </w:rPr>
         <w:t>نمایش</w:t>
       </w:r>
       <w:r>
         <w:rPr>
-          <w:rFonts w:ascii="Vazirmatn" w:hAnsi="Vazirmatn" w:cs="Vazirmatn"/>
+          <w:rFonts w:ascii="Vazirmatn" w:hAnsi="Vazirmatn" w:cs="Vazirmatn" w:eastAsia="Vazirmatn"/>
           <w:sz w:val="22"/>
           <w:szCs w:val="22"/>
           <w:color w:val="2D2D2D"/>
           <w:lang w:val="en-US" w:bidi="fa-IR"/>
+          <w:rtl w:val="1"/>
+          <w:cs w:val="1"/>
         </w:rPr>
         <w:t xml:space="preserve"> </w:t>
       </w:r>
       <w:r>
         <w:rPr>
-          <w:rFonts w:ascii="Vazirmatn" w:hAnsi="Vazirmatn" w:cs="Vazirmatn"/>
+          <w:rFonts w:ascii="Vazirmatn" w:hAnsi="Vazirmatn" w:cs="Vazirmatn" w:eastAsia="Vazirmatn"/>
           <w:sz w:val="22"/>
           <w:szCs w:val="22"/>
           <w:color w:val="2D2D2D"/>
           <w:lang w:val="en-US" w:bidi="fa-IR"/>
+          <w:rtl w:val="1"/>
+          <w:cs w:val="1"/>
         </w:rPr>
         <w:t>بصری</w:t>
       </w:r>
       <w:r>
         <w:rPr>
-          <w:rFonts w:ascii="Vazirmatn" w:hAnsi="Vazirmatn" w:cs="Vazirmatn"/>
+          <w:rFonts w:ascii="Vazirmatn" w:hAnsi="Vazirmatn" w:cs="Vazirmatn" w:eastAsia="Vazirmatn"/>
           <w:sz w:val="22"/>
           <w:szCs w:val="22"/>
           <w:color w:val="2D2D2D"/>
           <w:lang w:val="en-US" w:bidi="fa-IR"/>
+          <w:rtl w:val="1"/>
+          <w:cs w:val="1"/>
         </w:rPr>
         <w:t xml:space="preserve"> </w:t>
       </w:r>
       <w:r>
         <w:rPr>
-          <w:rFonts w:ascii="Vazirmatn" w:hAnsi="Vazirmatn" w:cs="Vazirmatn"/>
+          <w:rFonts w:ascii="Vazirmatn" w:hAnsi="Vazirmatn" w:cs="Vazirmatn" w:eastAsia="Vazirmatn"/>
           <w:sz w:val="22"/>
           <w:szCs w:val="22"/>
           <w:color w:val="2D2D2D"/>
           <w:lang w:val="en-US" w:bidi="fa-IR"/>
+          <w:rtl w:val="1"/>
+          <w:cs w:val="1"/>
         </w:rPr>
         <w:t>نویسه‌های</w:t>
       </w:r>
       <w:r>
         <w:rPr>
-          <w:rFonts w:ascii="Vazirmatn" w:hAnsi="Vazirmatn" w:cs="Vazirmatn"/>
+          <w:rFonts w:ascii="Vazirmatn" w:hAnsi="Vazirmatn" w:cs="Vazirmatn" w:eastAsia="Vazirmatn"/>
           <w:sz w:val="22"/>
           <w:szCs w:val="22"/>
           <w:color w:val="2D2D2D"/>
           <w:lang w:val="en-US" w:bidi="fa-IR"/>
+          <w:rtl w:val="1"/>
+          <w:cs w:val="1"/>
         </w:rPr>
         <w:t xml:space="preserve"> </w:t>
       </w:r>
       <w:r>
         <w:rPr>
-          <w:rFonts w:ascii="Vazirmatn" w:hAnsi="Vazirmatn" w:cs="Vazirmatn"/>
+          <w:rFonts w:ascii="Vazirmatn" w:hAnsi="Vazirmatn" w:cs="Vazirmatn" w:eastAsia="Vazirmatn"/>
           <w:sz w:val="22"/>
           <w:szCs w:val="22"/>
           <w:color w:val="2D2D2D"/>
           <w:lang w:val="en-US" w:bidi="fa-IR"/>
+          <w:rtl w:val="1"/>
+          <w:cs w:val="1"/>
         </w:rPr>
         <w:t>راست‌به‌چپ</w:t>
       </w:r>
       <w:r>
         <w:rPr>
-          <w:rFonts w:ascii="Vazirmatn" w:hAnsi="Vazirmatn" w:cs="Vazirmatn"/>
+          <w:rFonts w:ascii="Vazirmatn" w:hAnsi="Vazirmatn" w:cs="Vazirmatn" w:eastAsia="Vazirmatn"/>
           <w:sz w:val="22"/>
           <w:szCs w:val="22"/>
           <w:color w:val="2D2D2D"/>
           <w:lang w:val="en-US" w:bidi="fa-IR"/>
+          <w:rtl w:val="1"/>
+          <w:cs w:val="1"/>
         </w:rPr>
         <w:t xml:space="preserve"> </w:t>
       </w:r>
       <w:r>
         <w:rPr>
-          <w:rFonts w:ascii="Segoe UI" w:hAnsi="Segoe UI" w:cs="Vazirmatn"/>
+          <w:rFonts w:ascii="Segoe UI" w:hAnsi="Segoe UI" w:cs="Vazirmatn" w:eastAsia="Vazirmatn"/>
           <w:sz w:val="22"/>
           <w:szCs w:val="22"/>
           <w:color w:val="2D2D2D"/>
           <w:lang w:val="en-US" w:bidi="fa-IR"/>
           <w:rtl w:val="0"/>
+          <w:cs w:val="0"/>
         </w:rPr>
         <w:t>(RTL)</w:t>
       </w:r>
       <w:r>
         <w:rPr>
-          <w:rFonts w:ascii="Vazirmatn" w:hAnsi="Vazirmatn" w:cs="Vazirmatn"/>
+          <w:rFonts w:ascii="Vazirmatn" w:hAnsi="Vazirmatn" w:cs="Vazirmatn" w:eastAsia="Vazirmatn"/>
           <w:sz w:val="22"/>
           <w:szCs w:val="22"/>
           <w:color w:val="2D2D2D"/>
           <w:lang w:val="en-US" w:bidi="fa-IR"/>
+          <w:rtl w:val="1"/>
+          <w:cs w:val="1"/>
         </w:rPr>
         <w:t>،</w:t>
       </w:r>
       <w:r>
         <w:rPr>
-          <w:rFonts w:ascii="Vazirmatn" w:hAnsi="Vazirmatn" w:cs="Vazirmatn"/>
+          <w:rFonts w:ascii="Vazirmatn" w:hAnsi="Vazirmatn" w:cs="Vazirmatn" w:eastAsia="Vazirmatn"/>
           <w:sz w:val="22"/>
           <w:szCs w:val="22"/>
           <w:color w:val="2D2D2D"/>
           <w:lang w:val="en-US" w:bidi="fa-IR"/>
+          <w:rtl w:val="1"/>
+          <w:cs w:val="1"/>
         </w:rPr>
         <w:t xml:space="preserve"> </w:t>
       </w:r>
       <w:r>
         <w:rPr>
-          <w:rFonts w:ascii="Vazirmatn" w:hAnsi="Vazirmatn" w:cs="Vazirmatn"/>
+          <w:rFonts w:ascii="Vazirmatn" w:hAnsi="Vazirmatn" w:cs="Vazirmatn" w:eastAsia="Vazirmatn"/>
           <w:sz w:val="22"/>
           <w:szCs w:val="22"/>
           <w:color w:val="2D2D2D"/>
           <w:lang w:val="en-US" w:bidi="fa-IR"/>
+          <w:rtl w:val="1"/>
+          <w:cs w:val="1"/>
         </w:rPr>
         <w:t>نویسه‌های</w:t>
       </w:r>
       <w:r>
         <w:rPr>
-          <w:rFonts w:ascii="Vazirmatn" w:hAnsi="Vazirmatn" w:cs="Vazirmatn"/>
+          <w:rFonts w:ascii="Vazirmatn" w:hAnsi="Vazirmatn" w:cs="Vazirmatn" w:eastAsia="Vazirmatn"/>
           <w:sz w:val="22"/>
           <w:szCs w:val="22"/>
           <w:color w:val="2D2D2D"/>
           <w:lang w:val="en-US" w:bidi="fa-IR"/>
+          <w:rtl w:val="1"/>
+          <w:cs w:val="1"/>
         </w:rPr>
         <w:t xml:space="preserve"> </w:t>
       </w:r>
       <w:r>
         <w:rPr>
-          <w:rFonts w:ascii="Vazirmatn" w:hAnsi="Vazirmatn" w:cs="Vazirmatn"/>
+          <w:rFonts w:ascii="Vazirmatn" w:hAnsi="Vazirmatn" w:cs="Vazirmatn" w:eastAsia="Vazirmatn"/>
           <w:sz w:val="22"/>
           <w:szCs w:val="22"/>
           <w:color w:val="2D2D2D"/>
           <w:lang w:val="en-US" w:bidi="fa-IR"/>
+          <w:rtl w:val="1"/>
+          <w:cs w:val="1"/>
         </w:rPr>
         <w:t>لاتین</w:t>
       </w:r>
       <w:r>
         <w:rPr>
-          <w:rFonts w:ascii="Vazirmatn" w:hAnsi="Vazirmatn" w:cs="Vazirmatn"/>
+          <w:rFonts w:ascii="Vazirmatn" w:hAnsi="Vazirmatn" w:cs="Vazirmatn" w:eastAsia="Vazirmatn"/>
           <w:sz w:val="22"/>
           <w:szCs w:val="22"/>
           <w:color w:val="2D2D2D"/>
           <w:lang w:val="en-US" w:bidi="fa-IR"/>
+          <w:rtl w:val="1"/>
+          <w:cs w:val="1"/>
         </w:rPr>
         <w:t xml:space="preserve"> </w:t>
       </w:r>
       <w:r>
         <w:rPr>
-          <w:rFonts w:ascii="Segoe UI" w:hAnsi="Segoe UI" w:cs="Vazirmatn"/>
+          <w:rFonts w:ascii="Segoe UI" w:hAnsi="Segoe UI" w:cs="Vazirmatn" w:eastAsia="Vazirmatn"/>
           <w:sz w:val="22"/>
           <w:szCs w:val="22"/>
           <w:color w:val="2D2D2D"/>
           <w:lang w:val="en-US" w:bidi="fa-IR"/>
           <w:rtl w:val="0"/>
+          <w:cs w:val="0"/>
         </w:rPr>
         <w:t>(LTR)</w:t>
       </w:r>
       <w:r>
         <w:rPr>
-          <w:rFonts w:ascii="Vazirmatn" w:hAnsi="Vazirmatn" w:cs="Vazirmatn"/>
+          <w:rFonts w:ascii="Vazirmatn" w:hAnsi="Vazirmatn" w:cs="Vazirmatn" w:eastAsia="Vazirmatn"/>
           <w:sz w:val="22"/>
           <w:szCs w:val="22"/>
           <w:color w:val="2D2D2D"/>
           <w:lang w:val="en-US" w:bidi="fa-IR"/>
+          <w:rtl w:val="1"/>
+          <w:cs w:val="1"/>
         </w:rPr>
         <w:t>،</w:t>
       </w:r>
       <w:r>
         <w:rPr>
-          <w:rFonts w:ascii="Vazirmatn" w:hAnsi="Vazirmatn" w:cs="Vazirmatn"/>
+          <w:rFonts w:ascii="Vazirmatn" w:hAnsi="Vazirmatn" w:cs="Vazirmatn" w:eastAsia="Vazirmatn"/>
           <w:sz w:val="22"/>
           <w:szCs w:val="22"/>
           <w:color w:val="2D2D2D"/>
           <w:lang w:val="en-US" w:bidi="fa-IR"/>
+          <w:rtl w:val="1"/>
+          <w:cs w:val="1"/>
         </w:rPr>
         <w:t xml:space="preserve"> </w:t>
       </w:r>
       <w:r>
         <w:rPr>
-          <w:rFonts w:ascii="Vazirmatn" w:hAnsi="Vazirmatn" w:cs="Vazirmatn"/>
+          <w:rFonts w:ascii="Vazirmatn" w:hAnsi="Vazirmatn" w:cs="Vazirmatn" w:eastAsia="Vazirmatn"/>
           <w:sz w:val="22"/>
           <w:szCs w:val="22"/>
           <w:color w:val="2D2D2D"/>
           <w:lang w:val="en-US" w:bidi="fa-IR"/>
+          <w:rtl w:val="1"/>
+          <w:cs w:val="1"/>
         </w:rPr>
         <w:t>نشانه‌گذاری‌های</w:t>
       </w:r>
       <w:r>
         <w:rPr>
-          <w:rFonts w:ascii="Vazirmatn" w:hAnsi="Vazirmatn" w:cs="Vazirmatn"/>
+          <w:rFonts w:ascii="Vazirmatn" w:hAnsi="Vazirmatn" w:cs="Vazirmatn" w:eastAsia="Vazirmatn"/>
           <w:sz w:val="22"/>
           <w:szCs w:val="22"/>
           <w:color w:val="2D2D2D"/>
           <w:lang w:val="en-US" w:bidi="fa-IR"/>
+          <w:rtl w:val="1"/>
+          <w:cs w:val="1"/>
         </w:rPr>
         <w:t xml:space="preserve"> </w:t>
       </w:r>
       <w:r>
         <w:rPr>
-          <w:rFonts w:ascii="Vazirmatn" w:hAnsi="Vazirmatn" w:cs="Vazirmatn"/>
+          <w:rFonts w:ascii="Vazirmatn" w:hAnsi="Vazirmatn" w:cs="Vazirmatn" w:eastAsia="Vazirmatn"/>
           <w:sz w:val="22"/>
           <w:szCs w:val="22"/>
           <w:color w:val="2D2D2D"/>
           <w:lang w:val="en-US" w:bidi="fa-IR"/>
+          <w:rtl w:val="1"/>
+          <w:cs w:val="1"/>
         </w:rPr>
         <w:t>ترکیبی،</w:t>
       </w:r>
       <w:r>
         <w:rPr>
-          <w:rFonts w:ascii="Vazirmatn" w:hAnsi="Vazirmatn" w:cs="Vazirmatn"/>
+          <w:rFonts w:ascii="Vazirmatn" w:hAnsi="Vazirmatn" w:cs="Vazirmatn" w:eastAsia="Vazirmatn"/>
           <w:sz w:val="22"/>
           <w:szCs w:val="22"/>
           <w:color w:val="2D2D2D"/>
           <w:lang w:val="en-US" w:bidi="fa-IR"/>
+          <w:rtl w:val="1"/>
+          <w:cs w:val="1"/>
         </w:rPr>
         <w:t xml:space="preserve"> </w:t>
       </w:r>
       <w:r>
         <w:rPr>
-          <w:rFonts w:ascii="Vazirmatn" w:hAnsi="Vazirmatn" w:cs="Vazirmatn"/>
+          <w:rFonts w:ascii="Vazirmatn" w:hAnsi="Vazirmatn" w:cs="Vazirmatn" w:eastAsia="Vazirmatn"/>
           <w:sz w:val="22"/>
           <w:szCs w:val="22"/>
           <w:color w:val="2D2D2D"/>
           <w:lang w:val="en-US" w:bidi="fa-IR"/>
+          <w:rtl w:val="1"/>
+          <w:cs w:val="1"/>
         </w:rPr>
         <w:t>عبارات</w:t>
       </w:r>
       <w:r>
         <w:rPr>
-          <w:rFonts w:ascii="Vazirmatn" w:hAnsi="Vazirmatn" w:cs="Vazirmatn"/>
+          <w:rFonts w:ascii="Vazirmatn" w:hAnsi="Vazirmatn" w:cs="Vazirmatn" w:eastAsia="Vazirmatn"/>
           <w:sz w:val="22"/>
           <w:szCs w:val="22"/>
           <w:color w:val="2D2D2D"/>
           <w:lang w:val="en-US" w:bidi="fa-IR"/>
+          <w:rtl w:val="1"/>
+          <w:cs w:val="1"/>
         </w:rPr>
         <w:t xml:space="preserve"> </w:t>
       </w:r>
       <w:r>
         <w:rPr>
-          <w:rFonts w:ascii="Vazirmatn" w:hAnsi="Vazirmatn" w:cs="Vazirmatn"/>
+          <w:rFonts w:ascii="Vazirmatn" w:hAnsi="Vazirmatn" w:cs="Vazirmatn" w:eastAsia="Vazirmatn"/>
           <w:sz w:val="22"/>
           <w:szCs w:val="22"/>
           <w:color w:val="2D2D2D"/>
           <w:lang w:val="en-US" w:bidi="fa-IR"/>
+          <w:rtl w:val="1"/>
+          <w:cs w:val="1"/>
         </w:rPr>
         <w:t>پرانتزی</w:t>
       </w:r>
       <w:r>
         <w:rPr>
-          <w:rFonts w:ascii="Vazirmatn" w:hAnsi="Vazirmatn" w:cs="Vazirmatn"/>
+          <w:rFonts w:ascii="Vazirmatn" w:hAnsi="Vazirmatn" w:cs="Vazirmatn" w:eastAsia="Vazirmatn"/>
           <w:sz w:val="22"/>
           <w:szCs w:val="22"/>
           <w:color w:val="2D2D2D"/>
           <w:lang w:val="en-US" w:bidi="fa-IR"/>
+          <w:rtl w:val="1"/>
+          <w:cs w:val="1"/>
         </w:rPr>
         <w:t xml:space="preserve"> </w:t>
       </w:r>
       <w:r>
         <w:rPr>
-          <w:rFonts w:ascii="Vazirmatn" w:hAnsi="Vazirmatn" w:cs="Vazirmatn"/>
+          <w:rFonts w:ascii="Vazirmatn" w:hAnsi="Vazirmatn" w:cs="Vazirmatn" w:eastAsia="Vazirmatn"/>
           <w:sz w:val="22"/>
           <w:szCs w:val="22"/>
           <w:color w:val="2D2D2D"/>
           <w:lang w:val="en-US" w:bidi="fa-IR"/>
+          <w:rtl w:val="1"/>
+          <w:cs w:val="1"/>
         </w:rPr>
         <w:t>و</w:t>
       </w:r>
       <w:r>
         <w:rPr>
-          <w:rFonts w:ascii="Vazirmatn" w:hAnsi="Vazirmatn" w:cs="Vazirmatn"/>
+          <w:rFonts w:ascii="Vazirmatn" w:hAnsi="Vazirmatn" w:cs="Vazirmatn" w:eastAsia="Vazirmatn"/>
           <w:sz w:val="22"/>
           <w:szCs w:val="22"/>
           <w:color w:val="2D2D2D"/>
           <w:lang w:val="en-US" w:bidi="fa-IR"/>
+          <w:rtl w:val="1"/>
+          <w:cs w:val="1"/>
         </w:rPr>
         <w:t xml:space="preserve"> </w:t>
       </w:r>
       <w:r>
         <w:rPr>
-          <w:rFonts w:ascii="Vazirmatn" w:hAnsi="Vazirmatn" w:cs="Vazirmatn"/>
+          <w:rFonts w:ascii="Vazirmatn" w:hAnsi="Vazirmatn" w:cs="Vazirmatn" w:eastAsia="Vazirmatn"/>
           <w:sz w:val="22"/>
           <w:szCs w:val="22"/>
           <w:color w:val="2D2D2D"/>
           <w:lang w:val="en-US" w:bidi="fa-IR"/>
+          <w:rtl w:val="1"/>
+          <w:cs w:val="1"/>
         </w:rPr>
         <w:t>جداول</w:t>
       </w:r>
       <w:r>
         <w:rPr>
-          <w:rFonts w:ascii="Vazirmatn" w:hAnsi="Vazirmatn" w:cs="Vazirmatn"/>
+          <w:rFonts w:ascii="Vazirmatn" w:hAnsi="Vazirmatn" w:cs="Vazirmatn" w:eastAsia="Vazirmatn"/>
           <w:sz w:val="22"/>
           <w:szCs w:val="22"/>
           <w:color w:val="2D2D2D"/>
           <w:lang w:val="en-US" w:bidi="fa-IR"/>
+          <w:rtl w:val="1"/>
+          <w:cs w:val="1"/>
         </w:rPr>
         <w:t xml:space="preserve"> </w:t>
       </w:r>
       <w:r>
         <w:rPr>
-          <w:rFonts w:ascii="Vazirmatn" w:hAnsi="Vazirmatn" w:cs="Vazirmatn"/>
+          <w:rFonts w:ascii="Vazirmatn" w:hAnsi="Vazirmatn" w:cs="Vazirmatn" w:eastAsia="Vazirmatn"/>
           <w:sz w:val="22"/>
           <w:szCs w:val="22"/>
           <w:color w:val="2D2D2D"/>
           <w:lang w:val="en-US" w:bidi="fa-IR"/>
+          <w:rtl w:val="1"/>
+          <w:cs w:val="1"/>
         </w:rPr>
         <w:t>طراحی</w:t>
       </w:r>
       <w:r>
         <w:rPr>
-          <w:rFonts w:ascii="Vazirmatn" w:hAnsi="Vazirmatn" w:cs="Vazirmatn"/>
+          <w:rFonts w:ascii="Vazirmatn" w:hAnsi="Vazirmatn" w:cs="Vazirmatn" w:eastAsia="Vazirmatn"/>
           <w:sz w:val="22"/>
           <w:szCs w:val="22"/>
           <w:color w:val="2D2D2D"/>
           <w:lang w:val="en-US" w:bidi="fa-IR"/>
+          <w:rtl w:val="1"/>
+          <w:cs w:val="1"/>
         </w:rPr>
         <w:t xml:space="preserve"> </w:t>
       </w:r>
       <w:r>
         <w:rPr>
-          <w:rFonts w:ascii="Vazirmatn" w:hAnsi="Vazirmatn" w:cs="Vazirmatn"/>
+          <w:rFonts w:ascii="Vazirmatn" w:hAnsi="Vazirmatn" w:cs="Vazirmatn" w:eastAsia="Vazirmatn"/>
           <w:sz w:val="22"/>
           <w:szCs w:val="22"/>
           <w:color w:val="2D2D2D"/>
           <w:lang w:val="en-US" w:bidi="fa-IR"/>
+          <w:rtl w:val="1"/>
+          <w:cs w:val="1"/>
         </w:rPr>
         <w:t>شده</w:t>
       </w:r>
       <w:r>
         <w:rPr>
-          <w:rFonts w:ascii="Vazirmatn" w:hAnsi="Vazirmatn" w:cs="Vazirmatn"/>
+          <w:rFonts w:ascii="Vazirmatn" w:hAnsi="Vazirmatn" w:cs="Vazirmatn" w:eastAsia="Vazirmatn"/>
           <w:sz w:val="22"/>
           <w:szCs w:val="22"/>
           <w:color w:val="2D2D2D"/>
           <w:lang w:val="en-US" w:bidi="fa-IR"/>
+          <w:rtl w:val="1"/>
+          <w:cs w:val="1"/>
         </w:rPr>
         <w:t xml:space="preserve"> </w:t>
       </w:r>
       <w:r>
         <w:rPr>
-          <w:rFonts w:ascii="Vazirmatn" w:hAnsi="Vazirmatn" w:cs="Vazirmatn"/>
+          <w:rFonts w:ascii="Vazirmatn" w:hAnsi="Vazirmatn" w:cs="Vazirmatn" w:eastAsia="Vazirmatn"/>
           <w:sz w:val="22"/>
           <w:szCs w:val="22"/>
           <w:color w:val="2D2D2D"/>
           <w:lang w:val="en-US" w:bidi="fa-IR"/>
+          <w:rtl w:val="1"/>
+          <w:cs w:val="1"/>
         </w:rPr>
         <w:t>است.</w:t>
       </w:r>
@@ -776,7 +891,7 @@
             </w:pPr>
             <w:r>
               <w:rPr>
-                <w:rFonts w:ascii="Vazirmatn" w:hAnsi="Vazirmatn" w:cs="Vazirmatn"/>
+                <w:rFonts w:ascii="Vazirmatn" w:hAnsi="Vazirmatn" w:cs="Vazirmatn" w:eastAsia="Vazirmatn"/>
                 <w:sz w:val="28"/>
                 <w:szCs w:val="28"/>
                 <w:b/>
@@ -816,115 +931,133 @@
             <w:bookmarkStart w:id="2" w:name="md_________________________vers_1a46e577"/>
             <w:r>
               <w:rPr>
-                <w:rFonts w:ascii="Vazirmatn" w:hAnsi="Vazirmatn" w:cs="Vazirmatn"/>
+                <w:rFonts w:ascii="Vazirmatn" w:hAnsi="Vazirmatn" w:cs="Vazirmatn" w:eastAsia="Vazirmatn"/>
                 <w:sz w:val="28"/>
                 <w:szCs w:val="28"/>
                 <w:b/>
                 <w:bCs/>
                 <w:color w:val="2D2D2D"/>
                 <w:lang w:val="en-US" w:bidi="fa-IR"/>
+                <w:rtl w:val="1"/>
+                <w:cs w:val="1"/>
               </w:rPr>
               <w:t>مدیریت</w:t>
             </w:r>
             <w:r>
               <w:rPr>
-                <w:rFonts w:ascii="Vazirmatn" w:hAnsi="Vazirmatn" w:cs="Vazirmatn"/>
+                <w:rFonts w:ascii="Vazirmatn" w:hAnsi="Vazirmatn" w:cs="Vazirmatn" w:eastAsia="Vazirmatn"/>
                 <w:sz w:val="28"/>
                 <w:szCs w:val="28"/>
                 <w:b/>
                 <w:bCs/>
                 <w:color w:val="2D2D2D"/>
                 <w:lang w:val="en-US" w:bidi="fa-IR"/>
+                <w:rtl w:val="1"/>
+                <w:cs w:val="1"/>
               </w:rPr>
               <w:t xml:space="preserve"> </w:t>
             </w:r>
             <w:r>
               <w:rPr>
-                <w:rFonts w:ascii="Vazirmatn" w:hAnsi="Vazirmatn" w:cs="Vazirmatn"/>
+                <w:rFonts w:ascii="Vazirmatn" w:hAnsi="Vazirmatn" w:cs="Vazirmatn" w:eastAsia="Vazirmatn"/>
                 <w:sz w:val="28"/>
                 <w:szCs w:val="28"/>
                 <w:b/>
                 <w:bCs/>
                 <w:color w:val="2D2D2D"/>
                 <w:lang w:val="en-US" w:bidi="fa-IR"/>
+                <w:rtl w:val="1"/>
+                <w:cs w:val="1"/>
               </w:rPr>
               <w:t>نسخه‌ها</w:t>
             </w:r>
             <w:r>
               <w:rPr>
-                <w:rFonts w:ascii="Vazirmatn" w:hAnsi="Vazirmatn" w:cs="Vazirmatn"/>
+                <w:rFonts w:ascii="Vazirmatn" w:hAnsi="Vazirmatn" w:cs="Vazirmatn" w:eastAsia="Vazirmatn"/>
                 <w:sz w:val="28"/>
                 <w:szCs w:val="28"/>
                 <w:b/>
                 <w:bCs/>
                 <w:color w:val="2D2D2D"/>
                 <w:lang w:val="en-US" w:bidi="fa-IR"/>
+                <w:rtl w:val="1"/>
+                <w:cs w:val="1"/>
               </w:rPr>
               <w:t xml:space="preserve"> </w:t>
             </w:r>
             <w:r>
               <w:rPr>
-                <w:rFonts w:ascii="Vazirmatn" w:hAnsi="Vazirmatn" w:cs="Vazirmatn"/>
+                <w:rFonts w:ascii="Vazirmatn" w:hAnsi="Vazirmatn" w:cs="Vazirmatn" w:eastAsia="Vazirmatn"/>
                 <w:sz w:val="28"/>
                 <w:szCs w:val="28"/>
                 <w:b/>
                 <w:bCs/>
                 <w:color w:val="2D2D2D"/>
                 <w:lang w:val="en-US" w:bidi="fa-IR"/>
+                <w:rtl w:val="1"/>
+                <w:cs w:val="1"/>
               </w:rPr>
               <w:t>و</w:t>
             </w:r>
             <w:r>
               <w:rPr>
-                <w:rFonts w:ascii="Vazirmatn" w:hAnsi="Vazirmatn" w:cs="Vazirmatn"/>
+                <w:rFonts w:ascii="Vazirmatn" w:hAnsi="Vazirmatn" w:cs="Vazirmatn" w:eastAsia="Vazirmatn"/>
                 <w:sz w:val="28"/>
                 <w:szCs w:val="28"/>
                 <w:b/>
                 <w:bCs/>
                 <w:color w:val="2D2D2D"/>
                 <w:lang w:val="en-US" w:bidi="fa-IR"/>
+                <w:rtl w:val="1"/>
+                <w:cs w:val="1"/>
               </w:rPr>
               <w:t xml:space="preserve"> </w:t>
             </w:r>
             <w:r>
               <w:rPr>
-                <w:rFonts w:ascii="Vazirmatn" w:hAnsi="Vazirmatn" w:cs="Vazirmatn"/>
+                <w:rFonts w:ascii="Vazirmatn" w:hAnsi="Vazirmatn" w:cs="Vazirmatn" w:eastAsia="Vazirmatn"/>
                 <w:sz w:val="28"/>
                 <w:szCs w:val="28"/>
                 <w:b/>
                 <w:bCs/>
                 <w:color w:val="2D2D2D"/>
                 <w:lang w:val="en-US" w:bidi="fa-IR"/>
+                <w:rtl w:val="1"/>
+                <w:cs w:val="1"/>
               </w:rPr>
               <w:t>شناسه‌ها</w:t>
             </w:r>
             <w:r>
               <w:rPr>
-                <w:rFonts w:ascii="Vazirmatn" w:hAnsi="Vazirmatn" w:cs="Vazirmatn"/>
+                <w:rFonts w:ascii="Vazirmatn" w:hAnsi="Vazirmatn" w:cs="Vazirmatn" w:eastAsia="Vazirmatn"/>
                 <w:sz w:val="28"/>
                 <w:szCs w:val="28"/>
                 <w:b/>
                 <w:bCs/>
                 <w:color w:val="2D2D2D"/>
                 <w:lang w:val="en-US" w:bidi="fa-IR"/>
+                <w:rtl w:val="1"/>
+                <w:cs w:val="1"/>
               </w:rPr>
               <w:t xml:space="preserve"> </w:t>
             </w:r>
             <w:r>
               <w:rPr>
-                <w:rFonts w:ascii="Vazirmatn" w:hAnsi="Vazirmatn" w:cs="Vazirmatn"/>
+                <w:rFonts w:ascii="Vazirmatn" w:hAnsi="Vazirmatn" w:cs="Vazirmatn" w:eastAsia="Vazirmatn"/>
                 <w:sz w:val="28"/>
                 <w:szCs w:val="28"/>
                 <w:b/>
                 <w:bCs/>
                 <w:color w:val="2D2D2D"/>
                 <w:lang w:val="en-US" w:bidi="fa-IR"/>
+                <w:rtl w:val="1"/>
+                <w:cs w:val="1"/>
               </w:rPr>
               <w:t>(</w:t>
             </w:r>
             <w:r>
               <w:rPr>
-                <w:rFonts w:ascii="Segoe UI" w:hAnsi="Segoe UI" w:cs="Vazirmatn"/>
+                <w:rFonts w:ascii="Segoe UI" w:hAnsi="Segoe UI" w:cs="Vazirmatn" w:eastAsia="Vazirmatn"/>
                 <w:sz w:val="28"/>
                 <w:szCs w:val="28"/>
                 <w:b/>
@@ -932,24 +1065,27 @@
                 <w:color w:val="2D2D2D"/>
                 <w:lang w:val="en-US" w:bidi="fa-IR"/>
                 <w:rtl w:val="0"/>
+                <w:cs w:val="0"/>
               </w:rPr>
               <w:t>Version</w:t>
             </w:r>
             <w:r>
               <w:rPr>
-                <w:rFonts w:ascii="Vazirmatn" w:hAnsi="Vazirmatn" w:cs="Vazirmatn"/>
+                <w:rFonts w:ascii="Vazirmatn" w:hAnsi="Vazirmatn" w:cs="Vazirmatn" w:eastAsia="Vazirmatn"/>
                 <w:sz w:val="28"/>
                 <w:szCs w:val="28"/>
                 <w:b/>
                 <w:bCs/>
                 <w:color w:val="2D2D2D"/>
                 <w:lang w:val="en-US" w:bidi="fa-IR"/>
+                <w:rtl w:val="1"/>
+                <w:cs w:val="1"/>
               </w:rPr>
               <w:t xml:space="preserve"> </w:t>
             </w:r>
             <w:r>
               <w:rPr>
-                <w:rFonts w:ascii="Segoe UI" w:hAnsi="Segoe UI" w:cs="Vazirmatn"/>
+                <w:rFonts w:ascii="Segoe UI" w:hAnsi="Segoe UI" w:cs="Vazirmatn" w:eastAsia="Vazirmatn"/>
                 <w:sz w:val="28"/>
                 <w:szCs w:val="28"/>
                 <w:b/>
@@ -957,48 +1093,55 @@
                 <w:color w:val="2D2D2D"/>
                 <w:lang w:val="en-US" w:bidi="fa-IR"/>
                 <w:rtl w:val="0"/>
+                <w:cs w:val="0"/>
               </w:rPr>
               <w:t>Management</w:t>
             </w:r>
             <w:r>
               <w:rPr>
-                <w:rFonts w:ascii="Vazirmatn" w:hAnsi="Vazirmatn" w:cs="Vazirmatn"/>
+                <w:rFonts w:ascii="Vazirmatn" w:hAnsi="Vazirmatn" w:cs="Vazirmatn" w:eastAsia="Vazirmatn"/>
                 <w:sz w:val="28"/>
                 <w:szCs w:val="28"/>
                 <w:b/>
                 <w:bCs/>
                 <w:color w:val="2D2D2D"/>
                 <w:lang w:val="en-US" w:bidi="fa-IR"/>
+                <w:rtl w:val="1"/>
+                <w:cs w:val="1"/>
               </w:rPr>
               <w:t xml:space="preserve"> </w:t>
             </w:r>
             <w:r>
               <w:rPr>
-                <w:rFonts w:ascii="Vazirmatn" w:hAnsi="Vazirmatn" w:cs="Vazirmatn"/>
+                <w:rFonts w:ascii="Vazirmatn" w:hAnsi="Vazirmatn" w:cs="Vazirmatn" w:eastAsia="Vazirmatn"/>
                 <w:sz w:val="28"/>
                 <w:szCs w:val="28"/>
                 <w:b/>
                 <w:bCs/>
                 <w:color w:val="2D2D2D"/>
                 <w:lang w:val="en-US" w:bidi="fa-IR"/>
+                <w:rtl w:val="1"/>
+                <w:cs w:val="1"/>
               </w:rPr>
               <w:t>&amp;</w:t>
             </w:r>
             <w:r>
               <w:rPr>
-                <w:rFonts w:ascii="Vazirmatn" w:hAnsi="Vazirmatn" w:cs="Vazirmatn"/>
+                <w:rFonts w:ascii="Vazirmatn" w:hAnsi="Vazirmatn" w:cs="Vazirmatn" w:eastAsia="Vazirmatn"/>
                 <w:sz w:val="28"/>
                 <w:szCs w:val="28"/>
                 <w:b/>
                 <w:bCs/>
                 <w:color w:val="2D2D2D"/>
                 <w:lang w:val="en-US" w:bidi="fa-IR"/>
+                <w:rtl w:val="1"/>
+                <w:cs w:val="1"/>
               </w:rPr>
               <w:t xml:space="preserve"> </w:t>
             </w:r>
             <w:r>
               <w:rPr>
-                <w:rFonts w:ascii="Segoe UI" w:hAnsi="Segoe UI" w:cs="Vazirmatn"/>
+                <w:rFonts w:ascii="Segoe UI" w:hAnsi="Segoe UI" w:cs="Vazirmatn" w:eastAsia="Vazirmatn"/>
                 <w:sz w:val="28"/>
                 <w:szCs w:val="28"/>
                 <w:b/>
@@ -1006,18 +1149,21 @@
                 <w:color w:val="2D2D2D"/>
                 <w:lang w:val="en-US" w:bidi="fa-IR"/>
                 <w:rtl w:val="0"/>
+                <w:cs w:val="0"/>
               </w:rPr>
               <w:t>Identifiers</w:t>
             </w:r>
             <w:r>
               <w:rPr>
-                <w:rFonts w:ascii="Vazirmatn" w:hAnsi="Vazirmatn" w:cs="Vazirmatn"/>
+                <w:rFonts w:ascii="Vazirmatn" w:hAnsi="Vazirmatn" w:cs="Vazirmatn" w:eastAsia="Vazirmatn"/>
                 <w:sz w:val="28"/>
                 <w:szCs w:val="28"/>
                 <w:b/>
                 <w:bCs/>
                 <w:color w:val="2D2D2D"/>
                 <w:lang w:val="en-US" w:bidi="fa-IR"/>
+                <w:rtl w:val="1"/>
+                <w:cs w:val="1"/>
               </w:rPr>
               <w:t>)</w:t>
             </w:r>
@@ -1037,155 +1183,185 @@
       <w:pPr>
         <w:bidi w:val="1"/>
         <w:spacing w:line="336" w:lineRule="auto" w:after="120"/>
-        <w:jc w:val="both"/>
+        <w:jc w:val="right"/>
       </w:pPr>
       <w:r>
         <w:rPr>
-          <w:rFonts w:ascii="Vazirmatn" w:hAnsi="Vazirmatn" w:cs="Vazirmatn"/>
+          <w:rFonts w:ascii="Vazirmatn" w:hAnsi="Vazirmatn" w:cs="Vazirmatn" w:eastAsia="Vazirmatn"/>
           <w:sz w:val="22"/>
           <w:szCs w:val="22"/>
           <w:color w:val="2D2D2D"/>
           <w:lang w:val="en-US" w:bidi="fa-IR"/>
+          <w:rtl w:val="1"/>
+          <w:cs w:val="1"/>
         </w:rPr>
         <w:t>در</w:t>
       </w:r>
       <w:r>
         <w:rPr>
-          <w:rFonts w:ascii="Vazirmatn" w:hAnsi="Vazirmatn" w:cs="Vazirmatn"/>
+          <w:rFonts w:ascii="Vazirmatn" w:hAnsi="Vazirmatn" w:cs="Vazirmatn" w:eastAsia="Vazirmatn"/>
           <w:sz w:val="22"/>
           <w:szCs w:val="22"/>
           <w:color w:val="2D2D2D"/>
           <w:lang w:val="en-US" w:bidi="fa-IR"/>
+          <w:rtl w:val="1"/>
+          <w:cs w:val="1"/>
         </w:rPr>
         <w:t xml:space="preserve"> </w:t>
       </w:r>
       <w:r>
         <w:rPr>
-          <w:rFonts w:ascii="Vazirmatn" w:hAnsi="Vazirmatn" w:cs="Vazirmatn"/>
+          <w:rFonts w:ascii="Vazirmatn" w:hAnsi="Vazirmatn" w:cs="Vazirmatn" w:eastAsia="Vazirmatn"/>
           <w:sz w:val="22"/>
           <w:szCs w:val="22"/>
           <w:color w:val="2D2D2D"/>
           <w:lang w:val="en-US" w:bidi="fa-IR"/>
+          <w:rtl w:val="1"/>
+          <w:cs w:val="1"/>
         </w:rPr>
         <w:t>این</w:t>
       </w:r>
       <w:r>
         <w:rPr>
-          <w:rFonts w:ascii="Vazirmatn" w:hAnsi="Vazirmatn" w:cs="Vazirmatn"/>
+          <w:rFonts w:ascii="Vazirmatn" w:hAnsi="Vazirmatn" w:cs="Vazirmatn" w:eastAsia="Vazirmatn"/>
           <w:sz w:val="22"/>
           <w:szCs w:val="22"/>
           <w:color w:val="2D2D2D"/>
           <w:lang w:val="en-US" w:bidi="fa-IR"/>
+          <w:rtl w:val="1"/>
+          <w:cs w:val="1"/>
         </w:rPr>
         <w:t xml:space="preserve"> </w:t>
       </w:r>
       <w:r>
         <w:rPr>
-          <w:rFonts w:ascii="Vazirmatn" w:hAnsi="Vazirmatn" w:cs="Vazirmatn"/>
+          <w:rFonts w:ascii="Vazirmatn" w:hAnsi="Vazirmatn" w:cs="Vazirmatn" w:eastAsia="Vazirmatn"/>
           <w:sz w:val="22"/>
           <w:szCs w:val="22"/>
           <w:color w:val="2D2D2D"/>
           <w:lang w:val="en-US" w:bidi="fa-IR"/>
+          <w:rtl w:val="1"/>
+          <w:cs w:val="1"/>
         </w:rPr>
         <w:t>بخش</w:t>
       </w:r>
       <w:r>
         <w:rPr>
-          <w:rFonts w:ascii="Vazirmatn" w:hAnsi="Vazirmatn" w:cs="Vazirmatn"/>
+          <w:rFonts w:ascii="Vazirmatn" w:hAnsi="Vazirmatn" w:cs="Vazirmatn" w:eastAsia="Vazirmatn"/>
           <w:sz w:val="22"/>
           <w:szCs w:val="22"/>
           <w:color w:val="2D2D2D"/>
           <w:lang w:val="en-US" w:bidi="fa-IR"/>
+          <w:rtl w:val="1"/>
+          <w:cs w:val="1"/>
         </w:rPr>
         <w:t xml:space="preserve"> </w:t>
       </w:r>
       <w:r>
         <w:rPr>
-          <w:rFonts w:ascii="Vazirmatn" w:hAnsi="Vazirmatn" w:cs="Vazirmatn"/>
+          <w:rFonts w:ascii="Vazirmatn" w:hAnsi="Vazirmatn" w:cs="Vazirmatn" w:eastAsia="Vazirmatn"/>
           <w:sz w:val="22"/>
           <w:szCs w:val="22"/>
           <w:color w:val="2D2D2D"/>
           <w:lang w:val="en-US" w:bidi="fa-IR"/>
+          <w:rtl w:val="1"/>
+          <w:cs w:val="1"/>
         </w:rPr>
         <w:t>رفتارهای</w:t>
       </w:r>
       <w:r>
         <w:rPr>
-          <w:rFonts w:ascii="Vazirmatn" w:hAnsi="Vazirmatn" w:cs="Vazirmatn"/>
+          <w:rFonts w:ascii="Vazirmatn" w:hAnsi="Vazirmatn" w:cs="Vazirmatn" w:eastAsia="Vazirmatn"/>
           <w:sz w:val="22"/>
           <w:szCs w:val="22"/>
           <w:color w:val="2D2D2D"/>
           <w:lang w:val="en-US" w:bidi="fa-IR"/>
+          <w:rtl w:val="1"/>
+          <w:cs w:val="1"/>
         </w:rPr>
         <w:t xml:space="preserve"> </w:t>
       </w:r>
       <w:r>
         <w:rPr>
-          <w:rFonts w:ascii="Vazirmatn" w:hAnsi="Vazirmatn" w:cs="Vazirmatn"/>
+          <w:rFonts w:ascii="Vazirmatn" w:hAnsi="Vazirmatn" w:cs="Vazirmatn" w:eastAsia="Vazirmatn"/>
           <w:sz w:val="22"/>
           <w:szCs w:val="22"/>
           <w:color w:val="2D2D2D"/>
           <w:lang w:val="en-US" w:bidi="fa-IR"/>
+          <w:rtl w:val="1"/>
+          <w:cs w:val="1"/>
         </w:rPr>
         <w:t>نگارشی</w:t>
       </w:r>
       <w:r>
         <w:rPr>
-          <w:rFonts w:ascii="Vazirmatn" w:hAnsi="Vazirmatn" w:cs="Vazirmatn"/>
+          <w:rFonts w:ascii="Vazirmatn" w:hAnsi="Vazirmatn" w:cs="Vazirmatn" w:eastAsia="Vazirmatn"/>
           <w:sz w:val="22"/>
           <w:szCs w:val="22"/>
           <w:color w:val="2D2D2D"/>
           <w:lang w:val="en-US" w:bidi="fa-IR"/>
+          <w:rtl w:val="1"/>
+          <w:cs w:val="1"/>
         </w:rPr>
         <w:t xml:space="preserve"> </w:t>
       </w:r>
       <w:r>
         <w:rPr>
-          <w:rFonts w:ascii="Vazirmatn" w:hAnsi="Vazirmatn" w:cs="Vazirmatn"/>
+          <w:rFonts w:ascii="Vazirmatn" w:hAnsi="Vazirmatn" w:cs="Vazirmatn" w:eastAsia="Vazirmatn"/>
           <w:sz w:val="22"/>
           <w:szCs w:val="22"/>
           <w:color w:val="2D2D2D"/>
           <w:lang w:val="en-US" w:bidi="fa-IR"/>
+          <w:rtl w:val="1"/>
+          <w:cs w:val="1"/>
         </w:rPr>
         <w:t>گوناگون</w:t>
       </w:r>
       <w:r>
         <w:rPr>
-          <w:rFonts w:ascii="Vazirmatn" w:hAnsi="Vazirmatn" w:cs="Vazirmatn"/>
+          <w:rFonts w:ascii="Vazirmatn" w:hAnsi="Vazirmatn" w:cs="Vazirmatn" w:eastAsia="Vazirmatn"/>
           <w:sz w:val="22"/>
           <w:szCs w:val="22"/>
           <w:color w:val="2D2D2D"/>
           <w:lang w:val="en-US" w:bidi="fa-IR"/>
+          <w:rtl w:val="1"/>
+          <w:cs w:val="1"/>
         </w:rPr>
         <w:t xml:space="preserve"> </w:t>
       </w:r>
       <w:r>
         <w:rPr>
-          <w:rFonts w:ascii="Vazirmatn" w:hAnsi="Vazirmatn" w:cs="Vazirmatn"/>
+          <w:rFonts w:ascii="Vazirmatn" w:hAnsi="Vazirmatn" w:cs="Vazirmatn" w:eastAsia="Vazirmatn"/>
           <w:sz w:val="22"/>
           <w:szCs w:val="22"/>
           <w:color w:val="2D2D2D"/>
           <w:lang w:val="en-US" w:bidi="fa-IR"/>
+          <w:rtl w:val="1"/>
+          <w:cs w:val="1"/>
         </w:rPr>
         <w:t>بررسی</w:t>
       </w:r>
       <w:r>
         <w:rPr>
-          <w:rFonts w:ascii="Vazirmatn" w:hAnsi="Vazirmatn" w:cs="Vazirmatn"/>
+          <w:rFonts w:ascii="Vazirmatn" w:hAnsi="Vazirmatn" w:cs="Vazirmatn" w:eastAsia="Vazirmatn"/>
           <w:sz w:val="22"/>
           <w:szCs w:val="22"/>
           <w:color w:val="2D2D2D"/>
           <w:lang w:val="en-US" w:bidi="fa-IR"/>
+          <w:rtl w:val="1"/>
+          <w:cs w:val="1"/>
         </w:rPr>
         <w:t xml:space="preserve"> </w:t>
       </w:r>
       <w:r>
         <w:rPr>
-          <w:rFonts w:ascii="Vazirmatn" w:hAnsi="Vazirmatn" w:cs="Vazirmatn"/>
+          <w:rFonts w:ascii="Vazirmatn" w:hAnsi="Vazirmatn" w:cs="Vazirmatn" w:eastAsia="Vazirmatn"/>
           <w:sz w:val="22"/>
           <w:szCs w:val="22"/>
           <w:color w:val="2D2D2D"/>
           <w:lang w:val="en-US" w:bidi="fa-IR"/>
+          <w:rtl w:val="1"/>
+          <w:cs w:val="1"/>
         </w:rPr>
         <w:t>می‌شود:</w:t>
       </w:r>
@@ -1199,7 +1375,7 @@
       </w:pPr>
       <w:r>
         <w:rPr>
-          <w:rFonts w:ascii="Vazirmatn" w:hAnsi="Vazirmatn" w:cs="Vazirmatn"/>
+          <w:rFonts w:ascii="Vazirmatn" w:hAnsi="Vazirmatn" w:cs="Vazirmatn" w:eastAsia="Vazirmatn"/>
           <w:sz w:val="22"/>
           <w:szCs w:val="22"/>
           <w:lang w:val="en-US" w:bidi="fa-IR"/>
@@ -1208,133 +1384,157 @@
       </w:r>
       <w:r>
         <w:rPr>
-          <w:rFonts w:ascii="Vazirmatn" w:hAnsi="Vazirmatn" w:cs="Vazirmatn"/>
+          <w:rFonts w:ascii="Vazirmatn" w:hAnsi="Vazirmatn" w:cs="Vazirmatn" w:eastAsia="Vazirmatn"/>
           <w:sz w:val="22"/>
           <w:szCs w:val="22"/>
           <w:color w:val="2D2D2D"/>
           <w:lang w:val="en-US" w:bidi="fa-IR"/>
+          <w:rtl w:val="1"/>
+          <w:cs w:val="1"/>
         </w:rPr>
         <w:t>آدرس</w:t>
       </w:r>
       <w:r>
         <w:rPr>
-          <w:rFonts w:ascii="Vazirmatn" w:hAnsi="Vazirmatn" w:cs="Vazirmatn"/>
+          <w:rFonts w:ascii="Vazirmatn" w:hAnsi="Vazirmatn" w:cs="Vazirmatn" w:eastAsia="Vazirmatn"/>
           <w:sz w:val="22"/>
           <w:szCs w:val="22"/>
           <w:color w:val="2D2D2D"/>
           <w:lang w:val="en-US" w:bidi="fa-IR"/>
+          <w:rtl w:val="1"/>
+          <w:cs w:val="1"/>
         </w:rPr>
         <w:t xml:space="preserve"> </w:t>
       </w:r>
       <w:r>
         <w:rPr>
-          <w:rFonts w:ascii="Vazirmatn" w:hAnsi="Vazirmatn" w:cs="Vazirmatn"/>
+          <w:rFonts w:ascii="Vazirmatn" w:hAnsi="Vazirmatn" w:cs="Vazirmatn" w:eastAsia="Vazirmatn"/>
           <w:sz w:val="22"/>
           <w:szCs w:val="22"/>
           <w:color w:val="2D2D2D"/>
           <w:lang w:val="en-US" w:bidi="fa-IR"/>
+          <w:rtl w:val="1"/>
+          <w:cs w:val="1"/>
         </w:rPr>
         <w:t>مستندات</w:t>
       </w:r>
       <w:r>
         <w:rPr>
-          <w:rFonts w:ascii="Vazirmatn" w:hAnsi="Vazirmatn" w:cs="Vazirmatn"/>
+          <w:rFonts w:ascii="Vazirmatn" w:hAnsi="Vazirmatn" w:cs="Vazirmatn" w:eastAsia="Vazirmatn"/>
           <w:sz w:val="22"/>
           <w:szCs w:val="22"/>
           <w:color w:val="2D2D2D"/>
           <w:lang w:val="en-US" w:bidi="fa-IR"/>
+          <w:rtl w:val="1"/>
+          <w:cs w:val="1"/>
         </w:rPr>
         <w:t xml:space="preserve"> </w:t>
       </w:r>
       <w:r>
         <w:rPr>
-          <w:rFonts w:ascii="Vazirmatn" w:hAnsi="Vazirmatn" w:cs="Vazirmatn"/>
+          <w:rFonts w:ascii="Vazirmatn" w:hAnsi="Vazirmatn" w:cs="Vazirmatn" w:eastAsia="Vazirmatn"/>
           <w:sz w:val="22"/>
           <w:szCs w:val="22"/>
           <w:color w:val="2D2D2D"/>
           <w:lang w:val="en-US" w:bidi="fa-IR"/>
+          <w:rtl w:val="1"/>
+          <w:cs w:val="1"/>
         </w:rPr>
         <w:t>رسمی:</w:t>
       </w:r>
       <w:r>
         <w:rPr>
-          <w:rFonts w:ascii="Vazirmatn" w:hAnsi="Vazirmatn" w:cs="Vazirmatn"/>
+          <w:rFonts w:ascii="Vazirmatn" w:hAnsi="Vazirmatn" w:cs="Vazirmatn" w:eastAsia="Vazirmatn"/>
           <w:sz w:val="22"/>
           <w:szCs w:val="22"/>
           <w:color w:val="2D2D2D"/>
           <w:lang w:val="en-US" w:bidi="fa-IR"/>
+          <w:rtl w:val="1"/>
+          <w:cs w:val="1"/>
         </w:rPr>
         <w:t xml:space="preserve"> </w:t>
       </w:r>
       <w:r>
         <w:rPr>
-          <w:rFonts w:ascii="Segoe UI" w:hAnsi="Segoe UI" w:cs="Vazirmatn"/>
+          <w:rFonts w:ascii="Segoe UI" w:hAnsi="Segoe UI" w:cs="Vazirmatn" w:eastAsia="Vazirmatn"/>
           <w:sz w:val="22"/>
           <w:szCs w:val="22"/>
           <w:color w:val="2D2D2D"/>
           <w:lang w:val="en-US" w:bidi="fa-IR"/>
           <w:rtl w:val="0"/>
+          <w:cs w:val="0"/>
         </w:rPr>
         <w:t>https://developer.mozilla.org/en-US/docs/Web/HTTP</w:t>
       </w:r>
       <w:r>
         <w:rPr>
-          <w:rFonts w:ascii="Vazirmatn" w:hAnsi="Vazirmatn" w:cs="Vazirmatn"/>
+          <w:rFonts w:ascii="Vazirmatn" w:hAnsi="Vazirmatn" w:cs="Vazirmatn" w:eastAsia="Vazirmatn"/>
           <w:sz w:val="22"/>
           <w:szCs w:val="22"/>
           <w:color w:val="2D2D2D"/>
           <w:lang w:val="en-US" w:bidi="fa-IR"/>
+          <w:rtl w:val="1"/>
+          <w:cs w:val="1"/>
         </w:rPr>
         <w:t xml:space="preserve"> </w:t>
       </w:r>
       <w:r>
         <w:rPr>
-          <w:rFonts w:ascii="Vazirmatn" w:hAnsi="Vazirmatn" w:cs="Vazirmatn"/>
+          <w:rFonts w:ascii="Vazirmatn" w:hAnsi="Vazirmatn" w:cs="Vazirmatn" w:eastAsia="Vazirmatn"/>
           <w:sz w:val="22"/>
           <w:szCs w:val="22"/>
           <w:color w:val="2D2D2D"/>
           <w:lang w:val="en-US" w:bidi="fa-IR"/>
+          <w:rtl w:val="1"/>
+          <w:cs w:val="1"/>
         </w:rPr>
         <w:t>و</w:t>
       </w:r>
       <w:r>
         <w:rPr>
-          <w:rFonts w:ascii="Vazirmatn" w:hAnsi="Vazirmatn" w:cs="Vazirmatn"/>
+          <w:rFonts w:ascii="Vazirmatn" w:hAnsi="Vazirmatn" w:cs="Vazirmatn" w:eastAsia="Vazirmatn"/>
           <w:sz w:val="22"/>
           <w:szCs w:val="22"/>
           <w:color w:val="2D2D2D"/>
           <w:lang w:val="en-US" w:bidi="fa-IR"/>
+          <w:rtl w:val="1"/>
+          <w:cs w:val="1"/>
         </w:rPr>
         <w:t xml:space="preserve"> </w:t>
       </w:r>
       <w:r>
         <w:rPr>
-          <w:rFonts w:ascii="Vazirmatn" w:hAnsi="Vazirmatn" w:cs="Vazirmatn"/>
+          <w:rFonts w:ascii="Vazirmatn" w:hAnsi="Vazirmatn" w:cs="Vazirmatn" w:eastAsia="Vazirmatn"/>
           <w:sz w:val="22"/>
           <w:szCs w:val="22"/>
           <w:color w:val="2D2D2D"/>
           <w:lang w:val="en-US" w:bidi="fa-IR"/>
+          <w:rtl w:val="1"/>
+          <w:cs w:val="1"/>
         </w:rPr>
         <w:t>وب‌سرویس</w:t>
       </w:r>
       <w:r>
         <w:rPr>
-          <w:rFonts w:ascii="Vazirmatn" w:hAnsi="Vazirmatn" w:cs="Vazirmatn"/>
+          <w:rFonts w:ascii="Vazirmatn" w:hAnsi="Vazirmatn" w:cs="Vazirmatn" w:eastAsia="Vazirmatn"/>
           <w:sz w:val="22"/>
           <w:szCs w:val="22"/>
           <w:color w:val="2D2D2D"/>
           <w:lang w:val="en-US" w:bidi="fa-IR"/>
+          <w:rtl w:val="1"/>
+          <w:cs w:val="1"/>
         </w:rPr>
         <w:t xml:space="preserve"> </w:t>
       </w:r>
       <w:r>
         <w:rPr>
-          <w:rFonts w:ascii="Segoe UI" w:hAnsi="Segoe UI" w:cs="Vazirmatn"/>
+          <w:rFonts w:ascii="Segoe UI" w:hAnsi="Segoe UI" w:cs="Vazirmatn" w:eastAsia="Vazirmatn"/>
           <w:sz w:val="22"/>
           <w:szCs w:val="22"/>
           <w:color w:val="2D2D2D"/>
           <w:lang w:val="en-US" w:bidi="fa-IR"/>
           <w:rtl w:val="0"/>
+          <w:cs w:val="0"/>
         </w:rPr>
         <w:t>https://api.example.com:8443/v1/auth?redirect_uri=/dashboard</w:t>
       </w:r>
@@ -1348,7 +1548,7 @@
       </w:pPr>
       <w:r>
         <w:rPr>
-          <w:rFonts w:ascii="Vazirmatn" w:hAnsi="Vazirmatn" w:cs="Vazirmatn"/>
+          <w:rFonts w:ascii="Vazirmatn" w:hAnsi="Vazirmatn" w:cs="Vazirmatn" w:eastAsia="Vazirmatn"/>
           <w:sz w:val="22"/>
           <w:szCs w:val="22"/>
           <w:lang w:val="en-US" w:bidi="fa-IR"/>
@@ -1357,213 +1557,253 @@
       </w:r>
       <w:r>
         <w:rPr>
-          <w:rFonts w:ascii="Vazirmatn" w:hAnsi="Vazirmatn" w:cs="Vazirmatn"/>
+          <w:rFonts w:ascii="Vazirmatn" w:hAnsi="Vazirmatn" w:cs="Vazirmatn" w:eastAsia="Vazirmatn"/>
           <w:sz w:val="22"/>
           <w:szCs w:val="22"/>
           <w:color w:val="2D2D2D"/>
           <w:lang w:val="en-US" w:bidi="fa-IR"/>
+          <w:rtl w:val="1"/>
+          <w:cs w:val="1"/>
         </w:rPr>
         <w:t>فایل</w:t>
       </w:r>
       <w:r>
         <w:rPr>
-          <w:rFonts w:ascii="Vazirmatn" w:hAnsi="Vazirmatn" w:cs="Vazirmatn"/>
+          <w:rFonts w:ascii="Vazirmatn" w:hAnsi="Vazirmatn" w:cs="Vazirmatn" w:eastAsia="Vazirmatn"/>
           <w:sz w:val="22"/>
           <w:szCs w:val="22"/>
           <w:color w:val="2D2D2D"/>
           <w:lang w:val="en-US" w:bidi="fa-IR"/>
+          <w:rtl w:val="1"/>
+          <w:cs w:val="1"/>
         </w:rPr>
         <w:t xml:space="preserve"> </w:t>
       </w:r>
       <w:r>
         <w:rPr>
-          <w:rFonts w:ascii="Vazirmatn" w:hAnsi="Vazirmatn" w:cs="Vazirmatn"/>
+          <w:rFonts w:ascii="Vazirmatn" w:hAnsi="Vazirmatn" w:cs="Vazirmatn" w:eastAsia="Vazirmatn"/>
           <w:sz w:val="22"/>
           <w:szCs w:val="22"/>
           <w:color w:val="2D2D2D"/>
           <w:lang w:val="en-US" w:bidi="fa-IR"/>
+          <w:rtl w:val="1"/>
+          <w:cs w:val="1"/>
         </w:rPr>
         <w:t>پیکربندی</w:t>
       </w:r>
       <w:r>
         <w:rPr>
-          <w:rFonts w:ascii="Vazirmatn" w:hAnsi="Vazirmatn" w:cs="Vazirmatn"/>
+          <w:rFonts w:ascii="Vazirmatn" w:hAnsi="Vazirmatn" w:cs="Vazirmatn" w:eastAsia="Vazirmatn"/>
           <w:sz w:val="22"/>
           <w:szCs w:val="22"/>
           <w:color w:val="2D2D2D"/>
           <w:lang w:val="en-US" w:bidi="fa-IR"/>
+          <w:rtl w:val="1"/>
+          <w:cs w:val="1"/>
         </w:rPr>
         <w:t xml:space="preserve"> </w:t>
       </w:r>
       <w:r>
         <w:rPr>
-          <w:rFonts w:ascii="Vazirmatn" w:hAnsi="Vazirmatn" w:cs="Vazirmatn"/>
+          <w:rFonts w:ascii="Vazirmatn" w:hAnsi="Vazirmatn" w:cs="Vazirmatn" w:eastAsia="Vazirmatn"/>
           <w:sz w:val="22"/>
           <w:szCs w:val="22"/>
           <w:color w:val="2D2D2D"/>
           <w:lang w:val="en-US" w:bidi="fa-IR"/>
+          <w:rtl w:val="1"/>
+          <w:cs w:val="1"/>
         </w:rPr>
         <w:t>در</w:t>
       </w:r>
       <w:r>
         <w:rPr>
-          <w:rFonts w:ascii="Vazirmatn" w:hAnsi="Vazirmatn" w:cs="Vazirmatn"/>
+          <w:rFonts w:ascii="Vazirmatn" w:hAnsi="Vazirmatn" w:cs="Vazirmatn" w:eastAsia="Vazirmatn"/>
           <w:sz w:val="22"/>
           <w:szCs w:val="22"/>
           <w:color w:val="2D2D2D"/>
           <w:lang w:val="en-US" w:bidi="fa-IR"/>
+          <w:rtl w:val="1"/>
+          <w:cs w:val="1"/>
         </w:rPr>
         <w:t xml:space="preserve"> </w:t>
       </w:r>
       <w:r>
         <w:rPr>
-          <w:rFonts w:ascii="Vazirmatn" w:hAnsi="Vazirmatn" w:cs="Vazirmatn"/>
+          <w:rFonts w:ascii="Vazirmatn" w:hAnsi="Vazirmatn" w:cs="Vazirmatn" w:eastAsia="Vazirmatn"/>
           <w:sz w:val="22"/>
           <w:szCs w:val="22"/>
           <w:color w:val="2D2D2D"/>
           <w:lang w:val="en-US" w:bidi="fa-IR"/>
+          <w:rtl w:val="1"/>
+          <w:cs w:val="1"/>
         </w:rPr>
         <w:t>مسیر</w:t>
       </w:r>
       <w:r>
         <w:rPr>
-          <w:rFonts w:ascii="Vazirmatn" w:hAnsi="Vazirmatn" w:cs="Vazirmatn"/>
+          <w:rFonts w:ascii="Vazirmatn" w:hAnsi="Vazirmatn" w:cs="Vazirmatn" w:eastAsia="Vazirmatn"/>
           <w:sz w:val="22"/>
           <w:szCs w:val="22"/>
           <w:color w:val="2D2D2D"/>
           <w:lang w:val="en-US" w:bidi="fa-IR"/>
+          <w:rtl w:val="1"/>
+          <w:cs w:val="1"/>
         </w:rPr>
         <w:t xml:space="preserve"> </w:t>
       </w:r>
       <w:r>
         <w:rPr>
-          <w:rFonts w:ascii="Segoe UI" w:hAnsi="Segoe UI" w:cs="Vazirmatn"/>
+          <w:rFonts w:ascii="Segoe UI" w:hAnsi="Segoe UI" w:cs="Vazirmatn" w:eastAsia="Vazirmatn"/>
           <w:sz w:val="22"/>
           <w:szCs w:val="22"/>
           <w:color w:val="2D2D2D"/>
           <w:lang w:val="en-US" w:bidi="fa-IR"/>
           <w:rtl w:val="0"/>
+          <w:cs w:val="0"/>
         </w:rPr>
         <w:t>/etc/nginx/conf.d/proxy.conf</w:t>
       </w:r>
       <w:r>
         <w:rPr>
-          <w:rFonts w:ascii="Vazirmatn" w:hAnsi="Vazirmatn" w:cs="Vazirmatn"/>
+          <w:rFonts w:ascii="Vazirmatn" w:hAnsi="Vazirmatn" w:cs="Vazirmatn" w:eastAsia="Vazirmatn"/>
           <w:sz w:val="22"/>
           <w:szCs w:val="22"/>
           <w:color w:val="2D2D2D"/>
           <w:lang w:val="en-US" w:bidi="fa-IR"/>
+          <w:rtl w:val="1"/>
+          <w:cs w:val="1"/>
         </w:rPr>
         <w:t xml:space="preserve"> </w:t>
       </w:r>
       <w:r>
         <w:rPr>
-          <w:rFonts w:ascii="Vazirmatn" w:hAnsi="Vazirmatn" w:cs="Vazirmatn"/>
+          <w:rFonts w:ascii="Vazirmatn" w:hAnsi="Vazirmatn" w:cs="Vazirmatn" w:eastAsia="Vazirmatn"/>
           <w:sz w:val="22"/>
           <w:szCs w:val="22"/>
           <w:color w:val="2D2D2D"/>
           <w:lang w:val="en-US" w:bidi="fa-IR"/>
+          <w:rtl w:val="1"/>
+          <w:cs w:val="1"/>
         </w:rPr>
         <w:t>و</w:t>
       </w:r>
       <w:r>
         <w:rPr>
-          <w:rFonts w:ascii="Vazirmatn" w:hAnsi="Vazirmatn" w:cs="Vazirmatn"/>
+          <w:rFonts w:ascii="Vazirmatn" w:hAnsi="Vazirmatn" w:cs="Vazirmatn" w:eastAsia="Vazirmatn"/>
           <w:sz w:val="22"/>
           <w:szCs w:val="22"/>
           <w:color w:val="2D2D2D"/>
           <w:lang w:val="en-US" w:bidi="fa-IR"/>
+          <w:rtl w:val="1"/>
+          <w:cs w:val="1"/>
         </w:rPr>
         <w:t xml:space="preserve"> </w:t>
       </w:r>
       <w:r>
         <w:rPr>
-          <w:rFonts w:ascii="Vazirmatn" w:hAnsi="Vazirmatn" w:cs="Vazirmatn"/>
+          <w:rFonts w:ascii="Vazirmatn" w:hAnsi="Vazirmatn" w:cs="Vazirmatn" w:eastAsia="Vazirmatn"/>
           <w:sz w:val="22"/>
           <w:szCs w:val="22"/>
           <w:color w:val="2D2D2D"/>
           <w:lang w:val="en-US" w:bidi="fa-IR"/>
+          <w:rtl w:val="1"/>
+          <w:cs w:val="1"/>
         </w:rPr>
         <w:t>لاگ‌ها</w:t>
       </w:r>
       <w:r>
         <w:rPr>
-          <w:rFonts w:ascii="Vazirmatn" w:hAnsi="Vazirmatn" w:cs="Vazirmatn"/>
+          <w:rFonts w:ascii="Vazirmatn" w:hAnsi="Vazirmatn" w:cs="Vazirmatn" w:eastAsia="Vazirmatn"/>
           <w:sz w:val="22"/>
           <w:szCs w:val="22"/>
           <w:color w:val="2D2D2D"/>
           <w:lang w:val="en-US" w:bidi="fa-IR"/>
+          <w:rtl w:val="1"/>
+          <w:cs w:val="1"/>
         </w:rPr>
         <w:t xml:space="preserve"> </w:t>
       </w:r>
       <w:r>
         <w:rPr>
-          <w:rFonts w:ascii="Vazirmatn" w:hAnsi="Vazirmatn" w:cs="Vazirmatn"/>
+          <w:rFonts w:ascii="Vazirmatn" w:hAnsi="Vazirmatn" w:cs="Vazirmatn" w:eastAsia="Vazirmatn"/>
           <w:sz w:val="22"/>
           <w:szCs w:val="22"/>
           <w:color w:val="2D2D2D"/>
           <w:lang w:val="en-US" w:bidi="fa-IR"/>
+          <w:rtl w:val="1"/>
+          <w:cs w:val="1"/>
         </w:rPr>
         <w:t>در</w:t>
       </w:r>
       <w:r>
         <w:rPr>
-          <w:rFonts w:ascii="Vazirmatn" w:hAnsi="Vazirmatn" w:cs="Vazirmatn"/>
+          <w:rFonts w:ascii="Vazirmatn" w:hAnsi="Vazirmatn" w:cs="Vazirmatn" w:eastAsia="Vazirmatn"/>
           <w:sz w:val="22"/>
           <w:szCs w:val="22"/>
           <w:color w:val="2D2D2D"/>
           <w:lang w:val="en-US" w:bidi="fa-IR"/>
+          <w:rtl w:val="1"/>
+          <w:cs w:val="1"/>
         </w:rPr>
         <w:t xml:space="preserve"> </w:t>
       </w:r>
       <w:r>
         <w:rPr>
-          <w:rFonts w:ascii="Segoe UI" w:hAnsi="Segoe UI" w:cs="Vazirmatn"/>
+          <w:rFonts w:ascii="Segoe UI" w:hAnsi="Segoe UI" w:cs="Vazirmatn" w:eastAsia="Vazirmatn"/>
           <w:sz w:val="22"/>
           <w:szCs w:val="22"/>
           <w:color w:val="2D2D2D"/>
           <w:lang w:val="en-US" w:bidi="fa-IR"/>
           <w:rtl w:val="0"/>
+          <w:cs w:val="0"/>
         </w:rPr>
         <w:t>/var/log/audit.log</w:t>
       </w:r>
       <w:r>
         <w:rPr>
-          <w:rFonts w:ascii="Vazirmatn" w:hAnsi="Vazirmatn" w:cs="Vazirmatn"/>
+          <w:rFonts w:ascii="Vazirmatn" w:hAnsi="Vazirmatn" w:cs="Vazirmatn" w:eastAsia="Vazirmatn"/>
           <w:sz w:val="22"/>
           <w:szCs w:val="22"/>
           <w:color w:val="2D2D2D"/>
           <w:lang w:val="en-US" w:bidi="fa-IR"/>
+          <w:rtl w:val="1"/>
+          <w:cs w:val="1"/>
         </w:rPr>
         <w:t xml:space="preserve"> </w:t>
       </w:r>
       <w:r>
         <w:rPr>
-          <w:rFonts w:ascii="Vazirmatn" w:hAnsi="Vazirmatn" w:cs="Vazirmatn"/>
+          <w:rFonts w:ascii="Vazirmatn" w:hAnsi="Vazirmatn" w:cs="Vazirmatn" w:eastAsia="Vazirmatn"/>
           <w:sz w:val="22"/>
           <w:szCs w:val="22"/>
           <w:color w:val="2D2D2D"/>
           <w:lang w:val="en-US" w:bidi="fa-IR"/>
+          <w:rtl w:val="1"/>
+          <w:cs w:val="1"/>
         </w:rPr>
         <w:t>قرار</w:t>
       </w:r>
       <w:r>
         <w:rPr>
-          <w:rFonts w:ascii="Vazirmatn" w:hAnsi="Vazirmatn" w:cs="Vazirmatn"/>
+          <w:rFonts w:ascii="Vazirmatn" w:hAnsi="Vazirmatn" w:cs="Vazirmatn" w:eastAsia="Vazirmatn"/>
           <w:sz w:val="22"/>
           <w:szCs w:val="22"/>
           <w:color w:val="2D2D2D"/>
           <w:lang w:val="en-US" w:bidi="fa-IR"/>
+          <w:rtl w:val="1"/>
+          <w:cs w:val="1"/>
         </w:rPr>
         <w:t xml:space="preserve"> </w:t>
       </w:r>
       <w:r>
         <w:rPr>
-          <w:rFonts w:ascii="Vazirmatn" w:hAnsi="Vazirmatn" w:cs="Vazirmatn"/>
+          <w:rFonts w:ascii="Vazirmatn" w:hAnsi="Vazirmatn" w:cs="Vazirmatn" w:eastAsia="Vazirmatn"/>
           <w:sz w:val="22"/>
           <w:szCs w:val="22"/>
           <w:color w:val="2D2D2D"/>
           <w:lang w:val="en-US" w:bidi="fa-IR"/>
+          <w:rtl w:val="1"/>
+          <w:cs w:val="1"/>
         </w:rPr>
         <w:t>دارد.</w:t>
       </w:r>
@@ -1577,7 +1817,7 @@
       </w:pPr>
       <w:r>
         <w:rPr>
-          <w:rFonts w:ascii="Vazirmatn" w:hAnsi="Vazirmatn" w:cs="Vazirmatn"/>
+          <w:rFonts w:ascii="Vazirmatn" w:hAnsi="Vazirmatn" w:cs="Vazirmatn" w:eastAsia="Vazirmatn"/>
           <w:sz w:val="22"/>
           <w:szCs w:val="22"/>
           <w:lang w:val="en-US" w:bidi="fa-IR"/>
@@ -1586,173 +1826,205 @@
       </w:r>
       <w:r>
         <w:rPr>
-          <w:rFonts w:ascii="Vazirmatn" w:hAnsi="Vazirmatn" w:cs="Vazirmatn"/>
+          <w:rFonts w:ascii="Vazirmatn" w:hAnsi="Vazirmatn" w:cs="Vazirmatn" w:eastAsia="Vazirmatn"/>
           <w:sz w:val="22"/>
           <w:szCs w:val="22"/>
           <w:color w:val="2D2D2D"/>
           <w:lang w:val="en-US" w:bidi="fa-IR"/>
+          <w:rtl w:val="1"/>
+          <w:cs w:val="1"/>
         </w:rPr>
         <w:t>نسخه</w:t>
       </w:r>
       <w:r>
         <w:rPr>
-          <w:rFonts w:ascii="Vazirmatn" w:hAnsi="Vazirmatn" w:cs="Vazirmatn"/>
+          <w:rFonts w:ascii="Vazirmatn" w:hAnsi="Vazirmatn" w:cs="Vazirmatn" w:eastAsia="Vazirmatn"/>
           <w:sz w:val="22"/>
           <w:szCs w:val="22"/>
           <w:color w:val="2D2D2D"/>
           <w:lang w:val="en-US" w:bidi="fa-IR"/>
+          <w:rtl w:val="1"/>
+          <w:cs w:val="1"/>
         </w:rPr>
         <w:t xml:space="preserve"> </w:t>
       </w:r>
       <w:r>
         <w:rPr>
-          <w:rFonts w:ascii="Vazirmatn" w:hAnsi="Vazirmatn" w:cs="Vazirmatn"/>
+          <w:rFonts w:ascii="Vazirmatn" w:hAnsi="Vazirmatn" w:cs="Vazirmatn" w:eastAsia="Vazirmatn"/>
           <w:sz w:val="22"/>
           <w:szCs w:val="22"/>
           <w:color w:val="2D2D2D"/>
           <w:lang w:val="en-US" w:bidi="fa-IR"/>
+          <w:rtl w:val="1"/>
+          <w:cs w:val="1"/>
         </w:rPr>
         <w:t>فعلی</w:t>
       </w:r>
       <w:r>
         <w:rPr>
-          <w:rFonts w:ascii="Vazirmatn" w:hAnsi="Vazirmatn" w:cs="Vazirmatn"/>
+          <w:rFonts w:ascii="Vazirmatn" w:hAnsi="Vazirmatn" w:cs="Vazirmatn" w:eastAsia="Vazirmatn"/>
           <w:sz w:val="22"/>
           <w:szCs w:val="22"/>
           <w:color w:val="2D2D2D"/>
           <w:lang w:val="en-US" w:bidi="fa-IR"/>
+          <w:rtl w:val="1"/>
+          <w:cs w:val="1"/>
         </w:rPr>
         <w:t xml:space="preserve"> </w:t>
       </w:r>
       <w:r>
         <w:rPr>
-          <w:rFonts w:ascii="Segoe UI" w:hAnsi="Segoe UI" w:cs="Vazirmatn"/>
+          <w:rFonts w:ascii="Segoe UI" w:hAnsi="Segoe UI" w:cs="Vazirmatn" w:eastAsia="Vazirmatn"/>
           <w:sz w:val="22"/>
           <w:szCs w:val="22"/>
           <w:color w:val="2D2D2D"/>
           <w:lang w:val="en-US" w:bidi="fa-IR"/>
           <w:rtl w:val="0"/>
+          <w:cs w:val="0"/>
         </w:rPr>
         <w:t>v2.1.0-rc1</w:t>
       </w:r>
       <w:r>
         <w:rPr>
-          <w:rFonts w:ascii="Vazirmatn" w:hAnsi="Vazirmatn" w:cs="Vazirmatn"/>
+          <w:rFonts w:ascii="Vazirmatn" w:hAnsi="Vazirmatn" w:cs="Vazirmatn" w:eastAsia="Vazirmatn"/>
           <w:sz w:val="22"/>
           <w:szCs w:val="22"/>
           <w:color w:val="2D2D2D"/>
           <w:lang w:val="en-US" w:bidi="fa-IR"/>
+          <w:rtl w:val="1"/>
+          <w:cs w:val="1"/>
         </w:rPr>
         <w:t xml:space="preserve"> </w:t>
       </w:r>
       <w:r>
         <w:rPr>
-          <w:rFonts w:ascii="Vazirmatn" w:hAnsi="Vazirmatn" w:cs="Vazirmatn"/>
+          <w:rFonts w:ascii="Vazirmatn" w:hAnsi="Vazirmatn" w:cs="Vazirmatn" w:eastAsia="Vazirmatn"/>
           <w:sz w:val="22"/>
           <w:szCs w:val="22"/>
           <w:color w:val="2D2D2D"/>
           <w:lang w:val="en-US" w:bidi="fa-IR"/>
+          <w:rtl w:val="1"/>
+          <w:cs w:val="1"/>
         </w:rPr>
         <w:t>و</w:t>
       </w:r>
       <w:r>
         <w:rPr>
-          <w:rFonts w:ascii="Vazirmatn" w:hAnsi="Vazirmatn" w:cs="Vazirmatn"/>
+          <w:rFonts w:ascii="Vazirmatn" w:hAnsi="Vazirmatn" w:cs="Vazirmatn" w:eastAsia="Vazirmatn"/>
           <w:sz w:val="22"/>
           <w:szCs w:val="22"/>
           <w:color w:val="2D2D2D"/>
           <w:lang w:val="en-US" w:bidi="fa-IR"/>
+          <w:rtl w:val="1"/>
+          <w:cs w:val="1"/>
         </w:rPr>
         <w:t xml:space="preserve"> </w:t>
       </w:r>
       <w:r>
         <w:rPr>
-          <w:rFonts w:ascii="Vazirmatn" w:hAnsi="Vazirmatn" w:cs="Vazirmatn"/>
+          <w:rFonts w:ascii="Vazirmatn" w:hAnsi="Vazirmatn" w:cs="Vazirmatn" w:eastAsia="Vazirmatn"/>
           <w:sz w:val="22"/>
           <w:szCs w:val="22"/>
           <w:color w:val="2D2D2D"/>
           <w:lang w:val="en-US" w:bidi="fa-IR"/>
+          <w:rtl w:val="1"/>
+          <w:cs w:val="1"/>
         </w:rPr>
         <w:t>نگارش</w:t>
       </w:r>
       <w:r>
         <w:rPr>
-          <w:rFonts w:ascii="Vazirmatn" w:hAnsi="Vazirmatn" w:cs="Vazirmatn"/>
+          <w:rFonts w:ascii="Vazirmatn" w:hAnsi="Vazirmatn" w:cs="Vazirmatn" w:eastAsia="Vazirmatn"/>
           <w:sz w:val="22"/>
           <w:szCs w:val="22"/>
           <w:color w:val="2D2D2D"/>
           <w:lang w:val="en-US" w:bidi="fa-IR"/>
+          <w:rtl w:val="1"/>
+          <w:cs w:val="1"/>
         </w:rPr>
         <w:t xml:space="preserve"> </w:t>
       </w:r>
       <w:r>
         <w:rPr>
-          <w:rFonts w:ascii="Vazirmatn" w:hAnsi="Vazirmatn" w:cs="Vazirmatn"/>
+          <w:rFonts w:ascii="Vazirmatn" w:hAnsi="Vazirmatn" w:cs="Vazirmatn" w:eastAsia="Vazirmatn"/>
           <w:sz w:val="22"/>
           <w:szCs w:val="22"/>
           <w:color w:val="2D2D2D"/>
           <w:lang w:val="en-US" w:bidi="fa-IR"/>
+          <w:rtl w:val="1"/>
+          <w:cs w:val="1"/>
         </w:rPr>
         <w:t>پیش‌نیاز</w:t>
       </w:r>
       <w:r>
         <w:rPr>
-          <w:rFonts w:ascii="Vazirmatn" w:hAnsi="Vazirmatn" w:cs="Vazirmatn"/>
+          <w:rFonts w:ascii="Vazirmatn" w:hAnsi="Vazirmatn" w:cs="Vazirmatn" w:eastAsia="Vazirmatn"/>
           <w:sz w:val="22"/>
           <w:szCs w:val="22"/>
           <w:color w:val="2D2D2D"/>
           <w:lang w:val="en-US" w:bidi="fa-IR"/>
+          <w:rtl w:val="1"/>
+          <w:cs w:val="1"/>
         </w:rPr>
         <w:t xml:space="preserve"> </w:t>
       </w:r>
       <w:r>
         <w:rPr>
-          <w:rFonts w:ascii="Segoe UI" w:hAnsi="Segoe UI" w:cs="Vazirmatn"/>
+          <w:rFonts w:ascii="Segoe UI" w:hAnsi="Segoe UI" w:cs="Vazirmatn" w:eastAsia="Vazirmatn"/>
           <w:sz w:val="22"/>
           <w:szCs w:val="22"/>
           <w:color w:val="2D2D2D"/>
           <w:lang w:val="en-US" w:bidi="fa-IR"/>
           <w:rtl w:val="0"/>
+          <w:cs w:val="0"/>
         </w:rPr>
         <w:t>Python</w:t>
       </w:r>
       <w:r>
         <w:rPr>
-          <w:rFonts w:ascii="Vazirmatn" w:hAnsi="Vazirmatn" w:cs="Vazirmatn"/>
+          <w:rFonts w:ascii="Vazirmatn" w:hAnsi="Vazirmatn" w:cs="Vazirmatn" w:eastAsia="Vazirmatn"/>
           <w:sz w:val="22"/>
           <w:szCs w:val="22"/>
           <w:color w:val="2D2D2D"/>
           <w:lang w:val="en-US" w:bidi="fa-IR"/>
+          <w:rtl w:val="1"/>
+          <w:cs w:val="1"/>
         </w:rPr>
         <w:t xml:space="preserve"> </w:t>
       </w:r>
       <w:r>
         <w:rPr>
-          <w:rFonts w:ascii="Vazirmatn" w:hAnsi="Vazirmatn" w:cs="Vazirmatn"/>
+          <w:rFonts w:ascii="Vazirmatn" w:hAnsi="Vazirmatn" w:cs="Vazirmatn" w:eastAsia="Vazirmatn"/>
           <w:sz w:val="22"/>
           <w:szCs w:val="22"/>
           <w:color w:val="2D2D2D"/>
           <w:lang w:val="en-US" w:bidi="fa-IR"/>
+          <w:rtl w:val="0"/>
+          <w:cs w:val="0"/>
         </w:rPr>
         <w:t>3.11.8</w:t>
       </w:r>
       <w:r>
         <w:rPr>
-          <w:rFonts w:ascii="Vazirmatn" w:hAnsi="Vazirmatn" w:cs="Vazirmatn"/>
+          <w:rFonts w:ascii="Vazirmatn" w:hAnsi="Vazirmatn" w:cs="Vazirmatn" w:eastAsia="Vazirmatn"/>
           <w:sz w:val="22"/>
           <w:szCs w:val="22"/>
           <w:color w:val="2D2D2D"/>
           <w:lang w:val="en-US" w:bidi="fa-IR"/>
+          <w:rtl w:val="1"/>
+          <w:cs w:val="1"/>
         </w:rPr>
         <w:t xml:space="preserve"> </w:t>
       </w:r>
       <w:r>
         <w:rPr>
-          <w:rFonts w:ascii="Vazirmatn" w:hAnsi="Vazirmatn" w:cs="Vazirmatn"/>
+          <w:rFonts w:ascii="Vazirmatn" w:hAnsi="Vazirmatn" w:cs="Vazirmatn" w:eastAsia="Vazirmatn"/>
           <w:sz w:val="22"/>
           <w:szCs w:val="22"/>
           <w:color w:val="2D2D2D"/>
           <w:lang w:val="en-US" w:bidi="fa-IR"/>
+          <w:rtl w:val="1"/>
+          <w:cs w:val="1"/>
         </w:rPr>
         <w:t>است.</w:t>
       </w:r>
@@ -1766,7 +2038,7 @@
       </w:pPr>
       <w:r>
         <w:rPr>
-          <w:rFonts w:ascii="Vazirmatn" w:hAnsi="Vazirmatn" w:cs="Vazirmatn"/>
+          <w:rFonts w:ascii="Vazirmatn" w:hAnsi="Vazirmatn" w:cs="Vazirmatn" w:eastAsia="Vazirmatn"/>
           <w:sz w:val="22"/>
           <w:szCs w:val="22"/>
           <w:lang w:val="en-US" w:bidi="fa-IR"/>
@@ -1775,191 +2047,229 @@
       </w:r>
       <w:r>
         <w:rPr>
-          <w:rFonts w:ascii="Vazirmatn" w:hAnsi="Vazirmatn" w:cs="Vazirmatn"/>
+          <w:rFonts w:ascii="Vazirmatn" w:hAnsi="Vazirmatn" w:cs="Vazirmatn" w:eastAsia="Vazirmatn"/>
           <w:sz w:val="22"/>
           <w:szCs w:val="22"/>
           <w:color w:val="2D2D2D"/>
           <w:lang w:val="en-US" w:bidi="fa-IR"/>
+          <w:rtl w:val="1"/>
+          <w:cs w:val="1"/>
         </w:rPr>
         <w:t>نسخهٔ</w:t>
       </w:r>
       <w:r>
         <w:rPr>
-          <w:rFonts w:ascii="Vazirmatn" w:hAnsi="Vazirmatn" w:cs="Vazirmatn"/>
+          <w:rFonts w:ascii="Vazirmatn" w:hAnsi="Vazirmatn" w:cs="Vazirmatn" w:eastAsia="Vazirmatn"/>
           <w:sz w:val="22"/>
           <w:szCs w:val="22"/>
           <w:color w:val="2D2D2D"/>
           <w:lang w:val="en-US" w:bidi="fa-IR"/>
+          <w:rtl w:val="1"/>
+          <w:cs w:val="1"/>
         </w:rPr>
         <w:t xml:space="preserve"> </w:t>
       </w:r>
       <w:r>
         <w:rPr>
-          <w:rFonts w:ascii="Vazirmatn" w:hAnsi="Vazirmatn" w:cs="Vazirmatn"/>
+          <w:rFonts w:ascii="Vazirmatn" w:hAnsi="Vazirmatn" w:cs="Vazirmatn" w:eastAsia="Vazirmatn"/>
           <w:sz w:val="22"/>
           <w:szCs w:val="22"/>
           <w:color w:val="2D2D2D"/>
           <w:lang w:val="en-US" w:bidi="fa-IR"/>
+          <w:rtl w:val="1"/>
+          <w:cs w:val="1"/>
         </w:rPr>
         <w:t>۲.۱.۰</w:t>
       </w:r>
       <w:r>
         <w:rPr>
-          <w:rFonts w:ascii="Vazirmatn" w:hAnsi="Vazirmatn" w:cs="Vazirmatn"/>
+          <w:rFonts w:ascii="Vazirmatn" w:hAnsi="Vazirmatn" w:cs="Vazirmatn" w:eastAsia="Vazirmatn"/>
           <w:sz w:val="22"/>
           <w:szCs w:val="22"/>
           <w:color w:val="2D2D2D"/>
           <w:lang w:val="en-US" w:bidi="fa-IR"/>
+          <w:rtl w:val="1"/>
+          <w:cs w:val="1"/>
         </w:rPr>
         <w:t xml:space="preserve"> </w:t>
       </w:r>
       <w:r>
         <w:rPr>
-          <w:rFonts w:ascii="Vazirmatn" w:hAnsi="Vazirmatn" w:cs="Vazirmatn"/>
+          <w:rFonts w:ascii="Vazirmatn" w:hAnsi="Vazirmatn" w:cs="Vazirmatn" w:eastAsia="Vazirmatn"/>
           <w:sz w:val="22"/>
           <w:szCs w:val="22"/>
           <w:color w:val="2D2D2D"/>
           <w:lang w:val="en-US" w:bidi="fa-IR"/>
+          <w:rtl w:val="1"/>
+          <w:cs w:val="1"/>
         </w:rPr>
         <w:t>و</w:t>
       </w:r>
       <w:r>
         <w:rPr>
-          <w:rFonts w:ascii="Vazirmatn" w:hAnsi="Vazirmatn" w:cs="Vazirmatn"/>
+          <w:rFonts w:ascii="Vazirmatn" w:hAnsi="Vazirmatn" w:cs="Vazirmatn" w:eastAsia="Vazirmatn"/>
           <w:sz w:val="22"/>
           <w:szCs w:val="22"/>
           <w:color w:val="2D2D2D"/>
           <w:lang w:val="en-US" w:bidi="fa-IR"/>
+          <w:rtl w:val="1"/>
+          <w:cs w:val="1"/>
         </w:rPr>
         <w:t xml:space="preserve"> </w:t>
       </w:r>
       <w:r>
         <w:rPr>
-          <w:rFonts w:ascii="Vazirmatn" w:hAnsi="Vazirmatn" w:cs="Vazirmatn"/>
+          <w:rFonts w:ascii="Vazirmatn" w:hAnsi="Vazirmatn" w:cs="Vazirmatn" w:eastAsia="Vazirmatn"/>
           <w:sz w:val="22"/>
           <w:szCs w:val="22"/>
           <w:color w:val="2D2D2D"/>
           <w:lang w:val="en-US" w:bidi="fa-IR"/>
+          <w:rtl w:val="1"/>
+          <w:cs w:val="1"/>
         </w:rPr>
         <w:t>ویرایش</w:t>
       </w:r>
       <w:r>
         <w:rPr>
-          <w:rFonts w:ascii="Vazirmatn" w:hAnsi="Vazirmatn" w:cs="Vazirmatn"/>
+          <w:rFonts w:ascii="Vazirmatn" w:hAnsi="Vazirmatn" w:cs="Vazirmatn" w:eastAsia="Vazirmatn"/>
           <w:sz w:val="22"/>
           <w:szCs w:val="22"/>
           <w:color w:val="2D2D2D"/>
           <w:lang w:val="en-US" w:bidi="fa-IR"/>
+          <w:rtl w:val="1"/>
+          <w:cs w:val="1"/>
         </w:rPr>
         <w:t xml:space="preserve"> </w:t>
       </w:r>
       <w:r>
         <w:rPr>
-          <w:rFonts w:ascii="Vazirmatn" w:hAnsi="Vazirmatn" w:cs="Vazirmatn"/>
+          <w:rFonts w:ascii="Vazirmatn" w:hAnsi="Vazirmatn" w:cs="Vazirmatn" w:eastAsia="Vazirmatn"/>
           <w:sz w:val="22"/>
           <w:szCs w:val="22"/>
           <w:color w:val="2D2D2D"/>
           <w:lang w:val="en-US" w:bidi="fa-IR"/>
+          <w:rtl w:val="1"/>
+          <w:cs w:val="1"/>
         </w:rPr>
         <w:t>۳.۴.۲</w:t>
       </w:r>
       <w:r>
         <w:rPr>
-          <w:rFonts w:ascii="Vazirmatn" w:hAnsi="Vazirmatn" w:cs="Vazirmatn"/>
+          <w:rFonts w:ascii="Vazirmatn" w:hAnsi="Vazirmatn" w:cs="Vazirmatn" w:eastAsia="Vazirmatn"/>
           <w:sz w:val="22"/>
           <w:szCs w:val="22"/>
           <w:color w:val="2D2D2D"/>
           <w:lang w:val="en-US" w:bidi="fa-IR"/>
+          <w:rtl w:val="1"/>
+          <w:cs w:val="1"/>
         </w:rPr>
         <w:t xml:space="preserve"> </w:t>
       </w:r>
       <w:r>
         <w:rPr>
-          <w:rFonts w:ascii="Vazirmatn" w:hAnsi="Vazirmatn" w:cs="Vazirmatn"/>
+          <w:rFonts w:ascii="Vazirmatn" w:hAnsi="Vazirmatn" w:cs="Vazirmatn" w:eastAsia="Vazirmatn"/>
           <w:sz w:val="22"/>
           <w:szCs w:val="22"/>
           <w:color w:val="2D2D2D"/>
           <w:lang w:val="en-US" w:bidi="fa-IR"/>
+          <w:rtl w:val="1"/>
+          <w:cs w:val="1"/>
         </w:rPr>
         <w:t>برای</w:t>
       </w:r>
       <w:r>
         <w:rPr>
-          <w:rFonts w:ascii="Vazirmatn" w:hAnsi="Vazirmatn" w:cs="Vazirmatn"/>
+          <w:rFonts w:ascii="Vazirmatn" w:hAnsi="Vazirmatn" w:cs="Vazirmatn" w:eastAsia="Vazirmatn"/>
           <w:sz w:val="22"/>
           <w:szCs w:val="22"/>
           <w:color w:val="2D2D2D"/>
           <w:lang w:val="en-US" w:bidi="fa-IR"/>
+          <w:rtl w:val="1"/>
+          <w:cs w:val="1"/>
         </w:rPr>
         <w:t xml:space="preserve"> </w:t>
       </w:r>
       <w:r>
         <w:rPr>
-          <w:rFonts w:ascii="Vazirmatn" w:hAnsi="Vazirmatn" w:cs="Vazirmatn"/>
+          <w:rFonts w:ascii="Vazirmatn" w:hAnsi="Vazirmatn" w:cs="Vazirmatn" w:eastAsia="Vazirmatn"/>
           <w:sz w:val="22"/>
           <w:szCs w:val="22"/>
           <w:color w:val="2D2D2D"/>
           <w:lang w:val="en-US" w:bidi="fa-IR"/>
+          <w:rtl w:val="1"/>
+          <w:cs w:val="1"/>
         </w:rPr>
         <w:t>کلاینت‌های</w:t>
       </w:r>
       <w:r>
         <w:rPr>
-          <w:rFonts w:ascii="Vazirmatn" w:hAnsi="Vazirmatn" w:cs="Vazirmatn"/>
+          <w:rFonts w:ascii="Vazirmatn" w:hAnsi="Vazirmatn" w:cs="Vazirmatn" w:eastAsia="Vazirmatn"/>
           <w:sz w:val="22"/>
           <w:szCs w:val="22"/>
           <w:color w:val="2D2D2D"/>
           <w:lang w:val="en-US" w:bidi="fa-IR"/>
+          <w:rtl w:val="1"/>
+          <w:cs w:val="1"/>
         </w:rPr>
         <w:t xml:space="preserve"> </w:t>
       </w:r>
       <w:r>
         <w:rPr>
-          <w:rFonts w:ascii="Vazirmatn" w:hAnsi="Vazirmatn" w:cs="Vazirmatn"/>
+          <w:rFonts w:ascii="Vazirmatn" w:hAnsi="Vazirmatn" w:cs="Vazirmatn" w:eastAsia="Vazirmatn"/>
           <w:sz w:val="22"/>
           <w:szCs w:val="22"/>
           <w:color w:val="2D2D2D"/>
           <w:lang w:val="en-US" w:bidi="fa-IR"/>
+          <w:rtl w:val="1"/>
+          <w:cs w:val="1"/>
         </w:rPr>
         <w:t>همراه</w:t>
       </w:r>
       <w:r>
         <w:rPr>
-          <w:rFonts w:ascii="Vazirmatn" w:hAnsi="Vazirmatn" w:cs="Vazirmatn"/>
+          <w:rFonts w:ascii="Vazirmatn" w:hAnsi="Vazirmatn" w:cs="Vazirmatn" w:eastAsia="Vazirmatn"/>
           <w:sz w:val="22"/>
           <w:szCs w:val="22"/>
           <w:color w:val="2D2D2D"/>
           <w:lang w:val="en-US" w:bidi="fa-IR"/>
+          <w:rtl w:val="1"/>
+          <w:cs w:val="1"/>
         </w:rPr>
         <w:t xml:space="preserve"> </w:t>
       </w:r>
       <w:r>
         <w:rPr>
-          <w:rFonts w:ascii="Vazirmatn" w:hAnsi="Vazirmatn" w:cs="Vazirmatn"/>
+          <w:rFonts w:ascii="Vazirmatn" w:hAnsi="Vazirmatn" w:cs="Vazirmatn" w:eastAsia="Vazirmatn"/>
           <w:sz w:val="22"/>
           <w:szCs w:val="22"/>
           <w:color w:val="2D2D2D"/>
           <w:lang w:val="en-US" w:bidi="fa-IR"/>
+          <w:rtl w:val="1"/>
+          <w:cs w:val="1"/>
         </w:rPr>
         <w:t>منتشر</w:t>
       </w:r>
       <w:r>
         <w:rPr>
-          <w:rFonts w:ascii="Vazirmatn" w:hAnsi="Vazirmatn" w:cs="Vazirmatn"/>
+          <w:rFonts w:ascii="Vazirmatn" w:hAnsi="Vazirmatn" w:cs="Vazirmatn" w:eastAsia="Vazirmatn"/>
           <w:sz w:val="22"/>
           <w:szCs w:val="22"/>
           <w:color w:val="2D2D2D"/>
           <w:lang w:val="en-US" w:bidi="fa-IR"/>
+          <w:rtl w:val="1"/>
+          <w:cs w:val="1"/>
         </w:rPr>
         <w:t xml:space="preserve"> </w:t>
       </w:r>
       <w:r>
         <w:rPr>
-          <w:rFonts w:ascii="Vazirmatn" w:hAnsi="Vazirmatn" w:cs="Vazirmatn"/>
+          <w:rFonts w:ascii="Vazirmatn" w:hAnsi="Vazirmatn" w:cs="Vazirmatn" w:eastAsia="Vazirmatn"/>
           <w:sz w:val="22"/>
           <w:szCs w:val="22"/>
           <w:color w:val="2D2D2D"/>
           <w:lang w:val="en-US" w:bidi="fa-IR"/>
+          <w:rtl w:val="1"/>
+          <w:cs w:val="1"/>
         </w:rPr>
         <w:t>شد.</w:t>
       </w:r>
@@ -1973,7 +2283,7 @@
       </w:pPr>
       <w:r>
         <w:rPr>
-          <w:rFonts w:ascii="Vazirmatn" w:hAnsi="Vazirmatn" w:cs="Vazirmatn"/>
+          <w:rFonts w:ascii="Vazirmatn" w:hAnsi="Vazirmatn" w:cs="Vazirmatn" w:eastAsia="Vazirmatn"/>
           <w:sz w:val="22"/>
           <w:szCs w:val="22"/>
           <w:lang w:val="en-US" w:bidi="fa-IR"/>
@@ -1982,251 +2292,301 @@
       </w:r>
       <w:r>
         <w:rPr>
-          <w:rFonts w:ascii="Vazirmatn" w:hAnsi="Vazirmatn" w:cs="Vazirmatn"/>
+          <w:rFonts w:ascii="Vazirmatn" w:hAnsi="Vazirmatn" w:cs="Vazirmatn" w:eastAsia="Vazirmatn"/>
           <w:sz w:val="22"/>
           <w:szCs w:val="22"/>
           <w:color w:val="2D2D2D"/>
           <w:lang w:val="en-US" w:bidi="fa-IR"/>
+          <w:rtl w:val="1"/>
+          <w:cs w:val="1"/>
         </w:rPr>
         <w:t>شماره</w:t>
       </w:r>
       <w:r>
         <w:rPr>
-          <w:rFonts w:ascii="Vazirmatn" w:hAnsi="Vazirmatn" w:cs="Vazirmatn"/>
+          <w:rFonts w:ascii="Vazirmatn" w:hAnsi="Vazirmatn" w:cs="Vazirmatn" w:eastAsia="Vazirmatn"/>
           <w:sz w:val="22"/>
           <w:szCs w:val="22"/>
           <w:color w:val="2D2D2D"/>
           <w:lang w:val="en-US" w:bidi="fa-IR"/>
+          <w:rtl w:val="1"/>
+          <w:cs w:val="1"/>
         </w:rPr>
         <w:t xml:space="preserve"> </w:t>
       </w:r>
       <w:r>
         <w:rPr>
-          <w:rFonts w:ascii="Vazirmatn" w:hAnsi="Vazirmatn" w:cs="Vazirmatn"/>
+          <w:rFonts w:ascii="Vazirmatn" w:hAnsi="Vazirmatn" w:cs="Vazirmatn" w:eastAsia="Vazirmatn"/>
           <w:sz w:val="22"/>
           <w:szCs w:val="22"/>
           <w:color w:val="2D2D2D"/>
           <w:lang w:val="en-US" w:bidi="fa-IR"/>
+          <w:rtl w:val="1"/>
+          <w:cs w:val="1"/>
         </w:rPr>
         <w:t>سفارش</w:t>
       </w:r>
       <w:r>
         <w:rPr>
-          <w:rFonts w:ascii="Vazirmatn" w:hAnsi="Vazirmatn" w:cs="Vazirmatn"/>
+          <w:rFonts w:ascii="Vazirmatn" w:hAnsi="Vazirmatn" w:cs="Vazirmatn" w:eastAsia="Vazirmatn"/>
           <w:sz w:val="22"/>
           <w:szCs w:val="22"/>
           <w:color w:val="2D2D2D"/>
           <w:lang w:val="en-US" w:bidi="fa-IR"/>
+          <w:rtl w:val="1"/>
+          <w:cs w:val="1"/>
         </w:rPr>
         <w:t xml:space="preserve"> </w:t>
       </w:r>
       <w:r>
         <w:rPr>
-          <w:rFonts w:ascii="Vazirmatn" w:hAnsi="Vazirmatn" w:cs="Vazirmatn"/>
+          <w:rFonts w:ascii="Vazirmatn" w:hAnsi="Vazirmatn" w:cs="Vazirmatn" w:eastAsia="Vazirmatn"/>
           <w:sz w:val="22"/>
           <w:szCs w:val="22"/>
           <w:color w:val="2D2D2D"/>
           <w:lang w:val="en-US" w:bidi="fa-IR"/>
+          <w:rtl w:val="1"/>
+          <w:cs w:val="1"/>
         </w:rPr>
         <w:t>فارسی:</w:t>
       </w:r>
       <w:r>
         <w:rPr>
-          <w:rFonts w:ascii="Vazirmatn" w:hAnsi="Vazirmatn" w:cs="Vazirmatn"/>
+          <w:rFonts w:ascii="Vazirmatn" w:hAnsi="Vazirmatn" w:cs="Vazirmatn" w:eastAsia="Vazirmatn"/>
           <w:sz w:val="22"/>
           <w:szCs w:val="22"/>
           <w:color w:val="2D2D2D"/>
           <w:lang w:val="en-US" w:bidi="fa-IR"/>
+          <w:rtl w:val="1"/>
+          <w:cs w:val="1"/>
         </w:rPr>
         <w:t xml:space="preserve"> </w:t>
       </w:r>
       <w:r>
         <w:rPr>
-          <w:rFonts w:ascii="Vazirmatn" w:hAnsi="Vazirmatn" w:cs="Vazirmatn"/>
+          <w:rFonts w:ascii="Vazirmatn" w:hAnsi="Vazirmatn" w:cs="Vazirmatn" w:eastAsia="Vazirmatn"/>
           <w:sz w:val="22"/>
           <w:szCs w:val="22"/>
           <w:color w:val="2D2D2D"/>
           <w:lang w:val="en-US" w:bidi="fa-IR"/>
+          <w:rtl w:val="1"/>
+          <w:cs w:val="1"/>
         </w:rPr>
         <w:t>۰۱۲۳۴۵۶۷۸۹</w:t>
       </w:r>
       <w:r>
         <w:rPr>
-          <w:rFonts w:ascii="Vazirmatn" w:hAnsi="Vazirmatn" w:cs="Vazirmatn"/>
+          <w:rFonts w:ascii="Vazirmatn" w:hAnsi="Vazirmatn" w:cs="Vazirmatn" w:eastAsia="Vazirmatn"/>
           <w:sz w:val="22"/>
           <w:szCs w:val="22"/>
           <w:color w:val="2D2D2D"/>
           <w:lang w:val="en-US" w:bidi="fa-IR"/>
+          <w:rtl w:val="1"/>
+          <w:cs w:val="1"/>
         </w:rPr>
         <w:t xml:space="preserve"> </w:t>
       </w:r>
       <w:r>
         <w:rPr>
-          <w:rFonts w:ascii="Vazirmatn" w:hAnsi="Vazirmatn" w:cs="Vazirmatn"/>
+          <w:rFonts w:ascii="Vazirmatn" w:hAnsi="Vazirmatn" w:cs="Vazirmatn" w:eastAsia="Vazirmatn"/>
           <w:sz w:val="22"/>
           <w:szCs w:val="22"/>
           <w:color w:val="2D2D2D"/>
           <w:lang w:val="en-US" w:bidi="fa-IR"/>
+          <w:rtl w:val="1"/>
+          <w:cs w:val="1"/>
         </w:rPr>
         <w:t>و</w:t>
       </w:r>
       <w:r>
         <w:rPr>
-          <w:rFonts w:ascii="Vazirmatn" w:hAnsi="Vazirmatn" w:cs="Vazirmatn"/>
+          <w:rFonts w:ascii="Vazirmatn" w:hAnsi="Vazirmatn" w:cs="Vazirmatn" w:eastAsia="Vazirmatn"/>
           <w:sz w:val="22"/>
           <w:szCs w:val="22"/>
           <w:color w:val="2D2D2D"/>
           <w:lang w:val="en-US" w:bidi="fa-IR"/>
+          <w:rtl w:val="1"/>
+          <w:cs w:val="1"/>
         </w:rPr>
         <w:t xml:space="preserve"> </w:t>
       </w:r>
       <w:r>
         <w:rPr>
-          <w:rFonts w:ascii="Vazirmatn" w:hAnsi="Vazirmatn" w:cs="Vazirmatn"/>
+          <w:rFonts w:ascii="Vazirmatn" w:hAnsi="Vazirmatn" w:cs="Vazirmatn" w:eastAsia="Vazirmatn"/>
           <w:sz w:val="22"/>
           <w:szCs w:val="22"/>
           <w:color w:val="2D2D2D"/>
           <w:lang w:val="en-US" w:bidi="fa-IR"/>
+          <w:rtl w:val="1"/>
+          <w:cs w:val="1"/>
         </w:rPr>
         <w:t>کد</w:t>
       </w:r>
       <w:r>
         <w:rPr>
-          <w:rFonts w:ascii="Vazirmatn" w:hAnsi="Vazirmatn" w:cs="Vazirmatn"/>
+          <w:rFonts w:ascii="Vazirmatn" w:hAnsi="Vazirmatn" w:cs="Vazirmatn" w:eastAsia="Vazirmatn"/>
           <w:sz w:val="22"/>
           <w:szCs w:val="22"/>
           <w:color w:val="2D2D2D"/>
           <w:lang w:val="en-US" w:bidi="fa-IR"/>
+          <w:rtl w:val="1"/>
+          <w:cs w:val="1"/>
         </w:rPr>
         <w:t xml:space="preserve"> </w:t>
       </w:r>
       <w:r>
         <w:rPr>
-          <w:rFonts w:ascii="Vazirmatn" w:hAnsi="Vazirmatn" w:cs="Vazirmatn"/>
+          <w:rFonts w:ascii="Vazirmatn" w:hAnsi="Vazirmatn" w:cs="Vazirmatn" w:eastAsia="Vazirmatn"/>
           <w:sz w:val="22"/>
           <w:szCs w:val="22"/>
           <w:color w:val="2D2D2D"/>
           <w:lang w:val="en-US" w:bidi="fa-IR"/>
+          <w:rtl w:val="1"/>
+          <w:cs w:val="1"/>
         </w:rPr>
         <w:t>رهگیری</w:t>
       </w:r>
       <w:r>
         <w:rPr>
-          <w:rFonts w:ascii="Vazirmatn" w:hAnsi="Vazirmatn" w:cs="Vazirmatn"/>
+          <w:rFonts w:ascii="Vazirmatn" w:hAnsi="Vazirmatn" w:cs="Vazirmatn" w:eastAsia="Vazirmatn"/>
           <w:sz w:val="22"/>
           <w:szCs w:val="22"/>
           <w:color w:val="2D2D2D"/>
           <w:lang w:val="en-US" w:bidi="fa-IR"/>
+          <w:rtl w:val="1"/>
+          <w:cs w:val="1"/>
         </w:rPr>
         <w:t xml:space="preserve"> </w:t>
       </w:r>
       <w:r>
         <w:rPr>
-          <w:rFonts w:ascii="Vazirmatn" w:hAnsi="Vazirmatn" w:cs="Vazirmatn"/>
+          <w:rFonts w:ascii="Vazirmatn" w:hAnsi="Vazirmatn" w:cs="Vazirmatn" w:eastAsia="Vazirmatn"/>
           <w:sz w:val="22"/>
           <w:szCs w:val="22"/>
           <w:color w:val="2D2D2D"/>
           <w:lang w:val="en-US" w:bidi="fa-IR"/>
+          <w:rtl w:val="1"/>
+          <w:cs w:val="1"/>
         </w:rPr>
         <w:t>عربی:</w:t>
       </w:r>
       <w:r>
         <w:rPr>
-          <w:rFonts w:ascii="Vazirmatn" w:hAnsi="Vazirmatn" w:cs="Vazirmatn"/>
+          <w:rFonts w:ascii="Vazirmatn" w:hAnsi="Vazirmatn" w:cs="Vazirmatn" w:eastAsia="Vazirmatn"/>
           <w:sz w:val="22"/>
           <w:szCs w:val="22"/>
           <w:color w:val="2D2D2D"/>
           <w:lang w:val="en-US" w:bidi="fa-IR"/>
+          <w:rtl w:val="1"/>
+          <w:cs w:val="1"/>
         </w:rPr>
         <w:t xml:space="preserve"> </w:t>
       </w:r>
       <w:r>
         <w:rPr>
-          <w:rFonts w:ascii="Vazirmatn" w:hAnsi="Vazirmatn" w:cs="Vazirmatn"/>
+          <w:rFonts w:ascii="Vazirmatn" w:hAnsi="Vazirmatn" w:cs="Vazirmatn" w:eastAsia="Vazirmatn"/>
           <w:sz w:val="22"/>
           <w:szCs w:val="22"/>
           <w:color w:val="2D2D2D"/>
           <w:lang w:val="en-US" w:bidi="fa-IR"/>
+          <w:rtl w:val="1"/>
+          <w:cs w:val="1"/>
         </w:rPr>
         <w:t>٠١٢٣٤٥٦٧٨٩</w:t>
       </w:r>
       <w:r>
         <w:rPr>
-          <w:rFonts w:ascii="Vazirmatn" w:hAnsi="Vazirmatn" w:cs="Vazirmatn"/>
+          <w:rFonts w:ascii="Vazirmatn" w:hAnsi="Vazirmatn" w:cs="Vazirmatn" w:eastAsia="Vazirmatn"/>
           <w:sz w:val="22"/>
           <w:szCs w:val="22"/>
           <w:color w:val="2D2D2D"/>
           <w:lang w:val="en-US" w:bidi="fa-IR"/>
+          <w:rtl w:val="1"/>
+          <w:cs w:val="1"/>
         </w:rPr>
         <w:t xml:space="preserve"> </w:t>
       </w:r>
       <w:r>
         <w:rPr>
-          <w:rFonts w:ascii="Vazirmatn" w:hAnsi="Vazirmatn" w:cs="Vazirmatn"/>
+          <w:rFonts w:ascii="Vazirmatn" w:hAnsi="Vazirmatn" w:cs="Vazirmatn" w:eastAsia="Vazirmatn"/>
           <w:sz w:val="22"/>
           <w:szCs w:val="22"/>
           <w:color w:val="2D2D2D"/>
           <w:lang w:val="en-US" w:bidi="fa-IR"/>
+          <w:rtl w:val="1"/>
+          <w:cs w:val="1"/>
         </w:rPr>
         <w:t>و</w:t>
       </w:r>
       <w:r>
         <w:rPr>
-          <w:rFonts w:ascii="Vazirmatn" w:hAnsi="Vazirmatn" w:cs="Vazirmatn"/>
+          <w:rFonts w:ascii="Vazirmatn" w:hAnsi="Vazirmatn" w:cs="Vazirmatn" w:eastAsia="Vazirmatn"/>
           <w:sz w:val="22"/>
           <w:szCs w:val="22"/>
           <w:color w:val="2D2D2D"/>
           <w:lang w:val="en-US" w:bidi="fa-IR"/>
+          <w:rtl w:val="1"/>
+          <w:cs w:val="1"/>
         </w:rPr>
         <w:t xml:space="preserve"> </w:t>
       </w:r>
       <w:r>
         <w:rPr>
-          <w:rFonts w:ascii="Vazirmatn" w:hAnsi="Vazirmatn" w:cs="Vazirmatn"/>
+          <w:rFonts w:ascii="Vazirmatn" w:hAnsi="Vazirmatn" w:cs="Vazirmatn" w:eastAsia="Vazirmatn"/>
           <w:sz w:val="22"/>
           <w:szCs w:val="22"/>
           <w:color w:val="2D2D2D"/>
           <w:lang w:val="en-US" w:bidi="fa-IR"/>
+          <w:rtl w:val="1"/>
+          <w:cs w:val="1"/>
         </w:rPr>
         <w:t>شناسه</w:t>
       </w:r>
       <w:r>
         <w:rPr>
-          <w:rFonts w:ascii="Vazirmatn" w:hAnsi="Vazirmatn" w:cs="Vazirmatn"/>
+          <w:rFonts w:ascii="Vazirmatn" w:hAnsi="Vazirmatn" w:cs="Vazirmatn" w:eastAsia="Vazirmatn"/>
           <w:sz w:val="22"/>
           <w:szCs w:val="22"/>
           <w:color w:val="2D2D2D"/>
           <w:lang w:val="en-US" w:bidi="fa-IR"/>
+          <w:rtl w:val="1"/>
+          <w:cs w:val="1"/>
         </w:rPr>
         <w:t xml:space="preserve"> </w:t>
       </w:r>
       <w:r>
         <w:rPr>
-          <w:rFonts w:ascii="Vazirmatn" w:hAnsi="Vazirmatn" w:cs="Vazirmatn"/>
+          <w:rFonts w:ascii="Vazirmatn" w:hAnsi="Vazirmatn" w:cs="Vazirmatn" w:eastAsia="Vazirmatn"/>
           <w:sz w:val="22"/>
           <w:szCs w:val="22"/>
           <w:color w:val="2D2D2D"/>
           <w:lang w:val="en-US" w:bidi="fa-IR"/>
+          <w:rtl w:val="1"/>
+          <w:cs w:val="1"/>
         </w:rPr>
         <w:t>لاتین:</w:t>
       </w:r>
       <w:r>
         <w:rPr>
-          <w:rFonts w:ascii="Vazirmatn" w:hAnsi="Vazirmatn" w:cs="Vazirmatn"/>
+          <w:rFonts w:ascii="Vazirmatn" w:hAnsi="Vazirmatn" w:cs="Vazirmatn" w:eastAsia="Vazirmatn"/>
           <w:sz w:val="22"/>
           <w:szCs w:val="22"/>
           <w:color w:val="2D2D2D"/>
           <w:lang w:val="en-US" w:bidi="fa-IR"/>
+          <w:rtl w:val="1"/>
+          <w:cs w:val="1"/>
         </w:rPr>
         <w:t xml:space="preserve"> </w:t>
       </w:r>
       <w:r>
         <w:rPr>
-          <w:rFonts w:ascii="Vazirmatn" w:hAnsi="Vazirmatn" w:cs="Vazirmatn"/>
+          <w:rFonts w:ascii="Vazirmatn" w:hAnsi="Vazirmatn" w:cs="Vazirmatn" w:eastAsia="Vazirmatn"/>
           <w:sz w:val="22"/>
           <w:szCs w:val="22"/>
           <w:color w:val="2D2D2D"/>
           <w:lang w:val="en-US" w:bidi="fa-IR"/>
+          <w:rtl w:val="0"/>
+          <w:cs w:val="0"/>
         </w:rPr>
         <w:t>0123456789.</w:t>
       </w:r>
@@ -2240,7 +2600,7 @@
       </w:pPr>
       <w:r>
         <w:rPr>
-          <w:rFonts w:ascii="Vazirmatn" w:hAnsi="Vazirmatn" w:cs="Vazirmatn"/>
+          <w:rFonts w:ascii="Vazirmatn" w:hAnsi="Vazirmatn" w:cs="Vazirmatn" w:eastAsia="Vazirmatn"/>
           <w:sz w:val="22"/>
           <w:szCs w:val="22"/>
           <w:lang w:val="en-US" w:bidi="fa-IR"/>
@@ -2249,316 +2609,373 @@
       </w:r>
       <w:r>
         <w:rPr>
-          <w:rFonts w:ascii="Vazirmatn" w:hAnsi="Vazirmatn" w:cs="Vazirmatn"/>
+          <w:rFonts w:ascii="Vazirmatn" w:hAnsi="Vazirmatn" w:cs="Vazirmatn" w:eastAsia="Vazirmatn"/>
           <w:sz w:val="22"/>
           <w:szCs w:val="22"/>
           <w:color w:val="2D2D2D"/>
           <w:lang w:val="en-US" w:bidi="fa-IR"/>
+          <w:rtl w:val="1"/>
+          <w:cs w:val="1"/>
         </w:rPr>
         <w:t>سرویس</w:t>
       </w:r>
       <w:r>
         <w:rPr>
-          <w:rFonts w:ascii="Vazirmatn" w:hAnsi="Vazirmatn" w:cs="Vazirmatn"/>
+          <w:rFonts w:ascii="Vazirmatn" w:hAnsi="Vazirmatn" w:cs="Vazirmatn" w:eastAsia="Vazirmatn"/>
           <w:sz w:val="22"/>
           <w:szCs w:val="22"/>
           <w:color w:val="2D2D2D"/>
           <w:lang w:val="en-US" w:bidi="fa-IR"/>
+          <w:rtl w:val="1"/>
+          <w:cs w:val="1"/>
         </w:rPr>
         <w:t xml:space="preserve"> </w:t>
       </w:r>
       <w:r>
         <w:rPr>
-          <w:rFonts w:ascii="Vazirmatn" w:hAnsi="Vazirmatn" w:cs="Vazirmatn"/>
+          <w:rFonts w:ascii="Vazirmatn" w:hAnsi="Vazirmatn" w:cs="Vazirmatn" w:eastAsia="Vazirmatn"/>
           <w:sz w:val="22"/>
           <w:szCs w:val="22"/>
           <w:color w:val="2D2D2D"/>
           <w:lang w:val="en-US" w:bidi="fa-IR"/>
+          <w:rtl w:val="1"/>
+          <w:cs w:val="1"/>
         </w:rPr>
         <w:t>احراز</w:t>
       </w:r>
       <w:r>
         <w:rPr>
-          <w:rFonts w:ascii="Vazirmatn" w:hAnsi="Vazirmatn" w:cs="Vazirmatn"/>
+          <w:rFonts w:ascii="Vazirmatn" w:hAnsi="Vazirmatn" w:cs="Vazirmatn" w:eastAsia="Vazirmatn"/>
           <w:sz w:val="22"/>
           <w:szCs w:val="22"/>
           <w:color w:val="2D2D2D"/>
           <w:lang w:val="en-US" w:bidi="fa-IR"/>
+          <w:rtl w:val="1"/>
+          <w:cs w:val="1"/>
         </w:rPr>
         <w:t xml:space="preserve"> </w:t>
       </w:r>
       <w:r>
         <w:rPr>
-          <w:rFonts w:ascii="Vazirmatn" w:hAnsi="Vazirmatn" w:cs="Vazirmatn"/>
+          <w:rFonts w:ascii="Vazirmatn" w:hAnsi="Vazirmatn" w:cs="Vazirmatn" w:eastAsia="Vazirmatn"/>
           <w:sz w:val="22"/>
           <w:szCs w:val="22"/>
           <w:color w:val="2D2D2D"/>
           <w:lang w:val="en-US" w:bidi="fa-IR"/>
+          <w:rtl w:val="1"/>
+          <w:cs w:val="1"/>
         </w:rPr>
         <w:t>هویت</w:t>
       </w:r>
       <w:r>
         <w:rPr>
-          <w:rFonts w:ascii="Vazirmatn" w:hAnsi="Vazirmatn" w:cs="Vazirmatn"/>
+          <w:rFonts w:ascii="Vazirmatn" w:hAnsi="Vazirmatn" w:cs="Vazirmatn" w:eastAsia="Vazirmatn"/>
           <w:sz w:val="22"/>
           <w:szCs w:val="22"/>
           <w:color w:val="2D2D2D"/>
           <w:lang w:val="en-US" w:bidi="fa-IR"/>
+          <w:rtl w:val="1"/>
+          <w:cs w:val="1"/>
         </w:rPr>
         <w:t xml:space="preserve"> </w:t>
       </w:r>
       <w:r>
         <w:rPr>
-          <w:rFonts w:ascii="Vazirmatn" w:hAnsi="Vazirmatn" w:cs="Vazirmatn"/>
+          <w:rFonts w:ascii="Vazirmatn" w:hAnsi="Vazirmatn" w:cs="Vazirmatn" w:eastAsia="Vazirmatn"/>
           <w:sz w:val="22"/>
           <w:szCs w:val="22"/>
           <w:color w:val="2D2D2D"/>
           <w:lang w:val="en-US" w:bidi="fa-IR"/>
+          <w:rtl w:val="1"/>
+          <w:cs w:val="1"/>
         </w:rPr>
         <w:t>مرکزی</w:t>
       </w:r>
       <w:r>
         <w:rPr>
-          <w:rFonts w:ascii="Vazirmatn" w:hAnsi="Vazirmatn" w:cs="Vazirmatn"/>
+          <w:rFonts w:ascii="Vazirmatn" w:hAnsi="Vazirmatn" w:cs="Vazirmatn" w:eastAsia="Vazirmatn"/>
           <w:sz w:val="22"/>
           <w:szCs w:val="22"/>
           <w:color w:val="2D2D2D"/>
           <w:lang w:val="en-US" w:bidi="fa-IR"/>
+          <w:rtl w:val="1"/>
+          <w:cs w:val="1"/>
         </w:rPr>
         <w:t xml:space="preserve"> </w:t>
       </w:r>
       <w:r>
         <w:rPr>
-          <w:rFonts w:ascii="Vazirmatn" w:hAnsi="Vazirmatn" w:cs="Vazirmatn"/>
+          <w:rFonts w:ascii="Vazirmatn" w:hAnsi="Vazirmatn" w:cs="Vazirmatn" w:eastAsia="Vazirmatn"/>
           <w:sz w:val="22"/>
           <w:szCs w:val="22"/>
           <w:color w:val="2D2D2D"/>
           <w:lang w:val="en-US" w:bidi="fa-IR"/>
+          <w:rtl w:val="1"/>
+          <w:cs w:val="1"/>
         </w:rPr>
         <w:t>(</w:t>
       </w:r>
       <w:r>
         <w:rPr>
-          <w:rFonts w:ascii="Segoe UI" w:hAnsi="Segoe UI" w:cs="Vazirmatn"/>
+          <w:rFonts w:ascii="Segoe UI" w:hAnsi="Segoe UI" w:cs="Vazirmatn" w:eastAsia="Vazirmatn"/>
           <w:sz w:val="22"/>
           <w:szCs w:val="22"/>
           <w:color w:val="2D2D2D"/>
           <w:lang w:val="en-US" w:bidi="fa-IR"/>
           <w:rtl w:val="0"/>
+          <w:cs w:val="0"/>
         </w:rPr>
         <w:t>Central</w:t>
       </w:r>
       <w:r>
         <w:rPr>
-          <w:rFonts w:ascii="Vazirmatn" w:hAnsi="Vazirmatn" w:cs="Vazirmatn"/>
+          <w:rFonts w:ascii="Vazirmatn" w:hAnsi="Vazirmatn" w:cs="Vazirmatn" w:eastAsia="Vazirmatn"/>
           <w:sz w:val="22"/>
           <w:szCs w:val="22"/>
           <w:color w:val="2D2D2D"/>
           <w:lang w:val="en-US" w:bidi="fa-IR"/>
+          <w:rtl w:val="1"/>
+          <w:cs w:val="1"/>
         </w:rPr>
         <w:t xml:space="preserve"> </w:t>
       </w:r>
       <w:r>
         <w:rPr>
-          <w:rFonts w:ascii="Segoe UI" w:hAnsi="Segoe UI" w:cs="Vazirmatn"/>
+          <w:rFonts w:ascii="Segoe UI" w:hAnsi="Segoe UI" w:cs="Vazirmatn" w:eastAsia="Vazirmatn"/>
           <w:sz w:val="22"/>
           <w:szCs w:val="22"/>
           <w:color w:val="2D2D2D"/>
           <w:lang w:val="en-US" w:bidi="fa-IR"/>
           <w:rtl w:val="0"/>
+          <w:cs w:val="0"/>
         </w:rPr>
         <w:t>Authentication</w:t>
       </w:r>
       <w:r>
         <w:rPr>
-          <w:rFonts w:ascii="Vazirmatn" w:hAnsi="Vazirmatn" w:cs="Vazirmatn"/>
+          <w:rFonts w:ascii="Vazirmatn" w:hAnsi="Vazirmatn" w:cs="Vazirmatn" w:eastAsia="Vazirmatn"/>
           <w:sz w:val="22"/>
           <w:szCs w:val="22"/>
           <w:color w:val="2D2D2D"/>
           <w:lang w:val="en-US" w:bidi="fa-IR"/>
+          <w:rtl w:val="1"/>
+          <w:cs w:val="1"/>
         </w:rPr>
         <w:t xml:space="preserve"> </w:t>
       </w:r>
       <w:r>
         <w:rPr>
-          <w:rFonts w:ascii="Segoe UI" w:hAnsi="Segoe UI" w:cs="Vazirmatn"/>
+          <w:rFonts w:ascii="Segoe UI" w:hAnsi="Segoe UI" w:cs="Vazirmatn" w:eastAsia="Vazirmatn"/>
           <w:sz w:val="22"/>
           <w:szCs w:val="22"/>
           <w:color w:val="2D2D2D"/>
           <w:lang w:val="en-US" w:bidi="fa-IR"/>
           <w:rtl w:val="0"/>
+          <w:cs w:val="0"/>
         </w:rPr>
         <w:t>Service</w:t>
       </w:r>
       <w:r>
         <w:rPr>
-          <w:rFonts w:ascii="Vazirmatn" w:hAnsi="Vazirmatn" w:cs="Vazirmatn"/>
+          <w:rFonts w:ascii="Vazirmatn" w:hAnsi="Vazirmatn" w:cs="Vazirmatn" w:eastAsia="Vazirmatn"/>
           <w:sz w:val="22"/>
           <w:szCs w:val="22"/>
           <w:color w:val="2D2D2D"/>
           <w:lang w:val="en-US" w:bidi="fa-IR"/>
+          <w:rtl w:val="1"/>
+          <w:cs w:val="1"/>
         </w:rPr>
         <w:t>)</w:t>
       </w:r>
       <w:r>
         <w:rPr>
-          <w:rFonts w:ascii="Vazirmatn" w:hAnsi="Vazirmatn" w:cs="Vazirmatn"/>
+          <w:rFonts w:ascii="Vazirmatn" w:hAnsi="Vazirmatn" w:cs="Vazirmatn" w:eastAsia="Vazirmatn"/>
           <w:sz w:val="22"/>
           <w:szCs w:val="22"/>
           <w:color w:val="2D2D2D"/>
           <w:lang w:val="en-US" w:bidi="fa-IR"/>
+          <w:rtl w:val="1"/>
+          <w:cs w:val="1"/>
         </w:rPr>
         <w:t xml:space="preserve"> </w:t>
       </w:r>
       <w:r>
         <w:rPr>
-          <w:rFonts w:ascii="Vazirmatn" w:hAnsi="Vazirmatn" w:cs="Vazirmatn"/>
+          <w:rFonts w:ascii="Vazirmatn" w:hAnsi="Vazirmatn" w:cs="Vazirmatn" w:eastAsia="Vazirmatn"/>
           <w:sz w:val="22"/>
           <w:szCs w:val="22"/>
           <w:color w:val="2D2D2D"/>
           <w:lang w:val="en-US" w:bidi="fa-IR"/>
+          <w:rtl w:val="1"/>
+          <w:cs w:val="1"/>
         </w:rPr>
         <w:t>و</w:t>
       </w:r>
       <w:r>
         <w:rPr>
-          <w:rFonts w:ascii="Vazirmatn" w:hAnsi="Vazirmatn" w:cs="Vazirmatn"/>
+          <w:rFonts w:ascii="Vazirmatn" w:hAnsi="Vazirmatn" w:cs="Vazirmatn" w:eastAsia="Vazirmatn"/>
           <w:sz w:val="22"/>
           <w:szCs w:val="22"/>
           <w:color w:val="2D2D2D"/>
           <w:lang w:val="en-US" w:bidi="fa-IR"/>
+          <w:rtl w:val="1"/>
+          <w:cs w:val="1"/>
         </w:rPr>
         <w:t xml:space="preserve"> </w:t>
       </w:r>
       <w:r>
         <w:rPr>
-          <w:rFonts w:ascii="Vazirmatn" w:hAnsi="Vazirmatn" w:cs="Vazirmatn"/>
+          <w:rFonts w:ascii="Vazirmatn" w:hAnsi="Vazirmatn" w:cs="Vazirmatn" w:eastAsia="Vazirmatn"/>
           <w:sz w:val="22"/>
           <w:szCs w:val="22"/>
           <w:color w:val="2D2D2D"/>
           <w:lang w:val="en-US" w:bidi="fa-IR"/>
+          <w:rtl w:val="1"/>
+          <w:cs w:val="1"/>
         </w:rPr>
         <w:t>توکن‌های</w:t>
       </w:r>
       <w:r>
         <w:rPr>
-          <w:rFonts w:ascii="Vazirmatn" w:hAnsi="Vazirmatn" w:cs="Vazirmatn"/>
+          <w:rFonts w:ascii="Vazirmatn" w:hAnsi="Vazirmatn" w:cs="Vazirmatn" w:eastAsia="Vazirmatn"/>
           <w:sz w:val="22"/>
           <w:szCs w:val="22"/>
           <w:color w:val="2D2D2D"/>
           <w:lang w:val="en-US" w:bidi="fa-IR"/>
+          <w:rtl w:val="1"/>
+          <w:cs w:val="1"/>
         </w:rPr>
         <w:t xml:space="preserve"> </w:t>
       </w:r>
       <w:r>
         <w:rPr>
-          <w:rFonts w:ascii="Vazirmatn" w:hAnsi="Vazirmatn" w:cs="Vazirmatn"/>
+          <w:rFonts w:ascii="Vazirmatn" w:hAnsi="Vazirmatn" w:cs="Vazirmatn" w:eastAsia="Vazirmatn"/>
           <w:sz w:val="22"/>
           <w:szCs w:val="22"/>
           <w:color w:val="2D2D2D"/>
           <w:lang w:val="en-US" w:bidi="fa-IR"/>
+          <w:rtl w:val="1"/>
+          <w:cs w:val="1"/>
         </w:rPr>
         <w:t>نشست</w:t>
       </w:r>
       <w:r>
         <w:rPr>
-          <w:rFonts w:ascii="Vazirmatn" w:hAnsi="Vazirmatn" w:cs="Vazirmatn"/>
+          <w:rFonts w:ascii="Vazirmatn" w:hAnsi="Vazirmatn" w:cs="Vazirmatn" w:eastAsia="Vazirmatn"/>
           <w:sz w:val="22"/>
           <w:szCs w:val="22"/>
           <w:color w:val="2D2D2D"/>
           <w:lang w:val="en-US" w:bidi="fa-IR"/>
+          <w:rtl w:val="1"/>
+          <w:cs w:val="1"/>
         </w:rPr>
         <w:t xml:space="preserve"> </w:t>
       </w:r>
       <w:r>
         <w:rPr>
-          <w:rFonts w:ascii="Vazirmatn" w:hAnsi="Vazirmatn" w:cs="Vazirmatn"/>
+          <w:rFonts w:ascii="Vazirmatn" w:hAnsi="Vazirmatn" w:cs="Vazirmatn" w:eastAsia="Vazirmatn"/>
           <w:sz w:val="22"/>
           <w:szCs w:val="22"/>
           <w:color w:val="2D2D2D"/>
           <w:lang w:val="en-US" w:bidi="fa-IR"/>
+          <w:rtl w:val="1"/>
+          <w:cs w:val="1"/>
         </w:rPr>
         <w:t>(</w:t>
       </w:r>
       <w:r>
         <w:rPr>
-          <w:rFonts w:ascii="Segoe UI" w:hAnsi="Segoe UI" w:cs="Vazirmatn"/>
+          <w:rFonts w:ascii="Segoe UI" w:hAnsi="Segoe UI" w:cs="Vazirmatn" w:eastAsia="Vazirmatn"/>
           <w:sz w:val="22"/>
           <w:szCs w:val="22"/>
           <w:color w:val="2D2D2D"/>
           <w:lang w:val="en-US" w:bidi="fa-IR"/>
           <w:rtl w:val="0"/>
+          <w:cs w:val="0"/>
         </w:rPr>
         <w:t>Session</w:t>
       </w:r>
       <w:r>
         <w:rPr>
-          <w:rFonts w:ascii="Vazirmatn" w:hAnsi="Vazirmatn" w:cs="Vazirmatn"/>
+          <w:rFonts w:ascii="Vazirmatn" w:hAnsi="Vazirmatn" w:cs="Vazirmatn" w:eastAsia="Vazirmatn"/>
           <w:sz w:val="22"/>
           <w:szCs w:val="22"/>
           <w:color w:val="2D2D2D"/>
           <w:lang w:val="en-US" w:bidi="fa-IR"/>
+          <w:rtl w:val="1"/>
+          <w:cs w:val="1"/>
         </w:rPr>
         <w:t xml:space="preserve"> </w:t>
       </w:r>
       <w:r>
         <w:rPr>
-          <w:rFonts w:ascii="Segoe UI" w:hAnsi="Segoe UI" w:cs="Vazirmatn"/>
+          <w:rFonts w:ascii="Segoe UI" w:hAnsi="Segoe UI" w:cs="Vazirmatn" w:eastAsia="Vazirmatn"/>
           <w:sz w:val="22"/>
           <w:szCs w:val="22"/>
           <w:color w:val="2D2D2D"/>
           <w:lang w:val="en-US" w:bidi="fa-IR"/>
           <w:rtl w:val="0"/>
+          <w:cs w:val="0"/>
         </w:rPr>
         <w:t>Tokens</w:t>
       </w:r>
       <w:r>
         <w:rPr>
-          <w:rFonts w:ascii="Vazirmatn" w:hAnsi="Vazirmatn" w:cs="Vazirmatn"/>
+          <w:rFonts w:ascii="Vazirmatn" w:hAnsi="Vazirmatn" w:cs="Vazirmatn" w:eastAsia="Vazirmatn"/>
           <w:sz w:val="22"/>
           <w:szCs w:val="22"/>
           <w:color w:val="2D2D2D"/>
           <w:lang w:val="en-US" w:bidi="fa-IR"/>
+          <w:rtl w:val="1"/>
+          <w:cs w:val="1"/>
         </w:rPr>
         <w:t>)</w:t>
       </w:r>
       <w:r>
         <w:rPr>
-          <w:rFonts w:ascii="Vazirmatn" w:hAnsi="Vazirmatn" w:cs="Vazirmatn"/>
+          <w:rFonts w:ascii="Vazirmatn" w:hAnsi="Vazirmatn" w:cs="Vazirmatn" w:eastAsia="Vazirmatn"/>
           <w:sz w:val="22"/>
           <w:szCs w:val="22"/>
           <w:color w:val="2D2D2D"/>
           <w:lang w:val="en-US" w:bidi="fa-IR"/>
+          <w:rtl w:val="1"/>
+          <w:cs w:val="1"/>
         </w:rPr>
         <w:t xml:space="preserve"> </w:t>
       </w:r>
       <w:r>
         <w:rPr>
-          <w:rFonts w:ascii="Vazirmatn" w:hAnsi="Vazirmatn" w:cs="Vazirmatn"/>
+          <w:rFonts w:ascii="Vazirmatn" w:hAnsi="Vazirmatn" w:cs="Vazirmatn" w:eastAsia="Vazirmatn"/>
           <w:sz w:val="22"/>
           <w:szCs w:val="22"/>
           <w:color w:val="2D2D2D"/>
           <w:lang w:val="en-US" w:bidi="fa-IR"/>
+          <w:rtl w:val="1"/>
+          <w:cs w:val="1"/>
         </w:rPr>
         <w:t>پیکربندی</w:t>
       </w:r>
       <w:r>
         <w:rPr>
-          <w:rFonts w:ascii="Vazirmatn" w:hAnsi="Vazirmatn" w:cs="Vazirmatn"/>
+          <w:rFonts w:ascii="Vazirmatn" w:hAnsi="Vazirmatn" w:cs="Vazirmatn" w:eastAsia="Vazirmatn"/>
           <w:sz w:val="22"/>
           <w:szCs w:val="22"/>
           <w:color w:val="2D2D2D"/>
           <w:lang w:val="en-US" w:bidi="fa-IR"/>
+          <w:rtl w:val="1"/>
+          <w:cs w:val="1"/>
         </w:rPr>
         <w:t xml:space="preserve"> </w:t>
       </w:r>
       <w:r>
         <w:rPr>
-          <w:rFonts w:ascii="Vazirmatn" w:hAnsi="Vazirmatn" w:cs="Vazirmatn"/>
+          <w:rFonts w:ascii="Vazirmatn" w:hAnsi="Vazirmatn" w:cs="Vazirmatn" w:eastAsia="Vazirmatn"/>
           <w:sz w:val="22"/>
           <w:szCs w:val="22"/>
           <w:color w:val="2D2D2D"/>
           <w:lang w:val="en-US" w:bidi="fa-IR"/>
+          <w:rtl w:val="1"/>
+          <w:cs w:val="1"/>
         </w:rPr>
         <w:t>شدند.</w:t>
       </w:r>
@@ -2572,7 +2989,7 @@
       </w:pPr>
       <w:r>
         <w:rPr>
-          <w:rFonts w:ascii="Vazirmatn" w:hAnsi="Vazirmatn" w:cs="Vazirmatn"/>
+          <w:rFonts w:ascii="Vazirmatn" w:hAnsi="Vazirmatn" w:cs="Vazirmatn" w:eastAsia="Vazirmatn"/>
           <w:sz w:val="22"/>
           <w:szCs w:val="22"/>
           <w:lang w:val="en-US" w:bidi="fa-IR"/>
@@ -2581,241 +2998,289 @@
       </w:r>
       <w:r>
         <w:rPr>
-          <w:rFonts w:ascii="Vazirmatn" w:hAnsi="Vazirmatn" w:cs="Vazirmatn"/>
+          <w:rFonts w:ascii="Vazirmatn" w:hAnsi="Vazirmatn" w:cs="Vazirmatn" w:eastAsia="Vazirmatn"/>
           <w:sz w:val="22"/>
           <w:szCs w:val="22"/>
           <w:color w:val="2D2D2D"/>
           <w:lang w:val="en-US" w:bidi="fa-IR"/>
+          <w:rtl w:val="1"/>
+          <w:cs w:val="1"/>
         </w:rPr>
         <w:t>تنظیمات</w:t>
       </w:r>
       <w:r>
         <w:rPr>
-          <w:rFonts w:ascii="Vazirmatn" w:hAnsi="Vazirmatn" w:cs="Vazirmatn"/>
+          <w:rFonts w:ascii="Vazirmatn" w:hAnsi="Vazirmatn" w:cs="Vazirmatn" w:eastAsia="Vazirmatn"/>
           <w:sz w:val="22"/>
           <w:szCs w:val="22"/>
           <w:color w:val="2D2D2D"/>
           <w:lang w:val="en-US" w:bidi="fa-IR"/>
+          <w:rtl w:val="1"/>
+          <w:cs w:val="1"/>
         </w:rPr>
         <w:t xml:space="preserve"> </w:t>
       </w:r>
       <w:r>
         <w:rPr>
-          <w:rFonts w:ascii="Vazirmatn" w:hAnsi="Vazirmatn" w:cs="Vazirmatn"/>
+          <w:rFonts w:ascii="Vazirmatn" w:hAnsi="Vazirmatn" w:cs="Vazirmatn" w:eastAsia="Vazirmatn"/>
           <w:sz w:val="22"/>
           <w:szCs w:val="22"/>
           <w:color w:val="2D2D2D"/>
           <w:lang w:val="en-US" w:bidi="fa-IR"/>
+          <w:rtl w:val="1"/>
+          <w:cs w:val="1"/>
         </w:rPr>
         <w:t>امنیتی</w:t>
       </w:r>
       <w:r>
         <w:rPr>
-          <w:rFonts w:ascii="Vazirmatn" w:hAnsi="Vazirmatn" w:cs="Vazirmatn"/>
+          <w:rFonts w:ascii="Vazirmatn" w:hAnsi="Vazirmatn" w:cs="Vazirmatn" w:eastAsia="Vazirmatn"/>
           <w:sz w:val="22"/>
           <w:szCs w:val="22"/>
           <w:color w:val="2D2D2D"/>
           <w:lang w:val="en-US" w:bidi="fa-IR"/>
+          <w:rtl w:val="1"/>
+          <w:cs w:val="1"/>
         </w:rPr>
         <w:t xml:space="preserve"> </w:t>
       </w:r>
       <w:r>
         <w:rPr>
-          <w:rFonts w:ascii="Vazirmatn" w:hAnsi="Vazirmatn" w:cs="Vazirmatn"/>
+          <w:rFonts w:ascii="Vazirmatn" w:hAnsi="Vazirmatn" w:cs="Vazirmatn" w:eastAsia="Vazirmatn"/>
           <w:sz w:val="22"/>
           <w:szCs w:val="22"/>
           <w:color w:val="2D2D2D"/>
           <w:lang w:val="en-US" w:bidi="fa-IR"/>
+          <w:rtl w:val="1"/>
+          <w:cs w:val="1"/>
         </w:rPr>
         <w:t>(</w:t>
       </w:r>
       <w:r>
         <w:rPr>
-          <w:rFonts w:ascii="Vazirmatn" w:hAnsi="Vazirmatn" w:cs="Vazirmatn"/>
+          <w:rFonts w:ascii="Vazirmatn" w:hAnsi="Vazirmatn" w:cs="Vazirmatn" w:eastAsia="Vazirmatn"/>
           <w:sz w:val="22"/>
           <w:szCs w:val="22"/>
           <w:color w:val="2D2D2D"/>
           <w:lang w:val="en-US" w:bidi="fa-IR"/>
+          <w:rtl w:val="1"/>
+          <w:cs w:val="1"/>
         </w:rPr>
         <w:t>راهنمای</w:t>
       </w:r>
       <w:r>
         <w:rPr>
-          <w:rFonts w:ascii="Vazirmatn" w:hAnsi="Vazirmatn" w:cs="Vazirmatn"/>
+          <w:rFonts w:ascii="Vazirmatn" w:hAnsi="Vazirmatn" w:cs="Vazirmatn" w:eastAsia="Vazirmatn"/>
           <w:sz w:val="22"/>
           <w:szCs w:val="22"/>
           <w:color w:val="2D2D2D"/>
           <w:lang w:val="en-US" w:bidi="fa-IR"/>
+          <w:rtl w:val="1"/>
+          <w:cs w:val="1"/>
         </w:rPr>
         <w:t xml:space="preserve"> </w:t>
       </w:r>
       <w:r>
         <w:rPr>
-          <w:rFonts w:ascii="Vazirmatn" w:hAnsi="Vazirmatn" w:cs="Vazirmatn"/>
+          <w:rFonts w:ascii="Vazirmatn" w:hAnsi="Vazirmatn" w:cs="Vazirmatn" w:eastAsia="Vazirmatn"/>
           <w:sz w:val="22"/>
           <w:szCs w:val="22"/>
           <w:color w:val="2D2D2D"/>
           <w:lang w:val="en-US" w:bidi="fa-IR"/>
+          <w:rtl w:val="1"/>
+          <w:cs w:val="1"/>
         </w:rPr>
         <w:t>جامع</w:t>
       </w:r>
       <w:r>
         <w:rPr>
-          <w:rFonts w:ascii="Vazirmatn" w:hAnsi="Vazirmatn" w:cs="Vazirmatn"/>
+          <w:rFonts w:ascii="Vazirmatn" w:hAnsi="Vazirmatn" w:cs="Vazirmatn" w:eastAsia="Vazirmatn"/>
           <w:sz w:val="22"/>
           <w:szCs w:val="22"/>
           <w:color w:val="2D2D2D"/>
           <w:lang w:val="en-US" w:bidi="fa-IR"/>
+          <w:rtl w:val="1"/>
+          <w:cs w:val="1"/>
         </w:rPr>
         <w:t xml:space="preserve"> </w:t>
       </w:r>
       <w:r>
         <w:rPr>
-          <w:rFonts w:ascii="Vazirmatn" w:hAnsi="Vazirmatn" w:cs="Vazirmatn"/>
+          <w:rFonts w:ascii="Vazirmatn" w:hAnsi="Vazirmatn" w:cs="Vazirmatn" w:eastAsia="Vazirmatn"/>
           <w:sz w:val="22"/>
           <w:szCs w:val="22"/>
           <w:color w:val="2D2D2D"/>
           <w:lang w:val="en-US" w:bidi="fa-IR"/>
+          <w:rtl w:val="1"/>
+          <w:cs w:val="1"/>
         </w:rPr>
         <w:t>مدیران</w:t>
       </w:r>
       <w:r>
         <w:rPr>
-          <w:rFonts w:ascii="Vazirmatn" w:hAnsi="Vazirmatn" w:cs="Vazirmatn"/>
+          <w:rFonts w:ascii="Vazirmatn" w:hAnsi="Vazirmatn" w:cs="Vazirmatn" w:eastAsia="Vazirmatn"/>
           <w:sz w:val="22"/>
           <w:szCs w:val="22"/>
           <w:color w:val="2D2D2D"/>
           <w:lang w:val="en-US" w:bidi="fa-IR"/>
+          <w:rtl w:val="1"/>
+          <w:cs w:val="1"/>
         </w:rPr>
         <w:t xml:space="preserve"> </w:t>
       </w:r>
       <w:r>
         <w:rPr>
-          <w:rFonts w:ascii="Vazirmatn" w:hAnsi="Vazirmatn" w:cs="Vazirmatn"/>
+          <w:rFonts w:ascii="Vazirmatn" w:hAnsi="Vazirmatn" w:cs="Vazirmatn" w:eastAsia="Vazirmatn"/>
           <w:sz w:val="22"/>
           <w:szCs w:val="22"/>
           <w:color w:val="2D2D2D"/>
           <w:lang w:val="en-US" w:bidi="fa-IR"/>
+          <w:rtl w:val="1"/>
+          <w:cs w:val="1"/>
         </w:rPr>
         <w:t>سامانه)</w:t>
       </w:r>
       <w:r>
         <w:rPr>
-          <w:rFonts w:ascii="Vazirmatn" w:hAnsi="Vazirmatn" w:cs="Vazirmatn"/>
+          <w:rFonts w:ascii="Vazirmatn" w:hAnsi="Vazirmatn" w:cs="Vazirmatn" w:eastAsia="Vazirmatn"/>
           <w:sz w:val="22"/>
           <w:szCs w:val="22"/>
           <w:color w:val="2D2D2D"/>
           <w:lang w:val="en-US" w:bidi="fa-IR"/>
+          <w:rtl w:val="1"/>
+          <w:cs w:val="1"/>
         </w:rPr>
         <w:t xml:space="preserve"> </w:t>
       </w:r>
       <w:r>
         <w:rPr>
-          <w:rFonts w:ascii="Vazirmatn" w:hAnsi="Vazirmatn" w:cs="Vazirmatn"/>
+          <w:rFonts w:ascii="Vazirmatn" w:hAnsi="Vazirmatn" w:cs="Vazirmatn" w:eastAsia="Vazirmatn"/>
           <w:sz w:val="22"/>
           <w:szCs w:val="22"/>
           <w:color w:val="2D2D2D"/>
           <w:lang w:val="en-US" w:bidi="fa-IR"/>
+          <w:rtl w:val="1"/>
+          <w:cs w:val="1"/>
         </w:rPr>
         <w:t>باید</w:t>
       </w:r>
       <w:r>
         <w:rPr>
-          <w:rFonts w:ascii="Vazirmatn" w:hAnsi="Vazirmatn" w:cs="Vazirmatn"/>
+          <w:rFonts w:ascii="Vazirmatn" w:hAnsi="Vazirmatn" w:cs="Vazirmatn" w:eastAsia="Vazirmatn"/>
           <w:sz w:val="22"/>
           <w:szCs w:val="22"/>
           <w:color w:val="2D2D2D"/>
           <w:lang w:val="en-US" w:bidi="fa-IR"/>
+          <w:rtl w:val="1"/>
+          <w:cs w:val="1"/>
         </w:rPr>
         <w:t xml:space="preserve"> </w:t>
       </w:r>
       <w:r>
         <w:rPr>
-          <w:rFonts w:ascii="Vazirmatn" w:hAnsi="Vazirmatn" w:cs="Vazirmatn"/>
+          <w:rFonts w:ascii="Vazirmatn" w:hAnsi="Vazirmatn" w:cs="Vazirmatn" w:eastAsia="Vazirmatn"/>
           <w:sz w:val="22"/>
           <w:szCs w:val="22"/>
           <w:color w:val="2D2D2D"/>
           <w:lang w:val="en-US" w:bidi="fa-IR"/>
+          <w:rtl w:val="1"/>
+          <w:cs w:val="1"/>
         </w:rPr>
         <w:t>در</w:t>
       </w:r>
       <w:r>
         <w:rPr>
-          <w:rFonts w:ascii="Vazirmatn" w:hAnsi="Vazirmatn" w:cs="Vazirmatn"/>
+          <w:rFonts w:ascii="Vazirmatn" w:hAnsi="Vazirmatn" w:cs="Vazirmatn" w:eastAsia="Vazirmatn"/>
           <w:sz w:val="22"/>
           <w:szCs w:val="22"/>
           <w:color w:val="2D2D2D"/>
           <w:lang w:val="en-US" w:bidi="fa-IR"/>
+          <w:rtl w:val="1"/>
+          <w:cs w:val="1"/>
         </w:rPr>
         <w:t xml:space="preserve"> </w:t>
       </w:r>
       <w:r>
         <w:rPr>
-          <w:rFonts w:ascii="Vazirmatn" w:hAnsi="Vazirmatn" w:cs="Vazirmatn"/>
+          <w:rFonts w:ascii="Vazirmatn" w:hAnsi="Vazirmatn" w:cs="Vazirmatn" w:eastAsia="Vazirmatn"/>
           <w:sz w:val="22"/>
           <w:szCs w:val="22"/>
           <w:color w:val="2D2D2D"/>
           <w:lang w:val="en-US" w:bidi="fa-IR"/>
+          <w:rtl w:val="1"/>
+          <w:cs w:val="1"/>
         </w:rPr>
         <w:t>تمام</w:t>
       </w:r>
       <w:r>
         <w:rPr>
-          <w:rFonts w:ascii="Vazirmatn" w:hAnsi="Vazirmatn" w:cs="Vazirmatn"/>
+          <w:rFonts w:ascii="Vazirmatn" w:hAnsi="Vazirmatn" w:cs="Vazirmatn" w:eastAsia="Vazirmatn"/>
           <w:sz w:val="22"/>
           <w:szCs w:val="22"/>
           <w:color w:val="2D2D2D"/>
           <w:lang w:val="en-US" w:bidi="fa-IR"/>
+          <w:rtl w:val="1"/>
+          <w:cs w:val="1"/>
         </w:rPr>
         <w:t xml:space="preserve"> </w:t>
       </w:r>
       <w:r>
         <w:rPr>
-          <w:rFonts w:ascii="Vazirmatn" w:hAnsi="Vazirmatn" w:cs="Vazirmatn"/>
+          <w:rFonts w:ascii="Vazirmatn" w:hAnsi="Vazirmatn" w:cs="Vazirmatn" w:eastAsia="Vazirmatn"/>
           <w:sz w:val="22"/>
           <w:szCs w:val="22"/>
           <w:color w:val="2D2D2D"/>
           <w:lang w:val="en-US" w:bidi="fa-IR"/>
+          <w:rtl w:val="1"/>
+          <w:cs w:val="1"/>
         </w:rPr>
         <w:t>ماژول‌ها</w:t>
       </w:r>
       <w:r>
         <w:rPr>
-          <w:rFonts w:ascii="Vazirmatn" w:hAnsi="Vazirmatn" w:cs="Vazirmatn"/>
+          <w:rFonts w:ascii="Vazirmatn" w:hAnsi="Vazirmatn" w:cs="Vazirmatn" w:eastAsia="Vazirmatn"/>
           <w:sz w:val="22"/>
           <w:szCs w:val="22"/>
           <w:color w:val="2D2D2D"/>
           <w:lang w:val="en-US" w:bidi="fa-IR"/>
+          <w:rtl w:val="1"/>
+          <w:cs w:val="1"/>
         </w:rPr>
         <w:t xml:space="preserve"> </w:t>
       </w:r>
       <w:r>
         <w:rPr>
-          <w:rFonts w:ascii="Vazirmatn" w:hAnsi="Vazirmatn" w:cs="Vazirmatn"/>
+          <w:rFonts w:ascii="Vazirmatn" w:hAnsi="Vazirmatn" w:cs="Vazirmatn" w:eastAsia="Vazirmatn"/>
           <w:sz w:val="22"/>
           <w:szCs w:val="22"/>
           <w:color w:val="2D2D2D"/>
           <w:lang w:val="en-US" w:bidi="fa-IR"/>
+          <w:rtl w:val="1"/>
+          <w:cs w:val="1"/>
         </w:rPr>
         <w:t>رعایت</w:t>
       </w:r>
       <w:r>
         <w:rPr>
-          <w:rFonts w:ascii="Vazirmatn" w:hAnsi="Vazirmatn" w:cs="Vazirmatn"/>
+          <w:rFonts w:ascii="Vazirmatn" w:hAnsi="Vazirmatn" w:cs="Vazirmatn" w:eastAsia="Vazirmatn"/>
           <w:sz w:val="22"/>
           <w:szCs w:val="22"/>
           <w:color w:val="2D2D2D"/>
           <w:lang w:val="en-US" w:bidi="fa-IR"/>
+          <w:rtl w:val="1"/>
+          <w:cs w:val="1"/>
         </w:rPr>
         <w:t xml:space="preserve"> </w:t>
       </w:r>
       <w:r>
         <w:rPr>
-          <w:rFonts w:ascii="Vazirmatn" w:hAnsi="Vazirmatn" w:cs="Vazirmatn"/>
+          <w:rFonts w:ascii="Vazirmatn" w:hAnsi="Vazirmatn" w:cs="Vazirmatn" w:eastAsia="Vazirmatn"/>
           <w:sz w:val="22"/>
           <w:szCs w:val="22"/>
           <w:color w:val="2D2D2D"/>
           <w:lang w:val="en-US" w:bidi="fa-IR"/>
+          <w:rtl w:val="1"/>
+          <w:cs w:val="1"/>
         </w:rPr>
         <w:t>شود.</w:t>
       </w:r>
@@ -2829,7 +3294,7 @@
       </w:pPr>
       <w:r>
         <w:rPr>
-          <w:rFonts w:ascii="Vazirmatn" w:hAnsi="Vazirmatn" w:cs="Vazirmatn"/>
+          <w:rFonts w:ascii="Vazirmatn" w:hAnsi="Vazirmatn" w:cs="Vazirmatn" w:eastAsia="Vazirmatn"/>
           <w:sz w:val="22"/>
           <w:szCs w:val="22"/>
           <w:lang w:val="en-US" w:bidi="fa-IR"/>
@@ -2838,173 +3303,205 @@
       </w:r>
       <w:r>
         <w:rPr>
-          <w:rFonts w:ascii="Vazirmatn" w:hAnsi="Vazirmatn" w:cs="Vazirmatn"/>
+          <w:rFonts w:ascii="Vazirmatn" w:hAnsi="Vazirmatn" w:cs="Vazirmatn" w:eastAsia="Vazirmatn"/>
           <w:sz w:val="22"/>
           <w:szCs w:val="22"/>
           <w:color w:val="2D2D2D"/>
           <w:lang w:val="en-US" w:bidi="fa-IR"/>
+          <w:rtl w:val="1"/>
+          <w:cs w:val="1"/>
         </w:rPr>
         <w:t>بسته‌های</w:t>
       </w:r>
       <w:r>
         <w:rPr>
-          <w:rFonts w:ascii="Vazirmatn" w:hAnsi="Vazirmatn" w:cs="Vazirmatn"/>
+          <w:rFonts w:ascii="Vazirmatn" w:hAnsi="Vazirmatn" w:cs="Vazirmatn" w:eastAsia="Vazirmatn"/>
           <w:sz w:val="22"/>
           <w:szCs w:val="22"/>
           <w:color w:val="2D2D2D"/>
           <w:lang w:val="en-US" w:bidi="fa-IR"/>
+          <w:rtl w:val="1"/>
+          <w:cs w:val="1"/>
         </w:rPr>
         <w:t xml:space="preserve"> </w:t>
       </w:r>
       <w:r>
         <w:rPr>
-          <w:rFonts w:ascii="Vazirmatn" w:hAnsi="Vazirmatn" w:cs="Vazirmatn"/>
+          <w:rFonts w:ascii="Vazirmatn" w:hAnsi="Vazirmatn" w:cs="Vazirmatn" w:eastAsia="Vazirmatn"/>
           <w:sz w:val="22"/>
           <w:szCs w:val="22"/>
           <w:color w:val="2D2D2D"/>
           <w:lang w:val="en-US" w:bidi="fa-IR"/>
+          <w:rtl w:val="1"/>
+          <w:cs w:val="1"/>
         </w:rPr>
         <w:t>نرم‌افزاری</w:t>
       </w:r>
       <w:r>
         <w:rPr>
-          <w:rFonts w:ascii="Vazirmatn" w:hAnsi="Vazirmatn" w:cs="Vazirmatn"/>
+          <w:rFonts w:ascii="Vazirmatn" w:hAnsi="Vazirmatn" w:cs="Vazirmatn" w:eastAsia="Vazirmatn"/>
           <w:sz w:val="22"/>
           <w:szCs w:val="22"/>
           <w:color w:val="2D2D2D"/>
           <w:lang w:val="en-US" w:bidi="fa-IR"/>
+          <w:rtl w:val="1"/>
+          <w:cs w:val="1"/>
         </w:rPr>
         <w:t xml:space="preserve"> </w:t>
       </w:r>
       <w:r>
         <w:rPr>
-          <w:rFonts w:ascii="Segoe UI" w:hAnsi="Segoe UI" w:cs="Vazirmatn"/>
+          <w:rFonts w:ascii="Segoe UI" w:hAnsi="Segoe UI" w:cs="Vazirmatn" w:eastAsia="Vazirmatn"/>
           <w:sz w:val="22"/>
           <w:szCs w:val="22"/>
           <w:color w:val="2D2D2D"/>
           <w:lang w:val="en-US" w:bidi="fa-IR"/>
           <w:rtl w:val="0"/>
+          <w:cs w:val="0"/>
         </w:rPr>
         <w:t>(v1.2.3)</w:t>
       </w:r>
       <w:r>
         <w:rPr>
-          <w:rFonts w:ascii="Vazirmatn" w:hAnsi="Vazirmatn" w:cs="Vazirmatn"/>
+          <w:rFonts w:ascii="Vazirmatn" w:hAnsi="Vazirmatn" w:cs="Vazirmatn" w:eastAsia="Vazirmatn"/>
           <w:sz w:val="22"/>
           <w:szCs w:val="22"/>
           <w:color w:val="2D2D2D"/>
           <w:lang w:val="en-US" w:bidi="fa-IR"/>
+          <w:rtl w:val="1"/>
+          <w:cs w:val="1"/>
         </w:rPr>
         <w:t xml:space="preserve"> </w:t>
       </w:r>
       <w:r>
         <w:rPr>
-          <w:rFonts w:ascii="Vazirmatn" w:hAnsi="Vazirmatn" w:cs="Vazirmatn"/>
+          <w:rFonts w:ascii="Vazirmatn" w:hAnsi="Vazirmatn" w:cs="Vazirmatn" w:eastAsia="Vazirmatn"/>
           <w:sz w:val="22"/>
           <w:szCs w:val="22"/>
           <w:color w:val="2D2D2D"/>
           <w:lang w:val="en-US" w:bidi="fa-IR"/>
+          <w:rtl w:val="1"/>
+          <w:cs w:val="1"/>
         </w:rPr>
         <w:t>و</w:t>
       </w:r>
       <w:r>
         <w:rPr>
-          <w:rFonts w:ascii="Vazirmatn" w:hAnsi="Vazirmatn" w:cs="Vazirmatn"/>
+          <w:rFonts w:ascii="Vazirmatn" w:hAnsi="Vazirmatn" w:cs="Vazirmatn" w:eastAsia="Vazirmatn"/>
           <w:sz w:val="22"/>
           <w:szCs w:val="22"/>
           <w:color w:val="2D2D2D"/>
           <w:lang w:val="en-US" w:bidi="fa-IR"/>
+          <w:rtl w:val="1"/>
+          <w:cs w:val="1"/>
         </w:rPr>
         <w:t xml:space="preserve"> </w:t>
       </w:r>
       <w:r>
         <w:rPr>
-          <w:rFonts w:ascii="Vazirmatn" w:hAnsi="Vazirmatn" w:cs="Vazirmatn"/>
+          <w:rFonts w:ascii="Vazirmatn" w:hAnsi="Vazirmatn" w:cs="Vazirmatn" w:eastAsia="Vazirmatn"/>
           <w:sz w:val="22"/>
           <w:szCs w:val="22"/>
           <w:color w:val="2D2D2D"/>
           <w:lang w:val="en-US" w:bidi="fa-IR"/>
+          <w:rtl w:val="1"/>
+          <w:cs w:val="1"/>
         </w:rPr>
         <w:t>کلیدهای</w:t>
       </w:r>
       <w:r>
         <w:rPr>
-          <w:rFonts w:ascii="Vazirmatn" w:hAnsi="Vazirmatn" w:cs="Vazirmatn"/>
+          <w:rFonts w:ascii="Vazirmatn" w:hAnsi="Vazirmatn" w:cs="Vazirmatn" w:eastAsia="Vazirmatn"/>
           <w:sz w:val="22"/>
           <w:szCs w:val="22"/>
           <w:color w:val="2D2D2D"/>
           <w:lang w:val="en-US" w:bidi="fa-IR"/>
+          <w:rtl w:val="1"/>
+          <w:cs w:val="1"/>
         </w:rPr>
         <w:t xml:space="preserve"> </w:t>
       </w:r>
       <w:r>
         <w:rPr>
-          <w:rFonts w:ascii="Vazirmatn" w:hAnsi="Vazirmatn" w:cs="Vazirmatn"/>
+          <w:rFonts w:ascii="Vazirmatn" w:hAnsi="Vazirmatn" w:cs="Vazirmatn" w:eastAsia="Vazirmatn"/>
           <w:sz w:val="22"/>
           <w:szCs w:val="22"/>
           <w:color w:val="2D2D2D"/>
           <w:lang w:val="en-US" w:bidi="fa-IR"/>
+          <w:rtl w:val="1"/>
+          <w:cs w:val="1"/>
         </w:rPr>
         <w:t>دسترسی</w:t>
       </w:r>
       <w:r>
         <w:rPr>
-          <w:rFonts w:ascii="Vazirmatn" w:hAnsi="Vazirmatn" w:cs="Vazirmatn"/>
+          <w:rFonts w:ascii="Vazirmatn" w:hAnsi="Vazirmatn" w:cs="Vazirmatn" w:eastAsia="Vazirmatn"/>
           <w:sz w:val="22"/>
           <w:szCs w:val="22"/>
           <w:color w:val="2D2D2D"/>
           <w:lang w:val="en-US" w:bidi="fa-IR"/>
+          <w:rtl w:val="1"/>
+          <w:cs w:val="1"/>
         </w:rPr>
         <w:t xml:space="preserve"> </w:t>
       </w:r>
       <w:r>
         <w:rPr>
-          <w:rFonts w:ascii="Segoe UI" w:hAnsi="Segoe UI" w:cs="Vazirmatn"/>
+          <w:rFonts w:ascii="Segoe UI" w:hAnsi="Segoe UI" w:cs="Vazirmatn" w:eastAsia="Vazirmatn"/>
           <w:sz w:val="22"/>
           <w:szCs w:val="22"/>
           <w:color w:val="2D2D2D"/>
           <w:lang w:val="en-US" w:bidi="fa-IR"/>
           <w:rtl w:val="0"/>
+          <w:cs w:val="0"/>
         </w:rPr>
         <w:t>(AKIA_EXAMPLE_123)</w:t>
       </w:r>
       <w:r>
         <w:rPr>
-          <w:rFonts w:ascii="Vazirmatn" w:hAnsi="Vazirmatn" w:cs="Vazirmatn"/>
+          <w:rFonts w:ascii="Vazirmatn" w:hAnsi="Vazirmatn" w:cs="Vazirmatn" w:eastAsia="Vazirmatn"/>
           <w:sz w:val="22"/>
           <w:szCs w:val="22"/>
           <w:color w:val="2D2D2D"/>
           <w:lang w:val="en-US" w:bidi="fa-IR"/>
+          <w:rtl w:val="1"/>
+          <w:cs w:val="1"/>
         </w:rPr>
         <w:t xml:space="preserve"> </w:t>
       </w:r>
       <w:r>
         <w:rPr>
-          <w:rFonts w:ascii="Vazirmatn" w:hAnsi="Vazirmatn" w:cs="Vazirmatn"/>
+          <w:rFonts w:ascii="Vazirmatn" w:hAnsi="Vazirmatn" w:cs="Vazirmatn" w:eastAsia="Vazirmatn"/>
           <w:sz w:val="22"/>
           <w:szCs w:val="22"/>
           <w:color w:val="2D2D2D"/>
           <w:lang w:val="en-US" w:bidi="fa-IR"/>
+          <w:rtl w:val="1"/>
+          <w:cs w:val="1"/>
         </w:rPr>
         <w:t>اعتبارسنجی</w:t>
       </w:r>
       <w:r>
         <w:rPr>
-          <w:rFonts w:ascii="Vazirmatn" w:hAnsi="Vazirmatn" w:cs="Vazirmatn"/>
+          <w:rFonts w:ascii="Vazirmatn" w:hAnsi="Vazirmatn" w:cs="Vazirmatn" w:eastAsia="Vazirmatn"/>
           <w:sz w:val="22"/>
           <w:szCs w:val="22"/>
           <w:color w:val="2D2D2D"/>
           <w:lang w:val="en-US" w:bidi="fa-IR"/>
+          <w:rtl w:val="1"/>
+          <w:cs w:val="1"/>
         </w:rPr>
         <w:t xml:space="preserve"> </w:t>
       </w:r>
       <w:r>
         <w:rPr>
-          <w:rFonts w:ascii="Vazirmatn" w:hAnsi="Vazirmatn" w:cs="Vazirmatn"/>
+          <w:rFonts w:ascii="Vazirmatn" w:hAnsi="Vazirmatn" w:cs="Vazirmatn" w:eastAsia="Vazirmatn"/>
           <w:sz w:val="22"/>
           <w:szCs w:val="22"/>
           <w:color w:val="2D2D2D"/>
           <w:lang w:val="en-US" w:bidi="fa-IR"/>
+          <w:rtl w:val="1"/>
+          <w:cs w:val="1"/>
         </w:rPr>
         <w:t>شدند.</w:t>
       </w:r>
@@ -3018,7 +3515,7 @@
       </w:pPr>
       <w:r>
         <w:rPr>
-          <w:rFonts w:ascii="Vazirmatn" w:hAnsi="Vazirmatn" w:cs="Vazirmatn"/>
+          <w:rFonts w:ascii="Vazirmatn" w:hAnsi="Vazirmatn" w:cs="Vazirmatn" w:eastAsia="Vazirmatn"/>
           <w:sz w:val="22"/>
           <w:szCs w:val="22"/>
           <w:lang w:val="en-US" w:bidi="fa-IR"/>
@@ -3027,301 +3524,361 @@
       </w:r>
       <w:r>
         <w:rPr>
-          <w:rFonts w:ascii="Vazirmatn" w:hAnsi="Vazirmatn" w:cs="Vazirmatn"/>
+          <w:rFonts w:ascii="Vazirmatn" w:hAnsi="Vazirmatn" w:cs="Vazirmatn" w:eastAsia="Vazirmatn"/>
           <w:sz w:val="22"/>
           <w:szCs w:val="22"/>
           <w:color w:val="2D2D2D"/>
           <w:lang w:val="en-US" w:bidi="fa-IR"/>
+          <w:rtl w:val="1"/>
+          <w:cs w:val="1"/>
         </w:rPr>
         <w:t>آیا</w:t>
       </w:r>
       <w:r>
         <w:rPr>
-          <w:rFonts w:ascii="Vazirmatn" w:hAnsi="Vazirmatn" w:cs="Vazirmatn"/>
+          <w:rFonts w:ascii="Vazirmatn" w:hAnsi="Vazirmatn" w:cs="Vazirmatn" w:eastAsia="Vazirmatn"/>
           <w:sz w:val="22"/>
           <w:szCs w:val="22"/>
           <w:color w:val="2D2D2D"/>
           <w:lang w:val="en-US" w:bidi="fa-IR"/>
+          <w:rtl w:val="1"/>
+          <w:cs w:val="1"/>
         </w:rPr>
         <w:t xml:space="preserve"> </w:t>
       </w:r>
       <w:r>
         <w:rPr>
-          <w:rFonts w:ascii="Vazirmatn" w:hAnsi="Vazirmatn" w:cs="Vazirmatn"/>
+          <w:rFonts w:ascii="Vazirmatn" w:hAnsi="Vazirmatn" w:cs="Vazirmatn" w:eastAsia="Vazirmatn"/>
           <w:sz w:val="22"/>
           <w:szCs w:val="22"/>
           <w:color w:val="2D2D2D"/>
           <w:lang w:val="en-US" w:bidi="fa-IR"/>
+          <w:rtl w:val="1"/>
+          <w:cs w:val="1"/>
         </w:rPr>
         <w:t>از</w:t>
       </w:r>
       <w:r>
         <w:rPr>
-          <w:rFonts w:ascii="Vazirmatn" w:hAnsi="Vazirmatn" w:cs="Vazirmatn"/>
+          <w:rFonts w:ascii="Vazirmatn" w:hAnsi="Vazirmatn" w:cs="Vazirmatn" w:eastAsia="Vazirmatn"/>
           <w:sz w:val="22"/>
           <w:szCs w:val="22"/>
           <w:color w:val="2D2D2D"/>
           <w:lang w:val="en-US" w:bidi="fa-IR"/>
+          <w:rtl w:val="1"/>
+          <w:cs w:val="1"/>
         </w:rPr>
         <w:t xml:space="preserve"> </w:t>
       </w:r>
       <w:r>
         <w:rPr>
-          <w:rFonts w:ascii="Vazirmatn" w:hAnsi="Vazirmatn" w:cs="Vazirmatn"/>
+          <w:rFonts w:ascii="Vazirmatn" w:hAnsi="Vazirmatn" w:cs="Vazirmatn" w:eastAsia="Vazirmatn"/>
           <w:sz w:val="22"/>
           <w:szCs w:val="22"/>
           <w:color w:val="2D2D2D"/>
           <w:lang w:val="en-US" w:bidi="fa-IR"/>
+          <w:rtl w:val="1"/>
+          <w:cs w:val="1"/>
         </w:rPr>
         <w:t>صحت</w:t>
       </w:r>
       <w:r>
         <w:rPr>
-          <w:rFonts w:ascii="Vazirmatn" w:hAnsi="Vazirmatn" w:cs="Vazirmatn"/>
+          <w:rFonts w:ascii="Vazirmatn" w:hAnsi="Vazirmatn" w:cs="Vazirmatn" w:eastAsia="Vazirmatn"/>
           <w:sz w:val="22"/>
           <w:szCs w:val="22"/>
           <w:color w:val="2D2D2D"/>
           <w:lang w:val="en-US" w:bidi="fa-IR"/>
+          <w:rtl w:val="1"/>
+          <w:cs w:val="1"/>
         </w:rPr>
         <w:t xml:space="preserve"> </w:t>
       </w:r>
       <w:r>
         <w:rPr>
-          <w:rFonts w:ascii="Vazirmatn" w:hAnsi="Vazirmatn" w:cs="Vazirmatn"/>
+          <w:rFonts w:ascii="Vazirmatn" w:hAnsi="Vazirmatn" w:cs="Vazirmatn" w:eastAsia="Vazirmatn"/>
           <w:sz w:val="22"/>
           <w:szCs w:val="22"/>
           <w:color w:val="2D2D2D"/>
           <w:lang w:val="en-US" w:bidi="fa-IR"/>
+          <w:rtl w:val="1"/>
+          <w:cs w:val="1"/>
         </w:rPr>
         <w:t>تنظیمات</w:t>
       </w:r>
       <w:r>
         <w:rPr>
-          <w:rFonts w:ascii="Vazirmatn" w:hAnsi="Vazirmatn" w:cs="Vazirmatn"/>
+          <w:rFonts w:ascii="Vazirmatn" w:hAnsi="Vazirmatn" w:cs="Vazirmatn" w:eastAsia="Vazirmatn"/>
           <w:sz w:val="22"/>
           <w:szCs w:val="22"/>
           <w:color w:val="2D2D2D"/>
           <w:lang w:val="en-US" w:bidi="fa-IR"/>
+          <w:rtl w:val="1"/>
+          <w:cs w:val="1"/>
         </w:rPr>
         <w:t xml:space="preserve"> </w:t>
       </w:r>
       <w:r>
         <w:rPr>
-          <w:rFonts w:ascii="Vazirmatn" w:hAnsi="Vazirmatn" w:cs="Vazirmatn"/>
+          <w:rFonts w:ascii="Vazirmatn" w:hAnsi="Vazirmatn" w:cs="Vazirmatn" w:eastAsia="Vazirmatn"/>
           <w:sz w:val="22"/>
           <w:szCs w:val="22"/>
           <w:color w:val="2D2D2D"/>
           <w:lang w:val="en-US" w:bidi="fa-IR"/>
+          <w:rtl w:val="1"/>
+          <w:cs w:val="1"/>
         </w:rPr>
         <w:t>اطمینان</w:t>
       </w:r>
       <w:r>
         <w:rPr>
-          <w:rFonts w:ascii="Vazirmatn" w:hAnsi="Vazirmatn" w:cs="Vazirmatn"/>
+          <w:rFonts w:ascii="Vazirmatn" w:hAnsi="Vazirmatn" w:cs="Vazirmatn" w:eastAsia="Vazirmatn"/>
           <w:sz w:val="22"/>
           <w:szCs w:val="22"/>
           <w:color w:val="2D2D2D"/>
           <w:lang w:val="en-US" w:bidi="fa-IR"/>
+          <w:rtl w:val="1"/>
+          <w:cs w:val="1"/>
         </w:rPr>
         <w:t xml:space="preserve"> </w:t>
       </w:r>
       <w:r>
         <w:rPr>
-          <w:rFonts w:ascii="Vazirmatn" w:hAnsi="Vazirmatn" w:cs="Vazirmatn"/>
+          <w:rFonts w:ascii="Vazirmatn" w:hAnsi="Vazirmatn" w:cs="Vazirmatn" w:eastAsia="Vazirmatn"/>
           <w:sz w:val="22"/>
           <w:szCs w:val="22"/>
           <w:color w:val="2D2D2D"/>
           <w:lang w:val="en-US" w:bidi="fa-IR"/>
+          <w:rtl w:val="1"/>
+          <w:cs w:val="1"/>
         </w:rPr>
         <w:t>دارید؟</w:t>
       </w:r>
       <w:r>
         <w:rPr>
-          <w:rFonts w:ascii="Vazirmatn" w:hAnsi="Vazirmatn" w:cs="Vazirmatn"/>
+          <w:rFonts w:ascii="Vazirmatn" w:hAnsi="Vazirmatn" w:cs="Vazirmatn" w:eastAsia="Vazirmatn"/>
           <w:sz w:val="22"/>
           <w:szCs w:val="22"/>
           <w:color w:val="2D2D2D"/>
           <w:lang w:val="en-US" w:bidi="fa-IR"/>
+          <w:rtl w:val="1"/>
+          <w:cs w:val="1"/>
         </w:rPr>
         <w:t xml:space="preserve"> </w:t>
       </w:r>
       <w:r>
         <w:rPr>
-          <w:rFonts w:ascii="Vazirmatn" w:hAnsi="Vazirmatn" w:cs="Vazirmatn"/>
+          <w:rFonts w:ascii="Vazirmatn" w:hAnsi="Vazirmatn" w:cs="Vazirmatn" w:eastAsia="Vazirmatn"/>
           <w:sz w:val="22"/>
           <w:szCs w:val="22"/>
           <w:color w:val="2D2D2D"/>
           <w:lang w:val="en-US" w:bidi="fa-IR"/>
+          <w:rtl w:val="1"/>
+          <w:cs w:val="1"/>
         </w:rPr>
         <w:t>بله؛</w:t>
       </w:r>
       <w:r>
         <w:rPr>
-          <w:rFonts w:ascii="Vazirmatn" w:hAnsi="Vazirmatn" w:cs="Vazirmatn"/>
+          <w:rFonts w:ascii="Vazirmatn" w:hAnsi="Vazirmatn" w:cs="Vazirmatn" w:eastAsia="Vazirmatn"/>
           <w:sz w:val="22"/>
           <w:szCs w:val="22"/>
           <w:color w:val="2D2D2D"/>
           <w:lang w:val="en-US" w:bidi="fa-IR"/>
+          <w:rtl w:val="1"/>
+          <w:cs w:val="1"/>
         </w:rPr>
         <w:t xml:space="preserve"> </w:t>
       </w:r>
       <w:r>
         <w:rPr>
-          <w:rFonts w:ascii="Vazirmatn" w:hAnsi="Vazirmatn" w:cs="Vazirmatn"/>
+          <w:rFonts w:ascii="Vazirmatn" w:hAnsi="Vazirmatn" w:cs="Vazirmatn" w:eastAsia="Vazirmatn"/>
           <w:sz w:val="22"/>
           <w:szCs w:val="22"/>
           <w:color w:val="2D2D2D"/>
           <w:lang w:val="en-US" w:bidi="fa-IR"/>
+          <w:rtl w:val="1"/>
+          <w:cs w:val="1"/>
         </w:rPr>
         <w:t>عملیات</w:t>
       </w:r>
       <w:r>
         <w:rPr>
-          <w:rFonts w:ascii="Vazirmatn" w:hAnsi="Vazirmatn" w:cs="Vazirmatn"/>
+          <w:rFonts w:ascii="Vazirmatn" w:hAnsi="Vazirmatn" w:cs="Vazirmatn" w:eastAsia="Vazirmatn"/>
           <w:sz w:val="22"/>
           <w:szCs w:val="22"/>
           <w:color w:val="2D2D2D"/>
           <w:lang w:val="en-US" w:bidi="fa-IR"/>
+          <w:rtl w:val="1"/>
+          <w:cs w:val="1"/>
         </w:rPr>
         <w:t xml:space="preserve"> </w:t>
       </w:r>
       <w:r>
         <w:rPr>
-          <w:rFonts w:ascii="Vazirmatn" w:hAnsi="Vazirmatn" w:cs="Vazirmatn"/>
+          <w:rFonts w:ascii="Vazirmatn" w:hAnsi="Vazirmatn" w:cs="Vazirmatn" w:eastAsia="Vazirmatn"/>
           <w:sz w:val="22"/>
           <w:szCs w:val="22"/>
           <w:color w:val="2D2D2D"/>
           <w:lang w:val="en-US" w:bidi="fa-IR"/>
+          <w:rtl w:val="1"/>
+          <w:cs w:val="1"/>
         </w:rPr>
         <w:t>با</w:t>
       </w:r>
       <w:r>
         <w:rPr>
-          <w:rFonts w:ascii="Vazirmatn" w:hAnsi="Vazirmatn" w:cs="Vazirmatn"/>
+          <w:rFonts w:ascii="Vazirmatn" w:hAnsi="Vazirmatn" w:cs="Vazirmatn" w:eastAsia="Vazirmatn"/>
           <w:sz w:val="22"/>
           <w:szCs w:val="22"/>
           <w:color w:val="2D2D2D"/>
           <w:lang w:val="en-US" w:bidi="fa-IR"/>
+          <w:rtl w:val="1"/>
+          <w:cs w:val="1"/>
         </w:rPr>
         <w:t xml:space="preserve"> </w:t>
       </w:r>
       <w:r>
         <w:rPr>
-          <w:rFonts w:ascii="Vazirmatn" w:hAnsi="Vazirmatn" w:cs="Vazirmatn"/>
+          <w:rFonts w:ascii="Vazirmatn" w:hAnsi="Vazirmatn" w:cs="Vazirmatn" w:eastAsia="Vazirmatn"/>
           <w:sz w:val="22"/>
           <w:szCs w:val="22"/>
           <w:color w:val="2D2D2D"/>
           <w:lang w:val="en-US" w:bidi="fa-IR"/>
+          <w:rtl w:val="1"/>
+          <w:cs w:val="1"/>
         </w:rPr>
         <w:t>موفقیت</w:t>
       </w:r>
       <w:r>
         <w:rPr>
-          <w:rFonts w:ascii="Vazirmatn" w:hAnsi="Vazirmatn" w:cs="Vazirmatn"/>
+          <w:rFonts w:ascii="Vazirmatn" w:hAnsi="Vazirmatn" w:cs="Vazirmatn" w:eastAsia="Vazirmatn"/>
           <w:sz w:val="22"/>
           <w:szCs w:val="22"/>
           <w:color w:val="2D2D2D"/>
           <w:lang w:val="en-US" w:bidi="fa-IR"/>
+          <w:rtl w:val="1"/>
+          <w:cs w:val="1"/>
         </w:rPr>
         <w:t xml:space="preserve"> </w:t>
       </w:r>
       <w:r>
         <w:rPr>
-          <w:rFonts w:ascii="Vazirmatn" w:hAnsi="Vazirmatn" w:cs="Vazirmatn"/>
+          <w:rFonts w:ascii="Vazirmatn" w:hAnsi="Vazirmatn" w:cs="Vazirmatn" w:eastAsia="Vazirmatn"/>
           <w:sz w:val="22"/>
           <w:szCs w:val="22"/>
           <w:color w:val="2D2D2D"/>
           <w:lang w:val="en-US" w:bidi="fa-IR"/>
+          <w:rtl w:val="1"/>
+          <w:cs w:val="1"/>
         </w:rPr>
         <w:t>۱۰۰٪</w:t>
       </w:r>
       <w:r>
         <w:rPr>
-          <w:rFonts w:ascii="Vazirmatn" w:hAnsi="Vazirmatn" w:cs="Vazirmatn"/>
+          <w:rFonts w:ascii="Vazirmatn" w:hAnsi="Vazirmatn" w:cs="Vazirmatn" w:eastAsia="Vazirmatn"/>
           <w:sz w:val="22"/>
           <w:szCs w:val="22"/>
           <w:color w:val="2D2D2D"/>
           <w:lang w:val="en-US" w:bidi="fa-IR"/>
+          <w:rtl w:val="1"/>
+          <w:cs w:val="1"/>
         </w:rPr>
         <w:t xml:space="preserve"> </w:t>
       </w:r>
       <w:r>
         <w:rPr>
-          <w:rFonts w:ascii="Vazirmatn" w:hAnsi="Vazirmatn" w:cs="Vazirmatn"/>
+          <w:rFonts w:ascii="Vazirmatn" w:hAnsi="Vazirmatn" w:cs="Vazirmatn" w:eastAsia="Vazirmatn"/>
           <w:sz w:val="22"/>
           <w:szCs w:val="22"/>
           <w:color w:val="2D2D2D"/>
           <w:lang w:val="en-US" w:bidi="fa-IR"/>
+          <w:rtl w:val="1"/>
+          <w:cs w:val="1"/>
         </w:rPr>
         <w:t>انجام</w:t>
       </w:r>
       <w:r>
         <w:rPr>
-          <w:rFonts w:ascii="Vazirmatn" w:hAnsi="Vazirmatn" w:cs="Vazirmatn"/>
+          <w:rFonts w:ascii="Vazirmatn" w:hAnsi="Vazirmatn" w:cs="Vazirmatn" w:eastAsia="Vazirmatn"/>
           <w:sz w:val="22"/>
           <w:szCs w:val="22"/>
           <w:color w:val="2D2D2D"/>
           <w:lang w:val="en-US" w:bidi="fa-IR"/>
+          <w:rtl w:val="1"/>
+          <w:cs w:val="1"/>
         </w:rPr>
         <w:t xml:space="preserve"> </w:t>
       </w:r>
       <w:r>
         <w:rPr>
-          <w:rFonts w:ascii="Vazirmatn" w:hAnsi="Vazirmatn" w:cs="Vazirmatn"/>
+          <w:rFonts w:ascii="Vazirmatn" w:hAnsi="Vazirmatn" w:cs="Vazirmatn" w:eastAsia="Vazirmatn"/>
           <w:sz w:val="22"/>
           <w:szCs w:val="22"/>
           <w:color w:val="2D2D2D"/>
           <w:lang w:val="en-US" w:bidi="fa-IR"/>
+          <w:rtl w:val="1"/>
+          <w:cs w:val="1"/>
         </w:rPr>
         <w:t>شد</w:t>
       </w:r>
       <w:r>
         <w:rPr>
-          <w:rFonts w:ascii="Vazirmatn" w:hAnsi="Vazirmatn" w:cs="Vazirmatn"/>
+          <w:rFonts w:ascii="Vazirmatn" w:hAnsi="Vazirmatn" w:cs="Vazirmatn" w:eastAsia="Vazirmatn"/>
           <w:sz w:val="22"/>
           <w:szCs w:val="22"/>
           <w:color w:val="2D2D2D"/>
           <w:lang w:val="en-US" w:bidi="fa-IR"/>
+          <w:rtl w:val="1"/>
+          <w:cs w:val="1"/>
         </w:rPr>
         <w:t xml:space="preserve"> </w:t>
       </w:r>
       <w:r>
         <w:rPr>
-          <w:rFonts w:ascii="Vazirmatn" w:hAnsi="Vazirmatn" w:cs="Vazirmatn"/>
+          <w:rFonts w:ascii="Vazirmatn" w:hAnsi="Vazirmatn" w:cs="Vazirmatn" w:eastAsia="Vazirmatn"/>
           <w:sz w:val="22"/>
           <w:szCs w:val="22"/>
           <w:color w:val="2D2D2D"/>
           <w:lang w:val="en-US" w:bidi="fa-IR"/>
+          <w:rtl w:val="1"/>
+          <w:cs w:val="1"/>
         </w:rPr>
         <w:t>(«</w:t>
       </w:r>
       <w:r>
         <w:rPr>
-          <w:rFonts w:ascii="Vazirmatn" w:hAnsi="Vazirmatn" w:cs="Vazirmatn"/>
+          <w:rFonts w:ascii="Vazirmatn" w:hAnsi="Vazirmatn" w:cs="Vazirmatn" w:eastAsia="Vazirmatn"/>
           <w:sz w:val="22"/>
           <w:szCs w:val="22"/>
           <w:color w:val="2D2D2D"/>
           <w:lang w:val="en-US" w:bidi="fa-IR"/>
+          <w:rtl w:val="1"/>
+          <w:cs w:val="1"/>
         </w:rPr>
         <w:t>تأییدیه</w:t>
       </w:r>
       <w:r>
         <w:rPr>
-          <w:rFonts w:ascii="Vazirmatn" w:hAnsi="Vazirmatn" w:cs="Vazirmatn"/>
+          <w:rFonts w:ascii="Vazirmatn" w:hAnsi="Vazirmatn" w:cs="Vazirmatn" w:eastAsia="Vazirmatn"/>
           <w:sz w:val="22"/>
           <w:szCs w:val="22"/>
           <w:color w:val="2D2D2D"/>
           <w:lang w:val="en-US" w:bidi="fa-IR"/>
+          <w:rtl w:val="1"/>
+          <w:cs w:val="1"/>
         </w:rPr>
         <w:t xml:space="preserve"> </w:t>
       </w:r>
       <w:r>
         <w:rPr>
-          <w:rFonts w:ascii="Vazirmatn" w:hAnsi="Vazirmatn" w:cs="Vazirmatn"/>
+          <w:rFonts w:ascii="Vazirmatn" w:hAnsi="Vazirmatn" w:cs="Vazirmatn" w:eastAsia="Vazirmatn"/>
           <w:sz w:val="22"/>
           <w:szCs w:val="22"/>
           <w:color w:val="2D2D2D"/>
           <w:lang w:val="en-US" w:bidi="fa-IR"/>
+          <w:rtl w:val="1"/>
+          <w:cs w:val="1"/>
         </w:rPr>
         <w:t>نهایی»).</w:t>
       </w:r>
@@ -3367,25 +3924,29 @@
             </w:pPr>
             <w:r>
               <w:rPr>
-                <w:rFonts w:ascii="Vazirmatn" w:hAnsi="Vazirmatn" w:cs="Vazirmatn"/>
+                <w:rFonts w:ascii="Vazirmatn" w:hAnsi="Vazirmatn" w:cs="Vazirmatn" w:eastAsia="Vazirmatn"/>
                 <w:sz w:val="22"/>
                 <w:szCs w:val="22"/>
                 <w:b/>
                 <w:bCs/>
                 <w:color w:val="FFFFFF"/>
                 <w:lang w:val="en-US" w:bidi="fa-IR"/>
+                <w:rtl w:val="1"/>
+                <w:cs w:val="1"/>
               </w:rPr>
               <w:t xml:space="preserve">◆ </w:t>
             </w:r>
             <w:r>
               <w:rPr>
-                <w:rFonts w:ascii="Vazirmatn" w:hAnsi="Vazirmatn" w:cs="Vazirmatn"/>
+                <w:rFonts w:ascii="Vazirmatn" w:hAnsi="Vazirmatn" w:cs="Vazirmatn" w:eastAsia="Vazirmatn"/>
                 <w:sz w:val="22"/>
                 <w:szCs w:val="22"/>
                 <w:b/>
                 <w:bCs/>
                 <w:color w:val="FFFFFF"/>
                 <w:lang w:val="en-US" w:bidi="fa-IR"/>
+                <w:rtl w:val="1"/>
+                <w:cs w:val="1"/>
               </w:rPr>
               <w:t>نکته مهم در پیکربندی زیرساخت</w:t>
             </w:r>
@@ -3414,257 +3975,305 @@
             <w:pPr>
               <w:bidi w:val="1"/>
               <w:spacing w:line="276" w:lineRule="auto" w:after="80"/>
-              <w:jc w:val="both"/>
+              <w:jc w:val="right"/>
             </w:pPr>
             <w:r>
               <w:rPr>
-                <w:rFonts w:ascii="Vazirmatn" w:hAnsi="Vazirmatn" w:cs="Vazirmatn"/>
+                <w:rFonts w:ascii="Vazirmatn" w:hAnsi="Vazirmatn" w:cs="Vazirmatn" w:eastAsia="Vazirmatn"/>
                 <w:sz w:val="21"/>
                 <w:szCs w:val="21"/>
                 <w:color w:val="2D2D2D"/>
                 <w:lang w:val="en-US" w:bidi="fa-IR"/>
+                <w:rtl w:val="1"/>
+                <w:cs w:val="1"/>
               </w:rPr>
               <w:t>تغییرات</w:t>
             </w:r>
             <w:r>
               <w:rPr>
-                <w:rFonts w:ascii="Vazirmatn" w:hAnsi="Vazirmatn" w:cs="Vazirmatn"/>
+                <w:rFonts w:ascii="Vazirmatn" w:hAnsi="Vazirmatn" w:cs="Vazirmatn" w:eastAsia="Vazirmatn"/>
                 <w:sz w:val="21"/>
                 <w:szCs w:val="21"/>
                 <w:color w:val="2D2D2D"/>
                 <w:lang w:val="en-US" w:bidi="fa-IR"/>
+                <w:rtl w:val="1"/>
+                <w:cs w:val="1"/>
               </w:rPr>
               <w:t xml:space="preserve"> </w:t>
             </w:r>
             <w:r>
               <w:rPr>
-                <w:rFonts w:ascii="Vazirmatn" w:hAnsi="Vazirmatn" w:cs="Vazirmatn"/>
+                <w:rFonts w:ascii="Vazirmatn" w:hAnsi="Vazirmatn" w:cs="Vazirmatn" w:eastAsia="Vazirmatn"/>
                 <w:sz w:val="21"/>
                 <w:szCs w:val="21"/>
                 <w:color w:val="2D2D2D"/>
                 <w:lang w:val="en-US" w:bidi="fa-IR"/>
+                <w:rtl w:val="1"/>
+                <w:cs w:val="1"/>
               </w:rPr>
               <w:t>در</w:t>
             </w:r>
             <w:r>
               <w:rPr>
-                <w:rFonts w:ascii="Vazirmatn" w:hAnsi="Vazirmatn" w:cs="Vazirmatn"/>
+                <w:rFonts w:ascii="Vazirmatn" w:hAnsi="Vazirmatn" w:cs="Vazirmatn" w:eastAsia="Vazirmatn"/>
                 <w:sz w:val="21"/>
                 <w:szCs w:val="21"/>
                 <w:color w:val="2D2D2D"/>
                 <w:lang w:val="en-US" w:bidi="fa-IR"/>
+                <w:rtl w:val="1"/>
+                <w:cs w:val="1"/>
               </w:rPr>
               <w:t xml:space="preserve"> </w:t>
             </w:r>
             <w:r>
               <w:rPr>
-                <w:rFonts w:ascii="Vazirmatn" w:hAnsi="Vazirmatn" w:cs="Vazirmatn"/>
+                <w:rFonts w:ascii="Vazirmatn" w:hAnsi="Vazirmatn" w:cs="Vazirmatn" w:eastAsia="Vazirmatn"/>
                 <w:sz w:val="21"/>
                 <w:szCs w:val="21"/>
                 <w:color w:val="2D2D2D"/>
                 <w:lang w:val="en-US" w:bidi="fa-IR"/>
+                <w:rtl w:val="1"/>
+                <w:cs w:val="1"/>
               </w:rPr>
               <w:t>فایل</w:t>
             </w:r>
             <w:r>
               <w:rPr>
-                <w:rFonts w:ascii="Vazirmatn" w:hAnsi="Vazirmatn" w:cs="Vazirmatn"/>
+                <w:rFonts w:ascii="Vazirmatn" w:hAnsi="Vazirmatn" w:cs="Vazirmatn" w:eastAsia="Vazirmatn"/>
                 <w:sz w:val="21"/>
                 <w:szCs w:val="21"/>
                 <w:color w:val="2D2D2D"/>
                 <w:lang w:val="en-US" w:bidi="fa-IR"/>
+                <w:rtl w:val="1"/>
+                <w:cs w:val="1"/>
               </w:rPr>
               <w:t xml:space="preserve"> </w:t>
             </w:r>
             <w:r>
               <w:rPr>
-                <w:rFonts w:ascii="Courier New" w:hAnsi="Courier New" w:cs="Courier New"/>
+                <w:rFonts w:ascii="Courier New" w:hAnsi="Courier New" w:cs="Courier New" w:eastAsia="Courier New"/>
                 <w:sz w:val="21"/>
                 <w:szCs w:val="21"/>
                 <w:color w:val="2D2D2D"/>
                 <w:lang w:val="en-US" w:bidi="fa-IR"/>
                 <w:rtl w:val="0"/>
+                <w:cs w:val="0"/>
               </w:rPr>
               <w:t>/etc/systemd/system/app.service</w:t>
             </w:r>
             <w:r>
               <w:rPr>
-                <w:rFonts w:ascii="Vazirmatn" w:hAnsi="Vazirmatn" w:cs="Vazirmatn"/>
+                <w:rFonts w:ascii="Vazirmatn" w:hAnsi="Vazirmatn" w:cs="Vazirmatn" w:eastAsia="Vazirmatn"/>
                 <w:sz w:val="21"/>
                 <w:szCs w:val="21"/>
                 <w:color w:val="2D2D2D"/>
                 <w:lang w:val="en-US" w:bidi="fa-IR"/>
+                <w:rtl w:val="1"/>
+                <w:cs w:val="1"/>
               </w:rPr>
               <w:t xml:space="preserve"> </w:t>
             </w:r>
             <w:r>
               <w:rPr>
-                <w:rFonts w:ascii="Vazirmatn" w:hAnsi="Vazirmatn" w:cs="Vazirmatn"/>
+                <w:rFonts w:ascii="Vazirmatn" w:hAnsi="Vazirmatn" w:cs="Vazirmatn" w:eastAsia="Vazirmatn"/>
                 <w:sz w:val="21"/>
                 <w:szCs w:val="21"/>
                 <w:color w:val="2D2D2D"/>
                 <w:lang w:val="en-US" w:bidi="fa-IR"/>
+                <w:rtl w:val="1"/>
+                <w:cs w:val="1"/>
               </w:rPr>
               <w:t>تنها</w:t>
             </w:r>
             <w:r>
               <w:rPr>
-                <w:rFonts w:ascii="Vazirmatn" w:hAnsi="Vazirmatn" w:cs="Vazirmatn"/>
+                <w:rFonts w:ascii="Vazirmatn" w:hAnsi="Vazirmatn" w:cs="Vazirmatn" w:eastAsia="Vazirmatn"/>
                 <w:sz w:val="21"/>
                 <w:szCs w:val="21"/>
                 <w:color w:val="2D2D2D"/>
                 <w:lang w:val="en-US" w:bidi="fa-IR"/>
+                <w:rtl w:val="1"/>
+                <w:cs w:val="1"/>
               </w:rPr>
               <w:t xml:space="preserve"> </w:t>
             </w:r>
             <w:r>
               <w:rPr>
-                <w:rFonts w:ascii="Vazirmatn" w:hAnsi="Vazirmatn" w:cs="Vazirmatn"/>
+                <w:rFonts w:ascii="Vazirmatn" w:hAnsi="Vazirmatn" w:cs="Vazirmatn" w:eastAsia="Vazirmatn"/>
                 <w:sz w:val="21"/>
                 <w:szCs w:val="21"/>
                 <w:color w:val="2D2D2D"/>
                 <w:lang w:val="en-US" w:bidi="fa-IR"/>
+                <w:rtl w:val="1"/>
+                <w:cs w:val="1"/>
               </w:rPr>
               <w:t>پس</w:t>
             </w:r>
             <w:r>
               <w:rPr>
-                <w:rFonts w:ascii="Vazirmatn" w:hAnsi="Vazirmatn" w:cs="Vazirmatn"/>
+                <w:rFonts w:ascii="Vazirmatn" w:hAnsi="Vazirmatn" w:cs="Vazirmatn" w:eastAsia="Vazirmatn"/>
                 <w:sz w:val="21"/>
                 <w:szCs w:val="21"/>
                 <w:color w:val="2D2D2D"/>
                 <w:lang w:val="en-US" w:bidi="fa-IR"/>
+                <w:rtl w:val="1"/>
+                <w:cs w:val="1"/>
               </w:rPr>
               <w:t xml:space="preserve"> </w:t>
             </w:r>
             <w:r>
               <w:rPr>
-                <w:rFonts w:ascii="Vazirmatn" w:hAnsi="Vazirmatn" w:cs="Vazirmatn"/>
+                <w:rFonts w:ascii="Vazirmatn" w:hAnsi="Vazirmatn" w:cs="Vazirmatn" w:eastAsia="Vazirmatn"/>
                 <w:sz w:val="21"/>
                 <w:szCs w:val="21"/>
                 <w:color w:val="2D2D2D"/>
                 <w:lang w:val="en-US" w:bidi="fa-IR"/>
+                <w:rtl w:val="1"/>
+                <w:cs w:val="1"/>
               </w:rPr>
               <w:t>از</w:t>
             </w:r>
             <w:r>
               <w:rPr>
-                <w:rFonts w:ascii="Vazirmatn" w:hAnsi="Vazirmatn" w:cs="Vazirmatn"/>
+                <w:rFonts w:ascii="Vazirmatn" w:hAnsi="Vazirmatn" w:cs="Vazirmatn" w:eastAsia="Vazirmatn"/>
                 <w:sz w:val="21"/>
                 <w:szCs w:val="21"/>
                 <w:color w:val="2D2D2D"/>
                 <w:lang w:val="en-US" w:bidi="fa-IR"/>
+                <w:rtl w:val="1"/>
+                <w:cs w:val="1"/>
               </w:rPr>
               <w:t xml:space="preserve"> </w:t>
             </w:r>
             <w:r>
               <w:rPr>
-                <w:rFonts w:ascii="Vazirmatn" w:hAnsi="Vazirmatn" w:cs="Vazirmatn"/>
+                <w:rFonts w:ascii="Vazirmatn" w:hAnsi="Vazirmatn" w:cs="Vazirmatn" w:eastAsia="Vazirmatn"/>
                 <w:sz w:val="21"/>
                 <w:szCs w:val="21"/>
                 <w:color w:val="2D2D2D"/>
                 <w:lang w:val="en-US" w:bidi="fa-IR"/>
+                <w:rtl w:val="1"/>
+                <w:cs w:val="1"/>
               </w:rPr>
               <w:t>اجرای</w:t>
             </w:r>
             <w:r>
               <w:rPr>
-                <w:rFonts w:ascii="Vazirmatn" w:hAnsi="Vazirmatn" w:cs="Vazirmatn"/>
+                <w:rFonts w:ascii="Vazirmatn" w:hAnsi="Vazirmatn" w:cs="Vazirmatn" w:eastAsia="Vazirmatn"/>
                 <w:sz w:val="21"/>
                 <w:szCs w:val="21"/>
                 <w:color w:val="2D2D2D"/>
                 <w:lang w:val="en-US" w:bidi="fa-IR"/>
+                <w:rtl w:val="1"/>
+                <w:cs w:val="1"/>
               </w:rPr>
               <w:t xml:space="preserve"> </w:t>
             </w:r>
             <w:r>
               <w:rPr>
-                <w:rFonts w:ascii="Vazirmatn" w:hAnsi="Vazirmatn" w:cs="Vazirmatn"/>
+                <w:rFonts w:ascii="Vazirmatn" w:hAnsi="Vazirmatn" w:cs="Vazirmatn" w:eastAsia="Vazirmatn"/>
                 <w:sz w:val="21"/>
                 <w:szCs w:val="21"/>
                 <w:color w:val="2D2D2D"/>
                 <w:lang w:val="en-US" w:bidi="fa-IR"/>
+                <w:rtl w:val="1"/>
+                <w:cs w:val="1"/>
               </w:rPr>
               <w:t>دستور</w:t>
             </w:r>
             <w:r>
               <w:rPr>
-                <w:rFonts w:ascii="Vazirmatn" w:hAnsi="Vazirmatn" w:cs="Vazirmatn"/>
+                <w:rFonts w:ascii="Vazirmatn" w:hAnsi="Vazirmatn" w:cs="Vazirmatn" w:eastAsia="Vazirmatn"/>
                 <w:sz w:val="21"/>
                 <w:szCs w:val="21"/>
                 <w:color w:val="2D2D2D"/>
                 <w:lang w:val="en-US" w:bidi="fa-IR"/>
+                <w:rtl w:val="1"/>
+                <w:cs w:val="1"/>
               </w:rPr>
               <w:t xml:space="preserve"> </w:t>
             </w:r>
             <w:r>
               <w:rPr>
-                <w:rFonts w:ascii="Courier New" w:hAnsi="Courier New" w:cs="Courier New"/>
+                <w:rFonts w:ascii="Courier New" w:hAnsi="Courier New" w:cs="Courier New" w:eastAsia="Courier New"/>
                 <w:sz w:val="21"/>
                 <w:szCs w:val="21"/>
                 <w:color w:val="2D2D2D"/>
                 <w:lang w:val="en-US" w:bidi="fa-IR"/>
                 <w:rtl w:val="0"/>
+                <w:cs w:val="0"/>
               </w:rPr>
               <w:t>systemctl daemon-reload</w:t>
             </w:r>
             <w:r>
               <w:rPr>
-                <w:rFonts w:ascii="Vazirmatn" w:hAnsi="Vazirmatn" w:cs="Vazirmatn"/>
+                <w:rFonts w:ascii="Vazirmatn" w:hAnsi="Vazirmatn" w:cs="Vazirmatn" w:eastAsia="Vazirmatn"/>
                 <w:sz w:val="21"/>
                 <w:szCs w:val="21"/>
                 <w:color w:val="2D2D2D"/>
                 <w:lang w:val="en-US" w:bidi="fa-IR"/>
+                <w:rtl w:val="1"/>
+                <w:cs w:val="1"/>
               </w:rPr>
               <w:t xml:space="preserve"> </w:t>
             </w:r>
             <w:r>
               <w:rPr>
-                <w:rFonts w:ascii="Vazirmatn" w:hAnsi="Vazirmatn" w:cs="Vazirmatn"/>
+                <w:rFonts w:ascii="Vazirmatn" w:hAnsi="Vazirmatn" w:cs="Vazirmatn" w:eastAsia="Vazirmatn"/>
                 <w:sz w:val="21"/>
                 <w:szCs w:val="21"/>
                 <w:color w:val="2D2D2D"/>
                 <w:lang w:val="en-US" w:bidi="fa-IR"/>
+                <w:rtl w:val="1"/>
+                <w:cs w:val="1"/>
               </w:rPr>
               <w:t>اعمال</w:t>
             </w:r>
             <w:r>
               <w:rPr>
-                <w:rFonts w:ascii="Vazirmatn" w:hAnsi="Vazirmatn" w:cs="Vazirmatn"/>
+                <w:rFonts w:ascii="Vazirmatn" w:hAnsi="Vazirmatn" w:cs="Vazirmatn" w:eastAsia="Vazirmatn"/>
                 <w:sz w:val="21"/>
                 <w:szCs w:val="21"/>
                 <w:color w:val="2D2D2D"/>
                 <w:lang w:val="en-US" w:bidi="fa-IR"/>
+                <w:rtl w:val="1"/>
+                <w:cs w:val="1"/>
               </w:rPr>
               <w:t xml:space="preserve"> </w:t>
             </w:r>
             <w:r>
               <w:rPr>
-                <w:rFonts w:ascii="Vazirmatn" w:hAnsi="Vazirmatn" w:cs="Vazirmatn"/>
+                <w:rFonts w:ascii="Vazirmatn" w:hAnsi="Vazirmatn" w:cs="Vazirmatn" w:eastAsia="Vazirmatn"/>
                 <w:sz w:val="21"/>
                 <w:szCs w:val="21"/>
                 <w:color w:val="2D2D2D"/>
                 <w:lang w:val="en-US" w:bidi="fa-IR"/>
+                <w:rtl w:val="1"/>
+                <w:cs w:val="1"/>
               </w:rPr>
               <w:t>خواهد</w:t>
             </w:r>
             <w:r>
               <w:rPr>
-                <w:rFonts w:ascii="Vazirmatn" w:hAnsi="Vazirmatn" w:cs="Vazirmatn"/>
+                <w:rFonts w:ascii="Vazirmatn" w:hAnsi="Vazirmatn" w:cs="Vazirmatn" w:eastAsia="Vazirmatn"/>
                 <w:sz w:val="21"/>
                 <w:szCs w:val="21"/>
                 <w:color w:val="2D2D2D"/>
                 <w:lang w:val="en-US" w:bidi="fa-IR"/>
+                <w:rtl w:val="1"/>
+                <w:cs w:val="1"/>
               </w:rPr>
               <w:t xml:space="preserve"> </w:t>
             </w:r>
             <w:r>
               <w:rPr>
-                <w:rFonts w:ascii="Vazirmatn" w:hAnsi="Vazirmatn" w:cs="Vazirmatn"/>
+                <w:rFonts w:ascii="Vazirmatn" w:hAnsi="Vazirmatn" w:cs="Vazirmatn" w:eastAsia="Vazirmatn"/>
                 <w:sz w:val="21"/>
                 <w:szCs w:val="21"/>
                 <w:color w:val="2D2D2D"/>
                 <w:lang w:val="en-US" w:bidi="fa-IR"/>
+                <w:rtl w:val="1"/>
+                <w:cs w:val="1"/>
               </w:rPr>
               <w:t>شد.</w:t>
             </w:r>
@@ -3682,7 +4291,7 @@
       <w:pPr>
         <w:bidi w:val="1"/>
         <w:spacing w:line="336" w:lineRule="auto" w:after="120"/>
-        <w:jc w:val="both"/>
+        <w:jc w:val="right"/>
         <w:pBdr>
           <w:right w:val="single" w:sz="96" w:space="15" w:color="6B2FA0"/>
         </w:pBdr>
@@ -3690,394 +4299,469 @@
       </w:pPr>
       <w:r>
         <w:rPr>
-          <w:rFonts w:ascii="Vazirmatn" w:hAnsi="Vazirmatn" w:cs="Vazirmatn"/>
+          <w:rFonts w:ascii="Vazirmatn" w:hAnsi="Vazirmatn" w:cs="Vazirmatn" w:eastAsia="Vazirmatn"/>
           <w:sz w:val="21"/>
           <w:szCs w:val="21"/>
           <w:color w:val="2D2D2D"/>
           <w:lang w:val="en-US" w:bidi="fa-IR"/>
+          <w:rtl w:val="1"/>
+          <w:cs w:val="1"/>
         </w:rPr>
         <w:t>این</w:t>
       </w:r>
       <w:r>
         <w:rPr>
-          <w:rFonts w:ascii="Vazirmatn" w:hAnsi="Vazirmatn" w:cs="Vazirmatn"/>
+          <w:rFonts w:ascii="Vazirmatn" w:hAnsi="Vazirmatn" w:cs="Vazirmatn" w:eastAsia="Vazirmatn"/>
           <w:sz w:val="21"/>
           <w:szCs w:val="21"/>
           <w:color w:val="2D2D2D"/>
           <w:lang w:val="en-US" w:bidi="fa-IR"/>
+          <w:rtl w:val="1"/>
+          <w:cs w:val="1"/>
         </w:rPr>
         <w:t xml:space="preserve"> </w:t>
       </w:r>
       <w:r>
         <w:rPr>
-          <w:rFonts w:ascii="Vazirmatn" w:hAnsi="Vazirmatn" w:cs="Vazirmatn"/>
+          <w:rFonts w:ascii="Vazirmatn" w:hAnsi="Vazirmatn" w:cs="Vazirmatn" w:eastAsia="Vazirmatn"/>
           <w:sz w:val="21"/>
           <w:szCs w:val="21"/>
           <w:color w:val="2D2D2D"/>
           <w:lang w:val="en-US" w:bidi="fa-IR"/>
+          <w:rtl w:val="1"/>
+          <w:cs w:val="1"/>
         </w:rPr>
         <w:t>یک</w:t>
       </w:r>
       <w:r>
         <w:rPr>
-          <w:rFonts w:ascii="Vazirmatn" w:hAnsi="Vazirmatn" w:cs="Vazirmatn"/>
+          <w:rFonts w:ascii="Vazirmatn" w:hAnsi="Vazirmatn" w:cs="Vazirmatn" w:eastAsia="Vazirmatn"/>
           <w:sz w:val="21"/>
           <w:szCs w:val="21"/>
           <w:color w:val="2D2D2D"/>
           <w:lang w:val="en-US" w:bidi="fa-IR"/>
+          <w:rtl w:val="1"/>
+          <w:cs w:val="1"/>
         </w:rPr>
         <w:t xml:space="preserve"> </w:t>
       </w:r>
       <w:r>
         <w:rPr>
-          <w:rFonts w:ascii="Vazirmatn" w:hAnsi="Vazirmatn" w:cs="Vazirmatn"/>
+          <w:rFonts w:ascii="Vazirmatn" w:hAnsi="Vazirmatn" w:cs="Vazirmatn" w:eastAsia="Vazirmatn"/>
           <w:sz w:val="21"/>
           <w:szCs w:val="21"/>
           <w:color w:val="2D2D2D"/>
           <w:lang w:val="en-US" w:bidi="fa-IR"/>
+          <w:rtl w:val="1"/>
+          <w:cs w:val="1"/>
         </w:rPr>
         <w:t>نقل‌قول</w:t>
       </w:r>
       <w:r>
         <w:rPr>
-          <w:rFonts w:ascii="Vazirmatn" w:hAnsi="Vazirmatn" w:cs="Vazirmatn"/>
+          <w:rFonts w:ascii="Vazirmatn" w:hAnsi="Vazirmatn" w:cs="Vazirmatn" w:eastAsia="Vazirmatn"/>
           <w:sz w:val="21"/>
           <w:szCs w:val="21"/>
           <w:color w:val="2D2D2D"/>
           <w:lang w:val="en-US" w:bidi="fa-IR"/>
+          <w:rtl w:val="1"/>
+          <w:cs w:val="1"/>
         </w:rPr>
         <w:t xml:space="preserve"> </w:t>
       </w:r>
       <w:r>
         <w:rPr>
-          <w:rFonts w:ascii="Vazirmatn" w:hAnsi="Vazirmatn" w:cs="Vazirmatn"/>
+          <w:rFonts w:ascii="Vazirmatn" w:hAnsi="Vazirmatn" w:cs="Vazirmatn" w:eastAsia="Vazirmatn"/>
           <w:sz w:val="21"/>
           <w:szCs w:val="21"/>
           <w:color w:val="2D2D2D"/>
           <w:lang w:val="en-US" w:bidi="fa-IR"/>
+          <w:rtl w:val="1"/>
+          <w:cs w:val="1"/>
         </w:rPr>
         <w:t>استاندارد</w:t>
       </w:r>
       <w:r>
         <w:rPr>
-          <w:rFonts w:ascii="Vazirmatn" w:hAnsi="Vazirmatn" w:cs="Vazirmatn"/>
+          <w:rFonts w:ascii="Vazirmatn" w:hAnsi="Vazirmatn" w:cs="Vazirmatn" w:eastAsia="Vazirmatn"/>
           <w:sz w:val="21"/>
           <w:szCs w:val="21"/>
           <w:color w:val="2D2D2D"/>
           <w:lang w:val="en-US" w:bidi="fa-IR"/>
+          <w:rtl w:val="1"/>
+          <w:cs w:val="1"/>
         </w:rPr>
         <w:t xml:space="preserve"> </w:t>
       </w:r>
       <w:r>
         <w:rPr>
-          <w:rFonts w:ascii="Vazirmatn" w:hAnsi="Vazirmatn" w:cs="Vazirmatn"/>
+          <w:rFonts w:ascii="Vazirmatn" w:hAnsi="Vazirmatn" w:cs="Vazirmatn" w:eastAsia="Vazirmatn"/>
           <w:sz w:val="21"/>
           <w:szCs w:val="21"/>
           <w:color w:val="2D2D2D"/>
           <w:lang w:val="en-US" w:bidi="fa-IR"/>
+          <w:rtl w:val="1"/>
+          <w:cs w:val="1"/>
         </w:rPr>
         <w:t>برای</w:t>
       </w:r>
       <w:r>
         <w:rPr>
-          <w:rFonts w:ascii="Vazirmatn" w:hAnsi="Vazirmatn" w:cs="Vazirmatn"/>
+          <w:rFonts w:ascii="Vazirmatn" w:hAnsi="Vazirmatn" w:cs="Vazirmatn" w:eastAsia="Vazirmatn"/>
           <w:sz w:val="21"/>
           <w:szCs w:val="21"/>
           <w:color w:val="2D2D2D"/>
           <w:lang w:val="en-US" w:bidi="fa-IR"/>
+          <w:rtl w:val="1"/>
+          <w:cs w:val="1"/>
         </w:rPr>
         <w:t xml:space="preserve"> </w:t>
       </w:r>
       <w:r>
         <w:rPr>
-          <w:rFonts w:ascii="Vazirmatn" w:hAnsi="Vazirmatn" w:cs="Vazirmatn"/>
+          <w:rFonts w:ascii="Vazirmatn" w:hAnsi="Vazirmatn" w:cs="Vazirmatn" w:eastAsia="Vazirmatn"/>
           <w:sz w:val="21"/>
           <w:szCs w:val="21"/>
           <w:color w:val="2D2D2D"/>
           <w:lang w:val="en-US" w:bidi="fa-IR"/>
+          <w:rtl w:val="1"/>
+          <w:cs w:val="1"/>
         </w:rPr>
         <w:t>ارزیابی</w:t>
       </w:r>
       <w:r>
         <w:rPr>
-          <w:rFonts w:ascii="Vazirmatn" w:hAnsi="Vazirmatn" w:cs="Vazirmatn"/>
+          <w:rFonts w:ascii="Vazirmatn" w:hAnsi="Vazirmatn" w:cs="Vazirmatn" w:eastAsia="Vazirmatn"/>
           <w:sz w:val="21"/>
           <w:szCs w:val="21"/>
           <w:color w:val="2D2D2D"/>
           <w:lang w:val="en-US" w:bidi="fa-IR"/>
+          <w:rtl w:val="1"/>
+          <w:cs w:val="1"/>
         </w:rPr>
         <w:t xml:space="preserve"> </w:t>
       </w:r>
       <w:r>
         <w:rPr>
-          <w:rFonts w:ascii="Vazirmatn" w:hAnsi="Vazirmatn" w:cs="Vazirmatn"/>
+          <w:rFonts w:ascii="Vazirmatn" w:hAnsi="Vazirmatn" w:cs="Vazirmatn" w:eastAsia="Vazirmatn"/>
           <w:sz w:val="21"/>
           <w:szCs w:val="21"/>
           <w:color w:val="2D2D2D"/>
           <w:lang w:val="en-US" w:bidi="fa-IR"/>
+          <w:rtl w:val="1"/>
+          <w:cs w:val="1"/>
         </w:rPr>
         <w:t>خط</w:t>
       </w:r>
       <w:r>
         <w:rPr>
-          <w:rFonts w:ascii="Vazirmatn" w:hAnsi="Vazirmatn" w:cs="Vazirmatn"/>
+          <w:rFonts w:ascii="Vazirmatn" w:hAnsi="Vazirmatn" w:cs="Vazirmatn" w:eastAsia="Vazirmatn"/>
           <w:sz w:val="21"/>
           <w:szCs w:val="21"/>
           <w:color w:val="2D2D2D"/>
           <w:lang w:val="en-US" w:bidi="fa-IR"/>
+          <w:rtl w:val="1"/>
+          <w:cs w:val="1"/>
         </w:rPr>
         <w:t xml:space="preserve"> </w:t>
       </w:r>
       <w:r>
         <w:rPr>
-          <w:rFonts w:ascii="Vazirmatn" w:hAnsi="Vazirmatn" w:cs="Vazirmatn"/>
+          <w:rFonts w:ascii="Vazirmatn" w:hAnsi="Vazirmatn" w:cs="Vazirmatn" w:eastAsia="Vazirmatn"/>
           <w:sz w:val="21"/>
           <w:szCs w:val="21"/>
           <w:color w:val="2D2D2D"/>
           <w:lang w:val="en-US" w:bidi="fa-IR"/>
+          <w:rtl w:val="1"/>
+          <w:cs w:val="1"/>
         </w:rPr>
         <w:t>بار</w:t>
       </w:r>
       <w:r>
         <w:rPr>
-          <w:rFonts w:ascii="Vazirmatn" w:hAnsi="Vazirmatn" w:cs="Vazirmatn"/>
+          <w:rFonts w:ascii="Vazirmatn" w:hAnsi="Vazirmatn" w:cs="Vazirmatn" w:eastAsia="Vazirmatn"/>
           <w:sz w:val="21"/>
           <w:szCs w:val="21"/>
           <w:color w:val="2D2D2D"/>
           <w:lang w:val="en-US" w:bidi="fa-IR"/>
+          <w:rtl w:val="1"/>
+          <w:cs w:val="1"/>
         </w:rPr>
         <w:t xml:space="preserve"> </w:t>
       </w:r>
       <w:r>
         <w:rPr>
-          <w:rFonts w:ascii="Vazirmatn" w:hAnsi="Vazirmatn" w:cs="Vazirmatn"/>
+          <w:rFonts w:ascii="Vazirmatn" w:hAnsi="Vazirmatn" w:cs="Vazirmatn" w:eastAsia="Vazirmatn"/>
           <w:sz w:val="21"/>
           <w:szCs w:val="21"/>
           <w:color w:val="2D2D2D"/>
           <w:lang w:val="en-US" w:bidi="fa-IR"/>
+          <w:rtl w:val="1"/>
+          <w:cs w:val="1"/>
         </w:rPr>
         <w:t>راست</w:t>
       </w:r>
       <w:r>
         <w:rPr>
-          <w:rFonts w:ascii="Vazirmatn" w:hAnsi="Vazirmatn" w:cs="Vazirmatn"/>
+          <w:rFonts w:ascii="Vazirmatn" w:hAnsi="Vazirmatn" w:cs="Vazirmatn" w:eastAsia="Vazirmatn"/>
           <w:sz w:val="21"/>
           <w:szCs w:val="21"/>
           <w:color w:val="2D2D2D"/>
           <w:lang w:val="en-US" w:bidi="fa-IR"/>
+          <w:rtl w:val="1"/>
+          <w:cs w:val="1"/>
         </w:rPr>
         <w:t xml:space="preserve"> </w:t>
       </w:r>
       <w:r>
         <w:rPr>
-          <w:rFonts w:ascii="Vazirmatn" w:hAnsi="Vazirmatn" w:cs="Vazirmatn"/>
+          <w:rFonts w:ascii="Vazirmatn" w:hAnsi="Vazirmatn" w:cs="Vazirmatn" w:eastAsia="Vazirmatn"/>
           <w:sz w:val="21"/>
           <w:szCs w:val="21"/>
           <w:color w:val="2D2D2D"/>
           <w:lang w:val="en-US" w:bidi="fa-IR"/>
+          <w:rtl w:val="1"/>
+          <w:cs w:val="1"/>
         </w:rPr>
         <w:t>(</w:t>
       </w:r>
       <w:r>
         <w:rPr>
-          <w:rFonts w:ascii="Segoe UI" w:hAnsi="Segoe UI" w:cs="Vazirmatn"/>
+          <w:rFonts w:ascii="Segoe UI" w:hAnsi="Segoe UI" w:cs="Vazirmatn" w:eastAsia="Vazirmatn"/>
           <w:sz w:val="21"/>
           <w:szCs w:val="21"/>
           <w:color w:val="2D2D2D"/>
           <w:lang w:val="en-US" w:bidi="fa-IR"/>
           <w:rtl w:val="0"/>
+          <w:cs w:val="0"/>
         </w:rPr>
         <w:t>Quote</w:t>
       </w:r>
       <w:r>
         <w:rPr>
-          <w:rFonts w:ascii="Vazirmatn" w:hAnsi="Vazirmatn" w:cs="Vazirmatn"/>
+          <w:rFonts w:ascii="Vazirmatn" w:hAnsi="Vazirmatn" w:cs="Vazirmatn" w:eastAsia="Vazirmatn"/>
           <w:sz w:val="21"/>
           <w:szCs w:val="21"/>
           <w:color w:val="2D2D2D"/>
           <w:lang w:val="en-US" w:bidi="fa-IR"/>
+          <w:rtl w:val="1"/>
+          <w:cs w:val="1"/>
         </w:rPr>
         <w:t xml:space="preserve"> </w:t>
       </w:r>
       <w:r>
         <w:rPr>
-          <w:rFonts w:ascii="Segoe UI" w:hAnsi="Segoe UI" w:cs="Vazirmatn"/>
+          <w:rFonts w:ascii="Segoe UI" w:hAnsi="Segoe UI" w:cs="Vazirmatn" w:eastAsia="Vazirmatn"/>
           <w:sz w:val="21"/>
           <w:szCs w:val="21"/>
           <w:color w:val="2D2D2D"/>
           <w:lang w:val="en-US" w:bidi="fa-IR"/>
           <w:rtl w:val="0"/>
+          <w:cs w:val="0"/>
         </w:rPr>
         <w:t>Right</w:t>
       </w:r>
       <w:r>
         <w:rPr>
-          <w:rFonts w:ascii="Vazirmatn" w:hAnsi="Vazirmatn" w:cs="Vazirmatn"/>
+          <w:rFonts w:ascii="Vazirmatn" w:hAnsi="Vazirmatn" w:cs="Vazirmatn" w:eastAsia="Vazirmatn"/>
           <w:sz w:val="21"/>
           <w:szCs w:val="21"/>
           <w:color w:val="2D2D2D"/>
           <w:lang w:val="en-US" w:bidi="fa-IR"/>
+          <w:rtl w:val="1"/>
+          <w:cs w:val="1"/>
         </w:rPr>
         <w:t xml:space="preserve"> </w:t>
       </w:r>
       <w:r>
         <w:rPr>
-          <w:rFonts w:ascii="Segoe UI" w:hAnsi="Segoe UI" w:cs="Vazirmatn"/>
+          <w:rFonts w:ascii="Segoe UI" w:hAnsi="Segoe UI" w:cs="Vazirmatn" w:eastAsia="Vazirmatn"/>
           <w:sz w:val="21"/>
           <w:szCs w:val="21"/>
           <w:color w:val="2D2D2D"/>
           <w:lang w:val="en-US" w:bidi="fa-IR"/>
           <w:rtl w:val="0"/>
+          <w:cs w:val="0"/>
         </w:rPr>
         <w:t>Bar</w:t>
       </w:r>
       <w:r>
         <w:rPr>
-          <w:rFonts w:ascii="Vazirmatn" w:hAnsi="Vazirmatn" w:cs="Vazirmatn"/>
+          <w:rFonts w:ascii="Vazirmatn" w:hAnsi="Vazirmatn" w:cs="Vazirmatn" w:eastAsia="Vazirmatn"/>
           <w:sz w:val="21"/>
           <w:szCs w:val="21"/>
           <w:color w:val="2D2D2D"/>
           <w:lang w:val="en-US" w:bidi="fa-IR"/>
+          <w:rtl w:val="1"/>
+          <w:cs w:val="1"/>
         </w:rPr>
         <w:t>)</w:t>
       </w:r>
       <w:r>
         <w:rPr>
-          <w:rFonts w:ascii="Vazirmatn" w:hAnsi="Vazirmatn" w:cs="Vazirmatn"/>
+          <w:rFonts w:ascii="Vazirmatn" w:hAnsi="Vazirmatn" w:cs="Vazirmatn" w:eastAsia="Vazirmatn"/>
           <w:sz w:val="21"/>
           <w:szCs w:val="21"/>
           <w:color w:val="2D2D2D"/>
           <w:lang w:val="en-US" w:bidi="fa-IR"/>
+          <w:rtl w:val="1"/>
+          <w:cs w:val="1"/>
         </w:rPr>
         <w:t xml:space="preserve"> </w:t>
       </w:r>
       <w:r>
         <w:rPr>
-          <w:rFonts w:ascii="Vazirmatn" w:hAnsi="Vazirmatn" w:cs="Vazirmatn"/>
+          <w:rFonts w:ascii="Vazirmatn" w:hAnsi="Vazirmatn" w:cs="Vazirmatn" w:eastAsia="Vazirmatn"/>
           <w:sz w:val="21"/>
           <w:szCs w:val="21"/>
           <w:color w:val="2D2D2D"/>
           <w:lang w:val="en-US" w:bidi="fa-IR"/>
+          <w:rtl w:val="1"/>
+          <w:cs w:val="1"/>
         </w:rPr>
         <w:t>و</w:t>
       </w:r>
       <w:r>
         <w:rPr>
-          <w:rFonts w:ascii="Vazirmatn" w:hAnsi="Vazirmatn" w:cs="Vazirmatn"/>
+          <w:rFonts w:ascii="Vazirmatn" w:hAnsi="Vazirmatn" w:cs="Vazirmatn" w:eastAsia="Vazirmatn"/>
           <w:sz w:val="21"/>
           <w:szCs w:val="21"/>
           <w:color w:val="2D2D2D"/>
           <w:lang w:val="en-US" w:bidi="fa-IR"/>
+          <w:rtl w:val="1"/>
+          <w:cs w:val="1"/>
         </w:rPr>
         <w:t xml:space="preserve"> </w:t>
       </w:r>
       <w:r>
         <w:rPr>
-          <w:rFonts w:ascii="Vazirmatn" w:hAnsi="Vazirmatn" w:cs="Vazirmatn"/>
+          <w:rFonts w:ascii="Vazirmatn" w:hAnsi="Vazirmatn" w:cs="Vazirmatn" w:eastAsia="Vazirmatn"/>
           <w:sz w:val="21"/>
           <w:szCs w:val="21"/>
           <w:color w:val="2D2D2D"/>
           <w:lang w:val="en-US" w:bidi="fa-IR"/>
+          <w:rtl w:val="1"/>
+          <w:cs w:val="1"/>
         </w:rPr>
         <w:t>چینش</w:t>
       </w:r>
       <w:r>
         <w:rPr>
-          <w:rFonts w:ascii="Vazirmatn" w:hAnsi="Vazirmatn" w:cs="Vazirmatn"/>
+          <w:rFonts w:ascii="Vazirmatn" w:hAnsi="Vazirmatn" w:cs="Vazirmatn" w:eastAsia="Vazirmatn"/>
           <w:sz w:val="21"/>
           <w:szCs w:val="21"/>
           <w:color w:val="2D2D2D"/>
           <w:lang w:val="en-US" w:bidi="fa-IR"/>
+          <w:rtl w:val="1"/>
+          <w:cs w:val="1"/>
         </w:rPr>
         <w:t xml:space="preserve"> </w:t>
       </w:r>
       <w:r>
         <w:rPr>
-          <w:rFonts w:ascii="Vazirmatn" w:hAnsi="Vazirmatn" w:cs="Vazirmatn"/>
+          <w:rFonts w:ascii="Vazirmatn" w:hAnsi="Vazirmatn" w:cs="Vazirmatn" w:eastAsia="Vazirmatn"/>
           <w:sz w:val="21"/>
           <w:szCs w:val="21"/>
           <w:color w:val="2D2D2D"/>
           <w:lang w:val="en-US" w:bidi="fa-IR"/>
+          <w:rtl w:val="1"/>
+          <w:cs w:val="1"/>
         </w:rPr>
         <w:t>پاراگراف</w:t>
       </w:r>
       <w:r>
         <w:rPr>
-          <w:rFonts w:ascii="Vazirmatn" w:hAnsi="Vazirmatn" w:cs="Vazirmatn"/>
+          <w:rFonts w:ascii="Vazirmatn" w:hAnsi="Vazirmatn" w:cs="Vazirmatn" w:eastAsia="Vazirmatn"/>
           <w:sz w:val="21"/>
           <w:szCs w:val="21"/>
           <w:color w:val="2D2D2D"/>
           <w:lang w:val="en-US" w:bidi="fa-IR"/>
+          <w:rtl w:val="1"/>
+          <w:cs w:val="1"/>
         </w:rPr>
         <w:t xml:space="preserve"> </w:t>
       </w:r>
       <w:r>
         <w:rPr>
-          <w:rFonts w:ascii="Vazirmatn" w:hAnsi="Vazirmatn" w:cs="Vazirmatn"/>
+          <w:rFonts w:ascii="Vazirmatn" w:hAnsi="Vazirmatn" w:cs="Vazirmatn" w:eastAsia="Vazirmatn"/>
           <w:sz w:val="21"/>
           <w:szCs w:val="21"/>
           <w:color w:val="2D2D2D"/>
           <w:lang w:val="en-US" w:bidi="fa-IR"/>
+          <w:rtl w:val="1"/>
+          <w:cs w:val="1"/>
         </w:rPr>
         <w:t>در</w:t>
       </w:r>
       <w:r>
         <w:rPr>
-          <w:rFonts w:ascii="Vazirmatn" w:hAnsi="Vazirmatn" w:cs="Vazirmatn"/>
+          <w:rFonts w:ascii="Vazirmatn" w:hAnsi="Vazirmatn" w:cs="Vazirmatn" w:eastAsia="Vazirmatn"/>
           <w:sz w:val="21"/>
           <w:szCs w:val="21"/>
           <w:color w:val="2D2D2D"/>
           <w:lang w:val="en-US" w:bidi="fa-IR"/>
+          <w:rtl w:val="1"/>
+          <w:cs w:val="1"/>
         </w:rPr>
         <w:t xml:space="preserve"> </w:t>
       </w:r>
       <w:r>
         <w:rPr>
-          <w:rFonts w:ascii="Vazirmatn" w:hAnsi="Vazirmatn" w:cs="Vazirmatn"/>
+          <w:rFonts w:ascii="Vazirmatn" w:hAnsi="Vazirmatn" w:cs="Vazirmatn" w:eastAsia="Vazirmatn"/>
           <w:sz w:val="21"/>
           <w:szCs w:val="21"/>
           <w:color w:val="2D2D2D"/>
           <w:lang w:val="en-US" w:bidi="fa-IR"/>
+          <w:rtl w:val="1"/>
+          <w:cs w:val="1"/>
         </w:rPr>
         <w:t>محیط</w:t>
       </w:r>
       <w:r>
         <w:rPr>
-          <w:rFonts w:ascii="Vazirmatn" w:hAnsi="Vazirmatn" w:cs="Vazirmatn"/>
+          <w:rFonts w:ascii="Vazirmatn" w:hAnsi="Vazirmatn" w:cs="Vazirmatn" w:eastAsia="Vazirmatn"/>
           <w:sz w:val="21"/>
           <w:szCs w:val="21"/>
           <w:color w:val="2D2D2D"/>
           <w:lang w:val="en-US" w:bidi="fa-IR"/>
+          <w:rtl w:val="1"/>
+          <w:cs w:val="1"/>
         </w:rPr>
         <w:t xml:space="preserve"> </w:t>
       </w:r>
       <w:r>
         <w:rPr>
-          <w:rFonts w:ascii="Vazirmatn" w:hAnsi="Vazirmatn" w:cs="Vazirmatn"/>
+          <w:rFonts w:ascii="Vazirmatn" w:hAnsi="Vazirmatn" w:cs="Vazirmatn" w:eastAsia="Vazirmatn"/>
           <w:sz w:val="21"/>
           <w:szCs w:val="21"/>
           <w:color w:val="2D2D2D"/>
           <w:lang w:val="en-US" w:bidi="fa-IR"/>
+          <w:rtl w:val="1"/>
+          <w:cs w:val="1"/>
         </w:rPr>
         <w:t>راست‌به‌چپ</w:t>
       </w:r>
       <w:r>
         <w:rPr>
-          <w:rFonts w:ascii="Vazirmatn" w:hAnsi="Vazirmatn" w:cs="Vazirmatn"/>
+          <w:rFonts w:ascii="Vazirmatn" w:hAnsi="Vazirmatn" w:cs="Vazirmatn" w:eastAsia="Vazirmatn"/>
           <w:sz w:val="21"/>
           <w:szCs w:val="21"/>
           <w:color w:val="2D2D2D"/>
           <w:lang w:val="en-US" w:bidi="fa-IR"/>
+          <w:rtl w:val="1"/>
+          <w:cs w:val="1"/>
         </w:rPr>
         <w:t xml:space="preserve"> </w:t>
       </w:r>
       <w:r>
         <w:rPr>
-          <w:rFonts w:ascii="Vazirmatn" w:hAnsi="Vazirmatn" w:cs="Vazirmatn"/>
+          <w:rFonts w:ascii="Vazirmatn" w:hAnsi="Vazirmatn" w:cs="Vazirmatn" w:eastAsia="Vazirmatn"/>
           <w:sz w:val="21"/>
           <w:szCs w:val="21"/>
           <w:color w:val="2D2D2D"/>
           <w:lang w:val="en-US" w:bidi="fa-IR"/>
+          <w:rtl w:val="1"/>
+          <w:cs w:val="1"/>
         </w:rPr>
         <w:t>است.</w:t>
       </w:r>
@@ -4105,7 +4789,7 @@
                     <pic:cNvPicPr/>
                   </pic:nvPicPr>
                   <pic:blipFill>
-                    <a:blip r:embed="rId9"/>
+                    <a:blip r:embed="rId15"/>
                     <a:stretch>
                       <a:fillRect/>
                     </a:stretch>
@@ -4132,11 +4816,13 @@
       </w:pPr>
       <w:r>
         <w:rPr>
-          <w:rFonts w:ascii="Vazirmatn" w:hAnsi="Vazirmatn" w:cs="Vazirmatn"/>
+          <w:rFonts w:ascii="Vazirmatn" w:hAnsi="Vazirmatn" w:cs="Vazirmatn" w:eastAsia="Vazirmatn"/>
           <w:sz w:val="19"/>
           <w:szCs w:val="19"/>
           <w:color w:val="5A5A5A"/>
           <w:lang w:val="en-US" w:bidi="fa-IR"/>
+          <w:rtl w:val="1"/>
+          <w:cs w:val="1"/>
         </w:rPr>
         <w:t>شکل ۱-۱. معماری جامع ماژول‌های سامانه</w:t>
       </w:r>
@@ -4182,7 +4868,7 @@
             </w:pPr>
             <w:r>
               <w:rPr>
-                <w:rFonts w:ascii="Vazirmatn" w:hAnsi="Vazirmatn" w:cs="Vazirmatn"/>
+                <w:rFonts w:ascii="Vazirmatn" w:hAnsi="Vazirmatn" w:cs="Vazirmatn" w:eastAsia="Vazirmatn"/>
                 <w:sz w:val="28"/>
                 <w:szCs w:val="28"/>
                 <w:b/>
@@ -4222,91 +4908,105 @@
             <w:bookmarkStart w:id="3" w:name="md____________________modules_s_ee37827e"/>
             <w:r>
               <w:rPr>
-                <w:rFonts w:ascii="Vazirmatn" w:hAnsi="Vazirmatn" w:cs="Vazirmatn"/>
+                <w:rFonts w:ascii="Vazirmatn" w:hAnsi="Vazirmatn" w:cs="Vazirmatn" w:eastAsia="Vazirmatn"/>
                 <w:sz w:val="28"/>
                 <w:szCs w:val="28"/>
                 <w:b/>
                 <w:bCs/>
                 <w:color w:val="2D2D2D"/>
                 <w:lang w:val="en-US" w:bidi="fa-IR"/>
+                <w:rtl w:val="1"/>
+                <w:cs w:val="1"/>
               </w:rPr>
               <w:t>جدول</w:t>
             </w:r>
             <w:r>
               <w:rPr>
-                <w:rFonts w:ascii="Vazirmatn" w:hAnsi="Vazirmatn" w:cs="Vazirmatn"/>
+                <w:rFonts w:ascii="Vazirmatn" w:hAnsi="Vazirmatn" w:cs="Vazirmatn" w:eastAsia="Vazirmatn"/>
                 <w:sz w:val="28"/>
                 <w:szCs w:val="28"/>
                 <w:b/>
                 <w:bCs/>
                 <w:color w:val="2D2D2D"/>
                 <w:lang w:val="en-US" w:bidi="fa-IR"/>
+                <w:rtl w:val="1"/>
+                <w:cs w:val="1"/>
               </w:rPr>
               <w:t xml:space="preserve"> </w:t>
             </w:r>
             <w:r>
               <w:rPr>
-                <w:rFonts w:ascii="Vazirmatn" w:hAnsi="Vazirmatn" w:cs="Vazirmatn"/>
+                <w:rFonts w:ascii="Vazirmatn" w:hAnsi="Vazirmatn" w:cs="Vazirmatn" w:eastAsia="Vazirmatn"/>
                 <w:sz w:val="28"/>
                 <w:szCs w:val="28"/>
                 <w:b/>
                 <w:bCs/>
                 <w:color w:val="2D2D2D"/>
                 <w:lang w:val="en-US" w:bidi="fa-IR"/>
+                <w:rtl w:val="1"/>
+                <w:cs w:val="1"/>
               </w:rPr>
               <w:t>وضعیت</w:t>
             </w:r>
             <w:r>
               <w:rPr>
-                <w:rFonts w:ascii="Vazirmatn" w:hAnsi="Vazirmatn" w:cs="Vazirmatn"/>
+                <w:rFonts w:ascii="Vazirmatn" w:hAnsi="Vazirmatn" w:cs="Vazirmatn" w:eastAsia="Vazirmatn"/>
                 <w:sz w:val="28"/>
                 <w:szCs w:val="28"/>
                 <w:b/>
                 <w:bCs/>
                 <w:color w:val="2D2D2D"/>
                 <w:lang w:val="en-US" w:bidi="fa-IR"/>
+                <w:rtl w:val="1"/>
+                <w:cs w:val="1"/>
               </w:rPr>
               <w:t xml:space="preserve"> </w:t>
             </w:r>
             <w:r>
               <w:rPr>
-                <w:rFonts w:ascii="Vazirmatn" w:hAnsi="Vazirmatn" w:cs="Vazirmatn"/>
+                <w:rFonts w:ascii="Vazirmatn" w:hAnsi="Vazirmatn" w:cs="Vazirmatn" w:eastAsia="Vazirmatn"/>
                 <w:sz w:val="28"/>
                 <w:szCs w:val="28"/>
                 <w:b/>
                 <w:bCs/>
                 <w:color w:val="2D2D2D"/>
                 <w:lang w:val="en-US" w:bidi="fa-IR"/>
+                <w:rtl w:val="1"/>
+                <w:cs w:val="1"/>
               </w:rPr>
               <w:t>ماژول‌ها</w:t>
             </w:r>
             <w:r>
               <w:rPr>
-                <w:rFonts w:ascii="Vazirmatn" w:hAnsi="Vazirmatn" w:cs="Vazirmatn"/>
+                <w:rFonts w:ascii="Vazirmatn" w:hAnsi="Vazirmatn" w:cs="Vazirmatn" w:eastAsia="Vazirmatn"/>
                 <w:sz w:val="28"/>
                 <w:szCs w:val="28"/>
                 <w:b/>
                 <w:bCs/>
                 <w:color w:val="2D2D2D"/>
                 <w:lang w:val="en-US" w:bidi="fa-IR"/>
+                <w:rtl w:val="1"/>
+                <w:cs w:val="1"/>
               </w:rPr>
               <w:t xml:space="preserve"> </w:t>
             </w:r>
             <w:r>
               <w:rPr>
-                <w:rFonts w:ascii="Vazirmatn" w:hAnsi="Vazirmatn" w:cs="Vazirmatn"/>
+                <w:rFonts w:ascii="Vazirmatn" w:hAnsi="Vazirmatn" w:cs="Vazirmatn" w:eastAsia="Vazirmatn"/>
                 <w:sz w:val="28"/>
                 <w:szCs w:val="28"/>
                 <w:b/>
                 <w:bCs/>
                 <w:color w:val="2D2D2D"/>
                 <w:lang w:val="en-US" w:bidi="fa-IR"/>
+                <w:rtl w:val="1"/>
+                <w:cs w:val="1"/>
               </w:rPr>
               <w:t>(</w:t>
             </w:r>
             <w:r>
               <w:rPr>
-                <w:rFonts w:ascii="Segoe UI" w:hAnsi="Segoe UI" w:cs="Vazirmatn"/>
+                <w:rFonts w:ascii="Segoe UI" w:hAnsi="Segoe UI" w:cs="Vazirmatn" w:eastAsia="Vazirmatn"/>
                 <w:sz w:val="28"/>
                 <w:szCs w:val="28"/>
                 <w:b/>
@@ -4314,24 +5014,27 @@
                 <w:color w:val="2D2D2D"/>
                 <w:lang w:val="en-US" w:bidi="fa-IR"/>
                 <w:rtl w:val="0"/>
+                <w:cs w:val="0"/>
               </w:rPr>
               <w:t>Modules</w:t>
             </w:r>
             <w:r>
               <w:rPr>
-                <w:rFonts w:ascii="Vazirmatn" w:hAnsi="Vazirmatn" w:cs="Vazirmatn"/>
+                <w:rFonts w:ascii="Vazirmatn" w:hAnsi="Vazirmatn" w:cs="Vazirmatn" w:eastAsia="Vazirmatn"/>
                 <w:sz w:val="28"/>
                 <w:szCs w:val="28"/>
                 <w:b/>
                 <w:bCs/>
                 <w:color w:val="2D2D2D"/>
                 <w:lang w:val="en-US" w:bidi="fa-IR"/>
+                <w:rtl w:val="1"/>
+                <w:cs w:val="1"/>
               </w:rPr>
               <w:t xml:space="preserve"> </w:t>
             </w:r>
             <w:r>
               <w:rPr>
-                <w:rFonts w:ascii="Segoe UI" w:hAnsi="Segoe UI" w:cs="Vazirmatn"/>
+                <w:rFonts w:ascii="Segoe UI" w:hAnsi="Segoe UI" w:cs="Vazirmatn" w:eastAsia="Vazirmatn"/>
                 <w:sz w:val="28"/>
                 <w:szCs w:val="28"/>
                 <w:b/>
@@ -4339,24 +5042,27 @@
                 <w:color w:val="2D2D2D"/>
                 <w:lang w:val="en-US" w:bidi="fa-IR"/>
                 <w:rtl w:val="0"/>
+                <w:cs w:val="0"/>
               </w:rPr>
               <w:t>Status</w:t>
             </w:r>
             <w:r>
               <w:rPr>
-                <w:rFonts w:ascii="Vazirmatn" w:hAnsi="Vazirmatn" w:cs="Vazirmatn"/>
+                <w:rFonts w:ascii="Vazirmatn" w:hAnsi="Vazirmatn" w:cs="Vazirmatn" w:eastAsia="Vazirmatn"/>
                 <w:sz w:val="28"/>
                 <w:szCs w:val="28"/>
                 <w:b/>
                 <w:bCs/>
                 <w:color w:val="2D2D2D"/>
                 <w:lang w:val="en-US" w:bidi="fa-IR"/>
+                <w:rtl w:val="1"/>
+                <w:cs w:val="1"/>
               </w:rPr>
               <w:t xml:space="preserve"> </w:t>
             </w:r>
             <w:r>
               <w:rPr>
-                <w:rFonts w:ascii="Segoe UI" w:hAnsi="Segoe UI" w:cs="Vazirmatn"/>
+                <w:rFonts w:ascii="Segoe UI" w:hAnsi="Segoe UI" w:cs="Vazirmatn" w:eastAsia="Vazirmatn"/>
                 <w:sz w:val="28"/>
                 <w:szCs w:val="28"/>
                 <w:b/>
@@ -4364,18 +5070,21 @@
                 <w:color w:val="2D2D2D"/>
                 <w:lang w:val="en-US" w:bidi="fa-IR"/>
                 <w:rtl w:val="0"/>
+                <w:cs w:val="0"/>
               </w:rPr>
               <w:t>Matrix</w:t>
             </w:r>
             <w:r>
               <w:rPr>
-                <w:rFonts w:ascii="Vazirmatn" w:hAnsi="Vazirmatn" w:cs="Vazirmatn"/>
+                <w:rFonts w:ascii="Vazirmatn" w:hAnsi="Vazirmatn" w:cs="Vazirmatn" w:eastAsia="Vazirmatn"/>
                 <w:sz w:val="28"/>
                 <w:szCs w:val="28"/>
                 <w:b/>
                 <w:bCs/>
                 <w:color w:val="2D2D2D"/>
                 <w:lang w:val="en-US" w:bidi="fa-IR"/>
+                <w:rtl w:val="1"/>
+                <w:cs w:val="1"/>
               </w:rPr>
               <w:t>)</w:t>
             </w:r>
@@ -4395,322 +5104,384 @@
       <w:pPr>
         <w:bidi w:val="1"/>
         <w:spacing w:line="336" w:lineRule="auto" w:after="120"/>
-        <w:jc w:val="both"/>
+        <w:jc w:val="right"/>
       </w:pPr>
       <w:r>
         <w:rPr>
-          <w:rFonts w:ascii="Vazirmatn" w:hAnsi="Vazirmatn" w:cs="Vazirmatn"/>
+          <w:rFonts w:ascii="Vazirmatn" w:hAnsi="Vazirmatn" w:cs="Vazirmatn" w:eastAsia="Vazirmatn"/>
           <w:sz w:val="22"/>
           <w:szCs w:val="22"/>
           <w:color w:val="2D2D2D"/>
           <w:lang w:val="en-US" w:bidi="fa-IR"/>
+          <w:rtl w:val="1"/>
+          <w:cs w:val="1"/>
         </w:rPr>
         <w:t>جدول</w:t>
       </w:r>
       <w:r>
         <w:rPr>
-          <w:rFonts w:ascii="Vazirmatn" w:hAnsi="Vazirmatn" w:cs="Vazirmatn"/>
+          <w:rFonts w:ascii="Vazirmatn" w:hAnsi="Vazirmatn" w:cs="Vazirmatn" w:eastAsia="Vazirmatn"/>
           <w:sz w:val="22"/>
           <w:szCs w:val="22"/>
           <w:color w:val="2D2D2D"/>
           <w:lang w:val="en-US" w:bidi="fa-IR"/>
+          <w:rtl w:val="1"/>
+          <w:cs w:val="1"/>
         </w:rPr>
         <w:t xml:space="preserve"> </w:t>
       </w:r>
       <w:r>
         <w:rPr>
-          <w:rFonts w:ascii="Vazirmatn" w:hAnsi="Vazirmatn" w:cs="Vazirmatn"/>
+          <w:rFonts w:ascii="Vazirmatn" w:hAnsi="Vazirmatn" w:cs="Vazirmatn" w:eastAsia="Vazirmatn"/>
           <w:sz w:val="22"/>
           <w:szCs w:val="22"/>
           <w:color w:val="2D2D2D"/>
           <w:lang w:val="en-US" w:bidi="fa-IR"/>
+          <w:rtl w:val="1"/>
+          <w:cs w:val="1"/>
         </w:rPr>
         <w:t>زیر</w:t>
       </w:r>
       <w:r>
         <w:rPr>
-          <w:rFonts w:ascii="Vazirmatn" w:hAnsi="Vazirmatn" w:cs="Vazirmatn"/>
+          <w:rFonts w:ascii="Vazirmatn" w:hAnsi="Vazirmatn" w:cs="Vazirmatn" w:eastAsia="Vazirmatn"/>
           <w:sz w:val="22"/>
           <w:szCs w:val="22"/>
           <w:color w:val="2D2D2D"/>
           <w:lang w:val="en-US" w:bidi="fa-IR"/>
+          <w:rtl w:val="1"/>
+          <w:cs w:val="1"/>
         </w:rPr>
         <w:t xml:space="preserve"> </w:t>
       </w:r>
       <w:r>
         <w:rPr>
-          <w:rFonts w:ascii="Vazirmatn" w:hAnsi="Vazirmatn" w:cs="Vazirmatn"/>
+          <w:rFonts w:ascii="Vazirmatn" w:hAnsi="Vazirmatn" w:cs="Vazirmatn" w:eastAsia="Vazirmatn"/>
           <w:sz w:val="22"/>
           <w:szCs w:val="22"/>
           <w:color w:val="2D2D2D"/>
           <w:lang w:val="en-US" w:bidi="fa-IR"/>
+          <w:rtl w:val="1"/>
+          <w:cs w:val="1"/>
         </w:rPr>
         <w:t>سازگاری</w:t>
       </w:r>
       <w:r>
         <w:rPr>
-          <w:rFonts w:ascii="Vazirmatn" w:hAnsi="Vazirmatn" w:cs="Vazirmatn"/>
+          <w:rFonts w:ascii="Vazirmatn" w:hAnsi="Vazirmatn" w:cs="Vazirmatn" w:eastAsia="Vazirmatn"/>
           <w:sz w:val="22"/>
           <w:szCs w:val="22"/>
           <w:color w:val="2D2D2D"/>
           <w:lang w:val="en-US" w:bidi="fa-IR"/>
+          <w:rtl w:val="1"/>
+          <w:cs w:val="1"/>
         </w:rPr>
         <w:t xml:space="preserve"> </w:t>
       </w:r>
       <w:r>
         <w:rPr>
-          <w:rFonts w:ascii="Vazirmatn" w:hAnsi="Vazirmatn" w:cs="Vazirmatn"/>
+          <w:rFonts w:ascii="Vazirmatn" w:hAnsi="Vazirmatn" w:cs="Vazirmatn" w:eastAsia="Vazirmatn"/>
           <w:sz w:val="22"/>
           <w:szCs w:val="22"/>
           <w:color w:val="2D2D2D"/>
           <w:lang w:val="en-US" w:bidi="fa-IR"/>
+          <w:rtl w:val="1"/>
+          <w:cs w:val="1"/>
         </w:rPr>
         <w:t>ستون‌ها،</w:t>
       </w:r>
       <w:r>
         <w:rPr>
-          <w:rFonts w:ascii="Vazirmatn" w:hAnsi="Vazirmatn" w:cs="Vazirmatn"/>
+          <w:rFonts w:ascii="Vazirmatn" w:hAnsi="Vazirmatn" w:cs="Vazirmatn" w:eastAsia="Vazirmatn"/>
           <w:sz w:val="22"/>
           <w:szCs w:val="22"/>
           <w:color w:val="2D2D2D"/>
           <w:lang w:val="en-US" w:bidi="fa-IR"/>
+          <w:rtl w:val="1"/>
+          <w:cs w:val="1"/>
         </w:rPr>
         <w:t xml:space="preserve"> </w:t>
       </w:r>
       <w:r>
         <w:rPr>
-          <w:rFonts w:ascii="Vazirmatn" w:hAnsi="Vazirmatn" w:cs="Vazirmatn"/>
+          <w:rFonts w:ascii="Vazirmatn" w:hAnsi="Vazirmatn" w:cs="Vazirmatn" w:eastAsia="Vazirmatn"/>
           <w:sz w:val="22"/>
           <w:szCs w:val="22"/>
           <w:color w:val="2D2D2D"/>
           <w:lang w:val="en-US" w:bidi="fa-IR"/>
+          <w:rtl w:val="1"/>
+          <w:cs w:val="1"/>
         </w:rPr>
         <w:t>چینش</w:t>
       </w:r>
       <w:r>
         <w:rPr>
-          <w:rFonts w:ascii="Vazirmatn" w:hAnsi="Vazirmatn" w:cs="Vazirmatn"/>
+          <w:rFonts w:ascii="Vazirmatn" w:hAnsi="Vazirmatn" w:cs="Vazirmatn" w:eastAsia="Vazirmatn"/>
           <w:sz w:val="22"/>
           <w:szCs w:val="22"/>
           <w:color w:val="2D2D2D"/>
           <w:lang w:val="en-US" w:bidi="fa-IR"/>
+          <w:rtl w:val="1"/>
+          <w:cs w:val="1"/>
         </w:rPr>
         <w:t xml:space="preserve"> </w:t>
       </w:r>
       <w:r>
         <w:rPr>
-          <w:rFonts w:ascii="Vazirmatn" w:hAnsi="Vazirmatn" w:cs="Vazirmatn"/>
+          <w:rFonts w:ascii="Vazirmatn" w:hAnsi="Vazirmatn" w:cs="Vazirmatn" w:eastAsia="Vazirmatn"/>
           <w:sz w:val="22"/>
           <w:szCs w:val="22"/>
           <w:color w:val="2D2D2D"/>
           <w:lang w:val="en-US" w:bidi="fa-IR"/>
+          <w:rtl w:val="1"/>
+          <w:cs w:val="1"/>
         </w:rPr>
         <w:t>راست‌به‌چپ</w:t>
       </w:r>
       <w:r>
         <w:rPr>
-          <w:rFonts w:ascii="Vazirmatn" w:hAnsi="Vazirmatn" w:cs="Vazirmatn"/>
+          <w:rFonts w:ascii="Vazirmatn" w:hAnsi="Vazirmatn" w:cs="Vazirmatn" w:eastAsia="Vazirmatn"/>
           <w:sz w:val="22"/>
           <w:szCs w:val="22"/>
           <w:color w:val="2D2D2D"/>
           <w:lang w:val="en-US" w:bidi="fa-IR"/>
+          <w:rtl w:val="1"/>
+          <w:cs w:val="1"/>
         </w:rPr>
         <w:t xml:space="preserve"> </w:t>
       </w:r>
       <w:r>
         <w:rPr>
-          <w:rFonts w:ascii="Vazirmatn" w:hAnsi="Vazirmatn" w:cs="Vazirmatn"/>
+          <w:rFonts w:ascii="Vazirmatn" w:hAnsi="Vazirmatn" w:cs="Vazirmatn" w:eastAsia="Vazirmatn"/>
           <w:sz w:val="22"/>
           <w:szCs w:val="22"/>
           <w:color w:val="2D2D2D"/>
           <w:lang w:val="en-US" w:bidi="fa-IR"/>
+          <w:rtl w:val="1"/>
+          <w:cs w:val="1"/>
         </w:rPr>
         <w:t>و</w:t>
       </w:r>
       <w:r>
         <w:rPr>
-          <w:rFonts w:ascii="Vazirmatn" w:hAnsi="Vazirmatn" w:cs="Vazirmatn"/>
+          <w:rFonts w:ascii="Vazirmatn" w:hAnsi="Vazirmatn" w:cs="Vazirmatn" w:eastAsia="Vazirmatn"/>
           <w:sz w:val="22"/>
           <w:szCs w:val="22"/>
           <w:color w:val="2D2D2D"/>
           <w:lang w:val="en-US" w:bidi="fa-IR"/>
+          <w:rtl w:val="1"/>
+          <w:cs w:val="1"/>
         </w:rPr>
         <w:t xml:space="preserve"> </w:t>
       </w:r>
       <w:r>
         <w:rPr>
-          <w:rFonts w:ascii="Vazirmatn" w:hAnsi="Vazirmatn" w:cs="Vazirmatn"/>
+          <w:rFonts w:ascii="Vazirmatn" w:hAnsi="Vazirmatn" w:cs="Vazirmatn" w:eastAsia="Vazirmatn"/>
           <w:sz w:val="22"/>
           <w:szCs w:val="22"/>
           <w:color w:val="2D2D2D"/>
           <w:lang w:val="en-US" w:bidi="fa-IR"/>
+          <w:rtl w:val="1"/>
+          <w:cs w:val="1"/>
         </w:rPr>
         <w:t>سلول‌های</w:t>
       </w:r>
       <w:r>
         <w:rPr>
-          <w:rFonts w:ascii="Vazirmatn" w:hAnsi="Vazirmatn" w:cs="Vazirmatn"/>
+          <w:rFonts w:ascii="Vazirmatn" w:hAnsi="Vazirmatn" w:cs="Vazirmatn" w:eastAsia="Vazirmatn"/>
           <w:sz w:val="22"/>
           <w:szCs w:val="22"/>
           <w:color w:val="2D2D2D"/>
           <w:lang w:val="en-US" w:bidi="fa-IR"/>
+          <w:rtl w:val="1"/>
+          <w:cs w:val="1"/>
         </w:rPr>
         <w:t xml:space="preserve"> </w:t>
       </w:r>
       <w:r>
         <w:rPr>
-          <w:rFonts w:ascii="Vazirmatn" w:hAnsi="Vazirmatn" w:cs="Vazirmatn"/>
+          <w:rFonts w:ascii="Vazirmatn" w:hAnsi="Vazirmatn" w:cs="Vazirmatn" w:eastAsia="Vazirmatn"/>
           <w:sz w:val="22"/>
           <w:szCs w:val="22"/>
           <w:color w:val="2D2D2D"/>
           <w:lang w:val="en-US" w:bidi="fa-IR"/>
+          <w:rtl w:val="1"/>
+          <w:cs w:val="1"/>
         </w:rPr>
         <w:t>حاوی</w:t>
       </w:r>
       <w:r>
         <w:rPr>
-          <w:rFonts w:ascii="Vazirmatn" w:hAnsi="Vazirmatn" w:cs="Vazirmatn"/>
+          <w:rFonts w:ascii="Vazirmatn" w:hAnsi="Vazirmatn" w:cs="Vazirmatn" w:eastAsia="Vazirmatn"/>
           <w:sz w:val="22"/>
           <w:szCs w:val="22"/>
           <w:color w:val="2D2D2D"/>
           <w:lang w:val="en-US" w:bidi="fa-IR"/>
+          <w:rtl w:val="1"/>
+          <w:cs w:val="1"/>
         </w:rPr>
         <w:t xml:space="preserve"> </w:t>
       </w:r>
       <w:r>
         <w:rPr>
-          <w:rFonts w:ascii="Vazirmatn" w:hAnsi="Vazirmatn" w:cs="Vazirmatn"/>
+          <w:rFonts w:ascii="Vazirmatn" w:hAnsi="Vazirmatn" w:cs="Vazirmatn" w:eastAsia="Vazirmatn"/>
           <w:sz w:val="22"/>
           <w:szCs w:val="22"/>
           <w:color w:val="2D2D2D"/>
           <w:lang w:val="en-US" w:bidi="fa-IR"/>
+          <w:rtl w:val="1"/>
+          <w:cs w:val="1"/>
         </w:rPr>
         <w:t>آدرس</w:t>
       </w:r>
       <w:r>
         <w:rPr>
-          <w:rFonts w:ascii="Vazirmatn" w:hAnsi="Vazirmatn" w:cs="Vazirmatn"/>
+          <w:rFonts w:ascii="Vazirmatn" w:hAnsi="Vazirmatn" w:cs="Vazirmatn" w:eastAsia="Vazirmatn"/>
           <w:sz w:val="22"/>
           <w:szCs w:val="22"/>
           <w:color w:val="2D2D2D"/>
           <w:lang w:val="en-US" w:bidi="fa-IR"/>
+          <w:rtl w:val="1"/>
+          <w:cs w:val="1"/>
         </w:rPr>
         <w:t xml:space="preserve"> </w:t>
       </w:r>
       <w:r>
         <w:rPr>
-          <w:rFonts w:ascii="Vazirmatn" w:hAnsi="Vazirmatn" w:cs="Vazirmatn"/>
+          <w:rFonts w:ascii="Vazirmatn" w:hAnsi="Vazirmatn" w:cs="Vazirmatn" w:eastAsia="Vazirmatn"/>
           <w:sz w:val="22"/>
           <w:szCs w:val="22"/>
           <w:color w:val="2D2D2D"/>
           <w:lang w:val="en-US" w:bidi="fa-IR"/>
+          <w:rtl w:val="1"/>
+          <w:cs w:val="1"/>
         </w:rPr>
         <w:t>اینترنتی</w:t>
       </w:r>
       <w:r>
         <w:rPr>
-          <w:rFonts w:ascii="Vazirmatn" w:hAnsi="Vazirmatn" w:cs="Vazirmatn"/>
+          <w:rFonts w:ascii="Vazirmatn" w:hAnsi="Vazirmatn" w:cs="Vazirmatn" w:eastAsia="Vazirmatn"/>
           <w:sz w:val="22"/>
           <w:szCs w:val="22"/>
           <w:color w:val="2D2D2D"/>
           <w:lang w:val="en-US" w:bidi="fa-IR"/>
+          <w:rtl w:val="1"/>
+          <w:cs w:val="1"/>
         </w:rPr>
         <w:t xml:space="preserve"> </w:t>
       </w:r>
       <w:r>
         <w:rPr>
-          <w:rFonts w:ascii="Vazirmatn" w:hAnsi="Vazirmatn" w:cs="Vazirmatn"/>
+          <w:rFonts w:ascii="Vazirmatn" w:hAnsi="Vazirmatn" w:cs="Vazirmatn" w:eastAsia="Vazirmatn"/>
           <w:sz w:val="22"/>
           <w:szCs w:val="22"/>
           <w:color w:val="2D2D2D"/>
           <w:lang w:val="en-US" w:bidi="fa-IR"/>
+          <w:rtl w:val="1"/>
+          <w:cs w:val="1"/>
         </w:rPr>
         <w:t>و</w:t>
       </w:r>
       <w:r>
         <w:rPr>
-          <w:rFonts w:ascii="Vazirmatn" w:hAnsi="Vazirmatn" w:cs="Vazirmatn"/>
+          <w:rFonts w:ascii="Vazirmatn" w:hAnsi="Vazirmatn" w:cs="Vazirmatn" w:eastAsia="Vazirmatn"/>
           <w:sz w:val="22"/>
           <w:szCs w:val="22"/>
           <w:color w:val="2D2D2D"/>
           <w:lang w:val="en-US" w:bidi="fa-IR"/>
+          <w:rtl w:val="1"/>
+          <w:cs w:val="1"/>
         </w:rPr>
         <w:t xml:space="preserve"> </w:t>
       </w:r>
       <w:r>
         <w:rPr>
-          <w:rFonts w:ascii="Vazirmatn" w:hAnsi="Vazirmatn" w:cs="Vazirmatn"/>
+          <w:rFonts w:ascii="Vazirmatn" w:hAnsi="Vazirmatn" w:cs="Vazirmatn" w:eastAsia="Vazirmatn"/>
           <w:sz w:val="22"/>
           <w:szCs w:val="22"/>
           <w:color w:val="2D2D2D"/>
           <w:lang w:val="en-US" w:bidi="fa-IR"/>
+          <w:rtl w:val="1"/>
+          <w:cs w:val="1"/>
         </w:rPr>
         <w:t>نگارش</w:t>
       </w:r>
       <w:r>
         <w:rPr>
-          <w:rFonts w:ascii="Vazirmatn" w:hAnsi="Vazirmatn" w:cs="Vazirmatn"/>
+          <w:rFonts w:ascii="Vazirmatn" w:hAnsi="Vazirmatn" w:cs="Vazirmatn" w:eastAsia="Vazirmatn"/>
           <w:sz w:val="22"/>
           <w:szCs w:val="22"/>
           <w:color w:val="2D2D2D"/>
           <w:lang w:val="en-US" w:bidi="fa-IR"/>
+          <w:rtl w:val="1"/>
+          <w:cs w:val="1"/>
         </w:rPr>
         <w:t xml:space="preserve"> </w:t>
       </w:r>
       <w:r>
         <w:rPr>
-          <w:rFonts w:ascii="Vazirmatn" w:hAnsi="Vazirmatn" w:cs="Vazirmatn"/>
+          <w:rFonts w:ascii="Vazirmatn" w:hAnsi="Vazirmatn" w:cs="Vazirmatn" w:eastAsia="Vazirmatn"/>
           <w:sz w:val="22"/>
           <w:szCs w:val="22"/>
           <w:color w:val="2D2D2D"/>
           <w:lang w:val="en-US" w:bidi="fa-IR"/>
+          <w:rtl w:val="1"/>
+          <w:cs w:val="1"/>
         </w:rPr>
         <w:t>را</w:t>
       </w:r>
       <w:r>
         <w:rPr>
-          <w:rFonts w:ascii="Vazirmatn" w:hAnsi="Vazirmatn" w:cs="Vazirmatn"/>
+          <w:rFonts w:ascii="Vazirmatn" w:hAnsi="Vazirmatn" w:cs="Vazirmatn" w:eastAsia="Vazirmatn"/>
           <w:sz w:val="22"/>
           <w:szCs w:val="22"/>
           <w:color w:val="2D2D2D"/>
           <w:lang w:val="en-US" w:bidi="fa-IR"/>
+          <w:rtl w:val="1"/>
+          <w:cs w:val="1"/>
         </w:rPr>
         <w:t xml:space="preserve"> </w:t>
       </w:r>
       <w:r>
         <w:rPr>
-          <w:rFonts w:ascii="Vazirmatn" w:hAnsi="Vazirmatn" w:cs="Vazirmatn"/>
+          <w:rFonts w:ascii="Vazirmatn" w:hAnsi="Vazirmatn" w:cs="Vazirmatn" w:eastAsia="Vazirmatn"/>
           <w:sz w:val="22"/>
           <w:szCs w:val="22"/>
           <w:color w:val="2D2D2D"/>
           <w:lang w:val="en-US" w:bidi="fa-IR"/>
+          <w:rtl w:val="1"/>
+          <w:cs w:val="1"/>
         </w:rPr>
         <w:t>نشان</w:t>
       </w:r>
       <w:r>
         <w:rPr>
-          <w:rFonts w:ascii="Vazirmatn" w:hAnsi="Vazirmatn" w:cs="Vazirmatn"/>
+          <w:rFonts w:ascii="Vazirmatn" w:hAnsi="Vazirmatn" w:cs="Vazirmatn" w:eastAsia="Vazirmatn"/>
           <w:sz w:val="22"/>
           <w:szCs w:val="22"/>
           <w:color w:val="2D2D2D"/>
           <w:lang w:val="en-US" w:bidi="fa-IR"/>
+          <w:rtl w:val="1"/>
+          <w:cs w:val="1"/>
         </w:rPr>
         <w:t xml:space="preserve"> </w:t>
       </w:r>
       <w:r>
         <w:rPr>
-          <w:rFonts w:ascii="Vazirmatn" w:hAnsi="Vazirmatn" w:cs="Vazirmatn"/>
+          <w:rFonts w:ascii="Vazirmatn" w:hAnsi="Vazirmatn" w:cs="Vazirmatn" w:eastAsia="Vazirmatn"/>
           <w:sz w:val="22"/>
           <w:szCs w:val="22"/>
           <w:color w:val="2D2D2D"/>
           <w:lang w:val="en-US" w:bidi="fa-IR"/>
+          <w:rtl w:val="1"/>
+          <w:cs w:val="1"/>
         </w:rPr>
         <w:t>می‌دهد:</w:t>
       </w:r>
     </w:p>
     <w:tbl>
       <w:tblPr>
-        <w:tblW w:type="dxa" w:w="9638"/>
+        <w:tblW w:type="dxa" w:w="9636"/>
         <w:tblLayout w:type="fixed"/>
         <w:tblLook w:firstColumn="1" w:firstRow="1" w:lastColumn="0" w:lastRow="0" w:noHBand="0" w:noVBand="1" w:val="04A0"/>
         <w:tblDescription w:val="data_table"/>
@@ -4721,7 +5492,7 @@
         <w:gridCol w:w="2190"/>
         <w:gridCol w:w="2190"/>
         <w:gridCol w:w="1752"/>
-        <w:gridCol w:w="1754"/>
+        <w:gridCol w:w="1752"/>
       </w:tblGrid>
       <w:tr>
         <w:trPr>
@@ -4739,10 +5510,10 @@
               <w:right w:w="120" w:type="dxa"/>
             </w:tcMar>
             <w:tcBorders>
-              <w:top w:val="single" w:sz="4" w:space="0" w:color="542380"/>
-              <w:bottom w:val="single" w:sz="4" w:space="0" w:color="542380"/>
-              <w:left w:val="single" w:sz="4" w:space="0" w:color="542380"/>
-              <w:right w:val="single" w:sz="4" w:space="0" w:color="542380"/>
+              <w:top w:val="single" w:sz="4" w:space="0" w:color="PRIMARY_LIGHT"/>
+              <w:bottom w:val="single" w:sz="4" w:space="0" w:color="PRIMARY_LIGHT"/>
+              <w:left w:val="single" w:sz="4" w:space="0" w:color="PRIMARY_LIGHT"/>
+              <w:right w:val="single" w:sz="4" w:space="0" w:color="PRIMARY_LIGHT"/>
             </w:tcBorders>
           </w:tcPr>
           <w:p>
@@ -4753,67 +5524,77 @@
             </w:pPr>
             <w:r>
               <w:rPr>
-                <w:rFonts w:ascii="Vazirmatn" w:hAnsi="Vazirmatn" w:cs="Vazirmatn"/>
+                <w:rFonts w:ascii="Vazirmatn" w:hAnsi="Vazirmatn" w:cs="Vazirmatn" w:eastAsia="Vazirmatn"/>
                 <w:sz w:val="21"/>
                 <w:szCs w:val="21"/>
                 <w:b/>
                 <w:bCs/>
                 <w:color w:val="FFFFFF"/>
                 <w:lang w:val="en-US" w:bidi="fa-IR"/>
+                <w:rtl w:val="1"/>
+                <w:cs w:val="1"/>
               </w:rPr>
               <w:t>شناسه</w:t>
             </w:r>
             <w:r>
               <w:rPr>
-                <w:rFonts w:ascii="Vazirmatn" w:hAnsi="Vazirmatn" w:cs="Vazirmatn"/>
+                <w:rFonts w:ascii="Vazirmatn" w:hAnsi="Vazirmatn" w:cs="Vazirmatn" w:eastAsia="Vazirmatn"/>
                 <w:sz w:val="21"/>
                 <w:szCs w:val="21"/>
                 <w:b/>
                 <w:bCs/>
                 <w:color w:val="FFFFFF"/>
                 <w:lang w:val="en-US" w:bidi="fa-IR"/>
+                <w:rtl w:val="1"/>
+                <w:cs w:val="1"/>
               </w:rPr>
               <w:t xml:space="preserve"> </w:t>
             </w:r>
             <w:r>
               <w:rPr>
-                <w:rFonts w:ascii="Vazirmatn" w:hAnsi="Vazirmatn" w:cs="Vazirmatn"/>
+                <w:rFonts w:ascii="Vazirmatn" w:hAnsi="Vazirmatn" w:cs="Vazirmatn" w:eastAsia="Vazirmatn"/>
                 <w:sz w:val="21"/>
                 <w:szCs w:val="21"/>
                 <w:b/>
                 <w:bCs/>
                 <w:color w:val="FFFFFF"/>
                 <w:lang w:val="en-US" w:bidi="fa-IR"/>
+                <w:rtl w:val="1"/>
+                <w:cs w:val="1"/>
               </w:rPr>
               <w:t>سرویس</w:t>
             </w:r>
             <w:r>
               <w:rPr>
-                <w:rFonts w:ascii="Vazirmatn" w:hAnsi="Vazirmatn" w:cs="Vazirmatn"/>
+                <w:rFonts w:ascii="Vazirmatn" w:hAnsi="Vazirmatn" w:cs="Vazirmatn" w:eastAsia="Vazirmatn"/>
                 <w:sz w:val="21"/>
                 <w:szCs w:val="21"/>
                 <w:b/>
                 <w:bCs/>
                 <w:color w:val="FFFFFF"/>
                 <w:lang w:val="en-US" w:bidi="fa-IR"/>
+                <w:rtl w:val="1"/>
+                <w:cs w:val="1"/>
               </w:rPr>
               <w:t xml:space="preserve"> </w:t>
             </w:r>
             <w:r>
               <w:rPr>
-                <w:rFonts w:ascii="Vazirmatn" w:hAnsi="Vazirmatn" w:cs="Vazirmatn"/>
+                <w:rFonts w:ascii="Vazirmatn" w:hAnsi="Vazirmatn" w:cs="Vazirmatn" w:eastAsia="Vazirmatn"/>
                 <w:sz w:val="21"/>
                 <w:szCs w:val="21"/>
                 <w:b/>
                 <w:bCs/>
                 <w:color w:val="FFFFFF"/>
                 <w:lang w:val="en-US" w:bidi="fa-IR"/>
+                <w:rtl w:val="1"/>
+                <w:cs w:val="1"/>
               </w:rPr>
               <w:t>(</w:t>
             </w:r>
             <w:r>
               <w:rPr>
-                <w:rFonts w:ascii="Segoe UI" w:hAnsi="Segoe UI" w:cs="Vazirmatn"/>
+                <w:rFonts w:ascii="Segoe UI" w:hAnsi="Segoe UI" w:cs="Vazirmatn" w:eastAsia="Vazirmatn"/>
                 <w:sz w:val="21"/>
                 <w:szCs w:val="21"/>
                 <w:b/>
@@ -4821,24 +5602,27 @@
                 <w:color w:val="FFFFFF"/>
                 <w:lang w:val="en-US" w:bidi="fa-IR"/>
                 <w:rtl w:val="0"/>
+                <w:cs w:val="0"/>
               </w:rPr>
               <w:t>Service</w:t>
             </w:r>
             <w:r>
               <w:rPr>
-                <w:rFonts w:ascii="Vazirmatn" w:hAnsi="Vazirmatn" w:cs="Vazirmatn"/>
+                <w:rFonts w:ascii="Vazirmatn" w:hAnsi="Vazirmatn" w:cs="Vazirmatn" w:eastAsia="Vazirmatn"/>
                 <w:sz w:val="21"/>
                 <w:szCs w:val="21"/>
                 <w:b/>
                 <w:bCs/>
                 <w:color w:val="FFFFFF"/>
                 <w:lang w:val="en-US" w:bidi="fa-IR"/>
+                <w:rtl w:val="1"/>
+                <w:cs w:val="1"/>
               </w:rPr>
               <w:t xml:space="preserve"> </w:t>
             </w:r>
             <w:r>
               <w:rPr>
-                <w:rFonts w:ascii="Segoe UI" w:hAnsi="Segoe UI" w:cs="Vazirmatn"/>
+                <w:rFonts w:ascii="Segoe UI" w:hAnsi="Segoe UI" w:cs="Vazirmatn" w:eastAsia="Vazirmatn"/>
                 <w:sz w:val="21"/>
                 <w:szCs w:val="21"/>
                 <w:b/>
@@ -4846,18 +5630,21 @@
                 <w:color w:val="FFFFFF"/>
                 <w:lang w:val="en-US" w:bidi="fa-IR"/>
                 <w:rtl w:val="0"/>
+                <w:cs w:val="0"/>
               </w:rPr>
               <w:t>ID</w:t>
             </w:r>
             <w:r>
               <w:rPr>
-                <w:rFonts w:ascii="Vazirmatn" w:hAnsi="Vazirmatn" w:cs="Vazirmatn"/>
+                <w:rFonts w:ascii="Vazirmatn" w:hAnsi="Vazirmatn" w:cs="Vazirmatn" w:eastAsia="Vazirmatn"/>
                 <w:sz w:val="21"/>
                 <w:szCs w:val="21"/>
                 <w:b/>
                 <w:bCs/>
                 <w:color w:val="FFFFFF"/>
                 <w:lang w:val="en-US" w:bidi="fa-IR"/>
+                <w:rtl w:val="1"/>
+                <w:cs w:val="1"/>
               </w:rPr>
               <w:t>)</w:t>
             </w:r>
@@ -4874,10 +5661,10 @@
               <w:right w:w="120" w:type="dxa"/>
             </w:tcMar>
             <w:tcBorders>
-              <w:top w:val="single" w:sz="4" w:space="0" w:color="542380"/>
-              <w:bottom w:val="single" w:sz="4" w:space="0" w:color="542380"/>
-              <w:left w:val="single" w:sz="4" w:space="0" w:color="542380"/>
-              <w:right w:val="single" w:sz="4" w:space="0" w:color="542380"/>
+              <w:top w:val="single" w:sz="4" w:space="0" w:color="PRIMARY_LIGHT"/>
+              <w:bottom w:val="single" w:sz="4" w:space="0" w:color="PRIMARY_LIGHT"/>
+              <w:left w:val="single" w:sz="4" w:space="0" w:color="PRIMARY_LIGHT"/>
+              <w:right w:val="single" w:sz="4" w:space="0" w:color="PRIMARY_LIGHT"/>
             </w:tcBorders>
           </w:tcPr>
           <w:p>
@@ -4888,37 +5675,43 @@
             </w:pPr>
             <w:r>
               <w:rPr>
-                <w:rFonts w:ascii="Vazirmatn" w:hAnsi="Vazirmatn" w:cs="Vazirmatn"/>
+                <w:rFonts w:ascii="Vazirmatn" w:hAnsi="Vazirmatn" w:cs="Vazirmatn" w:eastAsia="Vazirmatn"/>
                 <w:sz w:val="21"/>
                 <w:szCs w:val="21"/>
                 <w:b/>
                 <w:bCs/>
                 <w:color w:val="FFFFFF"/>
                 <w:lang w:val="en-US" w:bidi="fa-IR"/>
+                <w:rtl w:val="1"/>
+                <w:cs w:val="1"/>
               </w:rPr>
               <w:t>نسخه</w:t>
             </w:r>
             <w:r>
               <w:rPr>
-                <w:rFonts w:ascii="Vazirmatn" w:hAnsi="Vazirmatn" w:cs="Vazirmatn"/>
+                <w:rFonts w:ascii="Vazirmatn" w:hAnsi="Vazirmatn" w:cs="Vazirmatn" w:eastAsia="Vazirmatn"/>
                 <w:sz w:val="21"/>
                 <w:szCs w:val="21"/>
                 <w:b/>
                 <w:bCs/>
                 <w:color w:val="FFFFFF"/>
                 <w:lang w:val="en-US" w:bidi="fa-IR"/>
+                <w:rtl w:val="1"/>
+                <w:cs w:val="1"/>
               </w:rPr>
               <w:t xml:space="preserve"> </w:t>
             </w:r>
             <w:r>
               <w:rPr>
-                <w:rFonts w:ascii="Vazirmatn" w:hAnsi="Vazirmatn" w:cs="Vazirmatn"/>
+                <w:rFonts w:ascii="Vazirmatn" w:hAnsi="Vazirmatn" w:cs="Vazirmatn" w:eastAsia="Vazirmatn"/>
                 <w:sz w:val="21"/>
                 <w:szCs w:val="21"/>
                 <w:b/>
                 <w:bCs/>
                 <w:color w:val="FFFFFF"/>
                 <w:lang w:val="en-US" w:bidi="fa-IR"/>
+                <w:rtl w:val="1"/>
+                <w:cs w:val="1"/>
               </w:rPr>
               <w:t>نرم‌افزار</w:t>
             </w:r>
@@ -4935,10 +5728,10 @@
               <w:right w:w="120" w:type="dxa"/>
             </w:tcMar>
             <w:tcBorders>
-              <w:top w:val="single" w:sz="4" w:space="0" w:color="542380"/>
-              <w:bottom w:val="single" w:sz="4" w:space="0" w:color="542380"/>
-              <w:left w:val="single" w:sz="4" w:space="0" w:color="542380"/>
-              <w:right w:val="single" w:sz="4" w:space="0" w:color="542380"/>
+              <w:top w:val="single" w:sz="4" w:space="0" w:color="PRIMARY_LIGHT"/>
+              <w:bottom w:val="single" w:sz="4" w:space="0" w:color="PRIMARY_LIGHT"/>
+              <w:left w:val="single" w:sz="4" w:space="0" w:color="PRIMARY_LIGHT"/>
+              <w:right w:val="single" w:sz="4" w:space="0" w:color="PRIMARY_LIGHT"/>
             </w:tcBorders>
           </w:tcPr>
           <w:p>
@@ -4949,37 +5742,43 @@
             </w:pPr>
             <w:r>
               <w:rPr>
-                <w:rFonts w:ascii="Vazirmatn" w:hAnsi="Vazirmatn" w:cs="Vazirmatn"/>
+                <w:rFonts w:ascii="Vazirmatn" w:hAnsi="Vazirmatn" w:cs="Vazirmatn" w:eastAsia="Vazirmatn"/>
                 <w:sz w:val="21"/>
                 <w:szCs w:val="21"/>
                 <w:b/>
                 <w:bCs/>
                 <w:color w:val="FFFFFF"/>
                 <w:lang w:val="en-US" w:bidi="fa-IR"/>
+                <w:rtl w:val="1"/>
+                <w:cs w:val="1"/>
               </w:rPr>
               <w:t>پورت</w:t>
             </w:r>
             <w:r>
               <w:rPr>
-                <w:rFonts w:ascii="Vazirmatn" w:hAnsi="Vazirmatn" w:cs="Vazirmatn"/>
+                <w:rFonts w:ascii="Vazirmatn" w:hAnsi="Vazirmatn" w:cs="Vazirmatn" w:eastAsia="Vazirmatn"/>
                 <w:sz w:val="21"/>
                 <w:szCs w:val="21"/>
                 <w:b/>
                 <w:bCs/>
                 <w:color w:val="FFFFFF"/>
                 <w:lang w:val="en-US" w:bidi="fa-IR"/>
+                <w:rtl w:val="1"/>
+                <w:cs w:val="1"/>
               </w:rPr>
               <w:t xml:space="preserve"> </w:t>
             </w:r>
             <w:r>
               <w:rPr>
-                <w:rFonts w:ascii="Vazirmatn" w:hAnsi="Vazirmatn" w:cs="Vazirmatn"/>
+                <w:rFonts w:ascii="Vazirmatn" w:hAnsi="Vazirmatn" w:cs="Vazirmatn" w:eastAsia="Vazirmatn"/>
                 <w:sz w:val="21"/>
                 <w:szCs w:val="21"/>
                 <w:b/>
                 <w:bCs/>
                 <w:color w:val="FFFFFF"/>
                 <w:lang w:val="en-US" w:bidi="fa-IR"/>
+                <w:rtl w:val="1"/>
+                <w:cs w:val="1"/>
               </w:rPr>
               <w:t>دسترسی</w:t>
             </w:r>
@@ -4996,10 +5795,10 @@
               <w:right w:w="120" w:type="dxa"/>
             </w:tcMar>
             <w:tcBorders>
-              <w:top w:val="single" w:sz="4" w:space="0" w:color="542380"/>
-              <w:bottom w:val="single" w:sz="4" w:space="0" w:color="542380"/>
-              <w:left w:val="single" w:sz="4" w:space="0" w:color="542380"/>
-              <w:right w:val="single" w:sz="4" w:space="0" w:color="542380"/>
+              <w:top w:val="single" w:sz="4" w:space="0" w:color="PRIMARY_LIGHT"/>
+              <w:bottom w:val="single" w:sz="4" w:space="0" w:color="PRIMARY_LIGHT"/>
+              <w:left w:val="single" w:sz="4" w:space="0" w:color="PRIMARY_LIGHT"/>
+              <w:right w:val="single" w:sz="4" w:space="0" w:color="PRIMARY_LIGHT"/>
             </w:tcBorders>
           </w:tcPr>
           <w:p>
@@ -5010,37 +5809,43 @@
             </w:pPr>
             <w:r>
               <w:rPr>
-                <w:rFonts w:ascii="Vazirmatn" w:hAnsi="Vazirmatn" w:cs="Vazirmatn"/>
+                <w:rFonts w:ascii="Vazirmatn" w:hAnsi="Vazirmatn" w:cs="Vazirmatn" w:eastAsia="Vazirmatn"/>
                 <w:sz w:val="21"/>
                 <w:szCs w:val="21"/>
                 <w:b/>
                 <w:bCs/>
                 <w:color w:val="FFFFFF"/>
                 <w:lang w:val="en-US" w:bidi="fa-IR"/>
+                <w:rtl w:val="1"/>
+                <w:cs w:val="1"/>
               </w:rPr>
               <w:t>وضعیت</w:t>
             </w:r>
             <w:r>
               <w:rPr>
-                <w:rFonts w:ascii="Vazirmatn" w:hAnsi="Vazirmatn" w:cs="Vazirmatn"/>
+                <w:rFonts w:ascii="Vazirmatn" w:hAnsi="Vazirmatn" w:cs="Vazirmatn" w:eastAsia="Vazirmatn"/>
                 <w:sz w:val="21"/>
                 <w:szCs w:val="21"/>
                 <w:b/>
                 <w:bCs/>
                 <w:color w:val="FFFFFF"/>
                 <w:lang w:val="en-US" w:bidi="fa-IR"/>
+                <w:rtl w:val="1"/>
+                <w:cs w:val="1"/>
               </w:rPr>
               <w:t xml:space="preserve"> </w:t>
             </w:r>
             <w:r>
               <w:rPr>
-                <w:rFonts w:ascii="Vazirmatn" w:hAnsi="Vazirmatn" w:cs="Vazirmatn"/>
+                <w:rFonts w:ascii="Vazirmatn" w:hAnsi="Vazirmatn" w:cs="Vazirmatn" w:eastAsia="Vazirmatn"/>
                 <w:sz w:val="21"/>
                 <w:szCs w:val="21"/>
                 <w:b/>
                 <w:bCs/>
                 <w:color w:val="FFFFFF"/>
                 <w:lang w:val="en-US" w:bidi="fa-IR"/>
+                <w:rtl w:val="1"/>
+                <w:cs w:val="1"/>
               </w:rPr>
               <w:t>همگام‌سازی</w:t>
             </w:r>
@@ -5048,7 +5853,7 @@
         </w:tc>
         <w:tc>
           <w:tcPr>
-            <w:tcW w:type="dxa" w:w="1754"/>
+            <w:tcW w:type="dxa" w:w="1752"/>
             <w:shd w:val="clear" w:color="auto" w:fill="6B2FA0"/>
             <w:tcMar>
               <w:top w:w="100" w:type="dxa"/>
@@ -5057,10 +5862,10 @@
               <w:right w:w="120" w:type="dxa"/>
             </w:tcMar>
             <w:tcBorders>
-              <w:top w:val="single" w:sz="4" w:space="0" w:color="542380"/>
-              <w:bottom w:val="single" w:sz="4" w:space="0" w:color="542380"/>
-              <w:left w:val="single" w:sz="4" w:space="0" w:color="542380"/>
-              <w:right w:val="single" w:sz="4" w:space="0" w:color="542380"/>
+              <w:top w:val="single" w:sz="4" w:space="0" w:color="PRIMARY_LIGHT"/>
+              <w:bottom w:val="single" w:sz="4" w:space="0" w:color="PRIMARY_LIGHT"/>
+              <w:left w:val="single" w:sz="4" w:space="0" w:color="PRIMARY_LIGHT"/>
+              <w:right w:val="single" w:sz="4" w:space="0" w:color="PRIMARY_LIGHT"/>
             </w:tcBorders>
           </w:tcPr>
           <w:p>
@@ -5071,67 +5876,77 @@
             </w:pPr>
             <w:r>
               <w:rPr>
-                <w:rFonts w:ascii="Vazirmatn" w:hAnsi="Vazirmatn" w:cs="Vazirmatn"/>
+                <w:rFonts w:ascii="Vazirmatn" w:hAnsi="Vazirmatn" w:cs="Vazirmatn" w:eastAsia="Vazirmatn"/>
                 <w:sz w:val="21"/>
                 <w:szCs w:val="21"/>
                 <w:b/>
                 <w:bCs/>
                 <w:color w:val="FFFFFF"/>
                 <w:lang w:val="en-US" w:bidi="fa-IR"/>
+                <w:rtl w:val="1"/>
+                <w:cs w:val="1"/>
               </w:rPr>
               <w:t>آدرس</w:t>
             </w:r>
             <w:r>
               <w:rPr>
-                <w:rFonts w:ascii="Vazirmatn" w:hAnsi="Vazirmatn" w:cs="Vazirmatn"/>
+                <w:rFonts w:ascii="Vazirmatn" w:hAnsi="Vazirmatn" w:cs="Vazirmatn" w:eastAsia="Vazirmatn"/>
                 <w:sz w:val="21"/>
                 <w:szCs w:val="21"/>
                 <w:b/>
                 <w:bCs/>
                 <w:color w:val="FFFFFF"/>
                 <w:lang w:val="en-US" w:bidi="fa-IR"/>
+                <w:rtl w:val="1"/>
+                <w:cs w:val="1"/>
               </w:rPr>
               <w:t xml:space="preserve"> </w:t>
             </w:r>
             <w:r>
               <w:rPr>
-                <w:rFonts w:ascii="Vazirmatn" w:hAnsi="Vazirmatn" w:cs="Vazirmatn"/>
+                <w:rFonts w:ascii="Vazirmatn" w:hAnsi="Vazirmatn" w:cs="Vazirmatn" w:eastAsia="Vazirmatn"/>
                 <w:sz w:val="21"/>
                 <w:szCs w:val="21"/>
                 <w:b/>
                 <w:bCs/>
                 <w:color w:val="FFFFFF"/>
                 <w:lang w:val="en-US" w:bidi="fa-IR"/>
+                <w:rtl w:val="1"/>
+                <w:cs w:val="1"/>
               </w:rPr>
               <w:t>سلامت</w:t>
             </w:r>
             <w:r>
               <w:rPr>
-                <w:rFonts w:ascii="Vazirmatn" w:hAnsi="Vazirmatn" w:cs="Vazirmatn"/>
+                <w:rFonts w:ascii="Vazirmatn" w:hAnsi="Vazirmatn" w:cs="Vazirmatn" w:eastAsia="Vazirmatn"/>
                 <w:sz w:val="21"/>
                 <w:szCs w:val="21"/>
                 <w:b/>
                 <w:bCs/>
                 <w:color w:val="FFFFFF"/>
                 <w:lang w:val="en-US" w:bidi="fa-IR"/>
+                <w:rtl w:val="1"/>
+                <w:cs w:val="1"/>
               </w:rPr>
               <w:t xml:space="preserve"> </w:t>
             </w:r>
             <w:r>
               <w:rPr>
-                <w:rFonts w:ascii="Vazirmatn" w:hAnsi="Vazirmatn" w:cs="Vazirmatn"/>
+                <w:rFonts w:ascii="Vazirmatn" w:hAnsi="Vazirmatn" w:cs="Vazirmatn" w:eastAsia="Vazirmatn"/>
                 <w:sz w:val="21"/>
                 <w:szCs w:val="21"/>
                 <w:b/>
                 <w:bCs/>
                 <w:color w:val="FFFFFF"/>
                 <w:lang w:val="en-US" w:bidi="fa-IR"/>
+                <w:rtl w:val="1"/>
+                <w:cs w:val="1"/>
               </w:rPr>
               <w:t>(</w:t>
             </w:r>
             <w:r>
               <w:rPr>
-                <w:rFonts w:ascii="Segoe UI" w:hAnsi="Segoe UI" w:cs="Vazirmatn"/>
+                <w:rFonts w:ascii="Segoe UI" w:hAnsi="Segoe UI" w:cs="Vazirmatn" w:eastAsia="Vazirmatn"/>
                 <w:sz w:val="21"/>
                 <w:szCs w:val="21"/>
                 <w:b/>
@@ -5139,24 +5954,27 @@
                 <w:color w:val="FFFFFF"/>
                 <w:lang w:val="en-US" w:bidi="fa-IR"/>
                 <w:rtl w:val="0"/>
+                <w:cs w:val="0"/>
               </w:rPr>
               <w:t>Health</w:t>
             </w:r>
             <w:r>
               <w:rPr>
-                <w:rFonts w:ascii="Vazirmatn" w:hAnsi="Vazirmatn" w:cs="Vazirmatn"/>
+                <w:rFonts w:ascii="Vazirmatn" w:hAnsi="Vazirmatn" w:cs="Vazirmatn" w:eastAsia="Vazirmatn"/>
                 <w:sz w:val="21"/>
                 <w:szCs w:val="21"/>
                 <w:b/>
                 <w:bCs/>
                 <w:color w:val="FFFFFF"/>
                 <w:lang w:val="en-US" w:bidi="fa-IR"/>
+                <w:rtl w:val="1"/>
+                <w:cs w:val="1"/>
               </w:rPr>
               <w:t xml:space="preserve"> </w:t>
             </w:r>
             <w:r>
               <w:rPr>
-                <w:rFonts w:ascii="Segoe UI" w:hAnsi="Segoe UI" w:cs="Vazirmatn"/>
+                <w:rFonts w:ascii="Segoe UI" w:hAnsi="Segoe UI" w:cs="Vazirmatn" w:eastAsia="Vazirmatn"/>
                 <w:sz w:val="21"/>
                 <w:szCs w:val="21"/>
                 <w:b/>
@@ -5164,18 +5982,21 @@
                 <w:color w:val="FFFFFF"/>
                 <w:lang w:val="en-US" w:bidi="fa-IR"/>
                 <w:rtl w:val="0"/>
+                <w:cs w:val="0"/>
               </w:rPr>
               <w:t>Endpoint</w:t>
             </w:r>
             <w:r>
               <w:rPr>
-                <w:rFonts w:ascii="Vazirmatn" w:hAnsi="Vazirmatn" w:cs="Vazirmatn"/>
+                <w:rFonts w:ascii="Vazirmatn" w:hAnsi="Vazirmatn" w:cs="Vazirmatn" w:eastAsia="Vazirmatn"/>
                 <w:sz w:val="21"/>
                 <w:szCs w:val="21"/>
                 <w:b/>
                 <w:bCs/>
                 <w:color w:val="FFFFFF"/>
                 <w:lang w:val="en-US" w:bidi="fa-IR"/>
+                <w:rtl w:val="1"/>
+                <w:cs w:val="1"/>
               </w:rPr>
               <w:t>)</w:t>
             </w:r>
@@ -5194,10 +6015,10 @@
               <w:right w:w="120" w:type="dxa"/>
             </w:tcMar>
             <w:tcBorders>
-              <w:top w:val="single" w:sz="4" w:space="0" w:color="D8D8D8"/>
-              <w:bottom w:val="single" w:sz="4" w:space="0" w:color="D8D8D8"/>
-              <w:left w:val="single" w:sz="4" w:space="0" w:color="D8D8D8"/>
-              <w:right w:val="single" w:sz="4" w:space="0" w:color="D8D8D8"/>
+              <w:top w:val="single" w:sz="4" w:space="0" w:color="PRIMARY_LIGHT"/>
+              <w:bottom w:val="single" w:sz="4" w:space="0" w:color="PRIMARY_LIGHT"/>
+              <w:left w:val="single" w:sz="4" w:space="0" w:color="PRIMARY_LIGHT"/>
+              <w:right w:val="single" w:sz="4" w:space="0" w:color="PRIMARY_LIGHT"/>
             </w:tcBorders>
           </w:tcPr>
           <w:p>
@@ -5208,12 +6029,13 @@
             </w:pPr>
             <w:r>
               <w:rPr>
-                <w:rFonts w:ascii="Segoe UI" w:hAnsi="Segoe UI" w:cs="Vazirmatn"/>
+                <w:rFonts w:ascii="Segoe UI" w:hAnsi="Segoe UI" w:cs="Vazirmatn" w:eastAsia="Vazirmatn"/>
                 <w:sz w:val="21"/>
                 <w:szCs w:val="21"/>
                 <w:color w:val="2D2D2D"/>
                 <w:lang w:val="en-US" w:bidi="fa-IR"/>
                 <w:rtl w:val="0"/>
+                <w:cs w:val="0"/>
               </w:rPr>
               <w:t>srv-auth-01</w:t>
             </w:r>
@@ -5230,10 +6052,10 @@
               <w:right w:w="120" w:type="dxa"/>
             </w:tcMar>
             <w:tcBorders>
-              <w:top w:val="single" w:sz="4" w:space="0" w:color="D8D8D8"/>
-              <w:bottom w:val="single" w:sz="4" w:space="0" w:color="D8D8D8"/>
-              <w:left w:val="single" w:sz="4" w:space="0" w:color="D8D8D8"/>
-              <w:right w:val="single" w:sz="4" w:space="0" w:color="D8D8D8"/>
+              <w:top w:val="single" w:sz="4" w:space="0" w:color="PRIMARY_LIGHT"/>
+              <w:bottom w:val="single" w:sz="4" w:space="0" w:color="PRIMARY_LIGHT"/>
+              <w:left w:val="single" w:sz="4" w:space="0" w:color="PRIMARY_LIGHT"/>
+              <w:right w:val="single" w:sz="4" w:space="0" w:color="PRIMARY_LIGHT"/>
             </w:tcBorders>
           </w:tcPr>
           <w:p>
@@ -5244,31 +6066,37 @@
             </w:pPr>
             <w:r>
               <w:rPr>
-                <w:rFonts w:ascii="Vazirmatn" w:hAnsi="Vazirmatn" w:cs="Vazirmatn"/>
+                <w:rFonts w:ascii="Vazirmatn" w:hAnsi="Vazirmatn" w:cs="Vazirmatn" w:eastAsia="Vazirmatn"/>
                 <w:sz w:val="21"/>
                 <w:szCs w:val="21"/>
                 <w:color w:val="2D2D2D"/>
                 <w:lang w:val="en-US" w:bidi="fa-IR"/>
+                <w:rtl w:val="1"/>
+                <w:cs w:val="1"/>
               </w:rPr>
               <w:t>نسخهٔ</w:t>
             </w:r>
             <w:r>
               <w:rPr>
-                <w:rFonts w:ascii="Vazirmatn" w:hAnsi="Vazirmatn" w:cs="Vazirmatn"/>
+                <w:rFonts w:ascii="Vazirmatn" w:hAnsi="Vazirmatn" w:cs="Vazirmatn" w:eastAsia="Vazirmatn"/>
                 <w:sz w:val="21"/>
                 <w:szCs w:val="21"/>
                 <w:color w:val="2D2D2D"/>
                 <w:lang w:val="en-US" w:bidi="fa-IR"/>
+                <w:rtl w:val="1"/>
+                <w:cs w:val="1"/>
               </w:rPr>
               <w:t xml:space="preserve"> </w:t>
             </w:r>
             <w:r>
               <w:rPr>
-                <w:rFonts w:ascii="Vazirmatn" w:hAnsi="Vazirmatn" w:cs="Vazirmatn"/>
+                <w:rFonts w:ascii="Vazirmatn" w:hAnsi="Vazirmatn" w:cs="Vazirmatn" w:eastAsia="Vazirmatn"/>
                 <w:sz w:val="21"/>
                 <w:szCs w:val="21"/>
                 <w:color w:val="2D2D2D"/>
                 <w:lang w:val="en-US" w:bidi="fa-IR"/>
+                <w:rtl w:val="1"/>
+                <w:cs w:val="1"/>
               </w:rPr>
               <w:t>۲.۱.۰</w:t>
             </w:r>
@@ -5285,10 +6113,10 @@
               <w:right w:w="120" w:type="dxa"/>
             </w:tcMar>
             <w:tcBorders>
-              <w:top w:val="single" w:sz="4" w:space="0" w:color="D8D8D8"/>
-              <w:bottom w:val="single" w:sz="4" w:space="0" w:color="D8D8D8"/>
-              <w:left w:val="single" w:sz="4" w:space="0" w:color="D8D8D8"/>
-              <w:right w:val="single" w:sz="4" w:space="0" w:color="D8D8D8"/>
+              <w:top w:val="single" w:sz="4" w:space="0" w:color="PRIMARY_LIGHT"/>
+              <w:bottom w:val="single" w:sz="4" w:space="0" w:color="PRIMARY_LIGHT"/>
+              <w:left w:val="single" w:sz="4" w:space="0" w:color="PRIMARY_LIGHT"/>
+              <w:right w:val="single" w:sz="4" w:space="0" w:color="PRIMARY_LIGHT"/>
             </w:tcBorders>
           </w:tcPr>
           <w:p>
@@ -5299,11 +6127,13 @@
             </w:pPr>
             <w:r>
               <w:rPr>
-                <w:rFonts w:ascii="Vazirmatn" w:hAnsi="Vazirmatn" w:cs="Vazirmatn"/>
+                <w:rFonts w:ascii="Vazirmatn" w:hAnsi="Vazirmatn" w:cs="Vazirmatn" w:eastAsia="Vazirmatn"/>
                 <w:sz w:val="21"/>
                 <w:szCs w:val="21"/>
                 <w:color w:val="2D2D2D"/>
                 <w:lang w:val="en-US" w:bidi="fa-IR"/>
+                <w:rtl w:val="0"/>
+                <w:cs w:val="0"/>
               </w:rPr>
               <w:t>8080</w:t>
             </w:r>
@@ -5320,10 +6150,10 @@
               <w:right w:w="120" w:type="dxa"/>
             </w:tcMar>
             <w:tcBorders>
-              <w:top w:val="single" w:sz="4" w:space="0" w:color="D8D8D8"/>
-              <w:bottom w:val="single" w:sz="4" w:space="0" w:color="D8D8D8"/>
-              <w:left w:val="single" w:sz="4" w:space="0" w:color="D8D8D8"/>
-              <w:right w:val="single" w:sz="4" w:space="0" w:color="D8D8D8"/>
+              <w:top w:val="single" w:sz="4" w:space="0" w:color="PRIMARY_LIGHT"/>
+              <w:bottom w:val="single" w:sz="4" w:space="0" w:color="PRIMARY_LIGHT"/>
+              <w:left w:val="single" w:sz="4" w:space="0" w:color="PRIMARY_LIGHT"/>
+              <w:right w:val="single" w:sz="4" w:space="0" w:color="PRIMARY_LIGHT"/>
             </w:tcBorders>
           </w:tcPr>
           <w:p>
@@ -5334,32 +6164,37 @@
             </w:pPr>
             <w:r>
               <w:rPr>
-                <w:rFonts w:ascii="Vazirmatn" w:hAnsi="Vazirmatn" w:cs="Vazirmatn"/>
+                <w:rFonts w:ascii="Vazirmatn" w:hAnsi="Vazirmatn" w:cs="Vazirmatn" w:eastAsia="Vazirmatn"/>
                 <w:sz w:val="21"/>
                 <w:szCs w:val="21"/>
                 <w:color w:val="2D2D2D"/>
                 <w:lang w:val="en-US" w:bidi="fa-IR"/>
+                <w:rtl w:val="1"/>
+                <w:cs w:val="1"/>
               </w:rPr>
               <w:t>همگام</w:t>
             </w:r>
             <w:r>
               <w:rPr>
-                <w:rFonts w:ascii="Vazirmatn" w:hAnsi="Vazirmatn" w:cs="Vazirmatn"/>
+                <w:rFonts w:ascii="Vazirmatn" w:hAnsi="Vazirmatn" w:cs="Vazirmatn" w:eastAsia="Vazirmatn"/>
                 <w:sz w:val="21"/>
                 <w:szCs w:val="21"/>
                 <w:color w:val="2D2D2D"/>
                 <w:lang w:val="en-US" w:bidi="fa-IR"/>
+                <w:rtl w:val="1"/>
+                <w:cs w:val="1"/>
               </w:rPr>
               <w:t xml:space="preserve"> </w:t>
             </w:r>
             <w:r>
               <w:rPr>
-                <w:rFonts w:ascii="Segoe UI" w:hAnsi="Segoe UI" w:cs="Vazirmatn"/>
+                <w:rFonts w:ascii="Segoe UI" w:hAnsi="Segoe UI" w:cs="Vazirmatn" w:eastAsia="Vazirmatn"/>
                 <w:sz w:val="21"/>
                 <w:szCs w:val="21"/>
                 <w:color w:val="2D2D2D"/>
                 <w:lang w:val="en-US" w:bidi="fa-IR"/>
                 <w:rtl w:val="0"/>
+                <w:cs w:val="0"/>
               </w:rPr>
               <w:t>(Active)</w:t>
             </w:r>
@@ -5367,7 +6202,7 @@
         </w:tc>
         <w:tc>
           <w:tcPr>
-            <w:tcW w:type="dxa" w:w="1754"/>
+            <w:tcW w:type="dxa" w:w="1752"/>
             <w:shd w:val="clear" w:color="auto" w:fill="FFFFFF"/>
             <w:tcMar>
               <w:top w:w="80" w:type="dxa"/>
@@ -5376,10 +6211,10 @@
               <w:right w:w="120" w:type="dxa"/>
             </w:tcMar>
             <w:tcBorders>
-              <w:top w:val="single" w:sz="4" w:space="0" w:color="D8D8D8"/>
-              <w:bottom w:val="single" w:sz="4" w:space="0" w:color="D8D8D8"/>
-              <w:left w:val="single" w:sz="4" w:space="0" w:color="D8D8D8"/>
-              <w:right w:val="single" w:sz="4" w:space="0" w:color="D8D8D8"/>
+              <w:top w:val="single" w:sz="4" w:space="0" w:color="PRIMARY_LIGHT"/>
+              <w:bottom w:val="single" w:sz="4" w:space="0" w:color="PRIMARY_LIGHT"/>
+              <w:left w:val="single" w:sz="4" w:space="0" w:color="PRIMARY_LIGHT"/>
+              <w:right w:val="single" w:sz="4" w:space="0" w:color="PRIMARY_LIGHT"/>
             </w:tcBorders>
           </w:tcPr>
           <w:p>
@@ -5390,12 +6225,13 @@
             </w:pPr>
             <w:r>
               <w:rPr>
-                <w:rFonts w:ascii="Segoe UI" w:hAnsi="Segoe UI" w:cs="Vazirmatn"/>
+                <w:rFonts w:ascii="Segoe UI" w:hAnsi="Segoe UI" w:cs="Vazirmatn" w:eastAsia="Vazirmatn"/>
                 <w:sz w:val="21"/>
                 <w:szCs w:val="21"/>
                 <w:color w:val="2D2D2D"/>
                 <w:lang w:val="en-US" w:bidi="fa-IR"/>
                 <w:rtl w:val="0"/>
+                <w:cs w:val="0"/>
               </w:rPr>
               <w:t>https://auth.internal/health</w:t>
             </w:r>
@@ -5414,10 +6250,10 @@
               <w:right w:w="120" w:type="dxa"/>
             </w:tcMar>
             <w:tcBorders>
-              <w:top w:val="single" w:sz="4" w:space="0" w:color="D8D8D8"/>
-              <w:bottom w:val="single" w:sz="4" w:space="0" w:color="D8D8D8"/>
-              <w:left w:val="single" w:sz="4" w:space="0" w:color="D8D8D8"/>
-              <w:right w:val="single" w:sz="4" w:space="0" w:color="D8D8D8"/>
+              <w:top w:val="single" w:sz="4" w:space="0" w:color="PRIMARY_LIGHT"/>
+              <w:bottom w:val="single" w:sz="4" w:space="0" w:color="PRIMARY_LIGHT"/>
+              <w:left w:val="single" w:sz="4" w:space="0" w:color="PRIMARY_LIGHT"/>
+              <w:right w:val="single" w:sz="4" w:space="0" w:color="PRIMARY_LIGHT"/>
             </w:tcBorders>
           </w:tcPr>
           <w:p>
@@ -5428,12 +6264,13 @@
             </w:pPr>
             <w:r>
               <w:rPr>
-                <w:rFonts w:ascii="Segoe UI" w:hAnsi="Segoe UI" w:cs="Vazirmatn"/>
+                <w:rFonts w:ascii="Segoe UI" w:hAnsi="Segoe UI" w:cs="Vazirmatn" w:eastAsia="Vazirmatn"/>
                 <w:sz w:val="21"/>
                 <w:szCs w:val="21"/>
                 <w:color w:val="2D2D2D"/>
                 <w:lang w:val="en-US" w:bidi="fa-IR"/>
                 <w:rtl w:val="0"/>
+                <w:cs w:val="0"/>
               </w:rPr>
               <w:t>srv-data-02</w:t>
             </w:r>
@@ -5450,10 +6287,10 @@
               <w:right w:w="120" w:type="dxa"/>
             </w:tcMar>
             <w:tcBorders>
-              <w:top w:val="single" w:sz="4" w:space="0" w:color="D8D8D8"/>
-              <w:bottom w:val="single" w:sz="4" w:space="0" w:color="D8D8D8"/>
-              <w:left w:val="single" w:sz="4" w:space="0" w:color="D8D8D8"/>
-              <w:right w:val="single" w:sz="4" w:space="0" w:color="D8D8D8"/>
+              <w:top w:val="single" w:sz="4" w:space="0" w:color="PRIMARY_LIGHT"/>
+              <w:bottom w:val="single" w:sz="4" w:space="0" w:color="PRIMARY_LIGHT"/>
+              <w:left w:val="single" w:sz="4" w:space="0" w:color="PRIMARY_LIGHT"/>
+              <w:right w:val="single" w:sz="4" w:space="0" w:color="PRIMARY_LIGHT"/>
             </w:tcBorders>
           </w:tcPr>
           <w:p>
@@ -5464,12 +6301,13 @@
             </w:pPr>
             <w:r>
               <w:rPr>
-                <w:rFonts w:ascii="Segoe UI" w:hAnsi="Segoe UI" w:cs="Vazirmatn"/>
+                <w:rFonts w:ascii="Segoe UI" w:hAnsi="Segoe UI" w:cs="Vazirmatn" w:eastAsia="Vazirmatn"/>
                 <w:sz w:val="21"/>
                 <w:szCs w:val="21"/>
                 <w:color w:val="2D2D2D"/>
                 <w:lang w:val="en-US" w:bidi="fa-IR"/>
                 <w:rtl w:val="0"/>
+                <w:cs w:val="0"/>
               </w:rPr>
               <w:t>v3.0.4</w:t>
             </w:r>
@@ -5486,10 +6324,10 @@
               <w:right w:w="120" w:type="dxa"/>
             </w:tcMar>
             <w:tcBorders>
-              <w:top w:val="single" w:sz="4" w:space="0" w:color="D8D8D8"/>
-              <w:bottom w:val="single" w:sz="4" w:space="0" w:color="D8D8D8"/>
-              <w:left w:val="single" w:sz="4" w:space="0" w:color="D8D8D8"/>
-              <w:right w:val="single" w:sz="4" w:space="0" w:color="D8D8D8"/>
+              <w:top w:val="single" w:sz="4" w:space="0" w:color="PRIMARY_LIGHT"/>
+              <w:bottom w:val="single" w:sz="4" w:space="0" w:color="PRIMARY_LIGHT"/>
+              <w:left w:val="single" w:sz="4" w:space="0" w:color="PRIMARY_LIGHT"/>
+              <w:right w:val="single" w:sz="4" w:space="0" w:color="PRIMARY_LIGHT"/>
             </w:tcBorders>
           </w:tcPr>
           <w:p>
@@ -5500,11 +6338,13 @@
             </w:pPr>
             <w:r>
               <w:rPr>
-                <w:rFonts w:ascii="Vazirmatn" w:hAnsi="Vazirmatn" w:cs="Vazirmatn"/>
+                <w:rFonts w:ascii="Vazirmatn" w:hAnsi="Vazirmatn" w:cs="Vazirmatn" w:eastAsia="Vazirmatn"/>
                 <w:sz w:val="21"/>
                 <w:szCs w:val="21"/>
                 <w:color w:val="2D2D2D"/>
                 <w:lang w:val="en-US" w:bidi="fa-IR"/>
+                <w:rtl w:val="0"/>
+                <w:cs w:val="0"/>
               </w:rPr>
               <w:t>9092</w:t>
             </w:r>
@@ -5521,10 +6361,10 @@
               <w:right w:w="120" w:type="dxa"/>
             </w:tcMar>
             <w:tcBorders>
-              <w:top w:val="single" w:sz="4" w:space="0" w:color="D8D8D8"/>
-              <w:bottom w:val="single" w:sz="4" w:space="0" w:color="D8D8D8"/>
-              <w:left w:val="single" w:sz="4" w:space="0" w:color="D8D8D8"/>
-              <w:right w:val="single" w:sz="4" w:space="0" w:color="D8D8D8"/>
+              <w:top w:val="single" w:sz="4" w:space="0" w:color="PRIMARY_LIGHT"/>
+              <w:bottom w:val="single" w:sz="4" w:space="0" w:color="PRIMARY_LIGHT"/>
+              <w:left w:val="single" w:sz="4" w:space="0" w:color="PRIMARY_LIGHT"/>
+              <w:right w:val="single" w:sz="4" w:space="0" w:color="PRIMARY_LIGHT"/>
             </w:tcBorders>
           </w:tcPr>
           <w:p>
@@ -5535,51 +6375,61 @@
             </w:pPr>
             <w:r>
               <w:rPr>
-                <w:rFonts w:ascii="Vazirmatn" w:hAnsi="Vazirmatn" w:cs="Vazirmatn"/>
+                <w:rFonts w:ascii="Vazirmatn" w:hAnsi="Vazirmatn" w:cs="Vazirmatn" w:eastAsia="Vazirmatn"/>
                 <w:sz w:val="21"/>
                 <w:szCs w:val="21"/>
                 <w:color w:val="2D2D2D"/>
                 <w:lang w:val="en-US" w:bidi="fa-IR"/>
+                <w:rtl w:val="1"/>
+                <w:cs w:val="1"/>
               </w:rPr>
               <w:t>در</w:t>
             </w:r>
             <w:r>
               <w:rPr>
-                <w:rFonts w:ascii="Vazirmatn" w:hAnsi="Vazirmatn" w:cs="Vazirmatn"/>
+                <w:rFonts w:ascii="Vazirmatn" w:hAnsi="Vazirmatn" w:cs="Vazirmatn" w:eastAsia="Vazirmatn"/>
                 <w:sz w:val="21"/>
                 <w:szCs w:val="21"/>
                 <w:color w:val="2D2D2D"/>
                 <w:lang w:val="en-US" w:bidi="fa-IR"/>
+                <w:rtl w:val="1"/>
+                <w:cs w:val="1"/>
               </w:rPr>
               <w:t xml:space="preserve"> </w:t>
             </w:r>
             <w:r>
               <w:rPr>
-                <w:rFonts w:ascii="Vazirmatn" w:hAnsi="Vazirmatn" w:cs="Vazirmatn"/>
+                <w:rFonts w:ascii="Vazirmatn" w:hAnsi="Vazirmatn" w:cs="Vazirmatn" w:eastAsia="Vazirmatn"/>
                 <w:sz w:val="21"/>
                 <w:szCs w:val="21"/>
                 <w:color w:val="2D2D2D"/>
                 <w:lang w:val="en-US" w:bidi="fa-IR"/>
+                <w:rtl w:val="1"/>
+                <w:cs w:val="1"/>
               </w:rPr>
               <w:t>حال</w:t>
             </w:r>
             <w:r>
               <w:rPr>
-                <w:rFonts w:ascii="Vazirmatn" w:hAnsi="Vazirmatn" w:cs="Vazirmatn"/>
+                <w:rFonts w:ascii="Vazirmatn" w:hAnsi="Vazirmatn" w:cs="Vazirmatn" w:eastAsia="Vazirmatn"/>
                 <w:sz w:val="21"/>
                 <w:szCs w:val="21"/>
                 <w:color w:val="2D2D2D"/>
                 <w:lang w:val="en-US" w:bidi="fa-IR"/>
+                <w:rtl w:val="1"/>
+                <w:cs w:val="1"/>
               </w:rPr>
               <w:t xml:space="preserve"> </w:t>
             </w:r>
             <w:r>
               <w:rPr>
-                <w:rFonts w:ascii="Vazirmatn" w:hAnsi="Vazirmatn" w:cs="Vazirmatn"/>
+                <w:rFonts w:ascii="Vazirmatn" w:hAnsi="Vazirmatn" w:cs="Vazirmatn" w:eastAsia="Vazirmatn"/>
                 <w:sz w:val="21"/>
                 <w:szCs w:val="21"/>
                 <w:color w:val="2D2D2D"/>
                 <w:lang w:val="en-US" w:bidi="fa-IR"/>
+                <w:rtl w:val="1"/>
+                <w:cs w:val="1"/>
               </w:rPr>
               <w:t>آماده‌سازی</w:t>
             </w:r>
@@ -5587,7 +6437,7 @@
         </w:tc>
         <w:tc>
           <w:tcPr>
-            <w:tcW w:type="dxa" w:w="1754"/>
+            <w:tcW w:type="dxa" w:w="1752"/>
             <w:shd w:val="clear" w:color="auto" w:fill="FFFFFF"/>
             <w:tcMar>
               <w:top w:w="80" w:type="dxa"/>
@@ -5596,10 +6446,10 @@
               <w:right w:w="120" w:type="dxa"/>
             </w:tcMar>
             <w:tcBorders>
-              <w:top w:val="single" w:sz="4" w:space="0" w:color="D8D8D8"/>
-              <w:bottom w:val="single" w:sz="4" w:space="0" w:color="D8D8D8"/>
-              <w:left w:val="single" w:sz="4" w:space="0" w:color="D8D8D8"/>
-              <w:right w:val="single" w:sz="4" w:space="0" w:color="D8D8D8"/>
+              <w:top w:val="single" w:sz="4" w:space="0" w:color="PRIMARY_LIGHT"/>
+              <w:bottom w:val="single" w:sz="4" w:space="0" w:color="PRIMARY_LIGHT"/>
+              <w:left w:val="single" w:sz="4" w:space="0" w:color="PRIMARY_LIGHT"/>
+              <w:right w:val="single" w:sz="4" w:space="0" w:color="PRIMARY_LIGHT"/>
             </w:tcBorders>
           </w:tcPr>
           <w:p>
@@ -5610,12 +6460,13 @@
             </w:pPr>
             <w:r>
               <w:rPr>
-                <w:rFonts w:ascii="Segoe UI" w:hAnsi="Segoe UI" w:cs="Vazirmatn"/>
+                <w:rFonts w:ascii="Segoe UI" w:hAnsi="Segoe UI" w:cs="Vazirmatn" w:eastAsia="Vazirmatn"/>
                 <w:sz w:val="21"/>
                 <w:szCs w:val="21"/>
                 <w:color w:val="2D2D2D"/>
                 <w:lang w:val="en-US" w:bidi="fa-IR"/>
                 <w:rtl w:val="0"/>
+                <w:cs w:val="0"/>
               </w:rPr>
               <w:t>https://data.internal/healthz</w:t>
             </w:r>
@@ -5630,6 +6481,12 @@
       <w:r/>
     </w:p>
     <w:sectPr>
+      <w:headerReference w:type="default" r:id="rId9"/>
+      <w:footerReference w:type="default" r:id="rId10"/>
+      <w:headerReference w:type="first" r:id="rId11"/>
+      <w:footerReference w:type="first" r:id="rId12"/>
+      <w:headerReference w:type="even" r:id="rId13"/>
+      <w:footerReference w:type="even" r:id="rId14"/>
       <w:pgSz w:w="11906" w:h="16838"/>
       <w:pgMar w:top="1134" w:right="1134" w:bottom="1134" w:left="1134" w:header="720" w:footer="720" w:gutter="0"/>
       <w:cols w:space="720"/>
@@ -5638,6 +6495,72 @@
     </w:sectPr>
   </w:body>
 </w:document>
+</file>
+
+<file path=word/footer1.xml><?xml version="1.0" encoding="utf-8"?>
+<w:ftr xmlns:m="http://schemas.openxmlformats.org/officeDocument/2006/math" xmlns:mc="http://schemas.openxmlformats.org/markup-compatibility/2006" xmlns:mo="http://schemas.microsoft.com/office/mac/office/2008/main" xmlns:mv="urn:schemas-microsoft-com:mac:vml" xmlns:o="urn:schemas-microsoft-com:office:office" xmlns:r="http://schemas.openxmlformats.org/officeDocument/2006/relationships" xmlns:v="urn:schemas-microsoft-com:vml" xmlns:w10="urn:schemas-microsoft-com:office:word" xmlns:w14="http://schemas.microsoft.com/office/word/2010/wordml" xmlns:w="http://schemas.openxmlformats.org/wordprocessingml/2006/main" xmlns:wne="http://schemas.microsoft.com/office/word/2006/wordml" xmlns:wp14="http://schemas.microsoft.com/office/word/2010/wordprocessingDrawing" xmlns:wp="http://schemas.openxmlformats.org/drawingml/2006/wordprocessingDrawing" xmlns:wpc="http://schemas.microsoft.com/office/word/2010/wordprocessingCanvas" xmlns:wpg="http://schemas.microsoft.com/office/word/2010/wordprocessingGroup" xmlns:wpi="http://schemas.microsoft.com/office/word/2010/wordprocessingInk" xmlns:wps="http://schemas.microsoft.com/office/word/2010/wordprocessingShape" mc:Ignorable="w14 wp14">
+  <w:p>
+    <w:pPr>
+      <w:pStyle w:val="Footer"/>
+      <w:bidi w:val="1"/>
+    </w:pPr>
+  </w:p>
+</w:ftr>
+</file>
+
+<file path=word/footer2.xml><?xml version="1.0" encoding="utf-8"?>
+<w:ftr xmlns:m="http://schemas.openxmlformats.org/officeDocument/2006/math" xmlns:mc="http://schemas.openxmlformats.org/markup-compatibility/2006" xmlns:mo="http://schemas.microsoft.com/office/mac/office/2008/main" xmlns:mv="urn:schemas-microsoft-com:mac:vml" xmlns:o="urn:schemas-microsoft-com:office:office" xmlns:r="http://schemas.openxmlformats.org/officeDocument/2006/relationships" xmlns:v="urn:schemas-microsoft-com:vml" xmlns:w10="urn:schemas-microsoft-com:office:word" xmlns:w14="http://schemas.microsoft.com/office/word/2010/wordml" xmlns:w="http://schemas.openxmlformats.org/wordprocessingml/2006/main" xmlns:wne="http://schemas.microsoft.com/office/word/2006/wordml" xmlns:wp14="http://schemas.microsoft.com/office/word/2010/wordprocessingDrawing" xmlns:wp="http://schemas.openxmlformats.org/drawingml/2006/wordprocessingDrawing" xmlns:wpc="http://schemas.microsoft.com/office/word/2010/wordprocessingCanvas" xmlns:wpg="http://schemas.microsoft.com/office/word/2010/wordprocessingGroup" xmlns:wpi="http://schemas.microsoft.com/office/word/2010/wordprocessingInk" xmlns:wps="http://schemas.microsoft.com/office/word/2010/wordprocessingShape" mc:Ignorable="w14 wp14">
+  <w:p>
+    <w:pPr>
+      <w:pStyle w:val="Footer"/>
+      <w:bidi w:val="1"/>
+    </w:pPr>
+  </w:p>
+</w:ftr>
+</file>
+
+<file path=word/footer3.xml><?xml version="1.0" encoding="utf-8"?>
+<w:ftr xmlns:m="http://schemas.openxmlformats.org/officeDocument/2006/math" xmlns:mc="http://schemas.openxmlformats.org/markup-compatibility/2006" xmlns:mo="http://schemas.microsoft.com/office/mac/office/2008/main" xmlns:mv="urn:schemas-microsoft-com:mac:vml" xmlns:o="urn:schemas-microsoft-com:office:office" xmlns:r="http://schemas.openxmlformats.org/officeDocument/2006/relationships" xmlns:v="urn:schemas-microsoft-com:vml" xmlns:w10="urn:schemas-microsoft-com:office:word" xmlns:w14="http://schemas.microsoft.com/office/word/2010/wordml" xmlns:w="http://schemas.openxmlformats.org/wordprocessingml/2006/main" xmlns:wne="http://schemas.microsoft.com/office/word/2006/wordml" xmlns:wp14="http://schemas.microsoft.com/office/word/2010/wordprocessingDrawing" xmlns:wp="http://schemas.openxmlformats.org/drawingml/2006/wordprocessingDrawing" xmlns:wpc="http://schemas.microsoft.com/office/word/2010/wordprocessingCanvas" xmlns:wpg="http://schemas.microsoft.com/office/word/2010/wordprocessingGroup" xmlns:wpi="http://schemas.microsoft.com/office/word/2010/wordprocessingInk" xmlns:wps="http://schemas.microsoft.com/office/word/2010/wordprocessingShape" mc:Ignorable="w14 wp14">
+  <w:p>
+    <w:pPr>
+      <w:pStyle w:val="Footer"/>
+      <w:bidi w:val="1"/>
+    </w:pPr>
+  </w:p>
+</w:ftr>
+</file>
+
+<file path=word/header1.xml><?xml version="1.0" encoding="utf-8"?>
+<w:hdr xmlns:m="http://schemas.openxmlformats.org/officeDocument/2006/math" xmlns:mc="http://schemas.openxmlformats.org/markup-compatibility/2006" xmlns:mo="http://schemas.microsoft.com/office/mac/office/2008/main" xmlns:mv="urn:schemas-microsoft-com:mac:vml" xmlns:o="urn:schemas-microsoft-com:office:office" xmlns:r="http://schemas.openxmlformats.org/officeDocument/2006/relationships" xmlns:v="urn:schemas-microsoft-com:vml" xmlns:w10="urn:schemas-microsoft-com:office:word" xmlns:w14="http://schemas.microsoft.com/office/word/2010/wordml" xmlns:w="http://schemas.openxmlformats.org/wordprocessingml/2006/main" xmlns:wne="http://schemas.microsoft.com/office/word/2006/wordml" xmlns:wp14="http://schemas.microsoft.com/office/word/2010/wordprocessingDrawing" xmlns:wp="http://schemas.openxmlformats.org/drawingml/2006/wordprocessingDrawing" xmlns:wpc="http://schemas.microsoft.com/office/word/2010/wordprocessingCanvas" xmlns:wpg="http://schemas.microsoft.com/office/word/2010/wordprocessingGroup" xmlns:wpi="http://schemas.microsoft.com/office/word/2010/wordprocessingInk" xmlns:wps="http://schemas.microsoft.com/office/word/2010/wordprocessingShape" mc:Ignorable="w14 wp14">
+  <w:p>
+    <w:pPr>
+      <w:pStyle w:val="Header"/>
+      <w:bidi w:val="1"/>
+    </w:pPr>
+  </w:p>
+</w:hdr>
+</file>
+
+<file path=word/header2.xml><?xml version="1.0" encoding="utf-8"?>
+<w:hdr xmlns:m="http://schemas.openxmlformats.org/officeDocument/2006/math" xmlns:mc="http://schemas.openxmlformats.org/markup-compatibility/2006" xmlns:mo="http://schemas.microsoft.com/office/mac/office/2008/main" xmlns:mv="urn:schemas-microsoft-com:mac:vml" xmlns:o="urn:schemas-microsoft-com:office:office" xmlns:r="http://schemas.openxmlformats.org/officeDocument/2006/relationships" xmlns:v="urn:schemas-microsoft-com:vml" xmlns:w10="urn:schemas-microsoft-com:office:word" xmlns:w14="http://schemas.microsoft.com/office/word/2010/wordml" xmlns:w="http://schemas.openxmlformats.org/wordprocessingml/2006/main" xmlns:wne="http://schemas.microsoft.com/office/word/2006/wordml" xmlns:wp14="http://schemas.microsoft.com/office/word/2010/wordprocessingDrawing" xmlns:wp="http://schemas.openxmlformats.org/drawingml/2006/wordprocessingDrawing" xmlns:wpc="http://schemas.microsoft.com/office/word/2010/wordprocessingCanvas" xmlns:wpg="http://schemas.microsoft.com/office/word/2010/wordprocessingGroup" xmlns:wpi="http://schemas.microsoft.com/office/word/2010/wordprocessingInk" xmlns:wps="http://schemas.microsoft.com/office/word/2010/wordprocessingShape" mc:Ignorable="w14 wp14">
+  <w:p>
+    <w:pPr>
+      <w:pStyle w:val="Header"/>
+      <w:bidi w:val="1"/>
+    </w:pPr>
+  </w:p>
+</w:hdr>
+</file>
+
+<file path=word/header3.xml><?xml version="1.0" encoding="utf-8"?>
+<w:hdr xmlns:m="http://schemas.openxmlformats.org/officeDocument/2006/math" xmlns:mc="http://schemas.openxmlformats.org/markup-compatibility/2006" xmlns:mo="http://schemas.microsoft.com/office/mac/office/2008/main" xmlns:mv="urn:schemas-microsoft-com:mac:vml" xmlns:o="urn:schemas-microsoft-com:office:office" xmlns:r="http://schemas.openxmlformats.org/officeDocument/2006/relationships" xmlns:v="urn:schemas-microsoft-com:vml" xmlns:w10="urn:schemas-microsoft-com:office:word" xmlns:w14="http://schemas.microsoft.com/office/word/2010/wordml" xmlns:w="http://schemas.openxmlformats.org/wordprocessingml/2006/main" xmlns:wne="http://schemas.microsoft.com/office/word/2006/wordml" xmlns:wp14="http://schemas.microsoft.com/office/word/2010/wordprocessingDrawing" xmlns:wp="http://schemas.openxmlformats.org/drawingml/2006/wordprocessingDrawing" xmlns:wpc="http://schemas.microsoft.com/office/word/2010/wordprocessingCanvas" xmlns:wpg="http://schemas.microsoft.com/office/word/2010/wordprocessingGroup" xmlns:wpi="http://schemas.microsoft.com/office/word/2010/wordprocessingInk" xmlns:wps="http://schemas.microsoft.com/office/word/2010/wordprocessingShape" mc:Ignorable="w14 wp14">
+  <w:p>
+    <w:pPr>
+      <w:pStyle w:val="Header"/>
+      <w:bidi w:val="1"/>
+    </w:pPr>
+  </w:p>
+</w:hdr>
 </file>
 
 <file path=word/numbering.xml><?xml version="1.0" encoding="utf-8"?>
@@ -6005,10 +6928,10 @@
     <w:rsid w:val="00FC693F"/>
     <w:pPr>
       <w:bidi w:val="1"/>
-      <w:jc w:val="both"/>
+      <w:jc w:val="right"/>
     </w:pPr>
     <w:rPr>
-      <w:rFonts w:ascii="Segoe UI" w:hAnsi="Segoe UI" w:cs="Vazirmatn"/>
+      <w:rFonts w:ascii="Segoe UI" w:hAnsi="Segoe UI" w:cs="Vazirmatn" w:eastAsia="Vazirmatn"/>
       <w:sz w:val="22"/>
       <w:szCs w:val="22"/>
       <w:lang w:val="en-US" w:bidi="fa-IR"/>
